--- a/docs/ENUS_2026_metodoloia.docx
+++ b/docs/ENUS_2026_metodoloia.docx
@@ -23,7 +23,7 @@
         <w:pStyle w:val="Date"/>
       </w:pPr>
       <w:r>
-        <w:t xml:space="preserve">2026-08-23</w:t>
+        <w:t xml:space="preserve">2026-08-24</w:t>
       </w:r>
     </w:p>
     <w:sdt>
@@ -422,7 +422,7 @@
       </w:r>
     </w:p>
     <w:bookmarkEnd w:id="20"/>
-    <w:bookmarkStart w:id="47" w:name="sec-antecedentes"/>
+    <w:bookmarkStart w:id="46" w:name="sec-antecedentes"/>
     <w:p>
       <w:pPr>
         <w:pStyle w:val="Heading1"/>
@@ -544,7 +544,7 @@
         <w:t xml:space="preserve"> </w:t>
       </w:r>
       <w:r>
-        <w:t xml:space="preserve">??</w:t>
+        <w:t xml:space="preserve">3.1</w:t>
       </w:r>
       <w:r>
         <w:t xml:space="preserve">).</w:t>
@@ -617,7 +617,7 @@
         <w:pStyle w:val="BodyText"/>
       </w:pPr>
       <w:r>
-        <w:t xml:space="preserve">Sobre esa base normativa acumulada, la medición de la satisfacción y de las dimensiones asociadas a la interacción de las personas con el sistema de salud ha operado durante casi dos décadas como mecanismo regular de seguimiento de la calidad. Estas mediciones constituyen el antecedente institucional de un tránsito conceptual de mayor alcance: el paso de una medición de satisfacción —construida sobre juicios evaluativos globales del usuario— hacia una medición de experiencia del usuario, que documenta ocurrencias concretas y verificables en dimensiones como el acceso, la oportunidad, la continuidad, el trato recibido y la resolución efectiva de la necesidad en salud.</w:t>
+        <w:t xml:space="preserve">Sobre esa base normativa acumulada, la medición de la satisfacción y de las dimensiones asociadas a la interacción de las personas con el sistema de salud ha operado durante casi dos décadas como mecanismo regular de seguimiento de la calidad. Estas mediciones constituyen el antecedente institucional de una ampliación conceptual de mayor alcance: la incorporación, junto a la medición de satisfacción —construida sobre juicios evaluativos globales del usuario—, de una medición de experiencia del usuario, que documenta ocurrencias concretas y verificables en dimensiones como el acceso, la oportunidad, la continuidad, el trato recibido y la resolución efectiva de la necesidad en salud.</w:t>
       </w:r>
     </w:p>
     <w:p>
@@ -883,16 +883,16 @@
           <w:b/>
           <w:bCs/>
         </w:rPr>
-        <w:t xml:space="preserve">Experiencia del usuario.</w:t>
-      </w:r>
-      <w:r>
-        <w:t xml:space="preserve"> </w:t>
-      </w:r>
-      <w:r>
-        <w:t xml:space="preserve">La ENUS 2026 adopta explícitamente la experiencia del usuario como objeto de medición. Este enfoque busca caracterizar diferentes aspectos de la interacción de las personas con el sistema y los servicios de salud, diferenciándolos de una valoración global de satisfacción. La definición y las dimensiones específicas que conforman este concepto se desarrollan en el marco conceptual de este documento (</w:t>
-      </w:r>
-      <w:r>
-        <w:t xml:space="preserve">??</w:t>
+        <w:t xml:space="preserve">Satisfacción y experiencia del usuario.</w:t>
+      </w:r>
+      <w:r>
+        <w:t xml:space="preserve"> </w:t>
+      </w:r>
+      <w:r>
+        <w:t xml:space="preserve">La ENUS 2026 mide ambos fenómenos de manera complementaria: una valoración global de satisfacción, en continuidad con la serie histórica, y un conjunto de dimensiones específicas de experiencia —hechos concretos de la interacción de las personas con el sistema y los servicios de salud, distintos de esa valoración global—. La definición de cada concepto y las dimensiones específicas de experiencia se desarrollan en el marco conceptual de este documento (</w:t>
+      </w:r>
+      <w:r>
+        <w:t xml:space="preserve">3.1</w:t>
       </w:r>
       <w:r>
         <w:t xml:space="preserve">).</w:t>
@@ -977,7 +977,7 @@
         <w:pStyle w:val="BodyText"/>
       </w:pPr>
       <w:r>
-        <w:t xml:space="preserve">En este sentido, los antecedentes presentados en este capítulo no deben interpretarse como una serie de mediciones homogéneas del mismo indicador. Constituyen, más bien, el proceso mediante el cual el sistema de salud colombiano ha desarrollado diferentes mecanismos para conocer la percepción, satisfacción y experiencia de los usuarios. La ENUS 2026 se desarrolla sobre este recorrido y establece la experiencia del usuario como objeto explícito de medición, de acuerdo con el marco conceptual y normativo que se presenta en los capítulos siguientes.</w:t>
+        <w:t xml:space="preserve">En este sentido, los antecedentes presentados en este capítulo no deben interpretarse como una serie de mediciones homogéneas del mismo indicador. Constituyen, más bien, el proceso mediante el cual el sistema de salud colombiano ha desarrollado diferentes mecanismos para conocer la percepción, satisfacción y experiencia de los usuarios. La ENUS 2026 se desarrolla sobre este recorrido y establece la satisfacción y la experiencia del usuario como objetos explícitos y complementarios de medición, de acuerdo con el marco conceptual y normativo que se presenta en los capítulos siguientes.</w:t>
       </w:r>
     </w:p>
     <w:bookmarkEnd w:id="22"/>
@@ -3773,7 +3773,7 @@
         <w:t xml:space="preserve">este documento (</w:t>
       </w:r>
       <w:r>
-        <w:t xml:space="preserve">??</w:t>
+        <w:t xml:space="preserve">3.1</w:t>
       </w:r>
       <w:r>
         <w:t xml:space="preserve">). La encuesta de 2017 constituye así</w:t>
@@ -4288,7 +4288,7 @@
               <w:jc w:val="right"/>
             </w:pPr>
             <w:r>
-              <w:t xml:space="preserve">—</w:t>
+              <w:t xml:space="preserve">14.845 encuestas válidas (mín. contractual 12.096)</w:t>
             </w:r>
           </w:p>
         </w:tc>
@@ -5121,25 +5121,43 @@
         <w:pStyle w:val="BodyText"/>
       </w:pPr>
       <w:r>
-        <w:t xml:space="preserve">Los principales elementos de población, tamaño de muestra y resultados de esta</w:t>
-      </w:r>
-      <w:r>
-        <w:t xml:space="preserve"> </w:t>
-      </w:r>
-      <w:r>
-        <w:t xml:space="preserve">edición se presentan en la síntesis comparativa</w:t>
-      </w:r>
-      <w:r>
-        <w:t xml:space="preserve"> </w:t>
-      </w:r>
-      <w:r>
-        <w:t xml:space="preserve">(</w:t>
+        <w:t xml:space="preserve">Los principales elementos de diseño y muestra de esta edición se presentan en la</w:t>
+      </w:r>
+      <w:r>
+        <w:t xml:space="preserve"> </w:t>
+      </w:r>
+      <w:r>
+        <w:t xml:space="preserve">tabla comparativa de la Sección</w:t>
+      </w:r>
+      <w:r>
+        <w:t xml:space="preserve"> </w:t>
+      </w:r>
+      <w:r>
+        <w:t xml:space="preserve">1.5.1</w:t>
+      </w:r>
+      <w:r>
+        <w:t xml:space="preserve">; los</w:t>
+      </w:r>
+      <w:r>
+        <w:t xml:space="preserve"> </w:t>
+      </w:r>
+      <w:r>
+        <w:t xml:space="preserve">aprendizajes metodológicos que deja el conjunto del ciclo se sintetizan en la</w:t>
+      </w:r>
+      <w:r>
+        <w:t xml:space="preserve"> </w:t>
+      </w:r>
+      <w:r>
+        <w:t xml:space="preserve">Sección</w:t>
+      </w:r>
+      <w:r>
+        <w:t xml:space="preserve"> </w:t>
       </w:r>
       <w:r>
         <w:t xml:space="preserve">1.6</w:t>
       </w:r>
       <w:r>
-        <w:t xml:space="preserve">).</w:t>
+        <w:t xml:space="preserve">.</w:t>
       </w:r>
     </w:p>
     <w:bookmarkEnd w:id="32"/>
@@ -5958,7 +5976,7 @@
     </w:p>
     <w:bookmarkEnd w:id="38"/>
     <w:bookmarkEnd w:id="39"/>
-    <w:bookmarkStart w:id="40" w:name="enus-2026-como-nueva-línea-base"/>
+    <w:bookmarkStart w:id="40" w:name="X15545aacdbb8a8d42f0b119a588b6379e96c0e5"/>
     <w:p>
       <w:pPr>
         <w:pStyle w:val="Heading2"/>
@@ -5973,7 +5991,7 @@
         <w:tab/>
       </w:r>
       <w:r>
-        <w:t xml:space="preserve">ENUS 2026 como nueva línea base</w:t>
+        <w:t xml:space="preserve">ENUS 2026 como nueva línea base de medición</w:t>
       </w:r>
     </w:p>
     <w:p>
@@ -6005,21 +6023,13 @@
         <w:t xml:space="preserve"> </w:t>
       </w:r>
       <w:r>
-        <w:t xml:space="preserve">indicadores.</w:t>
-      </w:r>
-    </w:p>
-    <w:p>
-      <w:pPr>
-        <w:pStyle w:val="BodyText"/>
-      </w:pPr>
-      <w:r>
-        <w:t xml:space="preserve">Al mismo tiempo, las diferencias acumuladas entre las distintas ediciones hacen</w:t>
-      </w:r>
-      <w:r>
-        <w:t xml:space="preserve"> </w:t>
-      </w:r>
-      <w:r>
-        <w:t xml:space="preserve">que</w:t>
+        <w:t xml:space="preserve">indicadores. Al mismo tiempo, las diferencias acumuladas entre las distintas</w:t>
+      </w:r>
+      <w:r>
+        <w:t xml:space="preserve"> </w:t>
+      </w:r>
+      <w:r>
+        <w:t xml:space="preserve">ediciones hacen que</w:t>
       </w:r>
       <w:r>
         <w:t xml:space="preserve"> </w:t>
@@ -6029,7 +6039,7 @@
           <w:b/>
           <w:bCs/>
         </w:rPr>
-        <w:t xml:space="preserve">la serie 2005-2025 no sea adecuada para establecer una única línea de</w:t>
+        <w:t xml:space="preserve">la serie 2005-2025 no sea adecuada para establecer una</w:t>
       </w:r>
       <w:r>
         <w:rPr>
@@ -6043,28 +6053,28 @@
           <w:b/>
           <w:bCs/>
         </w:rPr>
-        <w:t xml:space="preserve">tendencia de satisfacción o experiencia del usuario</w:t>
-      </w:r>
-      <w:r>
-        <w:t xml:space="preserve">. Los resultados de cada</w:t>
-      </w:r>
-      <w:r>
-        <w:t xml:space="preserve"> </w:t>
-      </w:r>
-      <w:r>
-        <w:t xml:space="preserve">operación conservan su valor como evidencia histórica, pero no deben interpretarse</w:t>
-      </w:r>
-      <w:r>
-        <w:t xml:space="preserve"> </w:t>
-      </w:r>
-      <w:r>
-        <w:t xml:space="preserve">como observaciones sucesivas de una misma encuesta realizada bajo condiciones</w:t>
-      </w:r>
-      <w:r>
-        <w:t xml:space="preserve"> </w:t>
-      </w:r>
-      <w:r>
-        <w:t xml:space="preserve">constantes.</w:t>
+        <w:t xml:space="preserve">única línea de tendencia de satisfacción o experiencia del usuario</w:t>
+      </w:r>
+      <w:r>
+        <w:t xml:space="preserve">: los</w:t>
+      </w:r>
+      <w:r>
+        <w:t xml:space="preserve"> </w:t>
+      </w:r>
+      <w:r>
+        <w:t xml:space="preserve">resultados de cada operación conservan su valor como evidencia histórica, pero</w:t>
+      </w:r>
+      <w:r>
+        <w:t xml:space="preserve"> </w:t>
+      </w:r>
+      <w:r>
+        <w:t xml:space="preserve">no deben interpretarse como observaciones sucesivas de una misma encuesta</w:t>
+      </w:r>
+      <w:r>
+        <w:t xml:space="preserve"> </w:t>
+      </w:r>
+      <w:r>
+        <w:t xml:space="preserve">realizada bajo condiciones constantes.</w:t>
       </w:r>
     </w:p>
     <w:p>
@@ -6072,7 +6082,37 @@
         <w:pStyle w:val="BodyText"/>
       </w:pPr>
       <w:r>
-        <w:t xml:space="preserve">En este contexto,</w:t>
+        <w:t xml:space="preserve">A esta discontinuidad metodológica se suma una discontinuidad normativa. Las</w:t>
+      </w:r>
+      <w:r>
+        <w:t xml:space="preserve"> </w:t>
+      </w:r>
+      <w:r>
+        <w:t xml:space="preserve">mediciones descritas en este capítulo corresponden a ejercicios sucesivos del</w:t>
+      </w:r>
+      <w:r>
+        <w:t xml:space="preserve"> </w:t>
+      </w:r>
+      <w:r>
+        <w:t xml:space="preserve">Ministerio de Salud y Protección Social, cada uno con su propia ficha técnica,</w:t>
+      </w:r>
+      <w:r>
+        <w:t xml:space="preserve"> </w:t>
+      </w:r>
+      <w:r>
+        <w:t xml:space="preserve">sin un marco normativo específico que los articulara como una única serie. ENUS</w:t>
+      </w:r>
+      <w:r>
+        <w:t xml:space="preserve"> </w:t>
+      </w:r>
+      <w:r>
+        <w:t xml:space="preserve">2026, en cambio, cuenta con un fundamento normativo propio: la Resolución 1642 de</w:t>
+      </w:r>
+      <w:r>
+        <w:t xml:space="preserve"> </w:t>
+      </w:r>
+      <w:r>
+        <w:t xml:space="preserve">2026, expedida el 31 de julio de 2026, adopta la</w:t>
       </w:r>
       <w:r>
         <w:t xml:space="preserve"> </w:t>
@@ -6082,7 +6122,7 @@
           <w:b/>
           <w:bCs/>
         </w:rPr>
-        <w:t xml:space="preserve">la ENUS 2026 se establece como una nueva línea base para la</w:t>
+        <w:t xml:space="preserve">Encuesta Nacional de</w:t>
       </w:r>
       <w:r>
         <w:rPr>
@@ -6096,280 +6136,49 @@
           <w:b/>
           <w:bCs/>
         </w:rPr>
-        <w:t xml:space="preserve">medición de la experiencia del usuario en salud</w:t>
-      </w:r>
-      <w:r>
-        <w:t xml:space="preserve">. Sus resultados no se plantean</w:t>
-      </w:r>
-      <w:r>
-        <w:t xml:space="preserve"> </w:t>
-      </w:r>
-      <w:r>
-        <w:t xml:space="preserve">como una continuación directa de los indicadores históricos de satisfacción, sino</w:t>
-      </w:r>
-      <w:r>
-        <w:t xml:space="preserve"> </w:t>
-      </w:r>
-      <w:r>
-        <w:t xml:space="preserve">como el punto de partida de una nueva serie estadística de largo plazo.</w:t>
-      </w:r>
-    </w:p>
-    <w:p>
-      <w:pPr>
-        <w:pStyle w:val="BodyText"/>
-      </w:pPr>
-      <w:r>
-        <w:t xml:space="preserve">Para que esta nueva serie sea comparable, la ENUS 2026 debe establecer desde su</w:t>
-      </w:r>
-      <w:r>
-        <w:t xml:space="preserve"> </w:t>
-      </w:r>
-      <w:r>
-        <w:t xml:space="preserve">primera aplicación una definición clara de la población objetivo, un diseño</w:t>
-      </w:r>
-      <w:r>
-        <w:t xml:space="preserve"> </w:t>
-      </w:r>
-      <w:r>
-        <w:t xml:space="preserve">muestral documentado, procedimientos reproducibles de selección y ponderación, un</w:t>
-      </w:r>
-      <w:r>
-        <w:t xml:space="preserve"> </w:t>
-      </w:r>
-      <w:r>
-        <w:t xml:space="preserve">instrumento estructurado a partir de una definición estable de experiencia del</w:t>
-      </w:r>
-      <w:r>
-        <w:t xml:space="preserve"> </w:t>
-      </w:r>
-      <w:r>
-        <w:t xml:space="preserve">usuario y reglas claras para el procesamiento, estimación y cálculo de indicadores.</w:t>
-      </w:r>
-    </w:p>
-    <w:p>
-      <w:pPr>
-        <w:pStyle w:val="BodyText"/>
-      </w:pPr>
-      <w:r>
-        <w:t xml:space="preserve">Las futuras mediciones deberán conservar un conjunto básico de elementos que</w:t>
-      </w:r>
-      <w:r>
-        <w:t xml:space="preserve"> </w:t>
-      </w:r>
-      <w:r>
-        <w:t xml:space="preserve">permita mantener la comparabilidad en el tiempo. Cuando sea necesario introducir</w:t>
-      </w:r>
-      <w:r>
-        <w:t xml:space="preserve"> </w:t>
-      </w:r>
-      <w:r>
-        <w:t xml:space="preserve">cambios en la población, el diseño, el instrumento o los procedimientos de</w:t>
-      </w:r>
-      <w:r>
-        <w:t xml:space="preserve"> </w:t>
-      </w:r>
-      <w:r>
-        <w:t xml:space="preserve">estimación, estos deberán documentarse y evaluarse antes de incorporarlos a la</w:t>
-      </w:r>
-      <w:r>
-        <w:t xml:space="preserve"> </w:t>
-      </w:r>
-      <w:r>
-        <w:t xml:space="preserve">serie, de manera que sea posible identificar y tratar adecuadamente cualquier</w:t>
-      </w:r>
-      <w:r>
-        <w:t xml:space="preserve"> </w:t>
-      </w:r>
-      <w:r>
-        <w:t xml:space="preserve">ruptura de comparabilidad.</w:t>
-      </w:r>
-    </w:p>
-    <w:p>
-      <w:pPr>
-        <w:pStyle w:val="BodyText"/>
-      </w:pPr>
-      <w:r>
-        <w:t xml:space="preserve">De esta manera, las mediciones realizadas antes de 2026 cumplen una función</w:t>
-      </w:r>
-      <w:r>
-        <w:t xml:space="preserve"> </w:t>
-      </w:r>
-      <w:r>
-        <w:t xml:space="preserve">fundamental como</w:t>
-      </w:r>
-      <w:r>
-        <w:t xml:space="preserve"> </w:t>
-      </w:r>
-      <w:r>
-        <w:rPr>
-          <w:b/>
-          <w:bCs/>
-        </w:rPr>
-        <w:t xml:space="preserve">antecedentes históricos</w:t>
-      </w:r>
-      <w:r>
-        <w:t xml:space="preserve">, mientras que la ENUS 2026 establece</w:t>
-      </w:r>
-      <w:r>
-        <w:t xml:space="preserve"> </w:t>
-      </w:r>
-      <w:r>
-        <w:t xml:space="preserve">el punto de partida para una nueva serie de medición de la experiencia del usuario.</w:t>
-      </w:r>
-      <w:r>
-        <w:t xml:space="preserve"> </w:t>
-      </w:r>
-      <w:r>
-        <w:t xml:space="preserve">A partir de esta línea base, los cambios observados en las mediciones posteriores</w:t>
-      </w:r>
-      <w:r>
-        <w:t xml:space="preserve"> </w:t>
-      </w:r>
-      <w:r>
-        <w:t xml:space="preserve">podrán interpretarse con mayor confianza como cambios en la experiencia de los</w:t>
-      </w:r>
-      <w:r>
-        <w:t xml:space="preserve"> </w:t>
-      </w:r>
-      <w:r>
-        <w:t xml:space="preserve">usuarios y no como consecuencia de modificaciones en la propia operación</w:t>
-      </w:r>
-      <w:r>
-        <w:t xml:space="preserve"> </w:t>
-      </w:r>
-      <w:r>
-        <w:t xml:space="preserve">estadística.</w:t>
-      </w:r>
-    </w:p>
-    <w:bookmarkEnd w:id="40"/>
-    <w:bookmarkStart w:id="41" w:name="Xc570e95f25faed72f3bbe8c76540f7e945f3f84"/>
-    <w:p>
-      <w:pPr>
-        <w:pStyle w:val="Heading2"/>
-      </w:pPr>
-      <w:r>
-        <w:rPr>
-          <w:rStyle w:val="SectionNumber"/>
-        </w:rPr>
-        <w:t xml:space="preserve">1.8</w:t>
-      </w:r>
-      <w:r>
-        <w:tab/>
-      </w:r>
-      <w:r>
-        <w:t xml:space="preserve">Marco normativo de ENUS 2026: una nueva etapa de medición</w:t>
-      </w:r>
-    </w:p>
-    <w:p>
-      <w:pPr>
-        <w:pStyle w:val="FirstParagraph"/>
-      </w:pPr>
-      <w:r>
-        <w:t xml:space="preserve">Las mediciones descritas en este capítulo corresponden a diferentes ejercicios</w:t>
-      </w:r>
-      <w:r>
-        <w:t xml:space="preserve"> </w:t>
-      </w:r>
-      <w:r>
-        <w:t xml:space="preserve">realizados por el Ministerio de Salud y Protección Social para conocer la</w:t>
-      </w:r>
-      <w:r>
-        <w:t xml:space="preserve"> </w:t>
-      </w:r>
-      <w:r>
-        <w:t xml:space="preserve">percepción y satisfacción de los usuarios. ENUS 2026 tiene una característica</w:t>
-      </w:r>
-      <w:r>
-        <w:t xml:space="preserve"> </w:t>
-      </w:r>
-      <w:r>
-        <w:t xml:space="preserve">adicional: cuenta con un marco normativo específico que la adopta como instrumento</w:t>
-      </w:r>
-      <w:r>
-        <w:t xml:space="preserve"> </w:t>
-      </w:r>
-      <w:r>
-        <w:t xml:space="preserve">oficial para la medición de la experiencia del usuario y del desempeño de los</w:t>
-      </w:r>
-      <w:r>
-        <w:t xml:space="preserve"> </w:t>
-      </w:r>
-      <w:r>
-        <w:t xml:space="preserve">actores del sistema de salud.</w:t>
-      </w:r>
-    </w:p>
-    <w:p>
-      <w:pPr>
-        <w:pStyle w:val="BodyText"/>
-      </w:pPr>
-      <w:r>
-        <w:t xml:space="preserve">La Resolución 1642 de 2026, expedida el 31 de julio de 2026, adopta la</w:t>
-      </w:r>
-      <w:r>
-        <w:t xml:space="preserve"> </w:t>
-      </w:r>
-      <w:r>
-        <w:rPr>
-          <w:b/>
-          <w:bCs/>
-        </w:rPr>
-        <w:t xml:space="preserve">Encuesta</w:t>
-      </w:r>
-      <w:r>
-        <w:rPr>
-          <w:b/>
-          <w:bCs/>
-        </w:rPr>
-        <w:t xml:space="preserve"> </w:t>
-      </w:r>
-      <w:r>
-        <w:rPr>
-          <w:b/>
-          <w:bCs/>
-        </w:rPr>
-        <w:t xml:space="preserve">Nacional de Experiencia del Usuario en Salud (ENUS)</w:t>
-      </w:r>
-      <w:r>
-        <w:t xml:space="preserve"> </w:t>
-      </w:r>
-      <w:r>
-        <w:t xml:space="preserve">como instrumento oficial y</w:t>
-      </w:r>
-      <w:r>
-        <w:t xml:space="preserve"> </w:t>
-      </w:r>
-      <w:r>
-        <w:t xml:space="preserve">establece que su naturaleza es permanente y continua. La resolución define la ENUS</w:t>
-      </w:r>
-      <w:r>
-        <w:t xml:space="preserve"> </w:t>
-      </w:r>
-      <w:r>
-        <w:t xml:space="preserve">como un instrumento digital para recoger información sobre la experiencia del</w:t>
-      </w:r>
-      <w:r>
-        <w:t xml:space="preserve"> </w:t>
-      </w:r>
-      <w:r>
-        <w:t xml:space="preserve">afiliado frente a los servicios recibidos y dispone que su diseño metodológico</w:t>
-      </w:r>
-      <w:r>
-        <w:t xml:space="preserve"> </w:t>
-      </w:r>
-      <w:r>
-        <w:t xml:space="preserve">debe garantizar la representatividad estadística, el control sobre la generación</w:t>
-      </w:r>
-      <w:r>
-        <w:t xml:space="preserve"> </w:t>
-      </w:r>
-      <w:r>
-        <w:t xml:space="preserve">de la información, la comparabilidad de los resultados en el tiempo y la reducción</w:t>
-      </w:r>
-      <w:r>
-        <w:t xml:space="preserve"> </w:t>
-      </w:r>
-      <w:r>
-        <w:t xml:space="preserve">de los sesgos asociados a la autoselección de los participantes</w:t>
+        <w:t xml:space="preserve">Experiencia del Usuario en Salud (ENUS)</w:t>
+      </w:r>
+      <w:r>
+        <w:t xml:space="preserve"> </w:t>
+      </w:r>
+      <w:r>
+        <w:t xml:space="preserve">como instrumento oficial y establece</w:t>
+      </w:r>
+      <w:r>
+        <w:t xml:space="preserve"> </w:t>
+      </w:r>
+      <w:r>
+        <w:t xml:space="preserve">que su naturaleza es permanente y continua. La resolución define la ENUS como un</w:t>
+      </w:r>
+      <w:r>
+        <w:t xml:space="preserve"> </w:t>
+      </w:r>
+      <w:r>
+        <w:t xml:space="preserve">instrumento digital para recoger información sobre la experiencia del afiliado</w:t>
+      </w:r>
+      <w:r>
+        <w:t xml:space="preserve"> </w:t>
+      </w:r>
+      <w:r>
+        <w:t xml:space="preserve">frente a los servicios recibidos, y dispone que su diseño metodológico debe</w:t>
+      </w:r>
+      <w:r>
+        <w:t xml:space="preserve"> </w:t>
+      </w:r>
+      <w:r>
+        <w:t xml:space="preserve">garantizar la representatividad estadística, el control sobre la generación de la</w:t>
+      </w:r>
+      <w:r>
+        <w:t xml:space="preserve"> </w:t>
+      </w:r>
+      <w:r>
+        <w:t xml:space="preserve">información, la comparabilidad de los resultados en el tiempo y la reducción de</w:t>
+      </w:r>
+      <w:r>
+        <w:t xml:space="preserve"> </w:t>
+      </w:r>
+      <w:r>
+        <w:t xml:space="preserve">los sesgos asociados a la autoselección de los participantes</w:t>
       </w:r>
       <w:r>
         <w:t xml:space="preserve"> </w:t>
@@ -6461,57 +6270,19 @@
         <w:pStyle w:val="BodyText"/>
       </w:pPr>
       <w:r>
-        <w:t xml:space="preserve">Este nuevo marco diferencia a la ENUS de las mediciones históricas descritas</w:t>
-      </w:r>
-      <w:r>
-        <w:t xml:space="preserve"> </w:t>
-      </w:r>
-      <w:r>
-        <w:t xml:space="preserve">anteriormente. Estas correspondieron a encuestas realizadas en momentos</w:t>
-      </w:r>
-      <w:r>
-        <w:t xml:space="preserve"> </w:t>
-      </w:r>
-      <w:r>
-        <w:t xml:space="preserve">determinados, con cambios sucesivos en sus poblaciones, instrumentos y diseños.</w:t>
-      </w:r>
-      <w:r>
-        <w:t xml:space="preserve"> </w:t>
-      </w:r>
-      <w:r>
-        <w:t xml:space="preserve">La ENUS, en cambio, se concibe desde su adopción normativa como un mecanismo</w:t>
-      </w:r>
-      <w:r>
-        <w:t xml:space="preserve"> </w:t>
-      </w:r>
-      <w:r>
-        <w:t xml:space="preserve">permanente de medición y seguimiento. Esto implica que la operación debe contar</w:t>
-      </w:r>
-      <w:r>
-        <w:t xml:space="preserve"> </w:t>
-      </w:r>
-      <w:r>
-        <w:t xml:space="preserve">con condiciones metodológicas que permitan mantener la comparabilidad de sus</w:t>
-      </w:r>
-      <w:r>
-        <w:t xml:space="preserve"> </w:t>
-      </w:r>
-      <w:r>
-        <w:t xml:space="preserve">resultados a través del tiempo.</w:t>
-      </w:r>
-    </w:p>
-    <w:p>
-      <w:pPr>
-        <w:pStyle w:val="BodyText"/>
-      </w:pPr>
-      <w:r>
-        <w:t xml:space="preserve">En este contexto, la ENUS 2026 no debe entenderse simplemente como una nueva</w:t>
-      </w:r>
-      <w:r>
-        <w:t xml:space="preserve"> </w:t>
-      </w:r>
-      <w:r>
-        <w:t xml:space="preserve">edición de las encuestas históricas, sino como el</w:t>
+        <w:t xml:space="preserve">Por estas dos razones —metodológica y normativa—, la ENUS 2026 no debe</w:t>
+      </w:r>
+      <w:r>
+        <w:t xml:space="preserve"> </w:t>
+      </w:r>
+      <w:r>
+        <w:t xml:space="preserve">entenderse como una nueva edición de las encuestas históricas de satisfacción,</w:t>
+      </w:r>
+      <w:r>
+        <w:t xml:space="preserve"> </w:t>
+      </w:r>
+      <w:r>
+        <w:t xml:space="preserve">sino como el</w:t>
       </w:r>
       <w:r>
         <w:t xml:space="preserve"> </w:t>
@@ -6521,7 +6292,7 @@
           <w:b/>
           <w:bCs/>
         </w:rPr>
-        <w:t xml:space="preserve">punto de partida de una nueva</w:t>
+        <w:t xml:space="preserve">punto de partida de una nueva serie de medición de la</w:t>
       </w:r>
       <w:r>
         <w:rPr>
@@ -6535,7 +6306,7 @@
           <w:b/>
           <w:bCs/>
         </w:rPr>
-        <w:t xml:space="preserve">serie de medición de la experiencia del usuario en salud</w:t>
+        <w:t xml:space="preserve">satisfacción y la experiencia del usuario en salud</w:t>
       </w:r>
       <w:r>
         <w:t xml:space="preserve">. La primera medición</w:t>
@@ -6544,35 +6315,133 @@
         <w:t xml:space="preserve"> </w:t>
       </w:r>
       <w:r>
-        <w:t xml:space="preserve">establecerá la línea base sobre la cual se realizarán las mediciones posteriores.</w:t>
-      </w:r>
-      <w:r>
-        <w:t xml:space="preserve"> </w:t>
-      </w:r>
-      <w:r>
-        <w:t xml:space="preserve">Para preservar su comparabilidad, será necesario mantener estables las</w:t>
-      </w:r>
-      <w:r>
-        <w:t xml:space="preserve"> </w:t>
-      </w:r>
-      <w:r>
-        <w:t xml:space="preserve">definiciones, dimensiones e indicadores centrales de la operación y documentar</w:t>
-      </w:r>
-      <w:r>
-        <w:t xml:space="preserve"> </w:t>
-      </w:r>
-      <w:r>
-        <w:t xml:space="preserve">cualquier modificación metodológica que pueda afectar la interpretación de los</w:t>
-      </w:r>
-      <w:r>
-        <w:t xml:space="preserve"> </w:t>
-      </w:r>
-      <w:r>
-        <w:t xml:space="preserve">resultados.</w:t>
-      </w:r>
-    </w:p>
-    <w:bookmarkEnd w:id="41"/>
-    <w:bookmarkStart w:id="46" w:name="sec-referentes-internacionales"/>
+        <w:t xml:space="preserve">establecerá la línea base sobre la cual se realizarán las mediciones</w:t>
+      </w:r>
+      <w:r>
+        <w:t xml:space="preserve"> </w:t>
+      </w:r>
+      <w:r>
+        <w:t xml:space="preserve">posteriores.</w:t>
+      </w:r>
+    </w:p>
+    <w:p>
+      <w:pPr>
+        <w:pStyle w:val="BodyText"/>
+      </w:pPr>
+      <w:r>
+        <w:t xml:space="preserve">Para que esta nueva serie sea comparable, la ENUS 2026 debe mantener estables,</w:t>
+      </w:r>
+      <w:r>
+        <w:t xml:space="preserve"> </w:t>
+      </w:r>
+      <w:r>
+        <w:t xml:space="preserve">desde su primera aplicación, una definición clara de la población objetivo, un</w:t>
+      </w:r>
+      <w:r>
+        <w:t xml:space="preserve"> </w:t>
+      </w:r>
+      <w:r>
+        <w:t xml:space="preserve">diseño muestral documentado, procedimientos reproducibles de selección y</w:t>
+      </w:r>
+      <w:r>
+        <w:t xml:space="preserve"> </w:t>
+      </w:r>
+      <w:r>
+        <w:t xml:space="preserve">ponderación, un instrumento estructurado a partir de una definición estable de</w:t>
+      </w:r>
+      <w:r>
+        <w:t xml:space="preserve"> </w:t>
+      </w:r>
+      <w:r>
+        <w:t xml:space="preserve">experiencia del usuario, y reglas claras para el procesamiento, estimación y</w:t>
+      </w:r>
+      <w:r>
+        <w:t xml:space="preserve"> </w:t>
+      </w:r>
+      <w:r>
+        <w:t xml:space="preserve">cálculo de indicadores. Cuando sea necesario introducir cambios en alguno de</w:t>
+      </w:r>
+      <w:r>
+        <w:t xml:space="preserve"> </w:t>
+      </w:r>
+      <w:r>
+        <w:t xml:space="preserve">estos elementos, deberán documentarse y evaluarse antes de incorporarlos a la</w:t>
+      </w:r>
+      <w:r>
+        <w:t xml:space="preserve"> </w:t>
+      </w:r>
+      <w:r>
+        <w:t xml:space="preserve">serie, de manera que sea posible identificar y tratar adecuadamente cualquier</w:t>
+      </w:r>
+      <w:r>
+        <w:t xml:space="preserve"> </w:t>
+      </w:r>
+      <w:r>
+        <w:t xml:space="preserve">ruptura de comparabilidad.</w:t>
+      </w:r>
+    </w:p>
+    <w:p>
+      <w:pPr>
+        <w:pStyle w:val="BodyText"/>
+      </w:pPr>
+      <w:r>
+        <w:t xml:space="preserve">De esta manera, las mediciones realizadas antes de 2026 cumplen una función</w:t>
+      </w:r>
+      <w:r>
+        <w:t xml:space="preserve"> </w:t>
+      </w:r>
+      <w:r>
+        <w:t xml:space="preserve">fundamental como</w:t>
+      </w:r>
+      <w:r>
+        <w:t xml:space="preserve"> </w:t>
+      </w:r>
+      <w:r>
+        <w:rPr>
+          <w:b/>
+          <w:bCs/>
+        </w:rPr>
+        <w:t xml:space="preserve">antecedentes históricos</w:t>
+      </w:r>
+      <w:r>
+        <w:t xml:space="preserve"> </w:t>
+      </w:r>
+      <w:r>
+        <w:t xml:space="preserve">—metodológicos y de contenido—, y la</w:t>
+      </w:r>
+      <w:r>
+        <w:t xml:space="preserve"> </w:t>
+      </w:r>
+      <w:r>
+        <w:t xml:space="preserve">Resolución 1642 de 2026 aporta el fundamento institucional que ninguna de ellas</w:t>
+      </w:r>
+      <w:r>
+        <w:t xml:space="preserve"> </w:t>
+      </w:r>
+      <w:r>
+        <w:t xml:space="preserve">tuvo. A partir de esta línea base, los cambios observados en las mediciones</w:t>
+      </w:r>
+      <w:r>
+        <w:t xml:space="preserve"> </w:t>
+      </w:r>
+      <w:r>
+        <w:t xml:space="preserve">posteriores de ENUS podrán interpretarse con mayor confianza como cambios en la</w:t>
+      </w:r>
+      <w:r>
+        <w:t xml:space="preserve"> </w:t>
+      </w:r>
+      <w:r>
+        <w:t xml:space="preserve">experiencia de los usuarios y no como consecuencia de modificaciones en la propia</w:t>
+      </w:r>
+      <w:r>
+        <w:t xml:space="preserve"> </w:t>
+      </w:r>
+      <w:r>
+        <w:t xml:space="preserve">operación estadística.</w:t>
+      </w:r>
+    </w:p>
+    <w:bookmarkEnd w:id="40"/>
+    <w:bookmarkStart w:id="45" w:name="sec-referentes-internacionales"/>
     <w:p>
       <w:pPr>
         <w:pStyle w:val="Heading2"/>
@@ -6581,7 +6450,7 @@
         <w:rPr>
           <w:rStyle w:val="SectionNumber"/>
         </w:rPr>
-        <w:t xml:space="preserve">1.9</w:t>
+        <w:t xml:space="preserve">1.8</w:t>
       </w:r>
       <w:r>
         <w:tab/>
@@ -6708,7 +6577,7 @@
         <w:t xml:space="preserve">reconocer buenas prácticas para producir información comparable.</w:t>
       </w:r>
     </w:p>
-    <w:bookmarkStart w:id="42" w:name="Xeeb0b07305e82f8b71f1953ebc831b9bd88f931"/>
+    <w:bookmarkStart w:id="41" w:name="Xeeb0b07305e82f8b71f1953ebc831b9bd88f931"/>
     <w:p>
       <w:pPr>
         <w:pStyle w:val="Heading3"/>
@@ -6717,7 +6586,7 @@
         <w:rPr>
           <w:rStyle w:val="SectionNumber"/>
         </w:rPr>
-        <w:t xml:space="preserve">1.9.1</w:t>
+        <w:t xml:space="preserve">1.8.1</w:t>
       </w:r>
       <w:r>
         <w:tab/>
@@ -6997,7 +6866,7 @@
         <w:t xml:space="preserve">conceptual (</w:t>
       </w:r>
       <w:r>
-        <w:t xml:space="preserve">??</w:t>
+        <w:t xml:space="preserve">3.1</w:t>
       </w:r>
       <w:r>
         <w:t xml:space="preserve">).</w:t>
@@ -7049,8 +6918,8 @@
         <w:t xml:space="preserve">.</w:t>
       </w:r>
     </w:p>
-    <w:bookmarkEnd w:id="42"/>
-    <w:bookmarkStart w:id="43" w:name="Xfe67c5ac79d7159334589175213917bc0d079bf"/>
+    <w:bookmarkEnd w:id="41"/>
+    <w:bookmarkStart w:id="42" w:name="Xfe67c5ac79d7159334589175213917bc0d079bf"/>
     <w:p>
       <w:pPr>
         <w:pStyle w:val="Heading3"/>
@@ -7059,7 +6928,7 @@
         <w:rPr>
           <w:rStyle w:val="SectionNumber"/>
         </w:rPr>
-        <w:t xml:space="preserve">1.9.2</w:t>
+        <w:t xml:space="preserve">1.8.2</w:t>
       </w:r>
       <w:r>
         <w:tab/>
@@ -7300,8 +7169,8 @@
         <w:t xml:space="preserve">directamente desde la perspectiva de las personas usuarias.</w:t>
       </w:r>
     </w:p>
-    <w:bookmarkEnd w:id="43"/>
-    <w:bookmarkStart w:id="44" w:name="X09061f2213db83dba0ea986308f6512c768dfbe"/>
+    <w:bookmarkEnd w:id="42"/>
+    <w:bookmarkStart w:id="43" w:name="X09061f2213db83dba0ea986308f6512c768dfbe"/>
     <w:p>
       <w:pPr>
         <w:pStyle w:val="Heading3"/>
@@ -7310,7 +7179,7 @@
         <w:rPr>
           <w:rStyle w:val="SectionNumber"/>
         </w:rPr>
-        <w:t xml:space="preserve">1.9.3</w:t>
+        <w:t xml:space="preserve">1.8.3</w:t>
       </w:r>
       <w:r>
         <w:tab/>
@@ -7597,8 +7466,8 @@
         <w:t xml:space="preserve">, evitando que ambos conceptos se mezclen en un mismo indicador.</w:t>
       </w:r>
     </w:p>
-    <w:bookmarkEnd w:id="44"/>
-    <w:bookmarkStart w:id="45" w:name="X140dbfadb0326b75808cf6f58c01238bb3e27e3"/>
+    <w:bookmarkEnd w:id="43"/>
+    <w:bookmarkStart w:id="44" w:name="X140dbfadb0326b75808cf6f58c01238bb3e27e3"/>
     <w:p>
       <w:pPr>
         <w:pStyle w:val="Heading3"/>
@@ -7607,7 +7476,7 @@
         <w:rPr>
           <w:rStyle w:val="SectionNumber"/>
         </w:rPr>
-        <w:t xml:space="preserve">1.9.4</w:t>
+        <w:t xml:space="preserve">1.8.4</w:t>
       </w:r>
       <w:r>
         <w:tab/>
@@ -7875,20 +7744,5830 @@
         <w:t xml:space="preserve">y se desarrollan en los capítulos correspondientes de este documento.</w:t>
       </w:r>
     </w:p>
+    <w:bookmarkEnd w:id="44"/>
     <w:bookmarkEnd w:id="45"/>
     <w:bookmarkEnd w:id="46"/>
+    <w:bookmarkStart w:id="49" w:name="sec-objetivo"/>
+    <w:p>
+      <w:pPr>
+        <w:pStyle w:val="Heading1"/>
+      </w:pPr>
+      <w:r>
+        <w:rPr>
+          <w:rStyle w:val="SectionNumber"/>
+        </w:rPr>
+        <w:t xml:space="preserve">2</w:t>
+      </w:r>
+      <w:r>
+        <w:tab/>
+      </w:r>
+      <w:r>
+        <w:t xml:space="preserve">Objetivo de la ENUS 2026</w:t>
+      </w:r>
+    </w:p>
+    <w:bookmarkStart w:id="47" w:name="objetivo-general"/>
+    <w:p>
+      <w:pPr>
+        <w:pStyle w:val="Heading2"/>
+      </w:pPr>
+      <w:r>
+        <w:rPr>
+          <w:rStyle w:val="SectionNumber"/>
+        </w:rPr>
+        <w:t xml:space="preserve">2.1</w:t>
+      </w:r>
+      <w:r>
+        <w:tab/>
+      </w:r>
+      <w:r>
+        <w:t xml:space="preserve">Objetivo general</w:t>
+      </w:r>
+    </w:p>
+    <w:p>
+      <w:pPr>
+        <w:pStyle w:val="FirstParagraph"/>
+      </w:pPr>
+      <w:r>
+        <w:t xml:space="preserve">Medir la</w:t>
+      </w:r>
+      <w:r>
+        <w:t xml:space="preserve"> </w:t>
+      </w:r>
+      <w:r>
+        <w:rPr>
+          <w:i/>
+          <w:iCs/>
+        </w:rPr>
+        <w:t xml:space="preserve">satisfacción y la experiencia de las personas usuarias</w:t>
+      </w:r>
+      <w:r>
+        <w:t xml:space="preserve"> </w:t>
+      </w:r>
+      <w:r>
+        <w:t xml:space="preserve">del Sistema General de Seguridad Social en Salud (SGSSS) con los servicios de salud utilizados, mediante una operación estadística de recolección continua, para producir información periódica, comparable y estadísticamente sustentada que contribuya al seguimiento, la evaluación y el mejoramiento de la calidad de los servicios de salud.</w:t>
+      </w:r>
+    </w:p>
     <w:bookmarkEnd w:id="47"/>
-    <w:bookmarkStart w:id="89" w:name="referencias"/>
+    <w:bookmarkStart w:id="48" w:name="objetivos-específicos"/>
+    <w:p>
+      <w:pPr>
+        <w:pStyle w:val="Heading2"/>
+      </w:pPr>
+      <w:r>
+        <w:rPr>
+          <w:rStyle w:val="SectionNumber"/>
+        </w:rPr>
+        <w:t xml:space="preserve">2.2</w:t>
+      </w:r>
+      <w:r>
+        <w:tab/>
+      </w:r>
+      <w:r>
+        <w:t xml:space="preserve">Objetivos específicos</w:t>
+      </w:r>
+    </w:p>
+    <w:p>
+      <w:pPr>
+        <w:numPr>
+          <w:ilvl w:val="0"/>
+          <w:numId w:val="1006"/>
+        </w:numPr>
+      </w:pPr>
+      <w:r>
+        <w:rPr>
+          <w:i/>
+          <w:iCs/>
+        </w:rPr>
+        <w:t xml:space="preserve">Medir la satisfacción de las personas usuarias</w:t>
+      </w:r>
+      <w:r>
+        <w:t xml:space="preserve"> </w:t>
+      </w:r>
+      <w:r>
+        <w:t xml:space="preserve">con los servicios de salud utilizados, como valoración general de la atención recibida.</w:t>
+      </w:r>
+    </w:p>
+    <w:p>
+      <w:pPr>
+        <w:numPr>
+          <w:ilvl w:val="0"/>
+          <w:numId w:val="1006"/>
+        </w:numPr>
+      </w:pPr>
+      <w:r>
+        <w:rPr>
+          <w:i/>
+          <w:iCs/>
+        </w:rPr>
+        <w:t xml:space="preserve">Medir las principales dimensiones de la experiencia del usuario</w:t>
+      </w:r>
+      <w:r>
+        <w:t xml:space="preserve"> </w:t>
+      </w:r>
+      <w:r>
+        <w:t xml:space="preserve">en la interacción con los servicios de salud, considerando aspectos relacionados con la accesibilidad, oportunidad, trato digno, comunicación y resolutividad.</w:t>
+      </w:r>
+    </w:p>
+    <w:p>
+      <w:pPr>
+        <w:numPr>
+          <w:ilvl w:val="0"/>
+          <w:numId w:val="1006"/>
+        </w:numPr>
+      </w:pPr>
+      <w:r>
+        <w:rPr>
+          <w:i/>
+          <w:iCs/>
+        </w:rPr>
+        <w:t xml:space="preserve">Producir información periódica y oportuna</w:t>
+      </w:r>
+      <w:r>
+        <w:t xml:space="preserve"> </w:t>
+      </w:r>
+      <w:r>
+        <w:t xml:space="preserve">sobre la satisfacción y la experiencia de las personas usuarias mediante un esquema de recolección continua que permita identificar cambios en los principales indicadores con menor rezago temporal.</w:t>
+      </w:r>
+    </w:p>
+    <w:p>
+      <w:pPr>
+        <w:numPr>
+          <w:ilvl w:val="0"/>
+          <w:numId w:val="1006"/>
+        </w:numPr>
+      </w:pPr>
+      <w:r>
+        <w:rPr>
+          <w:i/>
+          <w:iCs/>
+        </w:rPr>
+        <w:t xml:space="preserve">Minimizar el potencial sesgo de recuerdo</w:t>
+      </w:r>
+      <w:r>
+        <w:t xml:space="preserve"> </w:t>
+      </w:r>
+      <w:r>
+        <w:t xml:space="preserve">mediante la recolección de información en proximidad temporal a la utilización del servicio de salud, favoreciendo un reporte más cercano a la experiencia efectivamente vivida por la persona usuaria.</w:t>
+      </w:r>
+    </w:p>
+    <w:p>
+      <w:pPr>
+        <w:numPr>
+          <w:ilvl w:val="0"/>
+          <w:numId w:val="1006"/>
+        </w:numPr>
+      </w:pPr>
+      <w:r>
+        <w:rPr>
+          <w:i/>
+          <w:iCs/>
+        </w:rPr>
+        <w:t xml:space="preserve">Producir estimaciones para los principales dominios de interés</w:t>
+      </w:r>
+      <w:r>
+        <w:t xml:space="preserve"> </w:t>
+      </w:r>
+      <w:r>
+        <w:t xml:space="preserve">de la operación, incluyendo características sociodemográficas, de afiliación, territoriales y relacionadas con el tipo de servicio utilizado, siempre que los niveles de precisión y confiabilidad estadística permitan sustentar dichas desagregaciones.</w:t>
+      </w:r>
+    </w:p>
+    <w:p>
+      <w:pPr>
+        <w:numPr>
+          <w:ilvl w:val="0"/>
+          <w:numId w:val="1006"/>
+        </w:numPr>
+      </w:pPr>
+      <w:r>
+        <w:rPr>
+          <w:i/>
+          <w:iCs/>
+        </w:rPr>
+        <w:t xml:space="preserve">Mantener la comparabilidad temporal de los principales indicadores</w:t>
+      </w:r>
+      <w:r>
+        <w:t xml:space="preserve"> </w:t>
+      </w:r>
+      <w:r>
+        <w:t xml:space="preserve">de satisfacción y experiencia del usuario con las mediciones anteriores, preservando la continuidad conceptual y metodológica cuando resulte pertinente y documentando los cambios que puedan afectar la interpretación de las series.</w:t>
+      </w:r>
+    </w:p>
+    <w:p>
+      <w:pPr>
+        <w:numPr>
+          <w:ilvl w:val="0"/>
+          <w:numId w:val="1006"/>
+        </w:numPr>
+      </w:pPr>
+      <w:r>
+        <w:rPr>
+          <w:i/>
+          <w:iCs/>
+        </w:rPr>
+        <w:t xml:space="preserve">Proporcionar información estadística pertinente para el seguimiento de la satisfacción y experiencia de los usuarios</w:t>
+      </w:r>
+      <w:r>
+        <w:t xml:space="preserve">, que contribuya a la evaluación y al mejoramiento de las políticas, estrategias y acciones relacionadas con la calidad de los servicios de salud.</w:t>
+      </w:r>
+    </w:p>
+    <w:bookmarkEnd w:id="48"/>
+    <w:bookmarkEnd w:id="49"/>
+    <w:bookmarkStart w:id="58" w:name="sec-alcance"/>
     <w:p>
       <w:pPr>
         <w:pStyle w:val="Heading1"/>
       </w:pPr>
       <w:r>
+        <w:rPr>
+          <w:rStyle w:val="SectionNumber"/>
+        </w:rPr>
+        <w:t xml:space="preserve">3</w:t>
+      </w:r>
+      <w:r>
+        <w:tab/>
+      </w:r>
+      <w:r>
+        <w:t xml:space="preserve">Alcance de la operación estadística</w:t>
+      </w:r>
+    </w:p>
+    <w:p>
+      <w:pPr>
+        <w:pStyle w:val="FirstParagraph"/>
+      </w:pPr>
+      <w:r>
+        <w:t xml:space="preserve">El alcance de ENUS 2026 delimita los fenómenos objeto de medición, la población a la que se refieren los resultados, las unidades de observación, la cobertura territorial y temporal, los servicios de salud considerados y los principales dominios de análisis. Estas definiciones establecen el ámbito de interpretación de los resultados y los límites de la información que puede producir la operación estadística.</w:t>
+      </w:r>
+    </w:p>
+    <w:bookmarkStart w:id="50" w:name="sec-marco-conceptual"/>
+    <w:p>
+      <w:pPr>
+        <w:pStyle w:val="Heading2"/>
+      </w:pPr>
+      <w:r>
+        <w:rPr>
+          <w:rStyle w:val="SectionNumber"/>
+        </w:rPr>
+        <w:t xml:space="preserve">3.1</w:t>
+      </w:r>
+      <w:r>
+        <w:tab/>
+      </w:r>
+      <w:r>
+        <w:t xml:space="preserve">Fenómenos objeto de medición</w:t>
+      </w:r>
+    </w:p>
+    <w:p>
+      <w:pPr>
+        <w:pStyle w:val="FirstParagraph"/>
+      </w:pPr>
+      <w:r>
+        <w:t xml:space="preserve">ENUS 2026 mide dos fenómenos relacionados pero conceptualmente diferenciados: la</w:t>
+      </w:r>
+      <w:r>
+        <w:t xml:space="preserve"> </w:t>
+      </w:r>
+      <w:r>
+        <w:rPr>
+          <w:i/>
+          <w:iCs/>
+        </w:rPr>
+        <w:t xml:space="preserve">satisfacción de las personas usuarias con los servicios de salud utilizados</w:t>
+      </w:r>
+      <w:r>
+        <w:t xml:space="preserve"> </w:t>
+      </w:r>
+      <w:r>
+        <w:t xml:space="preserve">y la</w:t>
+      </w:r>
+      <w:r>
+        <w:t xml:space="preserve"> </w:t>
+      </w:r>
+      <w:r>
+        <w:rPr>
+          <w:i/>
+          <w:iCs/>
+        </w:rPr>
+        <w:t xml:space="preserve">experiencia de las personas usuarias durante su interacción con dichos servicios</w:t>
+      </w:r>
+      <w:r>
+        <w:t xml:space="preserve">.</w:t>
+      </w:r>
+    </w:p>
+    <w:p>
+      <w:pPr>
+        <w:pStyle w:val="BodyText"/>
+      </w:pPr>
+      <w:r>
+        <w:t xml:space="preserve">La</w:t>
+      </w:r>
+      <w:r>
+        <w:t xml:space="preserve"> </w:t>
+      </w:r>
+      <w:r>
+        <w:rPr>
+          <w:i/>
+          <w:iCs/>
+        </w:rPr>
+        <w:t xml:space="preserve">satisfacción</w:t>
+      </w:r>
+      <w:r>
+        <w:t xml:space="preserve"> </w:t>
+      </w:r>
+      <w:r>
+        <w:t xml:space="preserve">corresponde a la valoración general que realiza la persona usuaria sobre el servicio recibido, expresando su grado de conformidad con la atención proporcionada; es una medida global y retrospectiva, en continuidad con la serie histórica de mediciones del SGSSS (</w:t>
+      </w:r>
+      <w:r>
+        <w:t xml:space="preserve">1</w:t>
+      </w:r>
+      <w:r>
+        <w:t xml:space="preserve">).</w:t>
+      </w:r>
+    </w:p>
+    <w:p>
+      <w:pPr>
+        <w:pStyle w:val="BodyText"/>
+      </w:pPr>
+      <w:r>
+        <w:t xml:space="preserve">La</w:t>
+      </w:r>
+      <w:r>
+        <w:t xml:space="preserve"> </w:t>
+      </w:r>
+      <w:r>
+        <w:rPr>
+          <w:i/>
+          <w:iCs/>
+        </w:rPr>
+        <w:t xml:space="preserve">experiencia del usuario</w:t>
+      </w:r>
+      <w:r>
+        <w:t xml:space="preserve"> </w:t>
+      </w:r>
+      <w:r>
+        <w:t xml:space="preserve">comprende, en cambio, hechos concretos ocurridos durante la interacción con los servicios de salud —distintos de esa valoración global—. Los atributos observados en la aplicación de recolección de ENUS 2026 son el acceso (correspondiente a la accesibilidad exigida por el SOGCS), el tiempo de espera (correspondiente a la oportunidad exigida por el SOGCS,</w:t>
+      </w:r>
+      <w:r>
+        <w:t xml:space="preserve"> </w:t>
+      </w:r>
+      <w:r>
+        <w:t xml:space="preserve">1</w:t>
+      </w:r>
+      <w:r>
+        <w:t xml:space="preserve">), la humanización del trato y la entrega de medicamentos.</w:t>
+      </w:r>
+    </w:p>
+    <w:p>
+      <w:pPr>
+        <w:pStyle w:val="BodyText"/>
+      </w:pPr>
+      <w:r>
+        <w:t xml:space="preserve">Ambos fenómenos se miden de manera complementaria: la satisfacción proporciona una valoración global de la atención recibida, mientras que los atributos de experiencia permiten caracterizar los aspectos concretos de la interacción que contribuyen a dicha valoración. Este enfoque combinado —valoración global junto con hechos concretos— sigue el mismo patrón que utilizan los referentes internacionales identificados en los antecedentes de este documento, en particular CAHPS (</w:t>
+      </w:r>
+      <w:r>
+        <w:t xml:space="preserve">1</w:t>
+      </w:r>
+      <w:r>
+        <w:t xml:space="preserve">).</w:t>
+      </w:r>
+    </w:p>
+    <w:p>
+      <w:pPr>
+        <w:pStyle w:val="BodyText"/>
+      </w:pPr>
+      <w:r>
+        <w:t xml:space="preserve">ENUS 2026 mide percepciones y valoraciones reportadas directamente por las personas usuarias. Por tanto, sus resultados no constituyen mediciones directas de resultados clínicos, desenlaces en salud, efectividad de los tratamientos ni de la calidad técnica de la atención, salvo en aquellos aspectos que sean explícitamente operacionalizados mediante el instrumento.</w:t>
+      </w:r>
+    </w:p>
+    <w:bookmarkEnd w:id="50"/>
+    <w:bookmarkStart w:id="51" w:name="sec-poblacion-objetivo"/>
+    <w:p>
+      <w:pPr>
+        <w:pStyle w:val="Heading2"/>
+      </w:pPr>
+      <w:r>
+        <w:rPr>
+          <w:rStyle w:val="SectionNumber"/>
+        </w:rPr>
+        <w:t xml:space="preserve">3.2</w:t>
+      </w:r>
+      <w:r>
+        <w:tab/>
+      </w:r>
+      <w:r>
+        <w:t xml:space="preserve">Población objetivo</w:t>
+      </w:r>
+    </w:p>
+    <w:p>
+      <w:pPr>
+        <w:pStyle w:val="FirstParagraph"/>
+      </w:pPr>
+      <w:r>
+        <w:t xml:space="preserve">La población objetivo de ENUS 2026 está constituida por las</w:t>
+      </w:r>
+      <w:r>
+        <w:t xml:space="preserve"> </w:t>
+      </w:r>
+      <w:r>
+        <w:rPr>
+          <w:i/>
+          <w:iCs/>
+        </w:rPr>
+        <w:t xml:space="preserve">personas afiliadas al Sistema General de Seguridad Social en Salud (SGSSS) que hayan utilizado, durante alguno de los trimestres del año de referencia, al menos uno de los servicios de salud incluidos en el ámbito de medición de la encuesta</w:t>
+      </w:r>
+      <w:r>
+        <w:t xml:space="preserve">.</w:t>
+      </w:r>
+    </w:p>
+    <w:p>
+      <w:pPr>
+        <w:pStyle w:val="BodyText"/>
+      </w:pPr>
+      <w:r>
+        <w:t xml:space="preserve">La población comprende las personas afiliadas a los regímenes considerados por el SGSSS, independientemente de su sexo, edad, territorio de residencia u otras características sociodemográficas. La utilización de un servicio de salud durante el año de referencia constituye la condición que vincula a la persona con el fenómeno objeto de medición, dado que las preguntas de satisfacción y experiencia se refieren a una atención o servicio efectivamente utilizado.</w:t>
+      </w:r>
+    </w:p>
+    <w:p>
+      <w:pPr>
+        <w:pStyle w:val="BodyText"/>
+      </w:pPr>
+      <w:r>
+        <w:t xml:space="preserve">Para efectos de la operación estadística, la identificación de las personas elegibles se realiza de manera continua durante el año, tomando como periodo de referencia para la utilización del servicio cada trimestre calendario. En consecuencia, para cada trimestre se consideran las personas que cumplen simultáneamente las siguientes condiciones:</w:t>
+      </w:r>
+    </w:p>
+    <w:p>
+      <w:pPr>
+        <w:numPr>
+          <w:ilvl w:val="0"/>
+          <w:numId w:val="1007"/>
+        </w:numPr>
+      </w:pPr>
+      <w:r>
+        <w:rPr>
+          <w:i/>
+          <w:iCs/>
+        </w:rPr>
+        <w:t xml:space="preserve">Afiliación al SGSSS:</w:t>
+      </w:r>
+      <w:r>
+        <w:t xml:space="preserve"> </w:t>
+      </w:r>
+      <w:r>
+        <w:t xml:space="preserve">encontrarse afiliadas al Sistema General de Seguridad Social en Salud durante el periodo correspondiente a la utilización del servicio.</w:t>
+      </w:r>
+    </w:p>
+    <w:p>
+      <w:pPr>
+        <w:numPr>
+          <w:ilvl w:val="0"/>
+          <w:numId w:val="1007"/>
+        </w:numPr>
+      </w:pPr>
+      <w:r>
+        <w:rPr>
+          <w:i/>
+          <w:iCs/>
+        </w:rPr>
+        <w:t xml:space="preserve">Utilización de servicios de salud:</w:t>
+      </w:r>
+      <w:r>
+        <w:t xml:space="preserve"> </w:t>
+      </w:r>
+      <w:r>
+        <w:t xml:space="preserve">haber utilizado al menos uno de los servicios de salud incluidos en el ámbito de ENUS 2026.</w:t>
+      </w:r>
+    </w:p>
+    <w:p>
+      <w:pPr>
+        <w:numPr>
+          <w:ilvl w:val="0"/>
+          <w:numId w:val="1007"/>
+        </w:numPr>
+      </w:pPr>
+      <w:r>
+        <w:rPr>
+          <w:i/>
+          <w:iCs/>
+        </w:rPr>
+        <w:t xml:space="preserve">Periodo de referencia:</w:t>
+      </w:r>
+      <w:r>
+        <w:t xml:space="preserve"> </w:t>
+      </w:r>
+      <w:r>
+        <w:t xml:space="preserve">que la utilización del servicio haya ocurrido durante el trimestre correspondiente.</w:t>
+      </w:r>
+    </w:p>
+    <w:p>
+      <w:pPr>
+        <w:pStyle w:val="FirstParagraph"/>
+      </w:pPr>
+      <w:r>
+        <w:t xml:space="preserve">Los cuatro trimestres conforman el periodo anual de referencia de la operación. De esta manera, la recolección se desarrolla de forma continua a lo largo del año, mientras que la producción principal de resultados corresponde al</w:t>
+      </w:r>
+      <w:r>
+        <w:t xml:space="preserve"> </w:t>
+      </w:r>
+      <w:r>
+        <w:rPr>
+          <w:i/>
+          <w:iCs/>
+        </w:rPr>
+        <w:t xml:space="preserve">año de referencia</w:t>
+      </w:r>
+      <w:r>
+        <w:t xml:space="preserve">, integrando la información recolectada durante sus respectivos periodos trimestrales.</w:t>
+      </w:r>
+    </w:p>
+    <w:p>
+      <w:pPr>
+        <w:pStyle w:val="BodyText"/>
+      </w:pPr>
+      <w:r>
+        <w:t xml:space="preserve">La identificación y selección de las personas pertenecientes a la población objetivo se realizará mediante los mecanismos de captación y verificación definidos para la operación estadística. Estos mecanismos podrán apoyarse en diferentes fuentes de información y herramientas tecnológicas y podrán modificarse durante el ciclo de vida de la encuesta sin alterar la definición conceptual de la población objetivo.</w:t>
+      </w:r>
+    </w:p>
+    <w:p>
+      <w:pPr>
+        <w:pStyle w:val="BodyText"/>
+      </w:pPr>
+      <w:r>
+        <w:t xml:space="preserve">La población efectivamente observada estará constituida por las personas de la población objetivo que sean captadas o seleccionadas mediante los procedimientos establecidos y que proporcionen información válida para la estimación de los indicadores.</w:t>
+      </w:r>
+    </w:p>
+    <w:p>
+      <w:pPr>
+        <w:pStyle w:val="BodyText"/>
+      </w:pPr>
+      <w:r>
+        <w:t xml:space="preserve">La definición de la población objetivo, los criterios de elegibilidad y los procedimientos de selección deberán garantizar que la información recolectada durante los cuatro trimestres permita producir estimaciones anuales representativas de la población objetivo del año correspondiente.</w:t>
+      </w:r>
+    </w:p>
+    <w:bookmarkEnd w:id="51"/>
+    <w:bookmarkStart w:id="52" w:name="unidad-de-observación"/>
+    <w:p>
+      <w:pPr>
+        <w:pStyle w:val="Heading2"/>
+      </w:pPr>
+      <w:r>
+        <w:rPr>
+          <w:rStyle w:val="SectionNumber"/>
+        </w:rPr>
+        <w:t xml:space="preserve">3.3</w:t>
+      </w:r>
+      <w:r>
+        <w:tab/>
+      </w:r>
+      <w:r>
+        <w:t xml:space="preserve">Unidad de observación</w:t>
+      </w:r>
+    </w:p>
+    <w:p>
+      <w:pPr>
+        <w:pStyle w:val="FirstParagraph"/>
+      </w:pPr>
+      <w:r>
+        <w:t xml:space="preserve">La unidad de observación de ENUS 2026 es la persona afiliada al SGSSS que haya utilizado un servicio de salud incluido en el ámbito de la operación durante el periodo de referencia.</w:t>
+      </w:r>
+    </w:p>
+    <w:p>
+      <w:pPr>
+        <w:pStyle w:val="BodyText"/>
+      </w:pPr>
+      <w:r>
+        <w:t xml:space="preserve">La información recolectada corresponde a la satisfacción y experiencia reportadas por la persona respecto del servicio utilizado. Las EPS, IPS, gestores farmacéuticos y demás actores relacionados con la prestación de los servicios no constituyen unidades de observación.</w:t>
+      </w:r>
+    </w:p>
+    <w:bookmarkEnd w:id="52"/>
+    <w:bookmarkStart w:id="53" w:name="cobertura-territorial"/>
+    <w:p>
+      <w:pPr>
+        <w:pStyle w:val="Heading2"/>
+      </w:pPr>
+      <w:r>
+        <w:rPr>
+          <w:rStyle w:val="SectionNumber"/>
+        </w:rPr>
+        <w:t xml:space="preserve">3.4</w:t>
+      </w:r>
+      <w:r>
+        <w:tab/>
+      </w:r>
+      <w:r>
+        <w:t xml:space="preserve">Cobertura territorial</w:t>
+      </w:r>
+    </w:p>
+    <w:p>
+      <w:pPr>
+        <w:pStyle w:val="FirstParagraph"/>
+      </w:pPr>
+      <w:r>
+        <w:t xml:space="preserve">ENUS 2026 tendrá cobertura nacional, con una distribución de la muestra que garantizará una cuota mínima de participación para cada región definida en la operación.</w:t>
+      </w:r>
+    </w:p>
+    <w:p>
+      <w:pPr>
+        <w:pStyle w:val="BodyText"/>
+      </w:pPr>
+      <w:r>
+        <w:t xml:space="preserve">La región constituye el nivel territorial mínimo previsto para la producción de resultados. La participación efectiva de los usuarios podrá permitir desagregaciones territoriales adicionales dentro de cada región, siempre que se alcance un número suficiente de observaciones y condiciones adecuadas de calidad estadística para su interpretación.</w:t>
+      </w:r>
+    </w:p>
+    <w:bookmarkEnd w:id="53"/>
+    <w:bookmarkStart w:id="54" w:name="Xfe14bab46cfed9899c18f7cf0a7e883fa421736"/>
+    <w:p>
+      <w:pPr>
+        <w:pStyle w:val="Heading2"/>
+      </w:pPr>
+      <w:r>
+        <w:rPr>
+          <w:rStyle w:val="SectionNumber"/>
+        </w:rPr>
+        <w:t xml:space="preserve">3.5</w:t>
+      </w:r>
+      <w:r>
+        <w:tab/>
+      </w:r>
+      <w:r>
+        <w:t xml:space="preserve">Cobertura temporal y periodo de referencia</w:t>
+      </w:r>
+    </w:p>
+    <w:p>
+      <w:pPr>
+        <w:pStyle w:val="FirstParagraph"/>
+      </w:pPr>
+      <w:r>
+        <w:t xml:space="preserve">ENUS 2026 adopta un esquema de</w:t>
+      </w:r>
+      <w:r>
+        <w:t xml:space="preserve"> </w:t>
+      </w:r>
+      <w:r>
+        <w:rPr>
+          <w:i/>
+          <w:iCs/>
+        </w:rPr>
+        <w:t xml:space="preserve">recolección continua durante el año</w:t>
+      </w:r>
+      <w:r>
+        <w:t xml:space="preserve">, organizado en cuatro periodos trimestrales de referencia.</w:t>
+      </w:r>
+    </w:p>
+    <w:p>
+      <w:pPr>
+        <w:pStyle w:val="BodyText"/>
+      </w:pPr>
+      <w:r>
+        <w:t xml:space="preserve">El periodo de referencia corresponde al</w:t>
+      </w:r>
+      <w:r>
+        <w:t xml:space="preserve"> </w:t>
+      </w:r>
+      <w:r>
+        <w:rPr>
+          <w:i/>
+          <w:iCs/>
+        </w:rPr>
+        <w:t xml:space="preserve">trimestre en el que la persona utilizó el servicio de salud</w:t>
+      </w:r>
+      <w:r>
+        <w:t xml:space="preserve"> </w:t>
+      </w:r>
+      <w:r>
+        <w:t xml:space="preserve">objeto de la medición. La satisfacción y experiencia reportadas se refieren a dicha utilización.</w:t>
+      </w:r>
+    </w:p>
+    <w:p>
+      <w:pPr>
+        <w:pStyle w:val="BodyText"/>
+      </w:pPr>
+      <w:r>
+        <w:t xml:space="preserve">La recolección continua permite aproximar el momento de la encuesta al momento de utilización del servicio, reduciendo el potencial efecto del recuerdo retrospectivo.</w:t>
+      </w:r>
+    </w:p>
+    <w:p>
+      <w:pPr>
+        <w:pStyle w:val="BodyText"/>
+      </w:pPr>
+      <w:r>
+        <w:t xml:space="preserve">Los resultados de ENUS 2026 se producirán con</w:t>
+      </w:r>
+      <w:r>
+        <w:t xml:space="preserve"> </w:t>
+      </w:r>
+      <w:r>
+        <w:rPr>
+          <w:i/>
+          <w:iCs/>
+        </w:rPr>
+        <w:t xml:space="preserve">periodicidad anual</w:t>
+      </w:r>
+      <w:r>
+        <w:t xml:space="preserve">, integrando la información recolectada durante los cuatro trimestres del año de referencia.</w:t>
+      </w:r>
+    </w:p>
+    <w:bookmarkEnd w:id="54"/>
+    <w:bookmarkStart w:id="55" w:name="servicios-de-salud-objeto-de-medición"/>
+    <w:p>
+      <w:pPr>
+        <w:pStyle w:val="Heading2"/>
+      </w:pPr>
+      <w:r>
+        <w:rPr>
+          <w:rStyle w:val="SectionNumber"/>
+        </w:rPr>
+        <w:t xml:space="preserve">3.6</w:t>
+      </w:r>
+      <w:r>
+        <w:tab/>
+      </w:r>
+      <w:r>
+        <w:t xml:space="preserve">Servicios de salud objeto de medición</w:t>
+      </w:r>
+    </w:p>
+    <w:p>
+      <w:pPr>
+        <w:pStyle w:val="FirstParagraph"/>
+      </w:pPr>
+      <w:r>
+        <w:t xml:space="preserve">ENUS 2026 mide la satisfacción y experiencia de las personas usuarias frente a los</w:t>
+      </w:r>
+      <w:r>
+        <w:t xml:space="preserve"> </w:t>
+      </w:r>
+      <w:r>
+        <w:rPr>
+          <w:i/>
+          <w:iCs/>
+        </w:rPr>
+        <w:t xml:space="preserve">servicios de salud incluidos en el ámbito de la operación</w:t>
+      </w:r>
+      <w:r>
+        <w:t xml:space="preserve">.</w:t>
+      </w:r>
+    </w:p>
+    <w:p>
+      <w:pPr>
+        <w:pStyle w:val="BodyText"/>
+      </w:pPr>
+      <w:r>
+        <w:t xml:space="preserve">La medición se realiza de acuerdo con el tipo de servicio utilizado, de manera que el instrumento permita recoger las características específicas de la interacción de la persona con el sistema de salud.</w:t>
+      </w:r>
+    </w:p>
+    <w:p>
+      <w:pPr>
+        <w:pStyle w:val="BodyText"/>
+      </w:pPr>
+      <w:r>
+        <w:t xml:space="preserve">La clasificación de los servicios considerados y la asignación de las preguntas correspondientes hacen parte de la estructura del instrumento de recolección.</w:t>
+      </w:r>
+    </w:p>
+    <w:bookmarkEnd w:id="55"/>
+    <w:bookmarkStart w:id="56" w:name="dominios-de-análisis"/>
+    <w:p>
+      <w:pPr>
+        <w:pStyle w:val="Heading2"/>
+      </w:pPr>
+      <w:r>
+        <w:rPr>
+          <w:rStyle w:val="SectionNumber"/>
+        </w:rPr>
+        <w:t xml:space="preserve">3.7</w:t>
+      </w:r>
+      <w:r>
+        <w:tab/>
+      </w:r>
+      <w:r>
+        <w:t xml:space="preserve">Dominios de análisis</w:t>
+      </w:r>
+    </w:p>
+    <w:p>
+      <w:pPr>
+        <w:pStyle w:val="FirstParagraph"/>
+      </w:pPr>
+      <w:r>
+        <w:t xml:space="preserve">ENUS 2026 contempla la producción de resultados para el</w:t>
+      </w:r>
+      <w:r>
+        <w:t xml:space="preserve"> </w:t>
+      </w:r>
+      <w:r>
+        <w:rPr>
+          <w:i/>
+          <w:iCs/>
+        </w:rPr>
+        <w:t xml:space="preserve">total nacional y para las regiones definidas en la operación</w:t>
+      </w:r>
+      <w:r>
+        <w:t xml:space="preserve">, de acuerdo con las cuotas mínimas de participación establecidas para cada una.</w:t>
+      </w:r>
+    </w:p>
+    <w:p>
+      <w:pPr>
+        <w:pStyle w:val="BodyText"/>
+      </w:pPr>
+      <w:r>
+        <w:t xml:space="preserve">La información recolectada permitirá explorar desagregaciones adicionales según características de las personas usuarias, de su afiliación y del servicio utilizado. La disponibilidad de estas desagregaciones dependerá de la participación efectiva alcanzada en las categorías correspondientes y de las condiciones de calidad requeridas para su presentación e interpretación.</w:t>
+      </w:r>
+    </w:p>
+    <w:p>
+      <w:pPr>
+        <w:pStyle w:val="BodyText"/>
+      </w:pPr>
+      <w:r>
+        <w:t xml:space="preserve">Los principales resultados corresponderán a indicadores de</w:t>
+      </w:r>
+      <w:r>
+        <w:t xml:space="preserve"> </w:t>
+      </w:r>
+      <w:r>
+        <w:rPr>
+          <w:i/>
+          <w:iCs/>
+        </w:rPr>
+        <w:t xml:space="preserve">satisfacción y experiencia del usuario</w:t>
+      </w:r>
+      <w:r>
+        <w:t xml:space="preserve">, tanto de manera general como para las dimensiones consideradas en el instrumento, de acuerdo con el tipo de servicio evaluado.</w:t>
+      </w:r>
+    </w:p>
+    <w:bookmarkEnd w:id="56"/>
+    <w:bookmarkStart w:id="57" w:name="límites-del-alcance"/>
+    <w:p>
+      <w:pPr>
+        <w:pStyle w:val="Heading2"/>
+      </w:pPr>
+      <w:r>
+        <w:rPr>
+          <w:rStyle w:val="SectionNumber"/>
+        </w:rPr>
+        <w:t xml:space="preserve">3.8</w:t>
+      </w:r>
+      <w:r>
+        <w:tab/>
+      </w:r>
+      <w:r>
+        <w:t xml:space="preserve">Límites del alcance</w:t>
+      </w:r>
+    </w:p>
+    <w:p>
+      <w:pPr>
+        <w:pStyle w:val="FirstParagraph"/>
+      </w:pPr>
+      <w:r>
+        <w:t xml:space="preserve">El alcance de ENUS 2026 está determinado por la población objetivo, los servicios de salud incluidos, el instrumento de recolección y el diseño de la operación estadística.</w:t>
+      </w:r>
+    </w:p>
+    <w:p>
+      <w:pPr>
+        <w:pStyle w:val="BodyText"/>
+      </w:pPr>
+      <w:r>
+        <w:t xml:space="preserve">Los resultados corresponden a la</w:t>
+      </w:r>
+      <w:r>
+        <w:t xml:space="preserve"> </w:t>
+      </w:r>
+      <w:r>
+        <w:rPr>
+          <w:i/>
+          <w:iCs/>
+        </w:rPr>
+        <w:t xml:space="preserve">satisfacción y experiencia reportadas por las personas participantes</w:t>
+      </w:r>
+      <w:r>
+        <w:t xml:space="preserve"> </w:t>
+      </w:r>
+      <w:r>
+        <w:t xml:space="preserve">respecto de los servicios de salud utilizados. No constituyen una medición integral del desempeño del SGSSS ni sustituyen otras fuentes de información requeridas para evaluar resultados clínicos, desenlaces en salud, efectividad de tratamientos o calidad técnica de la atención.</w:t>
+      </w:r>
+    </w:p>
+    <w:p>
+      <w:pPr>
+        <w:pStyle w:val="BodyText"/>
+      </w:pPr>
+      <w:r>
+        <w:t xml:space="preserve">La cobertura mínima por región se establece mediante cuotas de participación. Las desagregaciones adicionales estarán condicionadas por la participación efectiva alcanzada y por criterios de suficiencia y calidad de la información.</w:t>
+      </w:r>
+    </w:p>
+    <w:p>
+      <w:pPr>
+        <w:pStyle w:val="BodyText"/>
+      </w:pPr>
+      <w:r>
+        <w:t xml:space="preserve">La Resolución 1642 de 2026 habilita la desagregación de los resultados de ENUS por EPS, institución prestadora, departamento, distrito y municipio, entre otros niveles</w:t>
+      </w:r>
+      <w:r>
+        <w:t xml:space="preserve"> </w:t>
+      </w:r>
+      <w:r>
+        <w:t xml:space="preserve">(</w:t>
+      </w:r>
+      <w:hyperlink w:anchor="ref-Resolucion1642_2026">
+        <w:r>
+          <w:rPr>
+            <w:rStyle w:val="Hyperlink"/>
+          </w:rPr>
+          <w:t xml:space="preserve">Ministerio de Salud y Protección Social 2026</w:t>
+        </w:r>
+      </w:hyperlink>
+      <w:r>
+        <w:t xml:space="preserve">)</w:t>
+      </w:r>
+      <w:r>
+        <w:t xml:space="preserve">. Esta habilitación normativa no debe confundirse con una garantía de precisión estadística en esos niveles: el diseño muestral de la operación solo asegura la precisión nominal a nivel de región; las desagregaciones por EPS, institución prestadora o municipio dependerán de la participación efectivamente alcanzada en cada categoría y podrán no ser publicables si no cumplen los criterios de suficiencia y calidad establecidos.</w:t>
+      </w:r>
+    </w:p>
+    <w:p>
+      <w:pPr>
+        <w:pStyle w:val="BodyText"/>
+      </w:pPr>
+      <w:r>
+        <w:t xml:space="preserve">Dado el carácter no probabilístico de la operación, las desagregaciones y resultados deberán interpretarse de acuerdo con el alcance del diseño de selección y con las condiciones bajo las cuales se obtuvo la información.</w:t>
+      </w:r>
+    </w:p>
+    <w:bookmarkEnd w:id="57"/>
+    <w:bookmarkEnd w:id="58"/>
+    <w:bookmarkStart w:id="72" w:name="sec-diseno-muestral"/>
+    <w:p>
+      <w:pPr>
+        <w:pStyle w:val="Heading1"/>
+      </w:pPr>
+      <w:r>
+        <w:rPr>
+          <w:rStyle w:val="SectionNumber"/>
+        </w:rPr>
+        <w:t xml:space="preserve">4</w:t>
+      </w:r>
+      <w:r>
+        <w:tab/>
+      </w:r>
+      <w:r>
+        <w:t xml:space="preserve">Diseño muestral</w:t>
+      </w:r>
+    </w:p>
+    <w:p>
+      <w:pPr>
+        <w:pStyle w:val="FirstParagraph"/>
+      </w:pPr>
+      <w:r>
+        <w:t xml:space="preserve">Este capítulo documenta formalmente el mecanismo mediante el cual se compone la muestra de usuarios de ENUS 2026: la naturaleza del diseño, la determinación del tamaño de muestra, la estructura de cuotas que distribuye ese tamaño entre los dominios de análisis y las celdas demográficas, y la distinción conceptual entre cuota, estrato, dominio y variable de calibración. Retoma la cadena de población desarrollada en el capítulo anterior (</w:t>
+      </w:r>
+      <w:r>
+        <w:t xml:space="preserve">3.2</w:t>
+      </w:r>
+      <w:r>
+        <w:t xml:space="preserve">) y la extiende hasta la conformación de la base analítica.</w:t>
+      </w:r>
+    </w:p>
+    <w:bookmarkStart w:id="59" w:name="naturaleza-del-diseño"/>
+    <w:p>
+      <w:pPr>
+        <w:pStyle w:val="Heading2"/>
+      </w:pPr>
+      <w:r>
+        <w:rPr>
+          <w:rStyle w:val="SectionNumber"/>
+        </w:rPr>
+        <w:t xml:space="preserve">4.1</w:t>
+      </w:r>
+      <w:r>
+        <w:tab/>
+      </w:r>
+      <w:r>
+        <w:t xml:space="preserve">Naturaleza del diseño</w:t>
+      </w:r>
+    </w:p>
+    <w:p>
+      <w:pPr>
+        <w:pStyle w:val="FirstParagraph"/>
+      </w:pPr>
+      <w:r>
+        <w:t xml:space="preserve">ENUS 2026 utiliza un</w:t>
+      </w:r>
+      <w:r>
+        <w:t xml:space="preserve"> </w:t>
+      </w:r>
+      <w:r>
+        <w:rPr>
+          <w:i/>
+          <w:iCs/>
+        </w:rPr>
+        <w:t xml:space="preserve">diseño de muestreo no probabilístico por cuotas</w:t>
+      </w:r>
+      <w:r>
+        <w:t xml:space="preserve"> </w:t>
+      </w:r>
+      <w:r>
+        <w:t xml:space="preserve">para la selección y composición de la muestra.</w:t>
+      </w:r>
+    </w:p>
+    <w:p>
+      <w:pPr>
+        <w:pStyle w:val="BodyText"/>
+      </w:pPr>
+      <w:r>
+        <w:t xml:space="preserve">La inclusión de las personas participantes no se basa en un mecanismo de selección aleatoria con probabilidades de inclusión conocidas. La participación se estructura mediante cuotas previamente definidas, orientadas a garantizar una composición mínima de la muestra en las regiones establecidas para la operación.</w:t>
+      </w:r>
+    </w:p>
+    <w:p>
+      <w:pPr>
+        <w:pStyle w:val="BodyText"/>
+      </w:pPr>
+      <w:r>
+        <w:t xml:space="preserve">En consecuencia, ENUS 2026 no corresponde a un diseño probabilístico y los procedimientos de estimación y análisis deben considerar las implicaciones derivadas de la ausencia de probabilidades de inclusión conocidas.</w:t>
+      </w:r>
+    </w:p>
+    <w:p>
+      <w:pPr>
+        <w:pStyle w:val="BodyText"/>
+      </w:pPr>
+      <w:r>
+        <w:t xml:space="preserve">Los mecanismos, canales y herramientas utilizados para la captación de participantes constituyen componentes operativos de la recolección y podrán modificarse durante el desarrollo de la operación sin alterar la naturaleza del diseño estadístico.</w:t>
+      </w:r>
+    </w:p>
+    <w:p>
+      <w:pPr>
+        <w:pStyle w:val="BodyText"/>
+      </w:pPr>
+      <w:r>
+        <w:t xml:space="preserve">De manera general, la operación comprende la siguiente secuencia:</w:t>
+      </w:r>
+    </w:p>
+    <w:p>
+      <w:pPr>
+        <w:pStyle w:val="BlockText"/>
+      </w:pPr>
+      <w:r>
+        <w:rPr>
+          <w:i/>
+          <w:iCs/>
+        </w:rPr>
+        <w:t xml:space="preserve">población objetivo → identificación de personas elegibles → captación → asignación a cuotas → participación → validación de la información → conformación de la base analítica → producción de resultados.</w:t>
+      </w:r>
+    </w:p>
+    <w:p>
+      <w:pPr>
+        <w:pStyle w:val="FirstParagraph"/>
+      </w:pPr>
+      <w:r>
+        <w:t xml:space="preserve">Los procedimientos específicos asociados con cada etapa se desarrollan en los capítulos correspondientes de diseño, recolección, procesamiento y estimación.</w:t>
+      </w:r>
+    </w:p>
+    <w:bookmarkEnd w:id="59"/>
+    <w:bookmarkStart w:id="64" w:name="sec-tamano-muestra"/>
+    <w:p>
+      <w:pPr>
+        <w:pStyle w:val="Heading2"/>
+      </w:pPr>
+      <w:r>
+        <w:rPr>
+          <w:rStyle w:val="SectionNumber"/>
+        </w:rPr>
+        <w:t xml:space="preserve">4.2</w:t>
+      </w:r>
+      <w:r>
+        <w:tab/>
+      </w:r>
+      <w:r>
+        <w:t xml:space="preserve">Determinación del tamaño de muestra</w:t>
+      </w:r>
+    </w:p>
+    <w:p>
+      <w:pPr>
+        <w:pStyle w:val="FirstParagraph"/>
+      </w:pPr>
+      <w:r>
+        <w:t xml:space="preserve">El tamaño de muestra de ENUS 2026 se establece como un</w:t>
+      </w:r>
+      <w:r>
+        <w:t xml:space="preserve"> </w:t>
+      </w:r>
+      <w:r>
+        <w:rPr>
+          <w:i/>
+          <w:iCs/>
+        </w:rPr>
+        <w:t xml:space="preserve">tamaño objetivo de participación</w:t>
+      </w:r>
+      <w:r>
+        <w:t xml:space="preserve"> </w:t>
+      </w:r>
+      <w:r>
+        <w:t xml:space="preserve">para la operación y se define a partir de la población afiliada al SGSSS registrada en la Base de Datos Única de Afiliados (BDUA), con corte a marzo de 2026 (</w:t>
+      </w:r>
+      <m:oMath>
+        <m:r>
+          <m:t>N</m:t>
+        </m:r>
+        <m:r>
+          <m:rPr>
+            <m:sty m:val="p"/>
+          </m:rPr>
+          <m:t>=</m:t>
+        </m:r>
+        <m:r>
+          <m:t>50</m:t>
+        </m:r>
+        <m:r>
+          <m:rPr>
+            <m:sty m:val="p"/>
+          </m:rPr>
+          <m:t>,</m:t>
+        </m:r>
+        <m:r>
+          <m:t>168</m:t>
+        </m:r>
+        <m:r>
+          <m:rPr>
+            <m:sty m:val="p"/>
+          </m:rPr>
+          <m:t>,</m:t>
+        </m:r>
+        <m:r>
+          <m:t>746</m:t>
+        </m:r>
+      </m:oMath>
+      <w:r>
+        <w:t xml:space="preserve"> </w:t>
+      </w:r>
+      <w:r>
+        <w:t xml:space="preserve">personas).</w:t>
+      </w:r>
+    </w:p>
+    <w:p>
+      <w:pPr>
+        <w:pStyle w:val="BodyText"/>
+      </w:pPr>
+      <w:r>
+        <w:t xml:space="preserve">Este corte se utiliza como referencia para establecer el tamaño objetivo de la operación y la distribución de las cuotas regionales. Su utilización tiene carácter de parámetro de diseño y no implica que la BDUA constituya, por sí misma, un marco de selección probabilística.</w:t>
+      </w:r>
+    </w:p>
+    <w:p>
+      <w:pPr>
+        <w:pStyle w:val="BodyText"/>
+      </w:pPr>
+      <w:r>
+        <w:t xml:space="preserve">El tamaño objetivo se determina considerando los niveles de precisión deseados para los principales indicadores y las condiciones previstas para la distribución de la participación entre las regiones. Dado el carácter no probabilístico del diseño, estos tamaños no corresponden a tamaños de muestra probabilísticos asociados a probabilidades de inclusión conocidas ni permiten, por sí mismos, derivar márgenes de error bajo el enfoque clásico de muestreo probabilístico.</w:t>
+      </w:r>
+    </w:p>
+    <w:p>
+      <w:pPr>
+        <w:pStyle w:val="BodyText"/>
+      </w:pPr>
+      <w:r>
+        <w:t xml:space="preserve">La información de afiliación utilizada para la ponderación y calibración se actualizará con periodicidad trimestral, de acuerdo con el periodo de referencia correspondiente. Esta actualización permite que los procedimientos de ajuste de la composición de la muestra utilicen información poblacional consistente con el periodo de referencia, sin modificar el tamaño objetivo establecido para la operación.</w:t>
+      </w:r>
+    </w:p>
+    <w:p>
+      <w:pPr>
+        <w:pStyle w:val="BodyText"/>
+      </w:pPr>
+      <w:r>
+        <w:t xml:space="preserve">El procedimiento detallado para determinar el tamaño objetivo, distribuir las cuotas regionales y evaluar la suficiencia de la participación alcanzada se desarrolla en las secciones correspondientes al diseño de cuotas y a la ponderación y calibración.</w:t>
+      </w:r>
+    </w:p>
+    <w:bookmarkStart w:id="60" w:name="fórmula"/>
+    <w:p>
+      <w:pPr>
+        <w:pStyle w:val="Heading3"/>
+      </w:pPr>
+      <w:r>
+        <w:rPr>
+          <w:rStyle w:val="SectionNumber"/>
+        </w:rPr>
+        <w:t xml:space="preserve">4.2.1</w:t>
+      </w:r>
+      <w:r>
+        <w:tab/>
+      </w:r>
+      <w:r>
+        <w:t xml:space="preserve">Fórmula</w:t>
+      </w:r>
+    </w:p>
+    <w:p>
+      <w:pPr>
+        <w:pStyle w:val="FirstParagraph"/>
+      </w:pPr>
+      <w:r>
+        <w:t xml:space="preserve">Para una proporción de referencia</w:t>
+      </w:r>
+      <w:r>
+        <w:t xml:space="preserve"> </w:t>
+      </w:r>
+      <m:oMath>
+        <m:r>
+          <m:t>P</m:t>
+        </m:r>
+      </m:oMath>
+      <w:r>
+        <w:t xml:space="preserve">, un nivel de confianza</w:t>
+      </w:r>
+      <w:r>
+        <w:t xml:space="preserve"> </w:t>
+      </w:r>
+      <m:oMath>
+        <m:r>
+          <m:t>1</m:t>
+        </m:r>
+        <m:r>
+          <m:rPr>
+            <m:sty m:val="p"/>
+          </m:rPr>
+          <m:t>−</m:t>
+        </m:r>
+        <m:r>
+          <m:t>α</m:t>
+        </m:r>
+      </m:oMath>
+      <w:r>
+        <w:t xml:space="preserve"> </w:t>
+      </w:r>
+      <w:r>
+        <w:t xml:space="preserve">y un margen de error relativo</w:t>
+      </w:r>
+      <w:r>
+        <w:t xml:space="preserve"> </w:t>
+      </w:r>
+      <m:oMath>
+        <m:r>
+          <m:t>M</m:t>
+        </m:r>
+        <m:r>
+          <m:t>E</m:t>
+        </m:r>
+        <m:r>
+          <m:t>R</m:t>
+        </m:r>
+      </m:oMath>
+      <w:r>
+        <w:t xml:space="preserve">, el tamaño de muestra bajo muestreo aleatorio simple es:</w:t>
+      </w:r>
+    </w:p>
+    <w:p>
+      <w:pPr>
+        <w:pStyle w:val="BodyText"/>
+      </w:pPr>
+      <m:oMathPara>
+        <m:oMathParaPr>
+          <m:jc m:val="center"/>
+        </m:oMathParaPr>
+        <m:oMath>
+          <m:sSub>
+            <m:e>
+              <m:r>
+                <m:t>n</m:t>
+              </m:r>
+            </m:e>
+            <m:sub>
+              <m:r>
+                <m:t>M</m:t>
+              </m:r>
+              <m:r>
+                <m:t>A</m:t>
+              </m:r>
+              <m:r>
+                <m:t>S</m:t>
+              </m:r>
+            </m:sub>
+          </m:sSub>
+          <m:r>
+            <m:rPr>
+              <m:sty m:val="p"/>
+            </m:rPr>
+            <m:t>=</m:t>
+          </m:r>
+          <m:f>
+            <m:fPr>
+              <m:type m:val="bar"/>
+            </m:fPr>
+            <m:num>
+              <m:sSubSup>
+                <m:e>
+                  <m:r>
+                    <m:t>Z</m:t>
+                  </m:r>
+                </m:e>
+                <m:sub>
+                  <m:r>
+                    <m:t>1</m:t>
+                  </m:r>
+                  <m:r>
+                    <m:rPr>
+                      <m:sty m:val="p"/>
+                    </m:rPr>
+                    <m:t>−</m:t>
+                  </m:r>
+                  <m:r>
+                    <m:t>α</m:t>
+                  </m:r>
+                  <m:r>
+                    <m:rPr>
+                      <m:sty m:val="p"/>
+                    </m:rPr>
+                    <m:t>/</m:t>
+                  </m:r>
+                  <m:r>
+                    <m:t>2</m:t>
+                  </m:r>
+                </m:sub>
+                <m:sup>
+                  <m:r>
+                    <m:t>2</m:t>
+                  </m:r>
+                </m:sup>
+              </m:sSubSup>
+              <m:r>
+                <m:t> </m:t>
+              </m:r>
+              <m:r>
+                <m:rPr>
+                  <m:sty m:val="p"/>
+                </m:rPr>
+                <m:t>(</m:t>
+              </m:r>
+              <m:r>
+                <m:t>1</m:t>
+              </m:r>
+              <m:r>
+                <m:rPr>
+                  <m:sty m:val="p"/>
+                </m:rPr>
+                <m:t>−</m:t>
+              </m:r>
+              <m:r>
+                <m:t>P</m:t>
+              </m:r>
+              <m:r>
+                <m:rPr>
+                  <m:sty m:val="p"/>
+                </m:rPr>
+                <m:t>)</m:t>
+              </m:r>
+            </m:num>
+            <m:den>
+              <m:r>
+                <m:t>M</m:t>
+              </m:r>
+              <m:r>
+                <m:t>E</m:t>
+              </m:r>
+              <m:sSup>
+                <m:e>
+                  <m:r>
+                    <m:t>R</m:t>
+                  </m:r>
+                </m:e>
+                <m:sup>
+                  <m:r>
+                    <m:t>2</m:t>
+                  </m:r>
+                </m:sup>
+              </m:sSup>
+              <m:r>
+                <m:t> </m:t>
+              </m:r>
+              <m:r>
+                <m:t>P</m:t>
+              </m:r>
+            </m:den>
+          </m:f>
+        </m:oMath>
+      </m:oMathPara>
+    </w:p>
+    <w:p>
+      <w:pPr>
+        <w:pStyle w:val="FirstParagraph"/>
+      </w:pPr>
+      <w:r>
+        <w:t xml:space="preserve">Este tamaño se ajusta por el efecto de diseño (</w:t>
+      </w:r>
+      <m:oMath>
+        <m:r>
+          <m:t>D</m:t>
+        </m:r>
+        <m:r>
+          <m:t>E</m:t>
+        </m:r>
+        <m:r>
+          <m:t>F</m:t>
+        </m:r>
+        <m:r>
+          <m:t>F</m:t>
+        </m:r>
+      </m:oMath>
+      <w:r>
+        <w:t xml:space="preserve">), que representa la pérdida de eficiencia del diseño complejo frente a un muestreo aleatorio simple:</w:t>
+      </w:r>
+    </w:p>
+    <w:p>
+      <w:pPr>
+        <w:pStyle w:val="BodyText"/>
+      </w:pPr>
+      <m:oMathPara>
+        <m:oMathParaPr>
+          <m:jc m:val="center"/>
+        </m:oMathParaPr>
+        <m:oMath>
+          <m:sSub>
+            <m:e>
+              <m:r>
+                <m:t>n</m:t>
+              </m:r>
+            </m:e>
+            <m:sub>
+              <m:r>
+                <m:t>D</m:t>
+              </m:r>
+              <m:r>
+                <m:t>E</m:t>
+              </m:r>
+              <m:r>
+                <m:t>F</m:t>
+              </m:r>
+              <m:r>
+                <m:t>F</m:t>
+              </m:r>
+            </m:sub>
+          </m:sSub>
+          <m:r>
+            <m:rPr>
+              <m:sty m:val="p"/>
+            </m:rPr>
+            <m:t>=</m:t>
+          </m:r>
+          <m:sSub>
+            <m:e>
+              <m:r>
+                <m:t>n</m:t>
+              </m:r>
+            </m:e>
+            <m:sub>
+              <m:r>
+                <m:t>M</m:t>
+              </m:r>
+              <m:r>
+                <m:t>A</m:t>
+              </m:r>
+              <m:r>
+                <m:t>S</m:t>
+              </m:r>
+            </m:sub>
+          </m:sSub>
+          <m:r>
+            <m:rPr>
+              <m:sty m:val="p"/>
+            </m:rPr>
+            <m:t>×</m:t>
+          </m:r>
+          <m:r>
+            <m:t>D</m:t>
+          </m:r>
+          <m:r>
+            <m:t>E</m:t>
+          </m:r>
+          <m:r>
+            <m:t>F</m:t>
+          </m:r>
+          <m:r>
+            <m:t>F</m:t>
+          </m:r>
+        </m:oMath>
+      </m:oMathPara>
+    </w:p>
+    <w:p>
+      <w:pPr>
+        <w:pStyle w:val="FirstParagraph"/>
+      </w:pPr>
+      <w:r>
+        <w:t xml:space="preserve">y se corrige por población finita cuando el tamaño del dominio</w:t>
+      </w:r>
+      <w:r>
+        <w:t xml:space="preserve"> </w:t>
+      </w:r>
+      <m:oMath>
+        <m:r>
+          <m:t>N</m:t>
+        </m:r>
+      </m:oMath>
+      <w:r>
+        <w:t xml:space="preserve"> </w:t>
+      </w:r>
+      <w:r>
+        <w:t xml:space="preserve">lo amerita:</w:t>
+      </w:r>
+    </w:p>
+    <w:p>
+      <w:pPr>
+        <w:pStyle w:val="BodyText"/>
+      </w:pPr>
+      <m:oMathPara>
+        <m:oMathParaPr>
+          <m:jc m:val="center"/>
+        </m:oMathParaPr>
+        <m:oMath>
+          <m:sSub>
+            <m:e>
+              <m:r>
+                <m:t>n</m:t>
+              </m:r>
+            </m:e>
+            <m:sub>
+              <m:r>
+                <m:t>a</m:t>
+              </m:r>
+              <m:r>
+                <m:t>j</m:t>
+              </m:r>
+              <m:r>
+                <m:t>u</m:t>
+              </m:r>
+              <m:r>
+                <m:t>s</m:t>
+              </m:r>
+              <m:r>
+                <m:t>t</m:t>
+              </m:r>
+              <m:r>
+                <m:t>a</m:t>
+              </m:r>
+              <m:r>
+                <m:t>d</m:t>
+              </m:r>
+              <m:r>
+                <m:t>o</m:t>
+              </m:r>
+            </m:sub>
+          </m:sSub>
+          <m:r>
+            <m:rPr>
+              <m:sty m:val="p"/>
+            </m:rPr>
+            <m:t>=</m:t>
+          </m:r>
+          <m:f>
+            <m:fPr>
+              <m:type m:val="bar"/>
+            </m:fPr>
+            <m:num>
+              <m:sSub>
+                <m:e>
+                  <m:r>
+                    <m:t>n</m:t>
+                  </m:r>
+                </m:e>
+                <m:sub>
+                  <m:r>
+                    <m:t>D</m:t>
+                  </m:r>
+                  <m:r>
+                    <m:t>E</m:t>
+                  </m:r>
+                  <m:r>
+                    <m:t>F</m:t>
+                  </m:r>
+                  <m:r>
+                    <m:t>F</m:t>
+                  </m:r>
+                </m:sub>
+              </m:sSub>
+            </m:num>
+            <m:den>
+              <m:r>
+                <m:t>1</m:t>
+              </m:r>
+              <m:r>
+                <m:rPr>
+                  <m:sty m:val="p"/>
+                </m:rPr>
+                <m:t>+</m:t>
+              </m:r>
+              <m:sSub>
+                <m:e>
+                  <m:r>
+                    <m:t>n</m:t>
+                  </m:r>
+                </m:e>
+                <m:sub>
+                  <m:r>
+                    <m:t>D</m:t>
+                  </m:r>
+                  <m:r>
+                    <m:t>E</m:t>
+                  </m:r>
+                  <m:r>
+                    <m:t>F</m:t>
+                  </m:r>
+                  <m:r>
+                    <m:t>F</m:t>
+                  </m:r>
+                </m:sub>
+              </m:sSub>
+              <m:r>
+                <m:rPr>
+                  <m:sty m:val="p"/>
+                </m:rPr>
+                <m:t>/</m:t>
+              </m:r>
+              <m:r>
+                <m:t>N</m:t>
+              </m:r>
+            </m:den>
+          </m:f>
+        </m:oMath>
+      </m:oMathPara>
+    </w:p>
+    <w:p>
+      <w:pPr>
+        <w:pStyle w:val="FirstParagraph"/>
+      </w:pPr>
+      <w:r>
+        <w:t xml:space="preserve">Finalmente, se aplica un factor operativo</w:t>
+      </w:r>
+      <w:r>
+        <w:t xml:space="preserve"> </w:t>
+      </w:r>
+      <m:oMath>
+        <m:r>
+          <m:t>f</m:t>
+        </m:r>
+      </m:oMath>
+      <w:r>
+        <w:t xml:space="preserve"> </w:t>
+      </w:r>
+      <w:r>
+        <w:t xml:space="preserve">que ajusta anticipadamente por no respuesta, imposibilidad de contacto y registros inválidos, para obtener el tamaño de muestra efectivo —la meta de captación de la cuota—:</w:t>
+      </w:r>
+    </w:p>
+    <w:p>
+      <w:pPr>
+        <w:pStyle w:val="BodyText"/>
+      </w:pPr>
+      <m:oMathPara>
+        <m:oMathParaPr>
+          <m:jc m:val="center"/>
+        </m:oMathParaPr>
+        <m:oMath>
+          <m:sSub>
+            <m:e>
+              <m:r>
+                <m:t>n</m:t>
+              </m:r>
+            </m:e>
+            <m:sub>
+              <m:r>
+                <m:t>e</m:t>
+              </m:r>
+              <m:r>
+                <m:t>f</m:t>
+              </m:r>
+              <m:r>
+                <m:t>e</m:t>
+              </m:r>
+              <m:r>
+                <m:t>c</m:t>
+              </m:r>
+              <m:r>
+                <m:t>t</m:t>
+              </m:r>
+              <m:r>
+                <m:t>i</m:t>
+              </m:r>
+              <m:r>
+                <m:t>v</m:t>
+              </m:r>
+              <m:r>
+                <m:t>o</m:t>
+              </m:r>
+            </m:sub>
+          </m:sSub>
+          <m:r>
+            <m:rPr>
+              <m:sty m:val="p"/>
+            </m:rPr>
+            <m:t>=</m:t>
+          </m:r>
+          <m:sSub>
+            <m:e>
+              <m:r>
+                <m:t>n</m:t>
+              </m:r>
+            </m:e>
+            <m:sub>
+              <m:r>
+                <m:t>a</m:t>
+              </m:r>
+              <m:r>
+                <m:t>j</m:t>
+              </m:r>
+              <m:r>
+                <m:t>u</m:t>
+              </m:r>
+              <m:r>
+                <m:t>s</m:t>
+              </m:r>
+              <m:r>
+                <m:t>t</m:t>
+              </m:r>
+              <m:r>
+                <m:t>a</m:t>
+              </m:r>
+              <m:r>
+                <m:t>d</m:t>
+              </m:r>
+              <m:r>
+                <m:t>o</m:t>
+              </m:r>
+            </m:sub>
+          </m:sSub>
+          <m:r>
+            <m:rPr>
+              <m:sty m:val="p"/>
+            </m:rPr>
+            <m:t>×</m:t>
+          </m:r>
+          <m:r>
+            <m:t>f</m:t>
+          </m:r>
+        </m:oMath>
+      </m:oMathPara>
+    </w:p>
+    <w:bookmarkEnd w:id="60"/>
+    <w:bookmarkStart w:id="61" w:name="parámetros-de-diseño"/>
+    <w:p>
+      <w:pPr>
+        <w:pStyle w:val="Heading3"/>
+      </w:pPr>
+      <w:r>
+        <w:rPr>
+          <w:rStyle w:val="SectionNumber"/>
+        </w:rPr>
+        <w:t xml:space="preserve">4.2.2</w:t>
+      </w:r>
+      <w:r>
+        <w:tab/>
+      </w:r>
+      <w:r>
+        <w:t xml:space="preserve">Parámetros de diseño</w:t>
+      </w:r>
+    </w:p>
+    <w:tbl>
+      <w:tblPr>
+        <w:tblStyle w:val="Table"/>
+        <w:tblW w:type="pct" w:w="5000"/>
+        <w:tblLayout w:type="fixed"/>
+        <w:tblLook w:firstRow="1" w:lastRow="0" w:firstColumn="0" w:lastColumn="0" w:noHBand="0" w:noVBand="0" w:val="0020"/>
+      </w:tblPr>
+      <w:tblGrid>
+        <w:gridCol w:w="2640"/>
+        <w:gridCol w:w="2640"/>
+        <w:gridCol w:w="2640"/>
+      </w:tblGrid>
+      <w:tr>
+        <w:trPr>
+          <w:tblHeader w:val="on"/>
+        </w:trPr>
+        <w:tc>
+          <w:tcPr/>
+          <w:p>
+            <w:pPr>
+              <w:pStyle w:val="Compact"/>
+            </w:pPr>
+            <w:r>
+              <w:t xml:space="preserve">Parámetro</w:t>
+            </w:r>
+          </w:p>
+        </w:tc>
+        <w:tc>
+          <w:tcPr/>
+          <w:p>
+            <w:pPr>
+              <w:pStyle w:val="Compact"/>
+            </w:pPr>
+            <w:r>
+              <w:t xml:space="preserve">Símbolo</w:t>
+            </w:r>
+          </w:p>
+        </w:tc>
+        <w:tc>
+          <w:tcPr/>
+          <w:p>
+            <w:pPr>
+              <w:pStyle w:val="Compact"/>
+            </w:pPr>
+            <w:r>
+              <w:t xml:space="preserve">Valor</w:t>
+            </w:r>
+          </w:p>
+        </w:tc>
+      </w:tr>
+      <w:tr>
+        <w:tc>
+          <w:tcPr/>
+          <w:p>
+            <w:pPr>
+              <w:pStyle w:val="Compact"/>
+            </w:pPr>
+            <w:r>
+              <w:t xml:space="preserve">Proporción de referencia (máxima varianza)</w:t>
+            </w:r>
+          </w:p>
+        </w:tc>
+        <w:tc>
+          <w:tcPr/>
+          <w:p>
+            <w:pPr>
+              <w:pStyle w:val="Compact"/>
+            </w:pPr>
+            <m:oMath>
+              <m:r>
+                <m:t>P</m:t>
+              </m:r>
+            </m:oMath>
+          </w:p>
+        </w:tc>
+        <w:tc>
+          <w:tcPr/>
+          <w:p>
+            <w:pPr>
+              <w:pStyle w:val="Compact"/>
+            </w:pPr>
+            <w:r>
+              <w:t xml:space="preserve">0,50</w:t>
+            </w:r>
+          </w:p>
+        </w:tc>
+      </w:tr>
+      <w:tr>
+        <w:tc>
+          <w:tcPr/>
+          <w:p>
+            <w:pPr>
+              <w:pStyle w:val="Compact"/>
+            </w:pPr>
+            <w:r>
+              <w:t xml:space="preserve">Nivel de confianza</w:t>
+            </w:r>
+          </w:p>
+        </w:tc>
+        <w:tc>
+          <w:tcPr/>
+          <w:p>
+            <w:pPr>
+              <w:pStyle w:val="Compact"/>
+            </w:pPr>
+            <m:oMath>
+              <m:r>
+                <m:t>1</m:t>
+              </m:r>
+              <m:r>
+                <m:rPr>
+                  <m:sty m:val="p"/>
+                </m:rPr>
+                <m:t>−</m:t>
+              </m:r>
+              <m:r>
+                <m:t>α</m:t>
+              </m:r>
+            </m:oMath>
+          </w:p>
+        </w:tc>
+        <w:tc>
+          <w:tcPr/>
+          <w:p>
+            <w:pPr>
+              <w:pStyle w:val="Compact"/>
+            </w:pPr>
+            <w:r>
+              <w:t xml:space="preserve">95 %</w:t>
+            </w:r>
+          </w:p>
+        </w:tc>
+      </w:tr>
+      <w:tr>
+        <w:tc>
+          <w:tcPr/>
+          <w:p>
+            <w:pPr>
+              <w:pStyle w:val="Compact"/>
+            </w:pPr>
+            <w:r>
+              <w:t xml:space="preserve">Longitud total del intervalo de confianza</w:t>
+            </w:r>
+          </w:p>
+        </w:tc>
+        <w:tc>
+          <w:tcPr/>
+          <w:p>
+            <w:pPr>
+              <w:pStyle w:val="Compact"/>
+            </w:pPr>
+            <w:r>
+              <w:t xml:space="preserve">—</w:t>
+            </w:r>
+          </w:p>
+        </w:tc>
+        <w:tc>
+          <w:tcPr/>
+          <w:p>
+            <w:pPr>
+              <w:pStyle w:val="Compact"/>
+            </w:pPr>
+            <w:r>
+              <w:t xml:space="preserve">0,04</w:t>
+            </w:r>
+          </w:p>
+        </w:tc>
+      </w:tr>
+      <w:tr>
+        <w:tc>
+          <w:tcPr/>
+          <w:p>
+            <w:pPr>
+              <w:pStyle w:val="Compact"/>
+            </w:pPr>
+            <w:r>
+              <w:t xml:space="preserve">Margen de error absoluto</w:t>
+            </w:r>
+          </w:p>
+        </w:tc>
+        <w:tc>
+          <w:tcPr/>
+          <w:p>
+            <w:pPr>
+              <w:pStyle w:val="Compact"/>
+            </w:pPr>
+            <m:oMath>
+              <m:r>
+                <m:t>M</m:t>
+              </m:r>
+              <m:r>
+                <m:t>E</m:t>
+              </m:r>
+              <m:r>
+                <m:rPr>
+                  <m:sty m:val="p"/>
+                </m:rPr>
+                <m:t>=</m:t>
+              </m:r>
+              <m:sSub>
+                <m:e>
+                  <m:r>
+                    <m:t>Z</m:t>
+                  </m:r>
+                </m:e>
+                <m:sub>
+                  <m:r>
+                    <m:t>1</m:t>
+                  </m:r>
+                  <m:r>
+                    <m:rPr>
+                      <m:sty m:val="p"/>
+                    </m:rPr>
+                    <m:t>−</m:t>
+                  </m:r>
+                  <m:r>
+                    <m:t>α</m:t>
+                  </m:r>
+                  <m:r>
+                    <m:rPr>
+                      <m:sty m:val="p"/>
+                    </m:rPr>
+                    <m:t>/</m:t>
+                  </m:r>
+                  <m:r>
+                    <m:t>2</m:t>
+                  </m:r>
+                </m:sub>
+              </m:sSub>
+              <m:r>
+                <m:rPr>
+                  <m:sty m:val="p"/>
+                </m:rPr>
+                <m:t>×</m:t>
+              </m:r>
+              <m:r>
+                <m:rPr>
+                  <m:sty m:val="p"/>
+                </m:rPr>
+                <m:t>(</m:t>
+              </m:r>
+              <m:r>
+                <m:rPr>
+                  <m:nor/>
+                  <m:sty m:val="p"/>
+                </m:rPr>
+                <m:t>longitud</m:t>
+              </m:r>
+              <m:r>
+                <m:rPr>
+                  <m:sty m:val="p"/>
+                </m:rPr>
+                <m:t>/</m:t>
+              </m:r>
+              <m:r>
+                <m:t>2</m:t>
+              </m:r>
+              <m:r>
+                <m:rPr>
+                  <m:sty m:val="p"/>
+                </m:rPr>
+                <m:t>)</m:t>
+              </m:r>
+            </m:oMath>
+          </w:p>
+        </w:tc>
+        <w:tc>
+          <w:tcPr/>
+          <w:p>
+            <w:pPr>
+              <w:pStyle w:val="Compact"/>
+            </w:pPr>
+            <w:r>
+              <w:t xml:space="preserve">0,0392</w:t>
+            </w:r>
+          </w:p>
+        </w:tc>
+      </w:tr>
+      <w:tr>
+        <w:tc>
+          <w:tcPr/>
+          <w:p>
+            <w:pPr>
+              <w:pStyle w:val="Compact"/>
+            </w:pPr>
+            <w:r>
+              <w:t xml:space="preserve">Margen de error relativo</w:t>
+            </w:r>
+          </w:p>
+        </w:tc>
+        <w:tc>
+          <w:tcPr/>
+          <w:p>
+            <w:pPr>
+              <w:pStyle w:val="Compact"/>
+            </w:pPr>
+            <m:oMath>
+              <m:r>
+                <m:t>M</m:t>
+              </m:r>
+              <m:r>
+                <m:t>E</m:t>
+              </m:r>
+              <m:r>
+                <m:t>R</m:t>
+              </m:r>
+              <m:r>
+                <m:rPr>
+                  <m:sty m:val="p"/>
+                </m:rPr>
+                <m:t>=</m:t>
+              </m:r>
+              <m:r>
+                <m:t>M</m:t>
+              </m:r>
+              <m:r>
+                <m:t>E</m:t>
+              </m:r>
+              <m:r>
+                <m:rPr>
+                  <m:sty m:val="p"/>
+                </m:rPr>
+                <m:t>/</m:t>
+              </m:r>
+              <m:r>
+                <m:t>P</m:t>
+              </m:r>
+            </m:oMath>
+          </w:p>
+        </w:tc>
+        <w:tc>
+          <w:tcPr/>
+          <w:p>
+            <w:pPr>
+              <w:pStyle w:val="Compact"/>
+            </w:pPr>
+            <w:r>
+              <w:t xml:space="preserve">7,84 %</w:t>
+            </w:r>
+          </w:p>
+        </w:tc>
+      </w:tr>
+      <w:tr>
+        <w:tc>
+          <w:tcPr/>
+          <w:p>
+            <w:pPr>
+              <w:pStyle w:val="Compact"/>
+            </w:pPr>
+            <w:r>
+              <w:t xml:space="preserve">Efecto de diseño aplicado</w:t>
+            </w:r>
+          </w:p>
+        </w:tc>
+        <w:tc>
+          <w:tcPr/>
+          <w:p>
+            <w:pPr>
+              <w:pStyle w:val="Compact"/>
+            </w:pPr>
+            <m:oMath>
+              <m:r>
+                <m:t>D</m:t>
+              </m:r>
+              <m:r>
+                <m:t>E</m:t>
+              </m:r>
+              <m:r>
+                <m:t>F</m:t>
+              </m:r>
+              <m:r>
+                <m:t>F</m:t>
+              </m:r>
+            </m:oMath>
+          </w:p>
+        </w:tc>
+        <w:tc>
+          <w:tcPr/>
+          <w:p>
+            <w:pPr>
+              <w:pStyle w:val="Compact"/>
+            </w:pPr>
+            <w:r>
+              <w:t xml:space="preserve">1,5</w:t>
+            </w:r>
+          </w:p>
+        </w:tc>
+      </w:tr>
+      <w:tr>
+        <w:tc>
+          <w:tcPr/>
+          <w:p>
+            <w:pPr>
+              <w:pStyle w:val="Compact"/>
+            </w:pPr>
+            <w:r>
+              <w:t xml:space="preserve">Factor operativo (ajuste por no respuesta)</w:t>
+            </w:r>
+          </w:p>
+        </w:tc>
+        <w:tc>
+          <w:tcPr/>
+          <w:p>
+            <w:pPr>
+              <w:pStyle w:val="Compact"/>
+            </w:pPr>
+            <m:oMath>
+              <m:r>
+                <m:t>f</m:t>
+              </m:r>
+            </m:oMath>
+          </w:p>
+        </w:tc>
+        <w:tc>
+          <w:tcPr/>
+          <w:p>
+            <w:pPr>
+              <w:pStyle w:val="Compact"/>
+            </w:pPr>
+            <w:r>
+              <w:t xml:space="preserve">1,4</w:t>
+            </w:r>
+          </w:p>
+        </w:tc>
+      </w:tr>
+    </w:tbl>
+    <w:p>
+      <w:pPr>
+        <w:pStyle w:val="BodyText"/>
+      </w:pPr>
+      <w:r>
+        <w:t xml:space="preserve">Con estos parámetros,</w:t>
+      </w:r>
+      <w:r>
+        <w:t xml:space="preserve"> </w:t>
+      </w:r>
+      <m:oMath>
+        <m:sSub>
+          <m:e>
+            <m:r>
+              <m:t>n</m:t>
+            </m:r>
+          </m:e>
+          <m:sub>
+            <m:r>
+              <m:t>M</m:t>
+            </m:r>
+            <m:r>
+              <m:t>A</m:t>
+            </m:r>
+            <m:r>
+              <m:t>S</m:t>
+            </m:r>
+          </m:sub>
+        </m:sSub>
+        <m:r>
+          <m:rPr>
+            <m:sty m:val="p"/>
+          </m:rPr>
+          <m:t>≈</m:t>
+        </m:r>
+        <m:r>
+          <m:t>625</m:t>
+        </m:r>
+      </m:oMath>
+      <w:r>
+        <w:t xml:space="preserve"> </w:t>
+      </w:r>
+      <w:r>
+        <w:t xml:space="preserve">y</w:t>
+      </w:r>
+      <w:r>
+        <w:t xml:space="preserve"> </w:t>
+      </w:r>
+      <m:oMath>
+        <m:sSub>
+          <m:e>
+            <m:r>
+              <m:t>n</m:t>
+            </m:r>
+          </m:e>
+          <m:sub>
+            <m:r>
+              <m:t>D</m:t>
+            </m:r>
+            <m:r>
+              <m:t>E</m:t>
+            </m:r>
+            <m:r>
+              <m:t>F</m:t>
+            </m:r>
+            <m:r>
+              <m:t>F</m:t>
+            </m:r>
+          </m:sub>
+        </m:sSub>
+        <m:r>
+          <m:rPr>
+            <m:sty m:val="p"/>
+          </m:rPr>
+          <m:t>=</m:t>
+        </m:r>
+        <m:r>
+          <m:t>625</m:t>
+        </m:r>
+        <m:r>
+          <m:rPr>
+            <m:sty m:val="p"/>
+          </m:rPr>
+          <m:t>×</m:t>
+        </m:r>
+        <m:r>
+          <m:t>1</m:t>
+        </m:r>
+        <m:r>
+          <m:rPr>
+            <m:sty m:val="p"/>
+          </m:rPr>
+          <m:t>,</m:t>
+        </m:r>
+        <m:r>
+          <m:t>5</m:t>
+        </m:r>
+        <m:r>
+          <m:rPr>
+            <m:sty m:val="p"/>
+          </m:rPr>
+          <m:t>≈</m:t>
+        </m:r>
+        <m:r>
+          <m:t>938</m:t>
+        </m:r>
+      </m:oMath>
+      <w:r>
+        <w:t xml:space="preserve">. Para la generalidad de los dominios —cuyo tamaño poblacional es del orden de cientos de miles a decenas de millones— la corrección por población finita es despreciable y</w:t>
+      </w:r>
+      <w:r>
+        <w:t xml:space="preserve"> </w:t>
+      </w:r>
+      <m:oMath>
+        <m:sSub>
+          <m:e>
+            <m:r>
+              <m:t>n</m:t>
+            </m:r>
+          </m:e>
+          <m:sub>
+            <m:r>
+              <m:t>a</m:t>
+            </m:r>
+            <m:r>
+              <m:t>j</m:t>
+            </m:r>
+            <m:r>
+              <m:t>u</m:t>
+            </m:r>
+            <m:r>
+              <m:t>s</m:t>
+            </m:r>
+            <m:r>
+              <m:t>t</m:t>
+            </m:r>
+            <m:r>
+              <m:t>a</m:t>
+            </m:r>
+            <m:r>
+              <m:t>d</m:t>
+            </m:r>
+            <m:r>
+              <m:t>o</m:t>
+            </m:r>
+          </m:sub>
+        </m:sSub>
+        <m:r>
+          <m:rPr>
+            <m:sty m:val="p"/>
+          </m:rPr>
+          <m:t>≈</m:t>
+        </m:r>
+        <m:r>
+          <m:t>938</m:t>
+        </m:r>
+      </m:oMath>
+      <w:r>
+        <w:t xml:space="preserve">; solo en el dominio más pequeño (Orinoquía-Amazonía, régimen contributivo,</w:t>
+      </w:r>
+      <w:r>
+        <w:t xml:space="preserve"> </w:t>
+      </w:r>
+      <m:oMath>
+        <m:r>
+          <m:t>N</m:t>
+        </m:r>
+        <m:r>
+          <m:rPr>
+            <m:sty m:val="p"/>
+          </m:rPr>
+          <m:t>≈</m:t>
+        </m:r>
+        <m:r>
+          <m:t>331</m:t>
+        </m:r>
+        <m:r>
+          <m:t> </m:t>
+        </m:r>
+        <m:r>
+          <m:t>029</m:t>
+        </m:r>
+      </m:oMath>
+      <w:r>
+        <w:t xml:space="preserve">) la corrección reduce el resultado a 935. El tamaño efectivo por dominio es entonces</w:t>
+      </w:r>
+      <w:r>
+        <w:t xml:space="preserve"> </w:t>
+      </w:r>
+      <m:oMath>
+        <m:sSub>
+          <m:e>
+            <m:r>
+              <m:t>n</m:t>
+            </m:r>
+          </m:e>
+          <m:sub>
+            <m:r>
+              <m:t>e</m:t>
+            </m:r>
+            <m:r>
+              <m:t>f</m:t>
+            </m:r>
+            <m:r>
+              <m:t>e</m:t>
+            </m:r>
+            <m:r>
+              <m:t>c</m:t>
+            </m:r>
+            <m:r>
+              <m:t>t</m:t>
+            </m:r>
+            <m:r>
+              <m:t>i</m:t>
+            </m:r>
+            <m:r>
+              <m:t>v</m:t>
+            </m:r>
+            <m:r>
+              <m:t>o</m:t>
+            </m:r>
+          </m:sub>
+        </m:sSub>
+        <m:r>
+          <m:rPr>
+            <m:sty m:val="p"/>
+          </m:rPr>
+          <m:t>=</m:t>
+        </m:r>
+        <m:sSub>
+          <m:e>
+            <m:r>
+              <m:t>n</m:t>
+            </m:r>
+          </m:e>
+          <m:sub>
+            <m:r>
+              <m:t>a</m:t>
+            </m:r>
+            <m:r>
+              <m:t>j</m:t>
+            </m:r>
+            <m:r>
+              <m:t>u</m:t>
+            </m:r>
+            <m:r>
+              <m:t>s</m:t>
+            </m:r>
+            <m:r>
+              <m:t>t</m:t>
+            </m:r>
+            <m:r>
+              <m:t>a</m:t>
+            </m:r>
+            <m:r>
+              <m:t>d</m:t>
+            </m:r>
+            <m:r>
+              <m:t>o</m:t>
+            </m:r>
+          </m:sub>
+        </m:sSub>
+        <m:r>
+          <m:rPr>
+            <m:sty m:val="p"/>
+          </m:rPr>
+          <m:t>×</m:t>
+        </m:r>
+        <m:r>
+          <m:t>1</m:t>
+        </m:r>
+        <m:r>
+          <m:rPr>
+            <m:sty m:val="p"/>
+          </m:rPr>
+          <m:t>,</m:t>
+        </m:r>
+        <m:r>
+          <m:t>4</m:t>
+        </m:r>
+      </m:oMath>
+      <w:r>
+        <w:t xml:space="preserve">, es decir, del orden de 1 309 a 1 313 encuestas por dominio.</w:t>
+      </w:r>
+    </w:p>
+    <w:p>
+      <w:pPr>
+        <w:pStyle w:val="BodyText"/>
+      </w:pPr>
+      <w:r>
+        <w:t xml:space="preserve">Este resultado debe leerse como el</w:t>
+      </w:r>
+      <w:r>
+        <w:t xml:space="preserve"> </w:t>
+      </w:r>
+      <w:r>
+        <w:rPr>
+          <w:b/>
+          <w:bCs/>
+        </w:rPr>
+        <w:t xml:space="preserve">tamaño objetivo (meta) de cada cuota</w:t>
+      </w:r>
+      <w:r>
+        <w:t xml:space="preserve">, y no como el resultado de un cálculo de precisión bajo selección aleatoria: la fórmula se utiliza para fijar una meta de captación con una precisión nominal deseada, no para certificar que esa precisión se alcanza mediante un mecanismo probabilístico —lo cual sería inconsistente con la naturaleza del diseño (</w:t>
+      </w:r>
+      <w:r>
+        <w:t xml:space="preserve">4</w:t>
+      </w:r>
+      <w:r>
+        <w:t xml:space="preserve">).</w:t>
+      </w:r>
+    </w:p>
+    <w:bookmarkEnd w:id="61"/>
+    <w:bookmarkStart w:id="62" w:name="resultado-por-nivel-de-dominio"/>
+    <w:p>
+      <w:pPr>
+        <w:pStyle w:val="Heading3"/>
+      </w:pPr>
+      <w:r>
+        <w:rPr>
+          <w:rStyle w:val="SectionNumber"/>
+        </w:rPr>
+        <w:t xml:space="preserve">4.2.3</w:t>
+      </w:r>
+      <w:r>
+        <w:tab/>
+      </w:r>
+      <w:r>
+        <w:t xml:space="preserve">Resultado por nivel de dominio</w:t>
+      </w:r>
+    </w:p>
+    <w:p>
+      <w:pPr>
+        <w:pStyle w:val="FirstParagraph"/>
+      </w:pPr>
+      <w:r>
+        <w:t xml:space="preserve">La fórmula se evalúa, con los mismos parámetros, sobre cuatro niveles de dominio: nacional, región (6 categorías), régimen (2 categorías) y región × régimen (12 categorías). El resultado es prácticamente el mismo (≈1 313 encuestas) en todos los dominios, salvo en los de menor tamaño poblacional:</w:t>
+      </w:r>
+    </w:p>
+    <w:tbl>
+      <w:tblPr>
+        <w:tblStyle w:val="Table"/>
+        <w:tblW w:type="pct" w:w="5000"/>
+        <w:tblLayout w:type="fixed"/>
+        <w:tblLook w:firstRow="1" w:lastRow="0" w:firstColumn="0" w:lastColumn="0" w:noHBand="0" w:noVBand="0" w:val="0020"/>
+      </w:tblPr>
+      <w:tblGrid>
+        <w:gridCol w:w="1320"/>
+        <w:gridCol w:w="1320"/>
+        <w:gridCol w:w="1760"/>
+        <w:gridCol w:w="1760"/>
+        <w:gridCol w:w="1760"/>
+      </w:tblGrid>
+      <w:tr>
+        <w:trPr>
+          <w:tblHeader w:val="on"/>
+        </w:trPr>
+        <w:tc>
+          <w:tcPr/>
+          <w:p>
+            <w:pPr>
+              <w:pStyle w:val="Compact"/>
+            </w:pPr>
+            <w:r>
+              <w:t xml:space="preserve">Dominio</w:t>
+            </w:r>
+          </w:p>
+        </w:tc>
+        <w:tc>
+          <w:tcPr/>
+          <w:p>
+            <w:pPr>
+              <w:pStyle w:val="Compact"/>
+            </w:pPr>
+            <w:r>
+              <w:t xml:space="preserve">Nivel</w:t>
+            </w:r>
+          </w:p>
+        </w:tc>
+        <w:tc>
+          <w:tcPr/>
+          <w:p>
+            <w:pPr>
+              <w:pStyle w:val="Compact"/>
+              <w:jc w:val="right"/>
+            </w:pPr>
+            <m:oMath>
+              <m:r>
+                <m:t>N</m:t>
+              </m:r>
+            </m:oMath>
+          </w:p>
+        </w:tc>
+        <w:tc>
+          <w:tcPr/>
+          <w:p>
+            <w:pPr>
+              <w:pStyle w:val="Compact"/>
+              <w:jc w:val="right"/>
+            </w:pPr>
+            <m:oMath>
+              <m:sSub>
+                <m:e>
+                  <m:r>
+                    <m:t>n</m:t>
+                  </m:r>
+                </m:e>
+                <m:sub>
+                  <m:r>
+                    <m:t>D</m:t>
+                  </m:r>
+                  <m:r>
+                    <m:t>E</m:t>
+                  </m:r>
+                  <m:r>
+                    <m:t>F</m:t>
+                  </m:r>
+                  <m:r>
+                    <m:t>F</m:t>
+                  </m:r>
+                </m:sub>
+              </m:sSub>
+            </m:oMath>
+          </w:p>
+        </w:tc>
+        <w:tc>
+          <w:tcPr/>
+          <w:p>
+            <w:pPr>
+              <w:pStyle w:val="Compact"/>
+              <w:jc w:val="right"/>
+            </w:pPr>
+            <m:oMath>
+              <m:sSub>
+                <m:e>
+                  <m:r>
+                    <m:t>n</m:t>
+                  </m:r>
+                </m:e>
+                <m:sub>
+                  <m:r>
+                    <m:t>e</m:t>
+                  </m:r>
+                  <m:r>
+                    <m:t>f</m:t>
+                  </m:r>
+                  <m:r>
+                    <m:t>e</m:t>
+                  </m:r>
+                  <m:r>
+                    <m:t>c</m:t>
+                  </m:r>
+                  <m:r>
+                    <m:t>t</m:t>
+                  </m:r>
+                  <m:r>
+                    <m:t>i</m:t>
+                  </m:r>
+                  <m:r>
+                    <m:t>v</m:t>
+                  </m:r>
+                  <m:r>
+                    <m:t>o</m:t>
+                  </m:r>
+                </m:sub>
+              </m:sSub>
+            </m:oMath>
+          </w:p>
+        </w:tc>
+      </w:tr>
+      <w:tr>
+        <w:tc>
+          <w:tcPr/>
+          <w:p>
+            <w:pPr>
+              <w:pStyle w:val="Compact"/>
+            </w:pPr>
+            <w:r>
+              <w:t xml:space="preserve">Nacional</w:t>
+            </w:r>
+          </w:p>
+        </w:tc>
+        <w:tc>
+          <w:tcPr/>
+          <w:p>
+            <w:pPr>
+              <w:pStyle w:val="Compact"/>
+            </w:pPr>
+            <w:r>
+              <w:t xml:space="preserve">Nacional</w:t>
+            </w:r>
+          </w:p>
+        </w:tc>
+        <w:tc>
+          <w:tcPr/>
+          <w:p>
+            <w:pPr>
+              <w:pStyle w:val="Compact"/>
+              <w:jc w:val="right"/>
+            </w:pPr>
+            <w:r>
+              <w:t xml:space="preserve">50 168 746</w:t>
+            </w:r>
+          </w:p>
+        </w:tc>
+        <w:tc>
+          <w:tcPr/>
+          <w:p>
+            <w:pPr>
+              <w:pStyle w:val="Compact"/>
+              <w:jc w:val="right"/>
+            </w:pPr>
+            <w:r>
+              <w:t xml:space="preserve">938</w:t>
+            </w:r>
+          </w:p>
+        </w:tc>
+        <w:tc>
+          <w:tcPr/>
+          <w:p>
+            <w:pPr>
+              <w:pStyle w:val="Compact"/>
+              <w:jc w:val="right"/>
+            </w:pPr>
+            <w:r>
+              <w:t xml:space="preserve">1 313,2</w:t>
+            </w:r>
+          </w:p>
+        </w:tc>
+      </w:tr>
+      <w:tr>
+        <w:tc>
+          <w:tcPr/>
+          <w:p>
+            <w:pPr>
+              <w:pStyle w:val="Compact"/>
+            </w:pPr>
+            <w:r>
+              <w:t xml:space="preserve">Bogotá</w:t>
+            </w:r>
+          </w:p>
+        </w:tc>
+        <w:tc>
+          <w:tcPr/>
+          <w:p>
+            <w:pPr>
+              <w:pStyle w:val="Compact"/>
+            </w:pPr>
+            <w:r>
+              <w:t xml:space="preserve">Región</w:t>
+            </w:r>
+          </w:p>
+        </w:tc>
+        <w:tc>
+          <w:tcPr/>
+          <w:p>
+            <w:pPr>
+              <w:pStyle w:val="Compact"/>
+              <w:jc w:val="right"/>
+            </w:pPr>
+            <w:r>
+              <w:t xml:space="preserve">7 780 253</w:t>
+            </w:r>
+          </w:p>
+        </w:tc>
+        <w:tc>
+          <w:tcPr/>
+          <w:p>
+            <w:pPr>
+              <w:pStyle w:val="Compact"/>
+              <w:jc w:val="right"/>
+            </w:pPr>
+            <w:r>
+              <w:t xml:space="preserve">938</w:t>
+            </w:r>
+          </w:p>
+        </w:tc>
+        <w:tc>
+          <w:tcPr/>
+          <w:p>
+            <w:pPr>
+              <w:pStyle w:val="Compact"/>
+              <w:jc w:val="right"/>
+            </w:pPr>
+            <w:r>
+              <w:t xml:space="preserve">1 313,2</w:t>
+            </w:r>
+          </w:p>
+        </w:tc>
+      </w:tr>
+      <w:tr>
+        <w:tc>
+          <w:tcPr/>
+          <w:p>
+            <w:pPr>
+              <w:pStyle w:val="Compact"/>
+            </w:pPr>
+            <w:r>
+              <w:t xml:space="preserve">Caribe</w:t>
+            </w:r>
+          </w:p>
+        </w:tc>
+        <w:tc>
+          <w:tcPr/>
+          <w:p>
+            <w:pPr>
+              <w:pStyle w:val="Compact"/>
+            </w:pPr>
+            <w:r>
+              <w:t xml:space="preserve">Región</w:t>
+            </w:r>
+          </w:p>
+        </w:tc>
+        <w:tc>
+          <w:tcPr/>
+          <w:p>
+            <w:pPr>
+              <w:pStyle w:val="Compact"/>
+              <w:jc w:val="right"/>
+            </w:pPr>
+            <w:r>
+              <w:t xml:space="preserve">11 666 255</w:t>
+            </w:r>
+          </w:p>
+        </w:tc>
+        <w:tc>
+          <w:tcPr/>
+          <w:p>
+            <w:pPr>
+              <w:pStyle w:val="Compact"/>
+              <w:jc w:val="right"/>
+            </w:pPr>
+            <w:r>
+              <w:t xml:space="preserve">938</w:t>
+            </w:r>
+          </w:p>
+        </w:tc>
+        <w:tc>
+          <w:tcPr/>
+          <w:p>
+            <w:pPr>
+              <w:pStyle w:val="Compact"/>
+              <w:jc w:val="right"/>
+            </w:pPr>
+            <w:r>
+              <w:t xml:space="preserve">1 313,2</w:t>
+            </w:r>
+          </w:p>
+        </w:tc>
+      </w:tr>
+      <w:tr>
+        <w:tc>
+          <w:tcPr/>
+          <w:p>
+            <w:pPr>
+              <w:pStyle w:val="Compact"/>
+            </w:pPr>
+            <w:r>
+              <w:t xml:space="preserve">Central</w:t>
+            </w:r>
+          </w:p>
+        </w:tc>
+        <w:tc>
+          <w:tcPr/>
+          <w:p>
+            <w:pPr>
+              <w:pStyle w:val="Compact"/>
+            </w:pPr>
+            <w:r>
+              <w:t xml:space="preserve">Región</w:t>
+            </w:r>
+          </w:p>
+        </w:tc>
+        <w:tc>
+          <w:tcPr/>
+          <w:p>
+            <w:pPr>
+              <w:pStyle w:val="Compact"/>
+              <w:jc w:val="right"/>
+            </w:pPr>
+            <w:r>
+              <w:t xml:space="preserve">12 414 228</w:t>
+            </w:r>
+          </w:p>
+        </w:tc>
+        <w:tc>
+          <w:tcPr/>
+          <w:p>
+            <w:pPr>
+              <w:pStyle w:val="Compact"/>
+              <w:jc w:val="right"/>
+            </w:pPr>
+            <w:r>
+              <w:t xml:space="preserve">938</w:t>
+            </w:r>
+          </w:p>
+        </w:tc>
+        <w:tc>
+          <w:tcPr/>
+          <w:p>
+            <w:pPr>
+              <w:pStyle w:val="Compact"/>
+              <w:jc w:val="right"/>
+            </w:pPr>
+            <w:r>
+              <w:t xml:space="preserve">1 313,2</w:t>
+            </w:r>
+          </w:p>
+        </w:tc>
+      </w:tr>
+      <w:tr>
+        <w:tc>
+          <w:tcPr/>
+          <w:p>
+            <w:pPr>
+              <w:pStyle w:val="Compact"/>
+            </w:pPr>
+            <w:r>
+              <w:t xml:space="preserve">Oriental</w:t>
+            </w:r>
+          </w:p>
+        </w:tc>
+        <w:tc>
+          <w:tcPr/>
+          <w:p>
+            <w:pPr>
+              <w:pStyle w:val="Compact"/>
+            </w:pPr>
+            <w:r>
+              <w:t xml:space="preserve">Región</w:t>
+            </w:r>
+          </w:p>
+        </w:tc>
+        <w:tc>
+          <w:tcPr/>
+          <w:p>
+            <w:pPr>
+              <w:pStyle w:val="Compact"/>
+              <w:jc w:val="right"/>
+            </w:pPr>
+            <w:r>
+              <w:t xml:space="preserve">9 033 646</w:t>
+            </w:r>
+          </w:p>
+        </w:tc>
+        <w:tc>
+          <w:tcPr/>
+          <w:p>
+            <w:pPr>
+              <w:pStyle w:val="Compact"/>
+              <w:jc w:val="right"/>
+            </w:pPr>
+            <w:r>
+              <w:t xml:space="preserve">938</w:t>
+            </w:r>
+          </w:p>
+        </w:tc>
+        <w:tc>
+          <w:tcPr/>
+          <w:p>
+            <w:pPr>
+              <w:pStyle w:val="Compact"/>
+              <w:jc w:val="right"/>
+            </w:pPr>
+            <w:r>
+              <w:t xml:space="preserve">1 313,2</w:t>
+            </w:r>
+          </w:p>
+        </w:tc>
+      </w:tr>
+      <w:tr>
+        <w:tc>
+          <w:tcPr/>
+          <w:p>
+            <w:pPr>
+              <w:pStyle w:val="Compact"/>
+            </w:pPr>
+            <w:r>
+              <w:t xml:space="preserve">Pacífica</w:t>
+            </w:r>
+          </w:p>
+        </w:tc>
+        <w:tc>
+          <w:tcPr/>
+          <w:p>
+            <w:pPr>
+              <w:pStyle w:val="Compact"/>
+            </w:pPr>
+            <w:r>
+              <w:t xml:space="preserve">Región</w:t>
+            </w:r>
+          </w:p>
+        </w:tc>
+        <w:tc>
+          <w:tcPr/>
+          <w:p>
+            <w:pPr>
+              <w:pStyle w:val="Compact"/>
+              <w:jc w:val="right"/>
+            </w:pPr>
+            <w:r>
+              <w:t xml:space="preserve">7 846 342</w:t>
+            </w:r>
+          </w:p>
+        </w:tc>
+        <w:tc>
+          <w:tcPr/>
+          <w:p>
+            <w:pPr>
+              <w:pStyle w:val="Compact"/>
+              <w:jc w:val="right"/>
+            </w:pPr>
+            <w:r>
+              <w:t xml:space="preserve">938</w:t>
+            </w:r>
+          </w:p>
+        </w:tc>
+        <w:tc>
+          <w:tcPr/>
+          <w:p>
+            <w:pPr>
+              <w:pStyle w:val="Compact"/>
+              <w:jc w:val="right"/>
+            </w:pPr>
+            <w:r>
+              <w:t xml:space="preserve">1 313,2</w:t>
+            </w:r>
+          </w:p>
+        </w:tc>
+      </w:tr>
+      <w:tr>
+        <w:tc>
+          <w:tcPr/>
+          <w:p>
+            <w:pPr>
+              <w:pStyle w:val="Compact"/>
+            </w:pPr>
+            <w:r>
+              <w:t xml:space="preserve">Orinoquía-Amazonía</w:t>
+            </w:r>
+          </w:p>
+        </w:tc>
+        <w:tc>
+          <w:tcPr/>
+          <w:p>
+            <w:pPr>
+              <w:pStyle w:val="Compact"/>
+            </w:pPr>
+            <w:r>
+              <w:t xml:space="preserve">Región</w:t>
+            </w:r>
+          </w:p>
+        </w:tc>
+        <w:tc>
+          <w:tcPr/>
+          <w:p>
+            <w:pPr>
+              <w:pStyle w:val="Compact"/>
+              <w:jc w:val="right"/>
+            </w:pPr>
+            <w:r>
+              <w:t xml:space="preserve">1 428 022</w:t>
+            </w:r>
+          </w:p>
+        </w:tc>
+        <w:tc>
+          <w:tcPr/>
+          <w:p>
+            <w:pPr>
+              <w:pStyle w:val="Compact"/>
+              <w:jc w:val="right"/>
+            </w:pPr>
+            <w:r>
+              <w:t xml:space="preserve">937</w:t>
+            </w:r>
+          </w:p>
+        </w:tc>
+        <w:tc>
+          <w:tcPr/>
+          <w:p>
+            <w:pPr>
+              <w:pStyle w:val="Compact"/>
+              <w:jc w:val="right"/>
+            </w:pPr>
+            <w:r>
+              <w:t xml:space="preserve">1 311,8</w:t>
+            </w:r>
+          </w:p>
+        </w:tc>
+      </w:tr>
+      <w:tr>
+        <w:tc>
+          <w:tcPr/>
+          <w:p>
+            <w:pPr>
+              <w:pStyle w:val="Compact"/>
+            </w:pPr>
+            <w:r>
+              <w:t xml:space="preserve">Contributivo</w:t>
+            </w:r>
+          </w:p>
+        </w:tc>
+        <w:tc>
+          <w:tcPr/>
+          <w:p>
+            <w:pPr>
+              <w:pStyle w:val="Compact"/>
+            </w:pPr>
+            <w:r>
+              <w:t xml:space="preserve">Régimen</w:t>
+            </w:r>
+          </w:p>
+        </w:tc>
+        <w:tc>
+          <w:tcPr/>
+          <w:p>
+            <w:pPr>
+              <w:pStyle w:val="Compact"/>
+              <w:jc w:val="right"/>
+            </w:pPr>
+            <w:r>
+              <w:t xml:space="preserve">23 224 623</w:t>
+            </w:r>
+          </w:p>
+        </w:tc>
+        <w:tc>
+          <w:tcPr/>
+          <w:p>
+            <w:pPr>
+              <w:pStyle w:val="Compact"/>
+              <w:jc w:val="right"/>
+            </w:pPr>
+            <w:r>
+              <w:t xml:space="preserve">938</w:t>
+            </w:r>
+          </w:p>
+        </w:tc>
+        <w:tc>
+          <w:tcPr/>
+          <w:p>
+            <w:pPr>
+              <w:pStyle w:val="Compact"/>
+              <w:jc w:val="right"/>
+            </w:pPr>
+            <w:r>
+              <w:t xml:space="preserve">1 313,2</w:t>
+            </w:r>
+          </w:p>
+        </w:tc>
+      </w:tr>
+      <w:tr>
+        <w:tc>
+          <w:tcPr/>
+          <w:p>
+            <w:pPr>
+              <w:pStyle w:val="Compact"/>
+            </w:pPr>
+            <w:r>
+              <w:t xml:space="preserve">Subsidiado</w:t>
+            </w:r>
+          </w:p>
+        </w:tc>
+        <w:tc>
+          <w:tcPr/>
+          <w:p>
+            <w:pPr>
+              <w:pStyle w:val="Compact"/>
+            </w:pPr>
+            <w:r>
+              <w:t xml:space="preserve">Régimen</w:t>
+            </w:r>
+          </w:p>
+        </w:tc>
+        <w:tc>
+          <w:tcPr/>
+          <w:p>
+            <w:pPr>
+              <w:pStyle w:val="Compact"/>
+              <w:jc w:val="right"/>
+            </w:pPr>
+            <w:r>
+              <w:t xml:space="preserve">26 944 123</w:t>
+            </w:r>
+          </w:p>
+        </w:tc>
+        <w:tc>
+          <w:tcPr/>
+          <w:p>
+            <w:pPr>
+              <w:pStyle w:val="Compact"/>
+              <w:jc w:val="right"/>
+            </w:pPr>
+            <w:r>
+              <w:t xml:space="preserve">938</w:t>
+            </w:r>
+          </w:p>
+        </w:tc>
+        <w:tc>
+          <w:tcPr/>
+          <w:p>
+            <w:pPr>
+              <w:pStyle w:val="Compact"/>
+              <w:jc w:val="right"/>
+            </w:pPr>
+            <w:r>
+              <w:t xml:space="preserve">1 313,2</w:t>
+            </w:r>
+          </w:p>
+        </w:tc>
+      </w:tr>
+      <w:tr>
+        <w:tc>
+          <w:tcPr/>
+          <w:p>
+            <w:pPr>
+              <w:pStyle w:val="Compact"/>
+            </w:pPr>
+            <w:r>
+              <w:t xml:space="preserve">Bogotá × Contributivo</w:t>
+            </w:r>
+          </w:p>
+        </w:tc>
+        <w:tc>
+          <w:tcPr/>
+          <w:p>
+            <w:pPr>
+              <w:pStyle w:val="Compact"/>
+            </w:pPr>
+            <w:r>
+              <w:t xml:space="preserve">Región × Régimen</w:t>
+            </w:r>
+          </w:p>
+        </w:tc>
+        <w:tc>
+          <w:tcPr/>
+          <w:p>
+            <w:pPr>
+              <w:pStyle w:val="Compact"/>
+              <w:jc w:val="right"/>
+            </w:pPr>
+            <w:r>
+              <w:t xml:space="preserve">5 969 975</w:t>
+            </w:r>
+          </w:p>
+        </w:tc>
+        <w:tc>
+          <w:tcPr/>
+          <w:p>
+            <w:pPr>
+              <w:pStyle w:val="Compact"/>
+              <w:jc w:val="right"/>
+            </w:pPr>
+            <w:r>
+              <w:t xml:space="preserve">938</w:t>
+            </w:r>
+          </w:p>
+        </w:tc>
+        <w:tc>
+          <w:tcPr/>
+          <w:p>
+            <w:pPr>
+              <w:pStyle w:val="Compact"/>
+              <w:jc w:val="right"/>
+            </w:pPr>
+            <w:r>
+              <w:t xml:space="preserve">1 313,2</w:t>
+            </w:r>
+          </w:p>
+        </w:tc>
+      </w:tr>
+      <w:tr>
+        <w:tc>
+          <w:tcPr/>
+          <w:p>
+            <w:pPr>
+              <w:pStyle w:val="Compact"/>
+            </w:pPr>
+            <w:r>
+              <w:t xml:space="preserve">Bogotá × Subsidiado</w:t>
+            </w:r>
+          </w:p>
+        </w:tc>
+        <w:tc>
+          <w:tcPr/>
+          <w:p>
+            <w:pPr>
+              <w:pStyle w:val="Compact"/>
+            </w:pPr>
+            <w:r>
+              <w:t xml:space="preserve">Región × Régimen</w:t>
+            </w:r>
+          </w:p>
+        </w:tc>
+        <w:tc>
+          <w:tcPr/>
+          <w:p>
+            <w:pPr>
+              <w:pStyle w:val="Compact"/>
+              <w:jc w:val="right"/>
+            </w:pPr>
+            <w:r>
+              <w:t xml:space="preserve">1 810 278</w:t>
+            </w:r>
+          </w:p>
+        </w:tc>
+        <w:tc>
+          <w:tcPr/>
+          <w:p>
+            <w:pPr>
+              <w:pStyle w:val="Compact"/>
+              <w:jc w:val="right"/>
+            </w:pPr>
+            <w:r>
+              <w:t xml:space="preserve">938</w:t>
+            </w:r>
+          </w:p>
+        </w:tc>
+        <w:tc>
+          <w:tcPr/>
+          <w:p>
+            <w:pPr>
+              <w:pStyle w:val="Compact"/>
+              <w:jc w:val="right"/>
+            </w:pPr>
+            <w:r>
+              <w:t xml:space="preserve">1 313,2</w:t>
+            </w:r>
+          </w:p>
+        </w:tc>
+      </w:tr>
+      <w:tr>
+        <w:tc>
+          <w:tcPr/>
+          <w:p>
+            <w:pPr>
+              <w:pStyle w:val="Compact"/>
+            </w:pPr>
+            <w:r>
+              <w:t xml:space="preserve">Caribe × Contributivo</w:t>
+            </w:r>
+          </w:p>
+        </w:tc>
+        <w:tc>
+          <w:tcPr/>
+          <w:p>
+            <w:pPr>
+              <w:pStyle w:val="Compact"/>
+            </w:pPr>
+            <w:r>
+              <w:t xml:space="preserve">Región × Régimen</w:t>
+            </w:r>
+          </w:p>
+        </w:tc>
+        <w:tc>
+          <w:tcPr/>
+          <w:p>
+            <w:pPr>
+              <w:pStyle w:val="Compact"/>
+              <w:jc w:val="right"/>
+            </w:pPr>
+            <w:r>
+              <w:t xml:space="preserve">3 319 849</w:t>
+            </w:r>
+          </w:p>
+        </w:tc>
+        <w:tc>
+          <w:tcPr/>
+          <w:p>
+            <w:pPr>
+              <w:pStyle w:val="Compact"/>
+              <w:jc w:val="right"/>
+            </w:pPr>
+            <w:r>
+              <w:t xml:space="preserve">938</w:t>
+            </w:r>
+          </w:p>
+        </w:tc>
+        <w:tc>
+          <w:tcPr/>
+          <w:p>
+            <w:pPr>
+              <w:pStyle w:val="Compact"/>
+              <w:jc w:val="right"/>
+            </w:pPr>
+            <w:r>
+              <w:t xml:space="preserve">1 313,2</w:t>
+            </w:r>
+          </w:p>
+        </w:tc>
+      </w:tr>
+      <w:tr>
+        <w:tc>
+          <w:tcPr/>
+          <w:p>
+            <w:pPr>
+              <w:pStyle w:val="Compact"/>
+            </w:pPr>
+            <w:r>
+              <w:t xml:space="preserve">Caribe × Subsidiado</w:t>
+            </w:r>
+          </w:p>
+        </w:tc>
+        <w:tc>
+          <w:tcPr/>
+          <w:p>
+            <w:pPr>
+              <w:pStyle w:val="Compact"/>
+            </w:pPr>
+            <w:r>
+              <w:t xml:space="preserve">Región × Régimen</w:t>
+            </w:r>
+          </w:p>
+        </w:tc>
+        <w:tc>
+          <w:tcPr/>
+          <w:p>
+            <w:pPr>
+              <w:pStyle w:val="Compact"/>
+              <w:jc w:val="right"/>
+            </w:pPr>
+            <w:r>
+              <w:t xml:space="preserve">8 346 406</w:t>
+            </w:r>
+          </w:p>
+        </w:tc>
+        <w:tc>
+          <w:tcPr/>
+          <w:p>
+            <w:pPr>
+              <w:pStyle w:val="Compact"/>
+              <w:jc w:val="right"/>
+            </w:pPr>
+            <w:r>
+              <w:t xml:space="preserve">938</w:t>
+            </w:r>
+          </w:p>
+        </w:tc>
+        <w:tc>
+          <w:tcPr/>
+          <w:p>
+            <w:pPr>
+              <w:pStyle w:val="Compact"/>
+              <w:jc w:val="right"/>
+            </w:pPr>
+            <w:r>
+              <w:t xml:space="preserve">1 313,2</w:t>
+            </w:r>
+          </w:p>
+        </w:tc>
+      </w:tr>
+      <w:tr>
+        <w:tc>
+          <w:tcPr/>
+          <w:p>
+            <w:pPr>
+              <w:pStyle w:val="Compact"/>
+            </w:pPr>
+            <w:r>
+              <w:t xml:space="preserve">Central × Contributivo</w:t>
+            </w:r>
+          </w:p>
+        </w:tc>
+        <w:tc>
+          <w:tcPr/>
+          <w:p>
+            <w:pPr>
+              <w:pStyle w:val="Compact"/>
+            </w:pPr>
+            <w:r>
+              <w:t xml:space="preserve">Región × Régimen</w:t>
+            </w:r>
+          </w:p>
+        </w:tc>
+        <w:tc>
+          <w:tcPr/>
+          <w:p>
+            <w:pPr>
+              <w:pStyle w:val="Compact"/>
+              <w:jc w:val="right"/>
+            </w:pPr>
+            <w:r>
+              <w:t xml:space="preserve">6 354 613</w:t>
+            </w:r>
+          </w:p>
+        </w:tc>
+        <w:tc>
+          <w:tcPr/>
+          <w:p>
+            <w:pPr>
+              <w:pStyle w:val="Compact"/>
+              <w:jc w:val="right"/>
+            </w:pPr>
+            <w:r>
+              <w:t xml:space="preserve">938</w:t>
+            </w:r>
+          </w:p>
+        </w:tc>
+        <w:tc>
+          <w:tcPr/>
+          <w:p>
+            <w:pPr>
+              <w:pStyle w:val="Compact"/>
+              <w:jc w:val="right"/>
+            </w:pPr>
+            <w:r>
+              <w:t xml:space="preserve">1 313,2</w:t>
+            </w:r>
+          </w:p>
+        </w:tc>
+      </w:tr>
+      <w:tr>
+        <w:tc>
+          <w:tcPr/>
+          <w:p>
+            <w:pPr>
+              <w:pStyle w:val="Compact"/>
+            </w:pPr>
+            <w:r>
+              <w:t xml:space="preserve">Central × Subsidiado</w:t>
+            </w:r>
+          </w:p>
+        </w:tc>
+        <w:tc>
+          <w:tcPr/>
+          <w:p>
+            <w:pPr>
+              <w:pStyle w:val="Compact"/>
+            </w:pPr>
+            <w:r>
+              <w:t xml:space="preserve">Región × Régimen</w:t>
+            </w:r>
+          </w:p>
+        </w:tc>
+        <w:tc>
+          <w:tcPr/>
+          <w:p>
+            <w:pPr>
+              <w:pStyle w:val="Compact"/>
+              <w:jc w:val="right"/>
+            </w:pPr>
+            <w:r>
+              <w:t xml:space="preserve">6 059 615</w:t>
+            </w:r>
+          </w:p>
+        </w:tc>
+        <w:tc>
+          <w:tcPr/>
+          <w:p>
+            <w:pPr>
+              <w:pStyle w:val="Compact"/>
+              <w:jc w:val="right"/>
+            </w:pPr>
+            <w:r>
+              <w:t xml:space="preserve">938</w:t>
+            </w:r>
+          </w:p>
+        </w:tc>
+        <w:tc>
+          <w:tcPr/>
+          <w:p>
+            <w:pPr>
+              <w:pStyle w:val="Compact"/>
+              <w:jc w:val="right"/>
+            </w:pPr>
+            <w:r>
+              <w:t xml:space="preserve">1 313,2</w:t>
+            </w:r>
+          </w:p>
+        </w:tc>
+      </w:tr>
+      <w:tr>
+        <w:tc>
+          <w:tcPr/>
+          <w:p>
+            <w:pPr>
+              <w:pStyle w:val="Compact"/>
+            </w:pPr>
+            <w:r>
+              <w:t xml:space="preserve">Oriental × Contributivo</w:t>
+            </w:r>
+          </w:p>
+        </w:tc>
+        <w:tc>
+          <w:tcPr/>
+          <w:p>
+            <w:pPr>
+              <w:pStyle w:val="Compact"/>
+            </w:pPr>
+            <w:r>
+              <w:t xml:space="preserve">Región × Régimen</w:t>
+            </w:r>
+          </w:p>
+        </w:tc>
+        <w:tc>
+          <w:tcPr/>
+          <w:p>
+            <w:pPr>
+              <w:pStyle w:val="Compact"/>
+              <w:jc w:val="right"/>
+            </w:pPr>
+            <w:r>
+              <w:t xml:space="preserve">4 174 548</w:t>
+            </w:r>
+          </w:p>
+        </w:tc>
+        <w:tc>
+          <w:tcPr/>
+          <w:p>
+            <w:pPr>
+              <w:pStyle w:val="Compact"/>
+              <w:jc w:val="right"/>
+            </w:pPr>
+            <w:r>
+              <w:t xml:space="preserve">938</w:t>
+            </w:r>
+          </w:p>
+        </w:tc>
+        <w:tc>
+          <w:tcPr/>
+          <w:p>
+            <w:pPr>
+              <w:pStyle w:val="Compact"/>
+              <w:jc w:val="right"/>
+            </w:pPr>
+            <w:r>
+              <w:t xml:space="preserve">1 313,2</w:t>
+            </w:r>
+          </w:p>
+        </w:tc>
+      </w:tr>
+      <w:tr>
+        <w:tc>
+          <w:tcPr/>
+          <w:p>
+            <w:pPr>
+              <w:pStyle w:val="Compact"/>
+            </w:pPr>
+            <w:r>
+              <w:t xml:space="preserve">Oriental × Subsidiado</w:t>
+            </w:r>
+          </w:p>
+        </w:tc>
+        <w:tc>
+          <w:tcPr/>
+          <w:p>
+            <w:pPr>
+              <w:pStyle w:val="Compact"/>
+            </w:pPr>
+            <w:r>
+              <w:t xml:space="preserve">Región × Régimen</w:t>
+            </w:r>
+          </w:p>
+        </w:tc>
+        <w:tc>
+          <w:tcPr/>
+          <w:p>
+            <w:pPr>
+              <w:pStyle w:val="Compact"/>
+              <w:jc w:val="right"/>
+            </w:pPr>
+            <w:r>
+              <w:t xml:space="preserve">4 859 098</w:t>
+            </w:r>
+          </w:p>
+        </w:tc>
+        <w:tc>
+          <w:tcPr/>
+          <w:p>
+            <w:pPr>
+              <w:pStyle w:val="Compact"/>
+              <w:jc w:val="right"/>
+            </w:pPr>
+            <w:r>
+              <w:t xml:space="preserve">938</w:t>
+            </w:r>
+          </w:p>
+        </w:tc>
+        <w:tc>
+          <w:tcPr/>
+          <w:p>
+            <w:pPr>
+              <w:pStyle w:val="Compact"/>
+              <w:jc w:val="right"/>
+            </w:pPr>
+            <w:r>
+              <w:t xml:space="preserve">1 313,2</w:t>
+            </w:r>
+          </w:p>
+        </w:tc>
+      </w:tr>
+      <w:tr>
+        <w:tc>
+          <w:tcPr/>
+          <w:p>
+            <w:pPr>
+              <w:pStyle w:val="Compact"/>
+            </w:pPr>
+            <w:r>
+              <w:t xml:space="preserve">Orinoquía-Amazonía × Contributivo</w:t>
+            </w:r>
+          </w:p>
+        </w:tc>
+        <w:tc>
+          <w:tcPr/>
+          <w:p>
+            <w:pPr>
+              <w:pStyle w:val="Compact"/>
+            </w:pPr>
+            <w:r>
+              <w:t xml:space="preserve">Región × Régimen</w:t>
+            </w:r>
+          </w:p>
+        </w:tc>
+        <w:tc>
+          <w:tcPr/>
+          <w:p>
+            <w:pPr>
+              <w:pStyle w:val="Compact"/>
+              <w:jc w:val="right"/>
+            </w:pPr>
+            <w:r>
+              <w:t xml:space="preserve">331 029</w:t>
+            </w:r>
+          </w:p>
+        </w:tc>
+        <w:tc>
+          <w:tcPr/>
+          <w:p>
+            <w:pPr>
+              <w:pStyle w:val="Compact"/>
+              <w:jc w:val="right"/>
+            </w:pPr>
+            <w:r>
+              <w:t xml:space="preserve">935</w:t>
+            </w:r>
+          </w:p>
+        </w:tc>
+        <w:tc>
+          <w:tcPr/>
+          <w:p>
+            <w:pPr>
+              <w:pStyle w:val="Compact"/>
+              <w:jc w:val="right"/>
+            </w:pPr>
+            <w:r>
+              <w:t xml:space="preserve">1 309,0</w:t>
+            </w:r>
+          </w:p>
+        </w:tc>
+      </w:tr>
+      <w:tr>
+        <w:tc>
+          <w:tcPr/>
+          <w:p>
+            <w:pPr>
+              <w:pStyle w:val="Compact"/>
+            </w:pPr>
+            <w:r>
+              <w:t xml:space="preserve">Orinoquía-Amazonía × Subsidiado</w:t>
+            </w:r>
+          </w:p>
+        </w:tc>
+        <w:tc>
+          <w:tcPr/>
+          <w:p>
+            <w:pPr>
+              <w:pStyle w:val="Compact"/>
+            </w:pPr>
+            <w:r>
+              <w:t xml:space="preserve">Región × Régimen</w:t>
+            </w:r>
+          </w:p>
+        </w:tc>
+        <w:tc>
+          <w:tcPr/>
+          <w:p>
+            <w:pPr>
+              <w:pStyle w:val="Compact"/>
+              <w:jc w:val="right"/>
+            </w:pPr>
+            <w:r>
+              <w:t xml:space="preserve">1 096 993</w:t>
+            </w:r>
+          </w:p>
+        </w:tc>
+        <w:tc>
+          <w:tcPr/>
+          <w:p>
+            <w:pPr>
+              <w:pStyle w:val="Compact"/>
+              <w:jc w:val="right"/>
+            </w:pPr>
+            <w:r>
+              <w:t xml:space="preserve">937</w:t>
+            </w:r>
+          </w:p>
+        </w:tc>
+        <w:tc>
+          <w:tcPr/>
+          <w:p>
+            <w:pPr>
+              <w:pStyle w:val="Compact"/>
+              <w:jc w:val="right"/>
+            </w:pPr>
+            <w:r>
+              <w:t xml:space="preserve">1 311,8</w:t>
+            </w:r>
+          </w:p>
+        </w:tc>
+      </w:tr>
+      <w:tr>
+        <w:tc>
+          <w:tcPr/>
+          <w:p>
+            <w:pPr>
+              <w:pStyle w:val="Compact"/>
+            </w:pPr>
+            <w:r>
+              <w:t xml:space="preserve">Pacífica × Contributivo</w:t>
+            </w:r>
+          </w:p>
+        </w:tc>
+        <w:tc>
+          <w:tcPr/>
+          <w:p>
+            <w:pPr>
+              <w:pStyle w:val="Compact"/>
+            </w:pPr>
+            <w:r>
+              <w:t xml:space="preserve">Región × Régimen</w:t>
+            </w:r>
+          </w:p>
+        </w:tc>
+        <w:tc>
+          <w:tcPr/>
+          <w:p>
+            <w:pPr>
+              <w:pStyle w:val="Compact"/>
+              <w:jc w:val="right"/>
+            </w:pPr>
+            <w:r>
+              <w:t xml:space="preserve">3 074 609</w:t>
+            </w:r>
+          </w:p>
+        </w:tc>
+        <w:tc>
+          <w:tcPr/>
+          <w:p>
+            <w:pPr>
+              <w:pStyle w:val="Compact"/>
+              <w:jc w:val="right"/>
+            </w:pPr>
+            <w:r>
+              <w:t xml:space="preserve">938</w:t>
+            </w:r>
+          </w:p>
+        </w:tc>
+        <w:tc>
+          <w:tcPr/>
+          <w:p>
+            <w:pPr>
+              <w:pStyle w:val="Compact"/>
+              <w:jc w:val="right"/>
+            </w:pPr>
+            <w:r>
+              <w:t xml:space="preserve">1 313,2</w:t>
+            </w:r>
+          </w:p>
+        </w:tc>
+      </w:tr>
+      <w:tr>
+        <w:tc>
+          <w:tcPr/>
+          <w:p>
+            <w:pPr>
+              <w:pStyle w:val="Compact"/>
+            </w:pPr>
+            <w:r>
+              <w:t xml:space="preserve">Pacífica × Subsidiado</w:t>
+            </w:r>
+          </w:p>
+        </w:tc>
+        <w:tc>
+          <w:tcPr/>
+          <w:p>
+            <w:pPr>
+              <w:pStyle w:val="Compact"/>
+            </w:pPr>
+            <w:r>
+              <w:t xml:space="preserve">Región × Régimen</w:t>
+            </w:r>
+          </w:p>
+        </w:tc>
+        <w:tc>
+          <w:tcPr/>
+          <w:p>
+            <w:pPr>
+              <w:pStyle w:val="Compact"/>
+              <w:jc w:val="right"/>
+            </w:pPr>
+            <w:r>
+              <w:t xml:space="preserve">4 771 733</w:t>
+            </w:r>
+          </w:p>
+        </w:tc>
+        <w:tc>
+          <w:tcPr/>
+          <w:p>
+            <w:pPr>
+              <w:pStyle w:val="Compact"/>
+              <w:jc w:val="right"/>
+            </w:pPr>
+            <w:r>
+              <w:t xml:space="preserve">938</w:t>
+            </w:r>
+          </w:p>
+        </w:tc>
+        <w:tc>
+          <w:tcPr/>
+          <w:p>
+            <w:pPr>
+              <w:pStyle w:val="Compact"/>
+              <w:jc w:val="right"/>
+            </w:pPr>
+            <w:r>
+              <w:t xml:space="preserve">1 313,2</w:t>
+            </w:r>
+          </w:p>
+        </w:tc>
+      </w:tr>
+    </w:tbl>
+    <w:bookmarkEnd w:id="62"/>
+    <w:bookmarkStart w:id="63" w:name="X823e265342f637b97a1105eff9c7f3bc84c6b21"/>
+    <w:p>
+      <w:pPr>
+        <w:pStyle w:val="Heading3"/>
+      </w:pPr>
+      <w:r>
+        <w:rPr>
+          <w:rStyle w:val="SectionNumber"/>
+        </w:rPr>
+        <w:t xml:space="preserve">4.2.4</w:t>
+      </w:r>
+      <w:r>
+        <w:tab/>
+      </w:r>
+      <w:r>
+        <w:t xml:space="preserve">Tamaño adoptado: por qué la suma regional y no el cálculo nacional ni el cruce región × régimen</w:t>
+      </w:r>
+    </w:p>
+    <w:p>
+      <w:pPr>
+        <w:pStyle w:val="FirstParagraph"/>
+      </w:pPr>
+      <w:r>
+        <w:t xml:space="preserve">El resultado a nivel</w:t>
+      </w:r>
+      <w:r>
+        <w:t xml:space="preserve"> </w:t>
+      </w:r>
+      <w:r>
+        <w:rPr>
+          <w:b/>
+          <w:bCs/>
+        </w:rPr>
+        <w:t xml:space="preserve">nacional</w:t>
+      </w:r>
+      <w:r>
+        <w:t xml:space="preserve"> </w:t>
+      </w:r>
+      <w:r>
+        <w:t xml:space="preserve">de la tabla anterior (1 313 encuestas) no es el tamaño adoptado para la operación: ese valor solo garantizaría la precisión nominal para una estimación agregada del país completo, sin desagregación. El objetivo de generar información con desagregación regional (</w:t>
+      </w:r>
+      <w:r>
+        <w:t xml:space="preserve">3</w:t>
+      </w:r>
+      <w:r>
+        <w:t xml:space="preserve">) exige que</w:t>
+      </w:r>
+      <w:r>
+        <w:t xml:space="preserve"> </w:t>
+      </w:r>
+      <w:r>
+        <w:rPr>
+          <w:b/>
+          <w:bCs/>
+        </w:rPr>
+        <w:t xml:space="preserve">cada una de las seis regiones</w:t>
+      </w:r>
+      <w:r>
+        <w:t xml:space="preserve">, individualmente, alcance esa misma precisión. Por ello, el tamaño de muestra adoptado es la</w:t>
+      </w:r>
+      <w:r>
+        <w:t xml:space="preserve"> </w:t>
+      </w:r>
+      <w:r>
+        <w:rPr>
+          <w:b/>
+          <w:bCs/>
+        </w:rPr>
+        <w:t xml:space="preserve">suma de los seis tamaños regionales</w:t>
+      </w:r>
+      <w:r>
+        <w:t xml:space="preserve">, asignados en cantidad igual e independiente:</w:t>
+      </w:r>
+    </w:p>
+    <w:p>
+      <w:pPr>
+        <w:pStyle w:val="BodyText"/>
+      </w:pPr>
+      <m:oMathPara>
+        <m:oMathParaPr>
+          <m:jc m:val="center"/>
+        </m:oMathParaPr>
+        <m:oMath>
+          <m:sSub>
+            <m:e>
+              <m:r>
+                <m:t>n</m:t>
+              </m:r>
+            </m:e>
+            <m:sub>
+              <m:r>
+                <m:t>n</m:t>
+              </m:r>
+              <m:r>
+                <m:t>a</m:t>
+              </m:r>
+              <m:r>
+                <m:t>c</m:t>
+              </m:r>
+              <m:r>
+                <m:t>i</m:t>
+              </m:r>
+              <m:r>
+                <m:t>o</m:t>
+              </m:r>
+              <m:r>
+                <m:t>n</m:t>
+              </m:r>
+              <m:r>
+                <m:t>a</m:t>
+              </m:r>
+              <m:r>
+                <m:t>l</m:t>
+              </m:r>
+            </m:sub>
+          </m:sSub>
+          <m:r>
+            <m:rPr>
+              <m:sty m:val="p"/>
+            </m:rPr>
+            <m:t>=</m:t>
+          </m:r>
+          <m:nary>
+            <m:naryPr>
+              <m:chr m:val="∑"/>
+              <m:limLoc m:val="undOvr"/>
+              <m:subHide m:val="off"/>
+              <m:supHide m:val="off"/>
+            </m:naryPr>
+            <m:sub>
+              <m:r>
+                <m:t>r</m:t>
+              </m:r>
+              <m:r>
+                <m:rPr>
+                  <m:sty m:val="p"/>
+                </m:rPr>
+                <m:t>=</m:t>
+              </m:r>
+              <m:r>
+                <m:t>1</m:t>
+              </m:r>
+            </m:sub>
+            <m:sup>
+              <m:r>
+                <m:t>6</m:t>
+              </m:r>
+            </m:sup>
+            <m:e>
+              <m:sSub>
+                <m:e>
+                  <m:r>
+                    <m:t>n</m:t>
+                  </m:r>
+                </m:e>
+                <m:sub>
+                  <m:r>
+                    <m:t>e</m:t>
+                  </m:r>
+                  <m:r>
+                    <m:t>f</m:t>
+                  </m:r>
+                  <m:r>
+                    <m:t>e</m:t>
+                  </m:r>
+                  <m:r>
+                    <m:t>c</m:t>
+                  </m:r>
+                  <m:r>
+                    <m:t>t</m:t>
+                  </m:r>
+                  <m:r>
+                    <m:t>i</m:t>
+                  </m:r>
+                  <m:r>
+                    <m:t>v</m:t>
+                  </m:r>
+                  <m:r>
+                    <m:t>o</m:t>
+                  </m:r>
+                </m:sub>
+              </m:sSub>
+            </m:e>
+          </m:nary>
+          <m:r>
+            <m:rPr>
+              <m:sty m:val="p"/>
+            </m:rPr>
+            <m:t>(</m:t>
+          </m:r>
+          <m:r>
+            <m:t>r</m:t>
+          </m:r>
+          <m:r>
+            <m:rPr>
+              <m:sty m:val="p"/>
+            </m:rPr>
+            <m:t>)</m:t>
+          </m:r>
+          <m:r>
+            <m:rPr>
+              <m:sty m:val="p"/>
+            </m:rPr>
+            <m:t>≈</m:t>
+          </m:r>
+          <m:r>
+            <m:t>6</m:t>
+          </m:r>
+          <m:r>
+            <m:rPr>
+              <m:sty m:val="p"/>
+            </m:rPr>
+            <m:t>×</m:t>
+          </m:r>
+          <m:r>
+            <m:t>1</m:t>
+          </m:r>
+          <m:r>
+            <m:t> </m:t>
+          </m:r>
+          <m:r>
+            <m:t>313</m:t>
+          </m:r>
+          <m:r>
+            <m:rPr>
+              <m:sty m:val="p"/>
+            </m:rPr>
+            <m:t>≈</m:t>
+          </m:r>
+          <m:r>
+            <m:t>7</m:t>
+          </m:r>
+          <m:r>
+            <m:t> </m:t>
+          </m:r>
+          <m:r>
+            <m:t>876</m:t>
+          </m:r>
+          <m:r>
+            <m:rPr>
+              <m:nor/>
+              <m:sty m:val="p"/>
+            </m:rPr>
+            <m:t> encuestas</m:t>
+          </m:r>
+        </m:oMath>
+      </m:oMathPara>
+    </w:p>
+    <w:p>
+      <w:pPr>
+        <w:pStyle w:val="FirstParagraph"/>
+      </w:pPr>
+      <w:r>
+        <w:t xml:space="preserve">Esta suma —no el valor nacional agregado ni el cruce región × régimen— es el tamaño de muestra que se asigna operativamente. El cruce región × régimen, por su parte, tampoco se adopta como nivel de meta independiente: si cada una de las 12 celdas de región × régimen se fijara con su propia meta de ≈1 313 encuestas, el tamaño total requerido casi se duplicaría (≈15 750 encuestas). En lugar de ello, el régimen se distribuye proporcionalmente</w:t>
+      </w:r>
+      <w:r>
+        <w:t xml:space="preserve"> </w:t>
+      </w:r>
+      <w:r>
+        <w:rPr>
+          <w:b/>
+          <w:bCs/>
+        </w:rPr>
+        <w:t xml:space="preserve">dentro</w:t>
+      </w:r>
+      <w:r>
+        <w:t xml:space="preserve"> </w:t>
+      </w:r>
+      <w:r>
+        <w:t xml:space="preserve">del presupuesto ya fijado por región (ver</w:t>
+      </w:r>
+      <w:r>
+        <w:t xml:space="preserve"> </w:t>
+      </w:r>
+      <w:r>
+        <w:t xml:space="preserve">4</w:t>
+      </w:r>
+      <w:r>
+        <w:t xml:space="preserve">), lo que preserva la precisión regional objetivo sin duplicar el tamaño total, a costa de que las combinaciones región × régimen menos pobladas (por ejemplo, Bogotá × Subsidiado o Orinoquía-Amazonía × Contributivo) queden con una precisión nominal menor a la de la tabla anterior.</w:t>
+      </w:r>
+    </w:p>
+    <w:bookmarkEnd w:id="63"/>
+    <w:bookmarkEnd w:id="64"/>
+    <w:bookmarkStart w:id="68" w:name="Xbbedcf0996d08a6d3657c7eb24877b60e594678"/>
+    <w:p>
+      <w:pPr>
+        <w:pStyle w:val="Heading2"/>
+      </w:pPr>
+      <w:r>
+        <w:rPr>
+          <w:rStyle w:val="SectionNumber"/>
+        </w:rPr>
+        <w:t xml:space="preserve">4.3</w:t>
+      </w:r>
+      <w:r>
+        <w:tab/>
+      </w:r>
+      <w:r>
+        <w:t xml:space="preserve">Asignación del tamaño de muestra por cuotas</w:t>
+      </w:r>
+    </w:p>
+    <w:p>
+      <w:pPr>
+        <w:pStyle w:val="FirstParagraph"/>
+      </w:pPr>
+      <w:r>
+        <w:t xml:space="preserve">El tamaño ya fijado por región (</w:t>
+      </w:r>
+      <w:r>
+        <w:t xml:space="preserve">4</w:t>
+      </w:r>
+      <w:r>
+        <w:t xml:space="preserve">) se reparte en un único paso entre las celdas formadas por régimen de afiliación (2 categorías), sexo (2 categorías), grupo de edad en rangos de 10 años (7 categorías: 00-09, 10-19, 20-29, 30-39, 40-49, 50-59, 60 o más) y zona (urbano/rural) —56 celdas por región, 336 en total—, de forma proporcional al peso poblacional de cada celda en la BDUA de marzo de 2026, con un</w:t>
+      </w:r>
+      <w:r>
+        <w:t xml:space="preserve"> </w:t>
+      </w:r>
+      <w:r>
+        <w:rPr>
+          <w:b/>
+          <w:bCs/>
+        </w:rPr>
+        <w:t xml:space="preserve">mínimo garantizado de 10 encuestas por celda</w:t>
+      </w:r>
+      <w:r>
+        <w:t xml:space="preserve">:</w:t>
+      </w:r>
+    </w:p>
+    <w:p>
+      <w:pPr>
+        <w:pStyle w:val="BodyText"/>
+      </w:pPr>
+      <m:oMathPara>
+        <m:oMathParaPr>
+          <m:jc m:val="center"/>
+        </m:oMathParaPr>
+        <m:oMath>
+          <m:sSub>
+            <m:e>
+              <m:r>
+                <m:t>n</m:t>
+              </m:r>
+            </m:e>
+            <m:sub>
+              <m:r>
+                <m:t>c</m:t>
+              </m:r>
+              <m:r>
+                <m:t>e</m:t>
+              </m:r>
+              <m:r>
+                <m:t>l</m:t>
+              </m:r>
+              <m:r>
+                <m:t>d</m:t>
+              </m:r>
+              <m:r>
+                <m:t>a</m:t>
+              </m:r>
+            </m:sub>
+          </m:sSub>
+          <m:r>
+            <m:rPr>
+              <m:sty m:val="p"/>
+            </m:rPr>
+            <m:t>=</m:t>
+          </m:r>
+          <m:r>
+            <m:rPr>
+              <m:sty m:val="p"/>
+            </m:rPr>
+            <m:t>max</m:t>
+          </m:r>
+          <m:d>
+            <m:dPr>
+              <m:begChr m:val="{"/>
+              <m:sepChr m:val=""/>
+              <m:endChr m:val="}"/>
+              <m:grow/>
+            </m:dPr>
+            <m:e>
+              <m:sSub>
+                <m:e>
+                  <m:r>
+                    <m:t>n</m:t>
+                  </m:r>
+                </m:e>
+                <m:sub>
+                  <m:r>
+                    <m:t>r</m:t>
+                  </m:r>
+                  <m:r>
+                    <m:t>e</m:t>
+                  </m:r>
+                  <m:r>
+                    <m:t>g</m:t>
+                  </m:r>
+                  <m:r>
+                    <m:t>i</m:t>
+                  </m:r>
+                  <m:r>
+                    <m:t>ó</m:t>
+                  </m:r>
+                  <m:r>
+                    <m:t>n</m:t>
+                  </m:r>
+                </m:sub>
+              </m:sSub>
+              <m:r>
+                <m:rPr>
+                  <m:sty m:val="p"/>
+                </m:rPr>
+                <m:t>×</m:t>
+              </m:r>
+              <m:f>
+                <m:fPr>
+                  <m:type m:val="bar"/>
+                </m:fPr>
+                <m:num>
+                  <m:sSub>
+                    <m:e>
+                      <m:r>
+                        <m:t>N</m:t>
+                      </m:r>
+                    </m:e>
+                    <m:sub>
+                      <m:r>
+                        <m:t>c</m:t>
+                      </m:r>
+                      <m:r>
+                        <m:t>e</m:t>
+                      </m:r>
+                      <m:r>
+                        <m:t>l</m:t>
+                      </m:r>
+                      <m:r>
+                        <m:t>d</m:t>
+                      </m:r>
+                      <m:r>
+                        <m:t>a</m:t>
+                      </m:r>
+                    </m:sub>
+                  </m:sSub>
+                </m:num>
+                <m:den>
+                  <m:sSub>
+                    <m:e>
+                      <m:r>
+                        <m:t>N</m:t>
+                      </m:r>
+                    </m:e>
+                    <m:sub>
+                      <m:r>
+                        <m:t>r</m:t>
+                      </m:r>
+                      <m:r>
+                        <m:t>e</m:t>
+                      </m:r>
+                      <m:r>
+                        <m:t>g</m:t>
+                      </m:r>
+                      <m:r>
+                        <m:t>i</m:t>
+                      </m:r>
+                      <m:r>
+                        <m:t>ó</m:t>
+                      </m:r>
+                      <m:r>
+                        <m:t>n</m:t>
+                      </m:r>
+                    </m:sub>
+                  </m:sSub>
+                </m:den>
+              </m:f>
+              <m:r>
+                <m:t> </m:t>
+              </m:r>
+              <m:r>
+                <m:rPr>
+                  <m:sty m:val="p"/>
+                </m:rPr>
+                <m:t>;</m:t>
+              </m:r>
+              <m:r>
+                <m:t> </m:t>
+              </m:r>
+              <m:r>
+                <m:t>10</m:t>
+              </m:r>
+            </m:e>
+          </m:d>
+        </m:oMath>
+      </m:oMathPara>
+    </w:p>
+    <w:p>
+      <w:pPr>
+        <w:pStyle w:val="FirstParagraph"/>
+      </w:pPr>
+      <w:r>
+        <w:t xml:space="preserve">Cuando la suma de los mínimos garantizados dentro de una región excede el tamaño regional disponible, se aplica un reajuste proporcional entre las celdas restantes. El cuadre exacto entre la suma de las 56 celdas y el tamaño ya asignado a la región se garantiza mediante el método del resto mayor: el remanente entero, tras asignar la parte base de cada celda, se reparte una unidad a la vez a las celdas con mayor parte fraccionaria pendiente, hasta agotar el tamaño regional.</w:t>
+      </w:r>
+    </w:p>
+    <w:p>
+      <w:pPr>
+        <w:pStyle w:val="BodyText"/>
+      </w:pPr>
+      <w:r>
+        <w:t xml:space="preserve">De las 336 celdas resultantes a nivel nacional, 17 quedan fijadas exactamente en el mínimo garantizado de 10 encuestas (las combinaciones menos pobladas, típicamente zona rural en grupos de edad extremos), mientras que la celda de mayor tamaño alcanza 72 encuestas. Un umbral mínimo por celda es, en sí mismo, una sobrerrepresentación deliberada de los subgrupos demográficos menos numerosos respecto a su peso poblacional real, adoptada para preservar la posibilidad de análisis desagregado; su efecto sobre los pesos analíticos se corrige en la etapa de calibración (ver capítulo de ponderación y calibración).</w:t>
+      </w:r>
+    </w:p>
+    <w:bookmarkStart w:id="65" w:name="resultado-agregado-por-región-y-régimen"/>
+    <w:p>
+      <w:pPr>
+        <w:pStyle w:val="Heading3"/>
+      </w:pPr>
+      <w:r>
+        <w:rPr>
+          <w:rStyle w:val="SectionNumber"/>
+        </w:rPr>
+        <w:t xml:space="preserve">4.3.1</w:t>
+      </w:r>
+      <w:r>
+        <w:tab/>
+      </w:r>
+      <w:r>
+        <w:t xml:space="preserve">Resultado agregado por región y régimen</w:t>
+      </w:r>
+    </w:p>
+    <w:p>
+      <w:pPr>
+        <w:pStyle w:val="FirstParagraph"/>
+      </w:pPr>
+      <w:r>
+        <w:t xml:space="preserve">La agregación de las 56 celdas de cada región por régimen produce la siguiente meta de cuota, consistente con el tamaño regional ya fijado y con el peso poblacional de cada régimen dentro de cada región:</w:t>
+      </w:r>
+    </w:p>
+    <w:tbl>
+      <w:tblPr>
+        <w:tblStyle w:val="Table"/>
+        <w:tblW w:type="auto" w:w="0"/>
+        <w:tblLook w:firstRow="1" w:lastRow="0" w:firstColumn="0" w:lastColumn="0" w:noHBand="0" w:noVBand="0" w:val="0020"/>
+      </w:tblPr>
+      <w:tblGrid>
+        <w:gridCol w:w="1980"/>
+        <w:gridCol w:w="1980"/>
+        <w:gridCol w:w="1980"/>
+        <w:gridCol w:w="1980"/>
+      </w:tblGrid>
+      <w:tr>
+        <w:trPr>
+          <w:tblHeader w:val="on"/>
+        </w:trPr>
+        <w:tc>
+          <w:tcPr/>
+          <w:p>
+            <w:pPr>
+              <w:pStyle w:val="Compact"/>
+            </w:pPr>
+            <w:r>
+              <w:t xml:space="preserve">Región</w:t>
+            </w:r>
+          </w:p>
+        </w:tc>
+        <w:tc>
+          <w:tcPr/>
+          <w:p>
+            <w:pPr>
+              <w:pStyle w:val="Compact"/>
+              <w:jc w:val="right"/>
+            </w:pPr>
+            <w:r>
+              <w:t xml:space="preserve">Contributivo</w:t>
+            </w:r>
+          </w:p>
+        </w:tc>
+        <w:tc>
+          <w:tcPr/>
+          <w:p>
+            <w:pPr>
+              <w:pStyle w:val="Compact"/>
+              <w:jc w:val="right"/>
+            </w:pPr>
+            <w:r>
+              <w:t xml:space="preserve">Subsidiado</w:t>
+            </w:r>
+          </w:p>
+        </w:tc>
+        <w:tc>
+          <w:tcPr/>
+          <w:p>
+            <w:pPr>
+              <w:pStyle w:val="Compact"/>
+              <w:jc w:val="right"/>
+            </w:pPr>
+            <w:r>
+              <w:t xml:space="preserve">Total región</w:t>
+            </w:r>
+          </w:p>
+        </w:tc>
+      </w:tr>
+      <w:tr>
+        <w:tc>
+          <w:tcPr/>
+          <w:p>
+            <w:pPr>
+              <w:pStyle w:val="Compact"/>
+            </w:pPr>
+            <w:r>
+              <w:t xml:space="preserve">Bogotá</w:t>
+            </w:r>
+          </w:p>
+        </w:tc>
+        <w:tc>
+          <w:tcPr/>
+          <w:p>
+            <w:pPr>
+              <w:pStyle w:val="Compact"/>
+              <w:jc w:val="right"/>
+            </w:pPr>
+            <w:r>
+              <w:t xml:space="preserve">855</w:t>
+            </w:r>
+          </w:p>
+        </w:tc>
+        <w:tc>
+          <w:tcPr/>
+          <w:p>
+            <w:pPr>
+              <w:pStyle w:val="Compact"/>
+              <w:jc w:val="right"/>
+            </w:pPr>
+            <w:r>
+              <w:t xml:space="preserve">458</w:t>
+            </w:r>
+          </w:p>
+        </w:tc>
+        <w:tc>
+          <w:tcPr/>
+          <w:p>
+            <w:pPr>
+              <w:pStyle w:val="Compact"/>
+              <w:jc w:val="right"/>
+            </w:pPr>
+            <w:r>
+              <w:t xml:space="preserve">1 313</w:t>
+            </w:r>
+          </w:p>
+        </w:tc>
+      </w:tr>
+      <w:tr>
+        <w:tc>
+          <w:tcPr/>
+          <w:p>
+            <w:pPr>
+              <w:pStyle w:val="Compact"/>
+            </w:pPr>
+            <w:r>
+              <w:t xml:space="preserve">Caribe</w:t>
+            </w:r>
+          </w:p>
+        </w:tc>
+        <w:tc>
+          <w:tcPr/>
+          <w:p>
+            <w:pPr>
+              <w:pStyle w:val="Compact"/>
+              <w:jc w:val="right"/>
+            </w:pPr>
+            <w:r>
+              <w:t xml:space="preserve">494</w:t>
+            </w:r>
+          </w:p>
+        </w:tc>
+        <w:tc>
+          <w:tcPr/>
+          <w:p>
+            <w:pPr>
+              <w:pStyle w:val="Compact"/>
+              <w:jc w:val="right"/>
+            </w:pPr>
+            <w:r>
+              <w:t xml:space="preserve">819</w:t>
+            </w:r>
+          </w:p>
+        </w:tc>
+        <w:tc>
+          <w:tcPr/>
+          <w:p>
+            <w:pPr>
+              <w:pStyle w:val="Compact"/>
+              <w:jc w:val="right"/>
+            </w:pPr>
+            <w:r>
+              <w:t xml:space="preserve">1 313</w:t>
+            </w:r>
+          </w:p>
+        </w:tc>
+      </w:tr>
+      <w:tr>
+        <w:tc>
+          <w:tcPr/>
+          <w:p>
+            <w:pPr>
+              <w:pStyle w:val="Compact"/>
+            </w:pPr>
+            <w:r>
+              <w:t xml:space="preserve">Central</w:t>
+            </w:r>
+          </w:p>
+        </w:tc>
+        <w:tc>
+          <w:tcPr/>
+          <w:p>
+            <w:pPr>
+              <w:pStyle w:val="Compact"/>
+              <w:jc w:val="right"/>
+            </w:pPr>
+            <w:r>
+              <w:t xml:space="preserve">663</w:t>
+            </w:r>
+          </w:p>
+        </w:tc>
+        <w:tc>
+          <w:tcPr/>
+          <w:p>
+            <w:pPr>
+              <w:pStyle w:val="Compact"/>
+              <w:jc w:val="right"/>
+            </w:pPr>
+            <w:r>
+              <w:t xml:space="preserve">650</w:t>
+            </w:r>
+          </w:p>
+        </w:tc>
+        <w:tc>
+          <w:tcPr/>
+          <w:p>
+            <w:pPr>
+              <w:pStyle w:val="Compact"/>
+              <w:jc w:val="right"/>
+            </w:pPr>
+            <w:r>
+              <w:t xml:space="preserve">1 313</w:t>
+            </w:r>
+          </w:p>
+        </w:tc>
+      </w:tr>
+      <w:tr>
+        <w:tc>
+          <w:tcPr/>
+          <w:p>
+            <w:pPr>
+              <w:pStyle w:val="Compact"/>
+            </w:pPr>
+            <w:r>
+              <w:t xml:space="preserve">Oriental</w:t>
+            </w:r>
+          </w:p>
+        </w:tc>
+        <w:tc>
+          <w:tcPr/>
+          <w:p>
+            <w:pPr>
+              <w:pStyle w:val="Compact"/>
+              <w:jc w:val="right"/>
+            </w:pPr>
+            <w:r>
+              <w:t xml:space="preserve">629</w:t>
+            </w:r>
+          </w:p>
+        </w:tc>
+        <w:tc>
+          <w:tcPr/>
+          <w:p>
+            <w:pPr>
+              <w:pStyle w:val="Compact"/>
+              <w:jc w:val="right"/>
+            </w:pPr>
+            <w:r>
+              <w:t xml:space="preserve">684</w:t>
+            </w:r>
+          </w:p>
+        </w:tc>
+        <w:tc>
+          <w:tcPr/>
+          <w:p>
+            <w:pPr>
+              <w:pStyle w:val="Compact"/>
+              <w:jc w:val="right"/>
+            </w:pPr>
+            <w:r>
+              <w:t xml:space="preserve">1 313</w:t>
+            </w:r>
+          </w:p>
+        </w:tc>
+      </w:tr>
+      <w:tr>
+        <w:tc>
+          <w:tcPr/>
+          <w:p>
+            <w:pPr>
+              <w:pStyle w:val="Compact"/>
+            </w:pPr>
+            <w:r>
+              <w:t xml:space="preserve">Orinoquía-Amazonía</w:t>
+            </w:r>
+          </w:p>
+        </w:tc>
+        <w:tc>
+          <w:tcPr/>
+          <w:p>
+            <w:pPr>
+              <w:pStyle w:val="Compact"/>
+              <w:jc w:val="right"/>
+            </w:pPr>
+            <w:r>
+              <w:t xml:space="preserve">453</w:t>
+            </w:r>
+          </w:p>
+        </w:tc>
+        <w:tc>
+          <w:tcPr/>
+          <w:p>
+            <w:pPr>
+              <w:pStyle w:val="Compact"/>
+              <w:jc w:val="right"/>
+            </w:pPr>
+            <w:r>
+              <w:t xml:space="preserve">858</w:t>
+            </w:r>
+          </w:p>
+        </w:tc>
+        <w:tc>
+          <w:tcPr/>
+          <w:p>
+            <w:pPr>
+              <w:pStyle w:val="Compact"/>
+              <w:jc w:val="right"/>
+            </w:pPr>
+            <w:r>
+              <w:t xml:space="preserve">1 311</w:t>
+            </w:r>
+          </w:p>
+        </w:tc>
+      </w:tr>
+      <w:tr>
+        <w:tc>
+          <w:tcPr/>
+          <w:p>
+            <w:pPr>
+              <w:pStyle w:val="Compact"/>
+            </w:pPr>
+            <w:r>
+              <w:t xml:space="preserve">Pacífica</w:t>
+            </w:r>
+          </w:p>
+        </w:tc>
+        <w:tc>
+          <w:tcPr/>
+          <w:p>
+            <w:pPr>
+              <w:pStyle w:val="Compact"/>
+              <w:jc w:val="right"/>
+            </w:pPr>
+            <w:r>
+              <w:t xml:space="preserve">575</w:t>
+            </w:r>
+          </w:p>
+        </w:tc>
+        <w:tc>
+          <w:tcPr/>
+          <w:p>
+            <w:pPr>
+              <w:pStyle w:val="Compact"/>
+              <w:jc w:val="right"/>
+            </w:pPr>
+            <w:r>
+              <w:t xml:space="preserve">738</w:t>
+            </w:r>
+          </w:p>
+        </w:tc>
+        <w:tc>
+          <w:tcPr/>
+          <w:p>
+            <w:pPr>
+              <w:pStyle w:val="Compact"/>
+              <w:jc w:val="right"/>
+            </w:pPr>
+            <w:r>
+              <w:t xml:space="preserve">1 313</w:t>
+            </w:r>
+          </w:p>
+        </w:tc>
+      </w:tr>
+      <w:tr>
+        <w:tc>
+          <w:tcPr/>
+          <w:p>
+            <w:pPr>
+              <w:pStyle w:val="Compact"/>
+            </w:pPr>
+            <w:r>
+              <w:rPr>
+                <w:b/>
+                <w:bCs/>
+              </w:rPr>
+              <w:t xml:space="preserve">Total nacional</w:t>
+            </w:r>
+          </w:p>
+        </w:tc>
+        <w:tc>
+          <w:tcPr/>
+          <w:p>
+            <w:pPr>
+              <w:pStyle w:val="Compact"/>
+              <w:jc w:val="right"/>
+            </w:pPr>
+            <w:r>
+              <w:rPr>
+                <w:b/>
+                <w:bCs/>
+              </w:rPr>
+              <w:t xml:space="preserve">3 669</w:t>
+            </w:r>
+          </w:p>
+        </w:tc>
+        <w:tc>
+          <w:tcPr/>
+          <w:p>
+            <w:pPr>
+              <w:pStyle w:val="Compact"/>
+              <w:jc w:val="right"/>
+            </w:pPr>
+            <w:r>
+              <w:rPr>
+                <w:b/>
+                <w:bCs/>
+              </w:rPr>
+              <w:t xml:space="preserve">4 207</w:t>
+            </w:r>
+          </w:p>
+        </w:tc>
+        <w:tc>
+          <w:tcPr/>
+          <w:p>
+            <w:pPr>
+              <w:pStyle w:val="Compact"/>
+              <w:jc w:val="right"/>
+            </w:pPr>
+            <w:r>
+              <w:rPr>
+                <w:b/>
+                <w:bCs/>
+              </w:rPr>
+              <w:t xml:space="preserve">7 876</w:t>
+            </w:r>
+          </w:p>
+        </w:tc>
+      </w:tr>
+    </w:tbl>
+    <w:bookmarkEnd w:id="65"/>
+    <w:bookmarkStart w:id="66" w:name="Xe90ea22e3cb015c0052d92fd35c2988f1b6e5c2"/>
+    <w:p>
+      <w:pPr>
+        <w:pStyle w:val="Heading3"/>
+      </w:pPr>
+      <w:r>
+        <w:rPr>
+          <w:rStyle w:val="SectionNumber"/>
+        </w:rPr>
+        <w:t xml:space="preserve">4.3.2</w:t>
+      </w:r>
+      <w:r>
+        <w:tab/>
+      </w:r>
+      <w:r>
+        <w:t xml:space="preserve">Resultado agregado por sexo, grupo de edad y zona</w:t>
+      </w:r>
+    </w:p>
+    <w:tbl>
+      <w:tblPr>
+        <w:tblStyle w:val="Table"/>
+        <w:tblW w:type="auto" w:w="0"/>
+        <w:tblLook w:firstRow="1" w:lastRow="0" w:firstColumn="0" w:lastColumn="0" w:noHBand="0" w:noVBand="0" w:val="0020"/>
+      </w:tblPr>
+      <w:tblGrid>
+        <w:gridCol w:w="2640"/>
+        <w:gridCol w:w="2640"/>
+        <w:gridCol w:w="2640"/>
+      </w:tblGrid>
+      <w:tr>
+        <w:trPr>
+          <w:tblHeader w:val="on"/>
+        </w:trPr>
+        <w:tc>
+          <w:tcPr/>
+          <w:p>
+            <w:pPr>
+              <w:pStyle w:val="Compact"/>
+            </w:pPr>
+            <w:r>
+              <w:t xml:space="preserve">Sexo</w:t>
+            </w:r>
+          </w:p>
+        </w:tc>
+        <w:tc>
+          <w:tcPr/>
+          <w:p>
+            <w:pPr>
+              <w:pStyle w:val="Compact"/>
+              <w:jc w:val="right"/>
+            </w:pPr>
+            <m:oMath>
+              <m:r>
+                <m:t>n</m:t>
+              </m:r>
+            </m:oMath>
+          </w:p>
+        </w:tc>
+        <w:tc>
+          <w:tcPr/>
+          <w:p>
+            <w:pPr>
+              <w:pStyle w:val="Compact"/>
+              <w:jc w:val="right"/>
+            </w:pPr>
+            <w:r>
+              <w:t xml:space="preserve">%</w:t>
+            </w:r>
+          </w:p>
+        </w:tc>
+      </w:tr>
+      <w:tr>
+        <w:tc>
+          <w:tcPr/>
+          <w:p>
+            <w:pPr>
+              <w:pStyle w:val="Compact"/>
+            </w:pPr>
+            <w:r>
+              <w:t xml:space="preserve">Femenino</w:t>
+            </w:r>
+          </w:p>
+        </w:tc>
+        <w:tc>
+          <w:tcPr/>
+          <w:p>
+            <w:pPr>
+              <w:pStyle w:val="Compact"/>
+              <w:jc w:val="right"/>
+            </w:pPr>
+            <w:r>
+              <w:t xml:space="preserve">3 993</w:t>
+            </w:r>
+          </w:p>
+        </w:tc>
+        <w:tc>
+          <w:tcPr/>
+          <w:p>
+            <w:pPr>
+              <w:pStyle w:val="Compact"/>
+              <w:jc w:val="right"/>
+            </w:pPr>
+            <w:r>
+              <w:t xml:space="preserve">50,7 %</w:t>
+            </w:r>
+          </w:p>
+        </w:tc>
+      </w:tr>
+      <w:tr>
+        <w:tc>
+          <w:tcPr/>
+          <w:p>
+            <w:pPr>
+              <w:pStyle w:val="Compact"/>
+            </w:pPr>
+            <w:r>
+              <w:t xml:space="preserve">Masculino</w:t>
+            </w:r>
+          </w:p>
+        </w:tc>
+        <w:tc>
+          <w:tcPr/>
+          <w:p>
+            <w:pPr>
+              <w:pStyle w:val="Compact"/>
+              <w:jc w:val="right"/>
+            </w:pPr>
+            <w:r>
+              <w:t xml:space="preserve">3 883</w:t>
+            </w:r>
+          </w:p>
+        </w:tc>
+        <w:tc>
+          <w:tcPr/>
+          <w:p>
+            <w:pPr>
+              <w:pStyle w:val="Compact"/>
+              <w:jc w:val="right"/>
+            </w:pPr>
+            <w:r>
+              <w:t xml:space="preserve">49,3 %</w:t>
+            </w:r>
+          </w:p>
+        </w:tc>
+      </w:tr>
+    </w:tbl>
+    <w:p/>
+    <w:tbl>
+      <w:tblPr>
+        <w:tblStyle w:val="Table"/>
+        <w:tblW w:type="auto" w:w="0"/>
+        <w:tblLook w:firstRow="1" w:lastRow="0" w:firstColumn="0" w:lastColumn="0" w:noHBand="0" w:noVBand="0" w:val="0020"/>
+      </w:tblPr>
+      <w:tblGrid>
+        <w:gridCol w:w="2640"/>
+        <w:gridCol w:w="2640"/>
+        <w:gridCol w:w="2640"/>
+      </w:tblGrid>
+      <w:tr>
+        <w:trPr>
+          <w:tblHeader w:val="on"/>
+        </w:trPr>
+        <w:tc>
+          <w:tcPr/>
+          <w:p>
+            <w:pPr>
+              <w:pStyle w:val="Compact"/>
+            </w:pPr>
+            <w:r>
+              <w:t xml:space="preserve">Grupo de edad</w:t>
+            </w:r>
+          </w:p>
+        </w:tc>
+        <w:tc>
+          <w:tcPr/>
+          <w:p>
+            <w:pPr>
+              <w:pStyle w:val="Compact"/>
+              <w:jc w:val="right"/>
+            </w:pPr>
+            <m:oMath>
+              <m:r>
+                <m:t>n</m:t>
+              </m:r>
+            </m:oMath>
+          </w:p>
+        </w:tc>
+        <w:tc>
+          <w:tcPr/>
+          <w:p>
+            <w:pPr>
+              <w:pStyle w:val="Compact"/>
+              <w:jc w:val="right"/>
+            </w:pPr>
+            <w:r>
+              <w:t xml:space="preserve">%</w:t>
+            </w:r>
+          </w:p>
+        </w:tc>
+      </w:tr>
+      <w:tr>
+        <w:tc>
+          <w:tcPr/>
+          <w:p>
+            <w:pPr>
+              <w:pStyle w:val="Compact"/>
+            </w:pPr>
+            <w:r>
+              <w:t xml:space="preserve">00-09</w:t>
+            </w:r>
+          </w:p>
+        </w:tc>
+        <w:tc>
+          <w:tcPr/>
+          <w:p>
+            <w:pPr>
+              <w:pStyle w:val="Compact"/>
+              <w:jc w:val="right"/>
+            </w:pPr>
+            <w:r>
+              <w:t xml:space="preserve">1 014</w:t>
+            </w:r>
+          </w:p>
+        </w:tc>
+        <w:tc>
+          <w:tcPr/>
+          <w:p>
+            <w:pPr>
+              <w:pStyle w:val="Compact"/>
+              <w:jc w:val="right"/>
+            </w:pPr>
+            <w:r>
+              <w:t xml:space="preserve">12,9 %</w:t>
+            </w:r>
+          </w:p>
+        </w:tc>
+      </w:tr>
+      <w:tr>
+        <w:tc>
+          <w:tcPr/>
+          <w:p>
+            <w:pPr>
+              <w:pStyle w:val="Compact"/>
+            </w:pPr>
+            <w:r>
+              <w:t xml:space="preserve">10-19</w:t>
+            </w:r>
+          </w:p>
+        </w:tc>
+        <w:tc>
+          <w:tcPr/>
+          <w:p>
+            <w:pPr>
+              <w:pStyle w:val="Compact"/>
+              <w:jc w:val="right"/>
+            </w:pPr>
+            <w:r>
+              <w:t xml:space="preserve">1 163</w:t>
+            </w:r>
+          </w:p>
+        </w:tc>
+        <w:tc>
+          <w:tcPr/>
+          <w:p>
+            <w:pPr>
+              <w:pStyle w:val="Compact"/>
+              <w:jc w:val="right"/>
+            </w:pPr>
+            <w:r>
+              <w:t xml:space="preserve">14,8 %</w:t>
+            </w:r>
+          </w:p>
+        </w:tc>
+      </w:tr>
+      <w:tr>
+        <w:tc>
+          <w:tcPr/>
+          <w:p>
+            <w:pPr>
+              <w:pStyle w:val="Compact"/>
+            </w:pPr>
+            <w:r>
+              <w:t xml:space="preserve">20-29</w:t>
+            </w:r>
+          </w:p>
+        </w:tc>
+        <w:tc>
+          <w:tcPr/>
+          <w:p>
+            <w:pPr>
+              <w:pStyle w:val="Compact"/>
+              <w:jc w:val="right"/>
+            </w:pPr>
+            <w:r>
+              <w:t xml:space="preserve">1 203</w:t>
+            </w:r>
+          </w:p>
+        </w:tc>
+        <w:tc>
+          <w:tcPr/>
+          <w:p>
+            <w:pPr>
+              <w:pStyle w:val="Compact"/>
+              <w:jc w:val="right"/>
+            </w:pPr>
+            <w:r>
+              <w:t xml:space="preserve">15,3 %</w:t>
+            </w:r>
+          </w:p>
+        </w:tc>
+      </w:tr>
+      <w:tr>
+        <w:tc>
+          <w:tcPr/>
+          <w:p>
+            <w:pPr>
+              <w:pStyle w:val="Compact"/>
+            </w:pPr>
+            <w:r>
+              <w:t xml:space="preserve">30-39</w:t>
+            </w:r>
+          </w:p>
+        </w:tc>
+        <w:tc>
+          <w:tcPr/>
+          <w:p>
+            <w:pPr>
+              <w:pStyle w:val="Compact"/>
+              <w:jc w:val="right"/>
+            </w:pPr>
+            <w:r>
+              <w:t xml:space="preserve">1 203</w:t>
+            </w:r>
+          </w:p>
+        </w:tc>
+        <w:tc>
+          <w:tcPr/>
+          <w:p>
+            <w:pPr>
+              <w:pStyle w:val="Compact"/>
+              <w:jc w:val="right"/>
+            </w:pPr>
+            <w:r>
+              <w:t xml:space="preserve">15,3 %</w:t>
+            </w:r>
+          </w:p>
+        </w:tc>
+      </w:tr>
+      <w:tr>
+        <w:tc>
+          <w:tcPr/>
+          <w:p>
+            <w:pPr>
+              <w:pStyle w:val="Compact"/>
+            </w:pPr>
+            <w:r>
+              <w:t xml:space="preserve">40-49</w:t>
+            </w:r>
+          </w:p>
+        </w:tc>
+        <w:tc>
+          <w:tcPr/>
+          <w:p>
+            <w:pPr>
+              <w:pStyle w:val="Compact"/>
+              <w:jc w:val="right"/>
+            </w:pPr>
+            <w:r>
+              <w:t xml:space="preserve">1 086</w:t>
+            </w:r>
+          </w:p>
+        </w:tc>
+        <w:tc>
+          <w:tcPr/>
+          <w:p>
+            <w:pPr>
+              <w:pStyle w:val="Compact"/>
+              <w:jc w:val="right"/>
+            </w:pPr>
+            <w:r>
+              <w:t xml:space="preserve">13,8 %</w:t>
+            </w:r>
+          </w:p>
+        </w:tc>
+      </w:tr>
+      <w:tr>
+        <w:tc>
+          <w:tcPr/>
+          <w:p>
+            <w:pPr>
+              <w:pStyle w:val="Compact"/>
+            </w:pPr>
+            <w:r>
+              <w:t xml:space="preserve">50-59</w:t>
+            </w:r>
+          </w:p>
+        </w:tc>
+        <w:tc>
+          <w:tcPr/>
+          <w:p>
+            <w:pPr>
+              <w:pStyle w:val="Compact"/>
+              <w:jc w:val="right"/>
+            </w:pPr>
+            <w:r>
+              <w:t xml:space="preserve">975</w:t>
+            </w:r>
+          </w:p>
+        </w:tc>
+        <w:tc>
+          <w:tcPr/>
+          <w:p>
+            <w:pPr>
+              <w:pStyle w:val="Compact"/>
+              <w:jc w:val="right"/>
+            </w:pPr>
+            <w:r>
+              <w:t xml:space="preserve">12,4 %</w:t>
+            </w:r>
+          </w:p>
+        </w:tc>
+      </w:tr>
+      <w:tr>
+        <w:tc>
+          <w:tcPr/>
+          <w:p>
+            <w:pPr>
+              <w:pStyle w:val="Compact"/>
+            </w:pPr>
+            <w:r>
+              <w:t xml:space="preserve">60 o más</w:t>
+            </w:r>
+          </w:p>
+        </w:tc>
+        <w:tc>
+          <w:tcPr/>
+          <w:p>
+            <w:pPr>
+              <w:pStyle w:val="Compact"/>
+              <w:jc w:val="right"/>
+            </w:pPr>
+            <w:r>
+              <w:t xml:space="preserve">1 232</w:t>
+            </w:r>
+          </w:p>
+        </w:tc>
+        <w:tc>
+          <w:tcPr/>
+          <w:p>
+            <w:pPr>
+              <w:pStyle w:val="Compact"/>
+              <w:jc w:val="right"/>
+            </w:pPr>
+            <w:r>
+              <w:t xml:space="preserve">15,6 %</w:t>
+            </w:r>
+          </w:p>
+        </w:tc>
+      </w:tr>
+    </w:tbl>
+    <w:p/>
+    <w:tbl>
+      <w:tblPr>
+        <w:tblStyle w:val="Table"/>
+        <w:tblW w:type="auto" w:w="0"/>
+        <w:tblLook w:firstRow="1" w:lastRow="0" w:firstColumn="0" w:lastColumn="0" w:noHBand="0" w:noVBand="0" w:val="0020"/>
+      </w:tblPr>
+      <w:tblGrid>
+        <w:gridCol w:w="2640"/>
+        <w:gridCol w:w="2640"/>
+        <w:gridCol w:w="2640"/>
+      </w:tblGrid>
+      <w:tr>
+        <w:trPr>
+          <w:tblHeader w:val="on"/>
+        </w:trPr>
+        <w:tc>
+          <w:tcPr/>
+          <w:p>
+            <w:pPr>
+              <w:pStyle w:val="Compact"/>
+            </w:pPr>
+            <w:r>
+              <w:t xml:space="preserve">Zona</w:t>
+            </w:r>
+          </w:p>
+        </w:tc>
+        <w:tc>
+          <w:tcPr/>
+          <w:p>
+            <w:pPr>
+              <w:pStyle w:val="Compact"/>
+              <w:jc w:val="right"/>
+            </w:pPr>
+            <m:oMath>
+              <m:r>
+                <m:t>n</m:t>
+              </m:r>
+            </m:oMath>
+          </w:p>
+        </w:tc>
+        <w:tc>
+          <w:tcPr/>
+          <w:p>
+            <w:pPr>
+              <w:pStyle w:val="Compact"/>
+              <w:jc w:val="right"/>
+            </w:pPr>
+            <w:r>
+              <w:t xml:space="preserve">%</w:t>
+            </w:r>
+          </w:p>
+        </w:tc>
+      </w:tr>
+      <w:tr>
+        <w:tc>
+          <w:tcPr/>
+          <w:p>
+            <w:pPr>
+              <w:pStyle w:val="Compact"/>
+            </w:pPr>
+            <w:r>
+              <w:t xml:space="preserve">Urbano</w:t>
+            </w:r>
+          </w:p>
+        </w:tc>
+        <w:tc>
+          <w:tcPr/>
+          <w:p>
+            <w:pPr>
+              <w:pStyle w:val="Compact"/>
+              <w:jc w:val="right"/>
+            </w:pPr>
+            <w:r>
+              <w:t xml:space="preserve">5 147</w:t>
+            </w:r>
+          </w:p>
+        </w:tc>
+        <w:tc>
+          <w:tcPr/>
+          <w:p>
+            <w:pPr>
+              <w:pStyle w:val="Compact"/>
+              <w:jc w:val="right"/>
+            </w:pPr>
+            <w:r>
+              <w:t xml:space="preserve">65,4 %</w:t>
+            </w:r>
+          </w:p>
+        </w:tc>
+      </w:tr>
+      <w:tr>
+        <w:tc>
+          <w:tcPr/>
+          <w:p>
+            <w:pPr>
+              <w:pStyle w:val="Compact"/>
+            </w:pPr>
+            <w:r>
+              <w:t xml:space="preserve">Rural</w:t>
+            </w:r>
+          </w:p>
+        </w:tc>
+        <w:tc>
+          <w:tcPr/>
+          <w:p>
+            <w:pPr>
+              <w:pStyle w:val="Compact"/>
+              <w:jc w:val="right"/>
+            </w:pPr>
+            <w:r>
+              <w:t xml:space="preserve">2 729</w:t>
+            </w:r>
+          </w:p>
+        </w:tc>
+        <w:tc>
+          <w:tcPr/>
+          <w:p>
+            <w:pPr>
+              <w:pStyle w:val="Compact"/>
+              <w:jc w:val="right"/>
+            </w:pPr>
+            <w:r>
+              <w:t xml:space="preserve">34,6 %</w:t>
+            </w:r>
+          </w:p>
+        </w:tc>
+      </w:tr>
+    </w:tbl>
+    <w:p>
+      <w:pPr>
+        <w:pStyle w:val="BodyText"/>
+      </w:pPr>
+      <w:r>
+        <w:t xml:space="preserve">La matriz completa de las 336 celdas (región × régimen × sexo × grupo de edad × zona), con su meta y mínimo garantizado, se entrega como anexo externo al documento (Anexo E — Matriz de cuotas), dividido en una hoja por cada una de las seis regiones.</w:t>
+      </w:r>
+    </w:p>
+    <w:bookmarkEnd w:id="66"/>
+    <w:bookmarkStart w:id="67" w:name="Xe714db1e952947ba46d7d4408b18ba60afd08d4"/>
+    <w:p>
+      <w:pPr>
+        <w:pStyle w:val="Heading3"/>
+      </w:pPr>
+      <w:r>
+        <w:rPr>
+          <w:rStyle w:val="SectionNumber"/>
+        </w:rPr>
+        <w:t xml:space="preserve">4.3.3</w:t>
+      </w:r>
+      <w:r>
+        <w:tab/>
+      </w:r>
+      <w:r>
+        <w:t xml:space="preserve">Bloques de gestión institucional y módulo final: sin cuota de asignación previa</w:t>
+      </w:r>
+    </w:p>
+    <w:p>
+      <w:pPr>
+        <w:pStyle w:val="FirstParagraph"/>
+      </w:pPr>
+      <w:r>
+        <w:t xml:space="preserve">Las cajas de entidad prestadora (EPS/IPS/gestor) y de tipo de servicio recibido —que determinan el módulo final del cuestionario (</w:t>
+      </w:r>
+      <w:r>
+        <w:t xml:space="preserve">??</w:t>
+      </w:r>
+      <w:r>
+        <w:t xml:space="preserve">)— no reciben una cuota de asignación definida a priori. Las nueve rutas posibles del árbol de decisión se nutren del mismo universo de 7 876 encuestas ya asignado por región, régimen, sexo, edad y zona; el número de casos que finalmente recae en cada ruta depende de la regla con la que se asigna el módulo a cada usuario —regla que, según se documenta en el capítulo de reconciliación de estructuras (</w:t>
+      </w:r>
+      <w:r>
+        <w:t xml:space="preserve">??</w:t>
+      </w:r>
+      <w:r>
+        <w:t xml:space="preserve">), se resuelve antes del diligenciamiento del cuestionario y cuyo criterio operativo exacto no está documentado en los insumos técnicos disponibles—, no de una meta de cuota fijada por módulo. La correspondencia completa entre esta asignación y las cuotas demográficas se desarrolla en el capítulo de relación entre cuestionario y cuotas.</w:t>
+      </w:r>
+    </w:p>
+    <w:bookmarkEnd w:id="67"/>
+    <w:bookmarkEnd w:id="68"/>
+    <w:bookmarkStart w:id="69" w:name="X7e6d607937ffb6faa7ffbca055dfc617974917d"/>
+    <w:p>
+      <w:pPr>
+        <w:pStyle w:val="Heading2"/>
+      </w:pPr>
+      <w:r>
+        <w:rPr>
+          <w:rStyle w:val="SectionNumber"/>
+        </w:rPr>
+        <w:t xml:space="preserve">4.4</w:t>
+      </w:r>
+      <w:r>
+        <w:tab/>
+      </w:r>
+      <w:r>
+        <w:t xml:space="preserve">Diferenciación conceptual: cuota ≠ estrato ≠ dominio ≠ variable de calibración</w:t>
+      </w:r>
+    </w:p>
+    <w:p>
+      <w:pPr>
+        <w:pStyle w:val="Compact"/>
+        <w:numPr>
+          <w:ilvl w:val="0"/>
+          <w:numId w:val="1008"/>
+        </w:numPr>
+      </w:pPr>
+      <w:r>
+        <w:rPr>
+          <w:b/>
+          <w:bCs/>
+        </w:rPr>
+        <w:t xml:space="preserve">Cuota.</w:t>
+      </w:r>
+      <w:r>
+        <w:t xml:space="preserve"> </w:t>
+      </w:r>
+      <w:r>
+        <w:t xml:space="preserve">Meta de composición de la muestra, fijada ex ante para cada celda de región × régimen × sexo × grupo de edad × zona (</w:t>
+      </w:r>
+      <w:r>
+        <w:t xml:space="preserve">4</w:t>
+      </w:r>
+      <w:r>
+        <w:t xml:space="preserve">), sin mecanismo aleatorio de selección dentro de la celda. Su función es controlar la composición demográfica de la captación, no producir una estimación insesgada por sí misma.</w:t>
+      </w:r>
+    </w:p>
+    <w:p>
+      <w:pPr>
+        <w:pStyle w:val="Compact"/>
+        <w:numPr>
+          <w:ilvl w:val="0"/>
+          <w:numId w:val="1008"/>
+        </w:numPr>
+      </w:pPr>
+      <w:r>
+        <w:rPr>
+          <w:b/>
+          <w:bCs/>
+        </w:rPr>
+        <w:t xml:space="preserve">Estrato.</w:t>
+      </w:r>
+      <w:r>
+        <w:t xml:space="preserve"> </w:t>
+      </w:r>
+      <w:r>
+        <w:t xml:space="preserve">En el sentido probabilístico clásico, un estrato implica una partición de la población con selección aleatoria y probabilidad de inclusión conocida dentro de cada parte</w:t>
+      </w:r>
+      <w:r>
+        <w:t xml:space="preserve"> </w:t>
+      </w:r>
+      <w:r>
+        <w:t xml:space="preserve">(</w:t>
+      </w:r>
+      <w:hyperlink w:anchor="ref-Cochran1977">
+        <w:r>
+          <w:rPr>
+            <w:rStyle w:val="Hyperlink"/>
+          </w:rPr>
+          <w:t xml:space="preserve">Cochran 1977</w:t>
+        </w:r>
+      </w:hyperlink>
+      <w:r>
+        <w:t xml:space="preserve">;</w:t>
+      </w:r>
+      <w:r>
+        <w:t xml:space="preserve"> </w:t>
+      </w:r>
+      <w:hyperlink w:anchor="ref-Kish1965">
+        <w:r>
+          <w:rPr>
+            <w:rStyle w:val="Hyperlink"/>
+          </w:rPr>
+          <w:t xml:space="preserve">Kish 1965</w:t>
+        </w:r>
+      </w:hyperlink>
+      <w:r>
+        <w:t xml:space="preserve">)</w:t>
+      </w:r>
+      <w:r>
+        <w:t xml:space="preserve">. ENUS 2026 no tiene estratos en ese sentido formal: las celdas de cuota organizan la captación, pero no hay selección aleatoria dentro de ellas (</w:t>
+      </w:r>
+      <w:r>
+        <w:t xml:space="preserve">4</w:t>
+      </w:r>
+      <w:r>
+        <w:t xml:space="preserve">).</w:t>
+      </w:r>
+    </w:p>
+    <w:p>
+      <w:pPr>
+        <w:pStyle w:val="Compact"/>
+        <w:numPr>
+          <w:ilvl w:val="0"/>
+          <w:numId w:val="1008"/>
+        </w:numPr>
+      </w:pPr>
+      <w:r>
+        <w:rPr>
+          <w:b/>
+          <w:bCs/>
+        </w:rPr>
+        <w:t xml:space="preserve">Dominio.</w:t>
+      </w:r>
+      <w:r>
+        <w:t xml:space="preserve"> </w:t>
+      </w:r>
+      <w:r>
+        <w:t xml:space="preserve">Agregación utilizada para la producción y publicación de resultados (nacional, regional, por régimen, por sexo, etc.). Puede coincidir en las variables que definen la cuota, pero cumple una función de reporte y estimación, no de control de la captación.</w:t>
+      </w:r>
+    </w:p>
+    <w:p>
+      <w:pPr>
+        <w:pStyle w:val="Compact"/>
+        <w:numPr>
+          <w:ilvl w:val="0"/>
+          <w:numId w:val="1008"/>
+        </w:numPr>
+      </w:pPr>
+      <w:r>
+        <w:rPr>
+          <w:b/>
+          <w:bCs/>
+        </w:rPr>
+        <w:t xml:space="preserve">Variable de calibración.</w:t>
+      </w:r>
+      <w:r>
+        <w:t xml:space="preserve"> </w:t>
+      </w:r>
+      <w:r>
+        <w:t xml:space="preserve">Variable auxiliar utilizada en el ajuste posterior de los pesos contra los totales de referencia de la BDUA (capítulo de ponderación y calibración). Puede compartir las mismas variables que la cuota (sexo, edad, régimen, zona, región), pero cumple una función distinta: corrige desbalances remanentes en la muestra ya captada, mientras que la cuota controla la composición de la captación misma.</w:t>
+      </w:r>
+    </w:p>
+    <w:bookmarkEnd w:id="69"/>
+    <w:bookmarkStart w:id="70" w:name="papel-de-las-eps-e-ips-en-la-captación"/>
+    <w:p>
+      <w:pPr>
+        <w:pStyle w:val="Heading2"/>
+      </w:pPr>
+      <w:r>
+        <w:rPr>
+          <w:rStyle w:val="SectionNumber"/>
+        </w:rPr>
+        <w:t xml:space="preserve">4.5</w:t>
+      </w:r>
+      <w:r>
+        <w:tab/>
+      </w:r>
+      <w:r>
+        <w:t xml:space="preserve">Papel de las EPS e IPS en la captación</w:t>
+      </w:r>
+    </w:p>
+    <w:p>
+      <w:pPr>
+        <w:pStyle w:val="FirstParagraph"/>
+      </w:pPr>
+      <w:r>
+        <w:t xml:space="preserve">El papel de las EPS, IPS y gestores farmacéuticos dentro de la operación —como dato de identificación del usuario y como variable de clasificación del módulo del cuestionario, sin selección institucional ni evidencia de un canal activo de reclutamiento— se documenta de forma completa en</w:t>
+      </w:r>
+      <w:r>
+        <w:t xml:space="preserve"> </w:t>
+      </w:r>
+      <w:r>
+        <w:t xml:space="preserve">??</w:t>
+      </w:r>
+      <w:r>
+        <w:t xml:space="preserve"> </w:t>
+      </w:r>
+      <w:r>
+        <w:t xml:space="preserve">y no se repite aquí.</w:t>
+      </w:r>
+    </w:p>
+    <w:bookmarkEnd w:id="70"/>
+    <w:bookmarkStart w:id="71" w:name="X86ea88ad69d9d484b2f5351ff8ff787dd8bdd7f"/>
+    <w:p>
+      <w:pPr>
+        <w:pStyle w:val="Heading2"/>
+      </w:pPr>
+      <w:r>
+        <w:rPr>
+          <w:rStyle w:val="SectionNumber"/>
+        </w:rPr>
+        <w:t xml:space="preserve">4.6</w:t>
+      </w:r>
+      <w:r>
+        <w:tab/>
+      </w:r>
+      <w:r>
+        <w:t xml:space="preserve">Alcance inferencial y limitaciones generales</w:t>
+      </w:r>
+    </w:p>
+    <w:p>
+      <w:pPr>
+        <w:pStyle w:val="FirstParagraph"/>
+      </w:pPr>
+      <w:r>
+        <w:t xml:space="preserve">Dado que no existe un mecanismo aleatorio de inclusión a nivel de usuario, la probabilidad efectiva de que un usuario elegible (</w:t>
+      </w:r>
+      <w:r>
+        <w:t xml:space="preserve">3.2</w:t>
+      </w:r>
+      <w:r>
+        <w:t xml:space="preserve">) quede incluido en la muestra no es observable ni controlada por un mecanismo formal: depende de su decisión de acceder a</w:t>
+      </w:r>
+      <w:r>
+        <w:t xml:space="preserve"> </w:t>
+      </w:r>
+      <w:r>
+        <w:rPr>
+          <w:i/>
+          <w:iCs/>
+        </w:rPr>
+        <w:t xml:space="preserve">ClicSalud</w:t>
+      </w:r>
+      <w:r>
+        <w:t xml:space="preserve"> </w:t>
+      </w:r>
+      <w:r>
+        <w:t xml:space="preserve">y completar el cuestionario dentro de una celda de cuota aún abierta. El esquema de cuotas reduce el desequilibrio marginal en las variables demográficas utilizadas para su construcción, pero no elimina por sí mismo el sesgo de autoselección en variables no observadas</w:t>
+      </w:r>
+      <w:r>
+        <w:t xml:space="preserve"> </w:t>
+      </w:r>
+      <w:r>
+        <w:t xml:space="preserve">(</w:t>
+      </w:r>
+      <w:hyperlink w:anchor="ref-ElliottValliant2017">
+        <w:r>
+          <w:rPr>
+            <w:rStyle w:val="Hyperlink"/>
+          </w:rPr>
+          <w:t xml:space="preserve">Elliott y Valliant 2017</w:t>
+        </w:r>
+      </w:hyperlink>
+      <w:r>
+        <w:t xml:space="preserve">;</w:t>
+      </w:r>
+      <w:r>
+        <w:t xml:space="preserve"> </w:t>
+      </w:r>
+      <w:hyperlink w:anchor="ref-WangValliant2015">
+        <w:r>
+          <w:rPr>
+            <w:rStyle w:val="Hyperlink"/>
+          </w:rPr>
+          <w:t xml:space="preserve">Wang y Valliant 2015</w:t>
+        </w:r>
+      </w:hyperlink>
+      <w:r>
+        <w:t xml:space="preserve">;</w:t>
+      </w:r>
+      <w:r>
+        <w:t xml:space="preserve"> </w:t>
+      </w:r>
+      <w:hyperlink w:anchor="ref-LeeValliant2006">
+        <w:r>
+          <w:rPr>
+            <w:rStyle w:val="Hyperlink"/>
+          </w:rPr>
+          <w:t xml:space="preserve">Lee y Valliant 2006</w:t>
+        </w:r>
+      </w:hyperlink>
+      <w:r>
+        <w:t xml:space="preserve">)</w:t>
+      </w:r>
+      <w:r>
+        <w:t xml:space="preserve">. El desarrollo completo de esta limitación, y de las demás limitaciones propias del muestreo por cuotas, se documenta en el capítulo de limitaciones del muestreo por cuotas; el mecanismo de selección dentro de cada celda de cuota se desarrolla en el capítulo de mecanismo de selección; y la matriz completa de variables, categorías y metas de cuota se desarrolla en el capítulo de muestreo por cuotas.</w:t>
+      </w:r>
+    </w:p>
+    <w:bookmarkEnd w:id="71"/>
+    <w:bookmarkEnd w:id="72"/>
+    <w:bookmarkStart w:id="117" w:name="referencias"/>
+    <w:p>
+      <w:pPr>
+        <w:pStyle w:val="Heading1"/>
+      </w:pPr>
+      <w:r>
         <w:t xml:space="preserve">Referencias</w:t>
       </w:r>
     </w:p>
-    <w:bookmarkStart w:id="88" w:name="refs"/>
-    <w:bookmarkStart w:id="49" w:name="ref-AHRQ_CAHPS"/>
+    <w:bookmarkStart w:id="116" w:name="refs"/>
+    <w:bookmarkStart w:id="74" w:name="ref-AHRQ_CAHPS"/>
     <w:p>
       <w:pPr>
         <w:pStyle w:val="Bibliography"/>
@@ -7926,7 +13605,7 @@
       <w:r>
         <w:t xml:space="preserve"> </w:t>
       </w:r>
-      <w:hyperlink r:id="rId48">
+      <w:hyperlink r:id="rId73">
         <w:r>
           <w:rPr>
             <w:rStyle w:val="Hyperlink"/>
@@ -7938,8 +13617,8 @@
         <w:t xml:space="preserve">.</w:t>
       </w:r>
     </w:p>
-    <w:bookmarkEnd w:id="49"/>
-    <w:bookmarkStart w:id="51" w:name="ref-AHRQ_CAHPS_Measures"/>
+    <w:bookmarkEnd w:id="74"/>
+    <w:bookmarkStart w:id="76" w:name="ref-AHRQ_CAHPS_Measures"/>
     <w:p>
       <w:pPr>
         <w:pStyle w:val="Bibliography"/>
@@ -7959,7 +13638,7 @@
       <w:r>
         <w:t xml:space="preserve"> </w:t>
       </w:r>
-      <w:hyperlink r:id="rId50">
+      <w:hyperlink r:id="rId75">
         <w:r>
           <w:rPr>
             <w:rStyle w:val="Hyperlink"/>
@@ -7971,8 +13650,31 @@
         <w:t xml:space="preserve">.</w:t>
       </w:r>
     </w:p>
-    <w:bookmarkEnd w:id="51"/>
-    <w:bookmarkStart w:id="53" w:name="ref-MSPS2014_2015"/>
+    <w:bookmarkEnd w:id="76"/>
+    <w:bookmarkStart w:id="77" w:name="ref-Cochran1977"/>
+    <w:p>
+      <w:pPr>
+        <w:pStyle w:val="Bibliography"/>
+      </w:pPr>
+      <w:r>
+        <w:t xml:space="preserve">Cochran, William G. 1977.</w:t>
+      </w:r>
+      <w:r>
+        <w:t xml:space="preserve"> </w:t>
+      </w:r>
+      <w:r>
+        <w:rPr>
+          <w:i/>
+          <w:iCs/>
+        </w:rPr>
+        <w:t xml:space="preserve">Sampling Techniques</w:t>
+      </w:r>
+      <w:r>
+        <w:t xml:space="preserve">. 3.ª ed. Wiley.</w:t>
+      </w:r>
+    </w:p>
+    <w:bookmarkEnd w:id="77"/>
+    <w:bookmarkStart w:id="79" w:name="ref-MSPS2014_2015"/>
     <w:p>
       <w:pPr>
         <w:pStyle w:val="Bibliography"/>
@@ -7996,7 +13698,7 @@
       <w:r>
         <w:t xml:space="preserve"> </w:t>
       </w:r>
-      <w:hyperlink r:id="rId52">
+      <w:hyperlink r:id="rId78">
         <w:r>
           <w:rPr>
             <w:rStyle w:val="Hyperlink"/>
@@ -8008,8 +13710,8 @@
         <w:t xml:space="preserve">.</w:t>
       </w:r>
     </w:p>
-    <w:bookmarkEnd w:id="53"/>
-    <w:bookmarkStart w:id="54" w:name="ref-CressieRead1984"/>
+    <w:bookmarkEnd w:id="79"/>
+    <w:bookmarkStart w:id="80" w:name="ref-CressieRead1984"/>
     <w:p>
       <w:pPr>
         <w:pStyle w:val="Bibliography"/>
@@ -8043,8 +13745,8 @@
         <w:t xml:space="preserve">46 (3): 440-64.</w:t>
       </w:r>
     </w:p>
-    <w:bookmarkEnd w:id="54"/>
-    <w:bookmarkStart w:id="55" w:name="ref-DefensoriaPueblo2009"/>
+    <w:bookmarkEnd w:id="80"/>
+    <w:bookmarkStart w:id="81" w:name="ref-DefensoriaPueblo2009"/>
     <w:p>
       <w:pPr>
         <w:pStyle w:val="Bibliography"/>
@@ -8080,8 +13782,8 @@
         <w:t xml:space="preserve">. Defensoría del Pueblo de Colombia.</w:t>
       </w:r>
     </w:p>
-    <w:bookmarkEnd w:id="55"/>
-    <w:bookmarkStart w:id="56" w:name="ref-DevilleSarndal1992"/>
+    <w:bookmarkEnd w:id="81"/>
+    <w:bookmarkStart w:id="82" w:name="ref-DevilleSarndal1992"/>
     <w:p>
       <w:pPr>
         <w:pStyle w:val="Bibliography"/>
@@ -8115,8 +13817,8 @@
         <w:t xml:space="preserve">87 (418): 376-82.</w:t>
       </w:r>
     </w:p>
-    <w:bookmarkEnd w:id="56"/>
-    <w:bookmarkStart w:id="57" w:name="ref-EfronTibshirani1993"/>
+    <w:bookmarkEnd w:id="82"/>
+    <w:bookmarkStart w:id="83" w:name="ref-EfronTibshirani1993"/>
     <w:p>
       <w:pPr>
         <w:pStyle w:val="Bibliography"/>
@@ -8138,8 +13840,8 @@
         <w:t xml:space="preserve">. Chapman &amp; Hall/CRC.</w:t>
       </w:r>
     </w:p>
-    <w:bookmarkEnd w:id="57"/>
-    <w:bookmarkStart w:id="58" w:name="ref-ElliottValliant2017"/>
+    <w:bookmarkEnd w:id="83"/>
+    <w:bookmarkStart w:id="84" w:name="ref-ElliottValliant2017"/>
     <w:p>
       <w:pPr>
         <w:pStyle w:val="Bibliography"/>
@@ -8173,8 +13875,8 @@
         <w:t xml:space="preserve">32 (2): 249-64.</w:t>
       </w:r>
     </w:p>
-    <w:bookmarkEnd w:id="58"/>
-    <w:bookmarkStart w:id="59" w:name="ref-Kish1965"/>
+    <w:bookmarkEnd w:id="84"/>
+    <w:bookmarkStart w:id="85" w:name="ref-Kish1965"/>
     <w:p>
       <w:pPr>
         <w:pStyle w:val="Bibliography"/>
@@ -8196,8 +13898,31 @@
         <w:t xml:space="preserve">. Wiley.</w:t>
       </w:r>
     </w:p>
-    <w:bookmarkEnd w:id="59"/>
-    <w:bookmarkStart w:id="61" w:name="ref-MSPS2018"/>
+    <w:bookmarkEnd w:id="85"/>
+    <w:bookmarkStart w:id="86" w:name="ref-LeeValliant2006"/>
+    <w:p>
+      <w:pPr>
+        <w:pStyle w:val="Bibliography"/>
+      </w:pPr>
+      <w:r>
+        <w:t xml:space="preserve">Lee, Sunghee, y Richard Valliant. 2006.</w:t>
+      </w:r>
+      <w:r>
+        <w:t xml:space="preserve"> </w:t>
+      </w:r>
+      <w:r>
+        <w:rPr>
+          <w:i/>
+          <w:iCs/>
+        </w:rPr>
+        <w:t xml:space="preserve">Propensity Score Adjustment for Nonresponse in Surveys</w:t>
+      </w:r>
+      <w:r>
+        <w:t xml:space="preserve">. RTI Press.</w:t>
+      </w:r>
+    </w:p>
+    <w:bookmarkEnd w:id="86"/>
+    <w:bookmarkStart w:id="88" w:name="ref-MSPS2018"/>
     <w:p>
       <w:pPr>
         <w:pStyle w:val="Bibliography"/>
@@ -8249,7 +13974,7 @@
       <w:r>
         <w:t xml:space="preserve"> </w:t>
       </w:r>
-      <w:hyperlink r:id="rId60">
+      <w:hyperlink r:id="rId87">
         <w:r>
           <w:rPr>
             <w:rStyle w:val="Hyperlink"/>
@@ -8261,8 +13986,8 @@
         <w:t xml:space="preserve">.</w:t>
       </w:r>
     </w:p>
-    <w:bookmarkEnd w:id="61"/>
-    <w:bookmarkStart w:id="63" w:name="ref-Decreto1011_2006"/>
+    <w:bookmarkEnd w:id="88"/>
+    <w:bookmarkStart w:id="90" w:name="ref-Decreto1011_2006"/>
     <w:p>
       <w:pPr>
         <w:pStyle w:val="Bibliography"/>
@@ -8286,7 +14011,7 @@
       <w:r>
         <w:t xml:space="preserve"> </w:t>
       </w:r>
-      <w:hyperlink r:id="rId62">
+      <w:hyperlink r:id="rId89">
         <w:r>
           <w:rPr>
             <w:rStyle w:val="Hyperlink"/>
@@ -8298,8 +14023,8 @@
         <w:t xml:space="preserve">.</w:t>
       </w:r>
     </w:p>
-    <w:bookmarkEnd w:id="63"/>
-    <w:bookmarkStart w:id="64" w:name="ref-PECASUSS2008"/>
+    <w:bookmarkEnd w:id="90"/>
+    <w:bookmarkStart w:id="91" w:name="ref-PECASUSS2008"/>
     <w:p>
       <w:pPr>
         <w:pStyle w:val="Bibliography"/>
@@ -8328,8 +14053,8 @@
         <w:t xml:space="preserve">. Ministerio de la Protección Social.</w:t>
       </w:r>
     </w:p>
-    <w:bookmarkEnd w:id="64"/>
-    <w:bookmarkStart w:id="66" w:name="ref-Decreto780_2016"/>
+    <w:bookmarkEnd w:id="91"/>
+    <w:bookmarkStart w:id="93" w:name="ref-Decreto780_2016"/>
     <w:p>
       <w:pPr>
         <w:pStyle w:val="Bibliography"/>
@@ -8353,7 +14078,7 @@
       <w:r>
         <w:t xml:space="preserve"> </w:t>
       </w:r>
-      <w:hyperlink r:id="rId65">
+      <w:hyperlink r:id="rId92">
         <w:r>
           <w:rPr>
             <w:rStyle w:val="Hyperlink"/>
@@ -8365,8 +14090,8 @@
         <w:t xml:space="preserve">.</w:t>
       </w:r>
     </w:p>
-    <w:bookmarkEnd w:id="66"/>
-    <w:bookmarkStart w:id="68" w:name="ref-MSPS2016"/>
+    <w:bookmarkEnd w:id="93"/>
+    <w:bookmarkStart w:id="95" w:name="ref-MSPS2016"/>
     <w:p>
       <w:pPr>
         <w:pStyle w:val="Bibliography"/>
@@ -8390,7 +14115,7 @@
       <w:r>
         <w:t xml:space="preserve"> </w:t>
       </w:r>
-      <w:hyperlink r:id="rId67">
+      <w:hyperlink r:id="rId94">
         <w:r>
           <w:rPr>
             <w:rStyle w:val="Hyperlink"/>
@@ -8402,8 +14127,8 @@
         <w:t xml:space="preserve">.</w:t>
       </w:r>
     </w:p>
-    <w:bookmarkEnd w:id="68"/>
-    <w:bookmarkStart w:id="70" w:name="ref-Resolucion256_2016"/>
+    <w:bookmarkEnd w:id="95"/>
+    <w:bookmarkStart w:id="97" w:name="ref-Resolucion256_2016"/>
     <w:p>
       <w:pPr>
         <w:pStyle w:val="Bibliography"/>
@@ -8427,7 +14152,7 @@
       <w:r>
         <w:t xml:space="preserve"> </w:t>
       </w:r>
-      <w:hyperlink r:id="rId69">
+      <w:hyperlink r:id="rId96">
         <w:r>
           <w:rPr>
             <w:rStyle w:val="Hyperlink"/>
@@ -8439,8 +14164,8 @@
         <w:t xml:space="preserve">.</w:t>
       </w:r>
     </w:p>
-    <w:bookmarkEnd w:id="70"/>
-    <w:bookmarkStart w:id="72" w:name="ref-MSPS2017"/>
+    <w:bookmarkEnd w:id="97"/>
+    <w:bookmarkStart w:id="99" w:name="ref-MSPS2017"/>
     <w:p>
       <w:pPr>
         <w:pStyle w:val="Bibliography"/>
@@ -8485,7 +14210,7 @@
       <w:r>
         <w:t xml:space="preserve"> </w:t>
       </w:r>
-      <w:hyperlink r:id="rId71">
+      <w:hyperlink r:id="rId98">
         <w:r>
           <w:rPr>
             <w:rStyle w:val="Hyperlink"/>
@@ -8497,8 +14222,8 @@
         <w:t xml:space="preserve">.</w:t>
       </w:r>
     </w:p>
-    <w:bookmarkEnd w:id="72"/>
-    <w:bookmarkStart w:id="74" w:name="ref-MSPS2020"/>
+    <w:bookmarkEnd w:id="99"/>
+    <w:bookmarkStart w:id="101" w:name="ref-MSPS2020"/>
     <w:p>
       <w:pPr>
         <w:pStyle w:val="Bibliography"/>
@@ -8550,7 +14275,7 @@
       <w:r>
         <w:t xml:space="preserve"> </w:t>
       </w:r>
-      <w:hyperlink r:id="rId73">
+      <w:hyperlink r:id="rId100">
         <w:r>
           <w:rPr>
             <w:rStyle w:val="Hyperlink"/>
@@ -8562,8 +14287,8 @@
         <w:t xml:space="preserve">.</w:t>
       </w:r>
     </w:p>
-    <w:bookmarkEnd w:id="74"/>
-    <w:bookmarkStart w:id="76" w:name="ref-MSPS2022"/>
+    <w:bookmarkEnd w:id="101"/>
+    <w:bookmarkStart w:id="103" w:name="ref-MSPS2022"/>
     <w:p>
       <w:pPr>
         <w:pStyle w:val="Bibliography"/>
@@ -8615,7 +14340,7 @@
       <w:r>
         <w:t xml:space="preserve"> </w:t>
       </w:r>
-      <w:hyperlink r:id="rId75">
+      <w:hyperlink r:id="rId102">
         <w:r>
           <w:rPr>
             <w:rStyle w:val="Hyperlink"/>
@@ -8627,8 +14352,8 @@
         <w:t xml:space="preserve">.</w:t>
       </w:r>
     </w:p>
-    <w:bookmarkEnd w:id="76"/>
-    <w:bookmarkStart w:id="78" w:name="ref-MSPS2023"/>
+    <w:bookmarkEnd w:id="103"/>
+    <w:bookmarkStart w:id="105" w:name="ref-MSPS2023"/>
     <w:p>
       <w:pPr>
         <w:pStyle w:val="Bibliography"/>
@@ -8652,7 +14377,7 @@
       <w:r>
         <w:t xml:space="preserve"> </w:t>
       </w:r>
-      <w:hyperlink r:id="rId77">
+      <w:hyperlink r:id="rId104">
         <w:r>
           <w:rPr>
             <w:rStyle w:val="Hyperlink"/>
@@ -8664,8 +14389,8 @@
         <w:t xml:space="preserve">.</w:t>
       </w:r>
     </w:p>
-    <w:bookmarkEnd w:id="78"/>
-    <w:bookmarkStart w:id="80" w:name="ref-MSPS2024"/>
+    <w:bookmarkEnd w:id="105"/>
+    <w:bookmarkStart w:id="107" w:name="ref-MSPS2024"/>
     <w:p>
       <w:pPr>
         <w:pStyle w:val="Bibliography"/>
@@ -8689,7 +14414,7 @@
       <w:r>
         <w:t xml:space="preserve"> </w:t>
       </w:r>
-      <w:hyperlink r:id="rId79">
+      <w:hyperlink r:id="rId106">
         <w:r>
           <w:rPr>
             <w:rStyle w:val="Hyperlink"/>
@@ -8701,8 +14426,8 @@
         <w:t xml:space="preserve">.</w:t>
       </w:r>
     </w:p>
-    <w:bookmarkEnd w:id="80"/>
-    <w:bookmarkStart w:id="82" w:name="ref-MSPS2025"/>
+    <w:bookmarkEnd w:id="107"/>
+    <w:bookmarkStart w:id="109" w:name="ref-MSPS2025"/>
     <w:p>
       <w:pPr>
         <w:pStyle w:val="Bibliography"/>
@@ -8726,7 +14451,7 @@
       <w:r>
         <w:t xml:space="preserve"> </w:t>
       </w:r>
-      <w:hyperlink r:id="rId81">
+      <w:hyperlink r:id="rId108">
         <w:r>
           <w:rPr>
             <w:rStyle w:val="Hyperlink"/>
@@ -8738,8 +14463,8 @@
         <w:t xml:space="preserve">.</w:t>
       </w:r>
     </w:p>
-    <w:bookmarkEnd w:id="82"/>
-    <w:bookmarkStart w:id="83" w:name="ref-Resolucion1642_2026"/>
+    <w:bookmarkEnd w:id="109"/>
+    <w:bookmarkStart w:id="110" w:name="ref-Resolucion1642_2026"/>
     <w:p>
       <w:pPr>
         <w:pStyle w:val="Bibliography"/>
@@ -8775,8 +14500,8 @@
         <w:t xml:space="preserve">. Ministerio de Salud y Protección Social.</w:t>
       </w:r>
     </w:p>
-    <w:bookmarkEnd w:id="83"/>
-    <w:bookmarkStart w:id="85" w:name="ref-OECD2025PaRIS"/>
+    <w:bookmarkEnd w:id="110"/>
+    <w:bookmarkStart w:id="112" w:name="ref-OECD2025PaRIS"/>
     <w:p>
       <w:pPr>
         <w:pStyle w:val="Bibliography"/>
@@ -8814,7 +14539,7 @@
       <w:r>
         <w:t xml:space="preserve"> </w:t>
       </w:r>
-      <w:hyperlink r:id="rId84">
+      <w:hyperlink r:id="rId111">
         <w:r>
           <w:rPr>
             <w:rStyle w:val="Hyperlink"/>
@@ -8826,8 +14551,8 @@
         <w:t xml:space="preserve">.</w:t>
       </w:r>
     </w:p>
-    <w:bookmarkEnd w:id="85"/>
-    <w:bookmarkStart w:id="86" w:name="ref-RaoWu1988"/>
+    <w:bookmarkEnd w:id="112"/>
+    <w:bookmarkStart w:id="113" w:name="ref-RaoWu1988"/>
     <w:p>
       <w:pPr>
         <w:pStyle w:val="Bibliography"/>
@@ -8861,8 +14586,43 @@
         <w:t xml:space="preserve">83 (401): 231-41.</w:t>
       </w:r>
     </w:p>
-    <w:bookmarkEnd w:id="86"/>
-    <w:bookmarkStart w:id="87" w:name="ref-WHO2000Responsiveness"/>
+    <w:bookmarkEnd w:id="113"/>
+    <w:bookmarkStart w:id="114" w:name="ref-WangValliant2015"/>
+    <w:p>
+      <w:pPr>
+        <w:pStyle w:val="Bibliography"/>
+      </w:pPr>
+      <w:r>
+        <w:t xml:space="preserve">Wang, Wei, y Richard Valliant. 2015.</w:t>
+      </w:r>
+      <w:r>
+        <w:t xml:space="preserve"> </w:t>
+      </w:r>
+      <w:r>
+        <w:t xml:space="preserve">«Propensity Score Adjustment for Web Surveys»</w:t>
+      </w:r>
+      <w:r>
+        <w:t xml:space="preserve">.</w:t>
+      </w:r>
+      <w:r>
+        <w:t xml:space="preserve"> </w:t>
+      </w:r>
+      <w:r>
+        <w:rPr>
+          <w:i/>
+          <w:iCs/>
+        </w:rPr>
+        <w:t xml:space="preserve">Journal of Survey Statistics and Methodology</w:t>
+      </w:r>
+      <w:r>
+        <w:t xml:space="preserve"> </w:t>
+      </w:r>
+      <w:r>
+        <w:t xml:space="preserve">3 (2): 147-70.</w:t>
+      </w:r>
+    </w:p>
+    <w:bookmarkEnd w:id="114"/>
+    <w:bookmarkStart w:id="115" w:name="ref-WHO2000Responsiveness"/>
     <w:p>
       <w:pPr>
         <w:pStyle w:val="Bibliography"/>
@@ -8884,9 +14644,9 @@
         <w:t xml:space="preserve">. World Health Organization.</w:t>
       </w:r>
     </w:p>
-    <w:bookmarkEnd w:id="87"/>
-    <w:bookmarkEnd w:id="88"/>
-    <w:bookmarkEnd w:id="89"/>
+    <w:bookmarkEnd w:id="115"/>
+    <w:bookmarkEnd w:id="116"/>
+    <w:bookmarkEnd w:id="117"/>
     <w:sectPr>
       <w:headerReference r:id="rId9" w:type="default"/>
       <w:footerReference r:id="rId10" w:type="default"/>
@@ -9530,6 +15290,69 @@
     <w:lvlOverride w:ilvl="8">
       <w:startOverride w:val="1"/>
     </w:lvlOverride>
+  </w:num>
+  <w:num w:numId="1006">
+    <w:abstractNumId w:val="99411"/>
+    <w:lvlOverride w:ilvl="0">
+      <w:startOverride w:val="1"/>
+    </w:lvlOverride>
+    <w:lvlOverride w:ilvl="1">
+      <w:startOverride w:val="1"/>
+    </w:lvlOverride>
+    <w:lvlOverride w:ilvl="2">
+      <w:startOverride w:val="1"/>
+    </w:lvlOverride>
+    <w:lvlOverride w:ilvl="3">
+      <w:startOverride w:val="1"/>
+    </w:lvlOverride>
+    <w:lvlOverride w:ilvl="4">
+      <w:startOverride w:val="1"/>
+    </w:lvlOverride>
+    <w:lvlOverride w:ilvl="5">
+      <w:startOverride w:val="1"/>
+    </w:lvlOverride>
+    <w:lvlOverride w:ilvl="6">
+      <w:startOverride w:val="1"/>
+    </w:lvlOverride>
+    <w:lvlOverride w:ilvl="7">
+      <w:startOverride w:val="1"/>
+    </w:lvlOverride>
+    <w:lvlOverride w:ilvl="8">
+      <w:startOverride w:val="1"/>
+    </w:lvlOverride>
+  </w:num>
+  <w:num w:numId="1007">
+    <w:abstractNumId w:val="99411"/>
+    <w:lvlOverride w:ilvl="0">
+      <w:startOverride w:val="1"/>
+    </w:lvlOverride>
+    <w:lvlOverride w:ilvl="1">
+      <w:startOverride w:val="1"/>
+    </w:lvlOverride>
+    <w:lvlOverride w:ilvl="2">
+      <w:startOverride w:val="1"/>
+    </w:lvlOverride>
+    <w:lvlOverride w:ilvl="3">
+      <w:startOverride w:val="1"/>
+    </w:lvlOverride>
+    <w:lvlOverride w:ilvl="4">
+      <w:startOverride w:val="1"/>
+    </w:lvlOverride>
+    <w:lvlOverride w:ilvl="5">
+      <w:startOverride w:val="1"/>
+    </w:lvlOverride>
+    <w:lvlOverride w:ilvl="6">
+      <w:startOverride w:val="1"/>
+    </w:lvlOverride>
+    <w:lvlOverride w:ilvl="7">
+      <w:startOverride w:val="1"/>
+    </w:lvlOverride>
+    <w:lvlOverride w:ilvl="8">
+      <w:startOverride w:val="1"/>
+    </w:lvlOverride>
+  </w:num>
+  <w:num w:numId="1008">
+    <w:abstractNumId w:val="991"/>
   </w:num>
 </w:numbering>
 </file>

--- a/docs/ENUS_2026_metodoloia.docx
+++ b/docs/ENUS_2026_metodoloia.docx
@@ -23,7 +23,7 @@
         <w:pStyle w:val="Date"/>
       </w:pPr>
       <w:r>
-        <w:t xml:space="preserve">2026-08-24</w:t>
+        <w:t xml:space="preserve">2026-08-26</w:t>
       </w:r>
     </w:p>
     <w:sdt>
@@ -8687,7 +8687,7 @@
     </w:p>
     <w:bookmarkEnd w:id="57"/>
     <w:bookmarkEnd w:id="58"/>
-    <w:bookmarkStart w:id="72" w:name="sec-diseno-muestral"/>
+    <w:bookmarkStart w:id="83" w:name="sec-diseno-muestral"/>
     <w:p>
       <w:pPr>
         <w:pStyle w:val="Heading1"/>
@@ -8710,16 +8710,95 @@
         <w:pStyle w:val="FirstParagraph"/>
       </w:pPr>
       <w:r>
-        <w:t xml:space="preserve">Este capítulo documenta formalmente el mecanismo mediante el cual se compone la muestra de usuarios de ENUS 2026: la naturaleza del diseño, la determinación del tamaño de muestra, la estructura de cuotas que distribuye ese tamaño entre los dominios de análisis y las celdas demográficas, y la distinción conceptual entre cuota, estrato, dominio y variable de calibración. Retoma la cadena de población desarrollada en el capítulo anterior (</w:t>
-      </w:r>
-      <w:r>
-        <w:t xml:space="preserve">3.2</w:t>
-      </w:r>
-      <w:r>
-        <w:t xml:space="preserve">) y la extiende hasta la conformación de la base analítica.</w:t>
-      </w:r>
-    </w:p>
-    <w:bookmarkStart w:id="59" w:name="naturaleza-del-diseño"/>
+        <w:t xml:space="preserve">El diseño muestral de la ENUS 2026 establece los criterios estadísticos y operativos utilizados para determinar la composición esperada de la muestra y distribuir la participación entre los diferentes grupos de interés. En particular, define el tamaño objetivo de la operación, su distribución territorial y demográfica, y las reglas utilizadas para conformar las cuotas de participación.</w:t>
+      </w:r>
+    </w:p>
+    <w:p>
+      <w:pPr>
+        <w:pStyle w:val="BodyText"/>
+      </w:pPr>
+      <w:r>
+        <w:t xml:space="preserve">La ENUS 2026 emplea un esquema de</w:t>
+      </w:r>
+      <w:r>
+        <w:t xml:space="preserve"> </w:t>
+      </w:r>
+      <w:r>
+        <w:rPr>
+          <w:b/>
+          <w:bCs/>
+        </w:rPr>
+        <w:t xml:space="preserve">muestreo no probabilístico por cuotas</w:t>
+      </w:r>
+      <w:r>
+        <w:t xml:space="preserve">. Por tanto, la inclusión de las personas participantes no se realiza mediante un mecanismo de selección aleatoria con probabilidades de inclusión conocidas. En su lugar, la operación establece metas de participación para un conjunto de celdas definidas a partir de características demográficas y de afiliación, y la captación se desarrolla hasta alcanzar dichas metas.</w:t>
+      </w:r>
+    </w:p>
+    <w:p>
+      <w:pPr>
+        <w:pStyle w:val="BodyText"/>
+      </w:pPr>
+      <w:r>
+        <w:t xml:space="preserve">La definición de las cuotas parte de la población objetivo establecida en el capítulo anterior (</w:t>
+      </w:r>
+      <w:r>
+        <w:t xml:space="preserve">(</w:t>
+      </w:r>
+      <w:hyperlink w:anchor="ref-ref">
+        <w:r>
+          <w:rPr>
+            <w:rStyle w:val="Hyperlink"/>
+            <w:b/>
+            <w:bCs/>
+          </w:rPr>
+          <w:t xml:space="preserve">ref?</w:t>
+        </w:r>
+      </w:hyperlink>
+      <w:r>
+        <w:t xml:space="preserve">)</w:t>
+      </w:r>
+      <w:r>
+        <w:t xml:space="preserve">(sec-poblacion-objetivo)) y utiliza información poblacional de la Base de Datos Única de Afiliados (BDUA) como referencia para determinar la distribución esperada de la muestra. Esta información permite orientar la composición de la muestra hacia la estructura observada de la población de referencia, sin que ello convierta a la BDUA en un marco de selección probabilística.</w:t>
+      </w:r>
+    </w:p>
+    <w:p>
+      <w:pPr>
+        <w:pStyle w:val="BodyText"/>
+      </w:pPr>
+      <w:r>
+        <w:t xml:space="preserve">El diseño se estructura en dos niveles. Primero, se determina un tamaño objetivo para cada región, de manera que la operación disponga de un número suficiente de observaciones para producir resultados con el nivel de desagregación territorial previsto. Segundo, el tamaño asignado a cada región se distribuye entre las celdas definidas por régimen de afiliación, sexo, grupo de edad y zona, utilizando la estructura poblacional de referencia y estableciendo mínimos de participación para las celdas de menor tamaño.</w:t>
+      </w:r>
+    </w:p>
+    <w:p>
+      <w:pPr>
+        <w:pStyle w:val="BodyText"/>
+      </w:pPr>
+      <w:r>
+        <w:t xml:space="preserve">En consecuencia, las cuotas constituyen</w:t>
+      </w:r>
+      <w:r>
+        <w:t xml:space="preserve"> </w:t>
+      </w:r>
+      <w:r>
+        <w:rPr>
+          <w:b/>
+          <w:bCs/>
+        </w:rPr>
+        <w:t xml:space="preserve">metas de composición de la muestra y no probabilidades de selección</w:t>
+      </w:r>
+      <w:r>
+        <w:t xml:space="preserve">. Su función es orientar la captación y reducir desequilibrios conocidos entre la muestra y la población de referencia. Los ajustes posteriores mediante ponderación y calibración cumplen una función complementaria y se desarrollan en el capítulo correspondiente.</w:t>
+      </w:r>
+    </w:p>
+    <w:p>
+      <w:pPr>
+        <w:pStyle w:val="BodyText"/>
+      </w:pPr>
+      <w:r>
+        <w:t xml:space="preserve">A partir de esta estructura, el presente capítulo desarrolla la determinación del tamaño objetivo, la asignación de las cuotas, la definición de las celdas de participación y la diferenciación entre los conceptos de cuota, estrato, dominio y variable de calibración. Finalmente, se precisan las implicaciones del diseño para el alcance inferencial de los resultados.</w:t>
+      </w:r>
+    </w:p>
+    <w:bookmarkStart w:id="62" w:name="X55a9be3b0abe7981d57d5708f109f64745ccd6e"/>
     <w:p>
       <w:pPr>
         <w:pStyle w:val="Heading2"/>
@@ -8734,7 +8813,7 @@
         <w:tab/>
       </w:r>
       <w:r>
-        <w:t xml:space="preserve">Naturaleza del diseño</w:t>
+        <w:t xml:space="preserve">Esquema de cuotas y composición de la muestra</w:t>
       </w:r>
     </w:p>
     <w:p>
@@ -8742,7 +8821,7 @@
         <w:pStyle w:val="FirstParagraph"/>
       </w:pPr>
       <w:r>
-        <w:t xml:space="preserve">ENUS 2026 utiliza un</w:t>
+        <w:t xml:space="preserve">La participación en la ENUS 2026 se estructura mediante un sistema de</w:t>
       </w:r>
       <w:r>
         <w:t xml:space="preserve"> </w:t>
@@ -8752,13 +8831,10 @@
           <w:i/>
           <w:iCs/>
         </w:rPr>
-        <w:t xml:space="preserve">diseño de muestreo no probabilístico por cuotas</w:t>
-      </w:r>
-      <w:r>
-        <w:t xml:space="preserve"> </w:t>
-      </w:r>
-      <w:r>
-        <w:t xml:space="preserve">para la selección y composición de la muestra.</w:t>
+        <w:t xml:space="preserve">cuotas previamente definidas</w:t>
+      </w:r>
+      <w:r>
+        <w:t xml:space="preserve">, que establece metas de participación para las regiones y demás características consideradas en el diseño. Estas cuotas permiten orientar la composición de la muestra durante la captación y controlar el cumplimiento de las metas establecidas para cada grupo.</w:t>
       </w:r>
     </w:p>
     <w:p>
@@ -8766,7 +8842,7 @@
         <w:pStyle w:val="BodyText"/>
       </w:pPr>
       <w:r>
-        <w:t xml:space="preserve">La inclusión de las personas participantes no se basa en un mecanismo de selección aleatoria con probabilidades de inclusión conocidas. La participación se estructura mediante cuotas previamente definidas, orientadas a garantizar una composición mínima de la muestra en las regiones establecidas para la operación.</w:t>
+        <w:t xml:space="preserve">Las cuotas constituyen metas de composición y no probabilidades de selección. En consecuencia, su cumplimiento no implica que las personas tengan una probabilidad conocida de inclusión en la muestra ni que la estructura final resulte de un mecanismo de selección aleatoria.</w:t>
       </w:r>
     </w:p>
     <w:p>
@@ -8774,7 +8850,7 @@
         <w:pStyle w:val="BodyText"/>
       </w:pPr>
       <w:r>
-        <w:t xml:space="preserve">En consecuencia, ENUS 2026 no corresponde a un diseño probabilístico y los procedimientos de estimación y análisis deben considerar las implicaciones derivadas de la ausencia de probabilidades de inclusión conocidas.</w:t>
+        <w:t xml:space="preserve">Esta característica tiene implicaciones para los procedimientos posteriores de ponderación, calibración y estimación, así como para la interpretación del alcance inferencial de los resultados. Los procedimientos estadísticos empleados para el tratamiento de estas consideraciones se desarrollan en las secciones correspondientes.</w:t>
       </w:r>
     </w:p>
     <w:p>
@@ -8782,7 +8858,7 @@
         <w:pStyle w:val="BodyText"/>
       </w:pPr>
       <w:r>
-        <w:t xml:space="preserve">Los mecanismos, canales y herramientas utilizados para la captación de participantes constituyen componentes operativos de la recolección y podrán modificarse durante el desarrollo de la operación sin alterar la naturaleza del diseño estadístico.</w:t>
+        <w:t xml:space="preserve">Los mecanismos, canales y herramientas utilizados para la captación de participantes constituyen componentes operativos de la recolección. Estos podrán modificarse durante el desarrollo de la operación para favorecer el cumplimiento de las metas de participación, sin que ello implique modificar la estructura estadística de las cuotas establecidas.</w:t>
       </w:r>
     </w:p>
     <w:p>
@@ -8795,26 +8871,69 @@
     </w:p>
     <w:p>
       <w:pPr>
-        <w:pStyle w:val="BlockText"/>
-      </w:pPr>
-      <w:r>
-        <w:rPr>
-          <w:i/>
-          <w:iCs/>
-        </w:rPr>
-        <w:t xml:space="preserve">población objetivo → identificación de personas elegibles → captación → asignación a cuotas → participación → validación de la información → conformación de la base analítica → producción de resultados.</w:t>
-      </w:r>
-    </w:p>
-    <w:p>
-      <w:pPr>
-        <w:pStyle w:val="FirstParagraph"/>
-      </w:pPr>
-      <w:r>
-        <w:t xml:space="preserve">Los procedimientos específicos asociados con cada etapa se desarrollan en los capítulos correspondientes de diseño, recolección, procesamiento y estimación.</w:t>
-      </w:r>
-    </w:p>
-    <w:bookmarkEnd w:id="59"/>
-    <w:bookmarkStart w:id="64" w:name="sec-tamano-muestra"/>
+        <w:pStyle w:val="CaptionedFigure"/>
+      </w:pPr>
+      <w:r>
+        <w:drawing>
+          <wp:inline>
+            <wp:extent cx="4389120" cy="5385629"/>
+            <wp:effectExtent b="0" l="0" r="0" t="0"/>
+            <wp:docPr descr="Secuencia operativa de la ENUS 2026, desde la población objetivo hasta la producción de resultados." title="" id="60" name="Picture"/>
+            <a:graphic>
+              <a:graphicData uri="http://schemas.openxmlformats.org/drawingml/2006/picture">
+                <pic:pic>
+                  <pic:nvPicPr>
+                    <pic:cNvPr descr="ENUS_2026_metodoloia_files/figuras/fig-flujo-operacion.png" id="61" name="Picture"/>
+                    <pic:cNvPicPr>
+                      <a:picLocks noChangeArrowheads="1" noChangeAspect="1"/>
+                    </pic:cNvPicPr>
+                  </pic:nvPicPr>
+                  <pic:blipFill>
+                    <a:blip r:embed="rId59"/>
+                    <a:stretch>
+                      <a:fillRect/>
+                    </a:stretch>
+                  </pic:blipFill>
+                  <pic:spPr bwMode="auto">
+                    <a:xfrm>
+                      <a:off x="0" y="0"/>
+                      <a:ext cx="4389120" cy="5385629"/>
+                    </a:xfrm>
+                    <a:prstGeom prst="rect">
+                      <a:avLst/>
+                    </a:prstGeom>
+                    <a:noFill/>
+                    <a:ln w="9525">
+                      <a:noFill/>
+                      <a:headEnd/>
+                      <a:tailEnd/>
+                    </a:ln>
+                  </pic:spPr>
+                </pic:pic>
+              </a:graphicData>
+            </a:graphic>
+          </wp:inline>
+        </w:drawing>
+      </w:r>
+    </w:p>
+    <w:p>
+      <w:pPr>
+        <w:pStyle w:val="ImageCaption"/>
+      </w:pPr>
+      <w:r>
+        <w:t xml:space="preserve">Secuencia operativa de la ENUS 2026, desde la población objetivo hasta la producción de resultados.</w:t>
+      </w:r>
+    </w:p>
+    <w:p>
+      <w:pPr>
+        <w:pStyle w:val="BodyText"/>
+      </w:pPr>
+      <w:r>
+        <w:t xml:space="preserve">Los procedimientos específicos asociados con la determinación y distribución de las cuotas, la captación, el procesamiento de la información y la estimación se desarrollan en las secciones correspondientes del documento.</w:t>
+      </w:r>
+    </w:p>
+    <w:bookmarkEnd w:id="62"/>
+    <w:bookmarkStart w:id="82" w:name="sec-tamano-muestra"/>
     <w:p>
       <w:pPr>
         <w:pStyle w:val="Heading2"/>
@@ -8837,23 +8956,10 @@
         <w:pStyle w:val="FirstParagraph"/>
       </w:pPr>
       <w:r>
-        <w:t xml:space="preserve">El tamaño de muestra de ENUS 2026 se establece como un</w:t>
-      </w:r>
-      <w:r>
-        <w:t xml:space="preserve"> </w:t>
-      </w:r>
-      <w:r>
-        <w:rPr>
-          <w:i/>
-          <w:iCs/>
-        </w:rPr>
-        <w:t xml:space="preserve">tamaño objetivo de participación</w:t>
-      </w:r>
-      <w:r>
-        <w:t xml:space="preserve"> </w:t>
-      </w:r>
-      <w:r>
-        <w:t xml:space="preserve">para la operación y se define a partir de la población afiliada al SGSSS registrada en la Base de Datos Única de Afiliados (BDUA), con corte a marzo de 2026 (</w:t>
+        <w:t xml:space="preserve">El tamaño objetivo de la operación se determina a partir de una precisión nominal definida para los principales indicadores. Para este propósito se utiliza como población de referencia la población afiliada al Sistema General de Seguridad Social en Salud (SGSSS), registrada en la Base de Datos Única de Afiliados (BDUA), con corte a marzo de 2026, correspondiente a</w:t>
+      </w:r>
+      <w:r>
+        <w:t xml:space="preserve"> </w:t>
       </w:r>
       <m:oMath>
         <m:r>
@@ -8869,19 +8975,13 @@
           <m:t>50</m:t>
         </m:r>
         <m:r>
-          <m:rPr>
-            <m:sty m:val="p"/>
-          </m:rPr>
-          <m:t>,</m:t>
+          <m:t> </m:t>
         </m:r>
         <m:r>
           <m:t>168</m:t>
         </m:r>
         <m:r>
-          <m:rPr>
-            <m:sty m:val="p"/>
-          </m:rPr>
-          <m:t>,</m:t>
+          <m:t> </m:t>
         </m:r>
         <m:r>
           <m:t>746</m:t>
@@ -8891,7 +8991,7 @@
         <w:t xml:space="preserve"> </w:t>
       </w:r>
       <w:r>
-        <w:t xml:space="preserve">personas).</w:t>
+        <w:t xml:space="preserve">personas.</w:t>
       </w:r>
     </w:p>
     <w:p>
@@ -8899,7 +8999,7 @@
         <w:pStyle w:val="BodyText"/>
       </w:pPr>
       <w:r>
-        <w:t xml:space="preserve">Este corte se utiliza como referencia para establecer el tamaño objetivo de la operación y la distribución de las cuotas regionales. Su utilización tiene carácter de parámetro de diseño y no implica que la BDUA constituya, por sí misma, un marco de selección probabilística.</w:t>
+        <w:t xml:space="preserve">La BDUA se utiliza como fuente de referencia para establecer los parámetros poblacionales y posteriormente distribuir las metas de participación. Su utilización en este procedimiento no implica que la operación corresponda a un muestreo probabilístico ni que las personas incluidas tengan probabilidades de selección conocidas.</w:t>
       </w:r>
     </w:p>
     <w:p>
@@ -8907,26 +9007,23 @@
         <w:pStyle w:val="BodyText"/>
       </w:pPr>
       <w:r>
-        <w:t xml:space="preserve">El tamaño objetivo se determina considerando los niveles de precisión deseados para los principales indicadores y las condiciones previstas para la distribución de la participación entre las regiones. Dado el carácter no probabilístico del diseño, estos tamaños no corresponden a tamaños de muestra probabilísticos asociados a probabilidades de inclusión conocidas ni permiten, por sí mismos, derivar márgenes de error bajo el enfoque clásico de muestreo probabilístico.</w:t>
-      </w:r>
-    </w:p>
-    <w:p>
-      <w:pPr>
-        <w:pStyle w:val="BodyText"/>
-      </w:pPr>
-      <w:r>
-        <w:t xml:space="preserve">La información de afiliación utilizada para la ponderación y calibración se actualizará con periodicidad trimestral, de acuerdo con el periodo de referencia correspondiente. Esta actualización permite que los procedimientos de ajuste de la composición de la muestra utilicen información poblacional consistente con el periodo de referencia, sin modificar el tamaño objetivo establecido para la operación.</w:t>
-      </w:r>
-    </w:p>
-    <w:p>
-      <w:pPr>
-        <w:pStyle w:val="BodyText"/>
-      </w:pPr>
-      <w:r>
-        <w:t xml:space="preserve">El procedimiento detallado para determinar el tamaño objetivo, distribuir las cuotas regionales y evaluar la suficiencia de la participación alcanzada se desarrolla en las secciones correspondientes al diseño de cuotas y a la ponderación y calibración.</w:t>
-      </w:r>
-    </w:p>
-    <w:bookmarkStart w:id="60" w:name="fórmula"/>
+        <w:t xml:space="preserve">El cálculo parte de un escenario de muestreo aleatorio simple, utilizado como</w:t>
+      </w:r>
+      <w:r>
+        <w:t xml:space="preserve"> </w:t>
+      </w:r>
+      <w:r>
+        <w:rPr>
+          <w:i/>
+          <w:iCs/>
+        </w:rPr>
+        <w:t xml:space="preserve">referencia para establecer una meta nominal de participación</w:t>
+      </w:r>
+      <w:r>
+        <w:t xml:space="preserve">. Sobre este resultado se incorpora un efecto de diseño y, cuando corresponde, una corrección por población finita. Finalmente, se aplica un factor operativo para determinar la meta de captación necesaria frente a pérdidas esperadas durante la operación.</w:t>
+      </w:r>
+    </w:p>
+    <w:bookmarkStart w:id="63" w:name="cálculo-de-referencia"/>
     <w:p>
       <w:pPr>
         <w:pStyle w:val="Heading3"/>
@@ -8941,7 +9038,7 @@
         <w:tab/>
       </w:r>
       <w:r>
-        <w:t xml:space="preserve">Fórmula</w:t>
+        <w:t xml:space="preserve">Cálculo de referencia</w:t>
       </w:r>
     </w:p>
     <w:p>
@@ -8949,58 +9046,7 @@
         <w:pStyle w:val="FirstParagraph"/>
       </w:pPr>
       <w:r>
-        <w:t xml:space="preserve">Para una proporción de referencia</w:t>
-      </w:r>
-      <w:r>
-        <w:t xml:space="preserve"> </w:t>
-      </w:r>
-      <m:oMath>
-        <m:r>
-          <m:t>P</m:t>
-        </m:r>
-      </m:oMath>
-      <w:r>
-        <w:t xml:space="preserve">, un nivel de confianza</w:t>
-      </w:r>
-      <w:r>
-        <w:t xml:space="preserve"> </w:t>
-      </w:r>
-      <m:oMath>
-        <m:r>
-          <m:t>1</m:t>
-        </m:r>
-        <m:r>
-          <m:rPr>
-            <m:sty m:val="p"/>
-          </m:rPr>
-          <m:t>−</m:t>
-        </m:r>
-        <m:r>
-          <m:t>α</m:t>
-        </m:r>
-      </m:oMath>
-      <w:r>
-        <w:t xml:space="preserve"> </w:t>
-      </w:r>
-      <w:r>
-        <w:t xml:space="preserve">y un margen de error relativo</w:t>
-      </w:r>
-      <w:r>
-        <w:t xml:space="preserve"> </w:t>
-      </w:r>
-      <m:oMath>
-        <m:r>
-          <m:t>M</m:t>
-        </m:r>
-        <m:r>
-          <m:t>E</m:t>
-        </m:r>
-        <m:r>
-          <m:t>R</m:t>
-        </m:r>
-      </m:oMath>
-      <w:r>
-        <w:t xml:space="preserve">, el tamaño de muestra bajo muestreo aleatorio simple es:</w:t>
+        <w:t xml:space="preserve">Para la estimación de una proporción, el tamaño de muestra bajo muestreo aleatorio simple se expresa como:</w:t>
       </w:r>
     </w:p>
     <w:p>
@@ -9077,7 +9123,7 @@
                 </m:sup>
               </m:sSubSup>
               <m:r>
-                <m:t> </m:t>
+                <m:t>P</m:t>
               </m:r>
               <m:r>
                 <m:rPr>
@@ -9108,13 +9154,10 @@
               <m:r>
                 <m:t>M</m:t>
               </m:r>
-              <m:r>
-                <m:t>E</m:t>
-              </m:r>
               <m:sSup>
                 <m:e>
                   <m:r>
-                    <m:t>R</m:t>
+                    <m:t>E</m:t>
                   </m:r>
                 </m:e>
                 <m:sup>
@@ -9123,14 +9166,339 @@
                   </m:r>
                 </m:sup>
               </m:sSup>
+            </m:den>
+          </m:f>
+          <m:r>
+            <m:rPr>
+              <m:sty m:val="p"/>
+            </m:rPr>
+            <m:t>,</m:t>
+          </m:r>
+        </m:oMath>
+      </m:oMathPara>
+    </w:p>
+    <w:p>
+      <w:pPr>
+        <w:pStyle w:val="FirstParagraph"/>
+      </w:pPr>
+      <w:r>
+        <w:t xml:space="preserve">donde</w:t>
+      </w:r>
+      <w:r>
+        <w:t xml:space="preserve"> </w:t>
+      </w:r>
+      <m:oMath>
+        <m:r>
+          <m:t>P</m:t>
+        </m:r>
+      </m:oMath>
+      <w:r>
+        <w:t xml:space="preserve"> </w:t>
+      </w:r>
+      <w:r>
+        <w:t xml:space="preserve">es la proporción de referencia,</w:t>
+      </w:r>
+      <w:r>
+        <w:t xml:space="preserve"> </w:t>
+      </w:r>
+      <m:oMath>
+        <m:sSub>
+          <m:e>
+            <m:r>
+              <m:t>Z</m:t>
+            </m:r>
+          </m:e>
+          <m:sub>
+            <m:r>
+              <m:t>1</m:t>
+            </m:r>
+            <m:r>
+              <m:rPr>
+                <m:sty m:val="p"/>
+              </m:rPr>
+              <m:t>−</m:t>
+            </m:r>
+            <m:r>
+              <m:t>α</m:t>
+            </m:r>
+            <m:r>
+              <m:rPr>
+                <m:sty m:val="p"/>
+              </m:rPr>
+              <m:t>/</m:t>
+            </m:r>
+            <m:r>
+              <m:t>2</m:t>
+            </m:r>
+          </m:sub>
+        </m:sSub>
+      </m:oMath>
+      <w:r>
+        <w:t xml:space="preserve"> </w:t>
+      </w:r>
+      <w:r>
+        <w:t xml:space="preserve">corresponde al cuantil de la distribución normal asociado al nivel de confianza y</w:t>
+      </w:r>
+      <w:r>
+        <w:t xml:space="preserve"> </w:t>
+      </w:r>
+      <m:oMath>
+        <m:r>
+          <m:t>M</m:t>
+        </m:r>
+        <m:r>
+          <m:t>E</m:t>
+        </m:r>
+      </m:oMath>
+      <w:r>
+        <w:t xml:space="preserve"> </w:t>
+      </w:r>
+      <w:r>
+        <w:t xml:space="preserve">es el margen de error absoluto. Esta formulación corresponde al cálculo convencional del tamaño de muestra para proporciones bajo muestreo aleatorio simple</w:t>
+      </w:r>
+      <w:r>
+        <w:t xml:space="preserve"> </w:t>
+      </w:r>
+      <w:r>
+        <w:t xml:space="preserve">(</w:t>
+      </w:r>
+      <w:hyperlink w:anchor="ref-Cochran1977">
+        <w:r>
+          <w:rPr>
+            <w:rStyle w:val="Hyperlink"/>
+          </w:rPr>
+          <w:t xml:space="preserve">Cochran 1977</w:t>
+        </w:r>
+      </w:hyperlink>
+      <w:r>
+        <w:t xml:space="preserve">;</w:t>
+      </w:r>
+      <w:r>
+        <w:t xml:space="preserve"> </w:t>
+      </w:r>
+      <w:hyperlink w:anchor="ref-Lohr2021">
+        <w:r>
+          <w:rPr>
+            <w:rStyle w:val="Hyperlink"/>
+          </w:rPr>
+          <w:t xml:space="preserve">Lohr 2021</w:t>
+        </w:r>
+      </w:hyperlink>
+      <w:r>
+        <w:t xml:space="preserve">)</w:t>
+      </w:r>
+      <w:r>
+        <w:t xml:space="preserve">.</w:t>
+      </w:r>
+    </w:p>
+    <w:p>
+      <w:pPr>
+        <w:pStyle w:val="BodyText"/>
+      </w:pPr>
+      <w:r>
+        <w:t xml:space="preserve">En la ENUS 2026 se adopta</w:t>
+      </w:r>
+      <w:r>
+        <w:t xml:space="preserve"> </w:t>
+      </w:r>
+      <m:oMath>
+        <m:r>
+          <m:t>P</m:t>
+        </m:r>
+        <m:r>
+          <m:rPr>
+            <m:sty m:val="p"/>
+          </m:rPr>
+          <m:t>=</m:t>
+        </m:r>
+        <m:r>
+          <m:t>0</m:t>
+        </m:r>
+        <m:r>
+          <m:rPr>
+            <m:sty m:val="p"/>
+          </m:rPr>
+          <m:t>,</m:t>
+        </m:r>
+        <m:r>
+          <m:t>50</m:t>
+        </m:r>
+      </m:oMath>
+      <w:r>
+        <w:t xml:space="preserve">, valor que maximiza la varianza de una proporción y, por tanto, produce un tamaño de referencia conservador cuando no se dispone de una proporción previa.</w:t>
+      </w:r>
+    </w:p>
+    <w:p>
+      <w:pPr>
+        <w:pStyle w:val="BodyText"/>
+      </w:pPr>
+      <w:r>
+        <w:t xml:space="preserve">El margen de error absoluto se obtiene a partir de la longitud total del intervalo de confianza definida para el diseño:</w:t>
+      </w:r>
+    </w:p>
+    <w:p>
+      <w:pPr>
+        <w:pStyle w:val="BodyText"/>
+      </w:pPr>
+      <m:oMathPara>
+        <m:oMathParaPr>
+          <m:jc m:val="center"/>
+        </m:oMathParaPr>
+        <m:oMath>
+          <m:r>
+            <m:t>M</m:t>
+          </m:r>
+          <m:r>
+            <m:t>E</m:t>
+          </m:r>
+          <m:r>
+            <m:rPr>
+              <m:sty m:val="p"/>
+            </m:rPr>
+            <m:t>=</m:t>
+          </m:r>
+          <m:sSub>
+            <m:e>
               <m:r>
-                <m:t> </m:t>
+                <m:t>Z</m:t>
               </m:r>
+            </m:e>
+            <m:sub>
+              <m:r>
+                <m:t>1</m:t>
+              </m:r>
+              <m:r>
+                <m:rPr>
+                  <m:sty m:val="p"/>
+                </m:rPr>
+                <m:t>−</m:t>
+              </m:r>
+              <m:r>
+                <m:t>α</m:t>
+              </m:r>
+              <m:r>
+                <m:rPr>
+                  <m:sty m:val="p"/>
+                </m:rPr>
+                <m:t>/</m:t>
+              </m:r>
+              <m:r>
+                <m:t>2</m:t>
+              </m:r>
+            </m:sub>
+          </m:sSub>
+          <m:d>
+            <m:dPr>
+              <m:begChr m:val="("/>
+              <m:sepChr m:val=""/>
+              <m:endChr m:val=")"/>
+              <m:grow/>
+            </m:dPr>
+            <m:e>
+              <m:f>
+                <m:fPr>
+                  <m:type m:val="bar"/>
+                </m:fPr>
+                <m:num>
+                  <m:r>
+                    <m:t>L</m:t>
+                  </m:r>
+                </m:num>
+                <m:den>
+                  <m:r>
+                    <m:t>2</m:t>
+                  </m:r>
+                </m:den>
+              </m:f>
+            </m:e>
+          </m:d>
+          <m:r>
+            <m:rPr>
+              <m:sty m:val="p"/>
+            </m:rPr>
+            <m:t>,</m:t>
+          </m:r>
+        </m:oMath>
+      </m:oMathPara>
+    </w:p>
+    <w:p>
+      <w:pPr>
+        <w:pStyle w:val="FirstParagraph"/>
+      </w:pPr>
+      <w:r>
+        <w:t xml:space="preserve">donde</w:t>
+      </w:r>
+      <w:r>
+        <w:t xml:space="preserve"> </w:t>
+      </w:r>
+      <m:oMath>
+        <m:r>
+          <m:t>L</m:t>
+        </m:r>
+      </m:oMath>
+      <w:r>
+        <w:t xml:space="preserve"> </w:t>
+      </w:r>
+      <w:r>
+        <w:t xml:space="preserve">representa la longitud total del intervalo.</w:t>
+      </w:r>
+    </w:p>
+    <w:p>
+      <w:pPr>
+        <w:pStyle w:val="BodyText"/>
+      </w:pPr>
+      <w:r>
+        <w:t xml:space="preserve">Dado que el diseño utiliza un margen de error relativo, este se obtiene mediante:</w:t>
+      </w:r>
+    </w:p>
+    <w:p>
+      <w:pPr>
+        <w:pStyle w:val="BodyText"/>
+      </w:pPr>
+      <m:oMathPara>
+        <m:oMathParaPr>
+          <m:jc m:val="center"/>
+        </m:oMathParaPr>
+        <m:oMath>
+          <m:r>
+            <m:t>M</m:t>
+          </m:r>
+          <m:r>
+            <m:t>E</m:t>
+          </m:r>
+          <m:r>
+            <m:t>R</m:t>
+          </m:r>
+          <m:r>
+            <m:rPr>
+              <m:sty m:val="p"/>
+            </m:rPr>
+            <m:t>=</m:t>
+          </m:r>
+          <m:f>
+            <m:fPr>
+              <m:type m:val="bar"/>
+            </m:fPr>
+            <m:num>
+              <m:r>
+                <m:t>M</m:t>
+              </m:r>
+              <m:r>
+                <m:t>E</m:t>
+              </m:r>
+            </m:num>
+            <m:den>
               <m:r>
                 <m:t>P</m:t>
               </m:r>
             </m:den>
           </m:f>
+          <m:r>
+            <m:rPr>
+              <m:sty m:val="p"/>
+            </m:rPr>
+            <m:t>.</m:t>
+          </m:r>
         </m:oMath>
       </m:oMathPara>
     </w:p>
@@ -9139,7 +9507,304 @@
         <w:pStyle w:val="FirstParagraph"/>
       </w:pPr>
       <w:r>
-        <w:t xml:space="preserve">Este tamaño se ajusta por el efecto de diseño (</w:t>
+        <w:t xml:space="preserve">Con un nivel de confianza del 95 %,</w:t>
+      </w:r>
+      <w:r>
+        <w:t xml:space="preserve"> </w:t>
+      </w:r>
+      <m:oMath>
+        <m:r>
+          <m:t>P</m:t>
+        </m:r>
+        <m:r>
+          <m:rPr>
+            <m:sty m:val="p"/>
+          </m:rPr>
+          <m:t>=</m:t>
+        </m:r>
+        <m:r>
+          <m:t>0</m:t>
+        </m:r>
+        <m:r>
+          <m:rPr>
+            <m:sty m:val="p"/>
+          </m:rPr>
+          <m:t>,</m:t>
+        </m:r>
+        <m:r>
+          <m:t>50</m:t>
+        </m:r>
+      </m:oMath>
+      <w:r>
+        <w:t xml:space="preserve"> </w:t>
+      </w:r>
+      <w:r>
+        <w:t xml:space="preserve">y una longitud total del intervalo de 0,04, se obtiene:</w:t>
+      </w:r>
+    </w:p>
+    <w:p>
+      <w:pPr>
+        <w:pStyle w:val="BodyText"/>
+      </w:pPr>
+      <m:oMathPara>
+        <m:oMathParaPr>
+          <m:jc m:val="center"/>
+        </m:oMathParaPr>
+        <m:oMath>
+          <m:r>
+            <m:t>M</m:t>
+          </m:r>
+          <m:r>
+            <m:t>E</m:t>
+          </m:r>
+          <m:r>
+            <m:rPr>
+              <m:sty m:val="p"/>
+            </m:rPr>
+            <m:t>=</m:t>
+          </m:r>
+          <m:r>
+            <m:t>1</m:t>
+          </m:r>
+          <m:r>
+            <m:rPr>
+              <m:sty m:val="p"/>
+            </m:rPr>
+            <m:t>,</m:t>
+          </m:r>
+          <m:r>
+            <m:t>96</m:t>
+          </m:r>
+          <m:r>
+            <m:rPr>
+              <m:sty m:val="p"/>
+            </m:rPr>
+            <m:t>×</m:t>
+          </m:r>
+          <m:r>
+            <m:t>0</m:t>
+          </m:r>
+          <m:r>
+            <m:rPr>
+              <m:sty m:val="p"/>
+            </m:rPr>
+            <m:t>,</m:t>
+          </m:r>
+          <m:r>
+            <m:t>02</m:t>
+          </m:r>
+          <m:r>
+            <m:rPr>
+              <m:sty m:val="p"/>
+            </m:rPr>
+            <m:t>=</m:t>
+          </m:r>
+          <m:r>
+            <m:t>0</m:t>
+          </m:r>
+          <m:r>
+            <m:rPr>
+              <m:sty m:val="p"/>
+            </m:rPr>
+            <m:t>,</m:t>
+          </m:r>
+          <m:r>
+            <m:t>0392</m:t>
+          </m:r>
+        </m:oMath>
+      </m:oMathPara>
+    </w:p>
+    <w:p>
+      <w:pPr>
+        <w:pStyle w:val="FirstParagraph"/>
+      </w:pPr>
+      <w:r>
+        <w:t xml:space="preserve">y, por tanto,</w:t>
+      </w:r>
+    </w:p>
+    <w:p>
+      <w:pPr>
+        <w:pStyle w:val="BodyText"/>
+      </w:pPr>
+      <m:oMathPara>
+        <m:oMathParaPr>
+          <m:jc m:val="center"/>
+        </m:oMathParaPr>
+        <m:oMath>
+          <m:r>
+            <m:t>M</m:t>
+          </m:r>
+          <m:r>
+            <m:t>E</m:t>
+          </m:r>
+          <m:r>
+            <m:t>R</m:t>
+          </m:r>
+          <m:r>
+            <m:rPr>
+              <m:sty m:val="p"/>
+            </m:rPr>
+            <m:t>=</m:t>
+          </m:r>
+          <m:f>
+            <m:fPr>
+              <m:type m:val="bar"/>
+            </m:fPr>
+            <m:num>
+              <m:r>
+                <m:t>0</m:t>
+              </m:r>
+              <m:r>
+                <m:rPr>
+                  <m:sty m:val="p"/>
+                </m:rPr>
+                <m:t>,</m:t>
+              </m:r>
+              <m:r>
+                <m:t>0392</m:t>
+              </m:r>
+            </m:num>
+            <m:den>
+              <m:r>
+                <m:t>0</m:t>
+              </m:r>
+              <m:r>
+                <m:rPr>
+                  <m:sty m:val="p"/>
+                </m:rPr>
+                <m:t>,</m:t>
+              </m:r>
+              <m:r>
+                <m:t>50</m:t>
+              </m:r>
+            </m:den>
+          </m:f>
+          <m:r>
+            <m:rPr>
+              <m:sty m:val="p"/>
+            </m:rPr>
+            <m:t>=</m:t>
+          </m:r>
+          <m:r>
+            <m:t>0</m:t>
+          </m:r>
+          <m:r>
+            <m:rPr>
+              <m:sty m:val="p"/>
+            </m:rPr>
+            <m:t>,</m:t>
+          </m:r>
+          <m:r>
+            <m:t>0784</m:t>
+          </m:r>
+          <m:r>
+            <m:rPr>
+              <m:sty m:val="p"/>
+            </m:rPr>
+            <m:t>,</m:t>
+          </m:r>
+        </m:oMath>
+      </m:oMathPara>
+    </w:p>
+    <w:p>
+      <w:pPr>
+        <w:pStyle w:val="FirstParagraph"/>
+      </w:pPr>
+      <w:r>
+        <w:t xml:space="preserve">equivalente a un margen de error relativo del</w:t>
+      </w:r>
+      <w:r>
+        <w:t xml:space="preserve"> </w:t>
+      </w:r>
+      <w:r>
+        <w:rPr>
+          <w:b/>
+          <w:bCs/>
+        </w:rPr>
+        <w:t xml:space="preserve">7,84 %</w:t>
+      </w:r>
+      <w:r>
+        <w:t xml:space="preserve">.</w:t>
+      </w:r>
+    </w:p>
+    <w:p>
+      <w:pPr>
+        <w:pStyle w:val="BodyText"/>
+      </w:pPr>
+      <w:r>
+        <w:t xml:space="preserve">El tamaño de referencia resultante es aproximadamente:</w:t>
+      </w:r>
+    </w:p>
+    <w:p>
+      <w:pPr>
+        <w:pStyle w:val="BodyText"/>
+      </w:pPr>
+      <m:oMathPara>
+        <m:oMathParaPr>
+          <m:jc m:val="center"/>
+        </m:oMathParaPr>
+        <m:oMath>
+          <m:sSub>
+            <m:e>
+              <m:r>
+                <m:t>n</m:t>
+              </m:r>
+            </m:e>
+            <m:sub>
+              <m:r>
+                <m:t>M</m:t>
+              </m:r>
+              <m:r>
+                <m:t>A</m:t>
+              </m:r>
+              <m:r>
+                <m:t>S</m:t>
+              </m:r>
+            </m:sub>
+          </m:sSub>
+          <m:r>
+            <m:rPr>
+              <m:sty m:val="p"/>
+            </m:rPr>
+            <m:t>≈</m:t>
+          </m:r>
+          <m:r>
+            <m:t>625</m:t>
+          </m:r>
+          <m:r>
+            <m:rPr>
+              <m:sty m:val="p"/>
+            </m:rPr>
+            <m:t>.</m:t>
+          </m:r>
+        </m:oMath>
+      </m:oMathPara>
+    </w:p>
+    <w:bookmarkEnd w:id="63"/>
+    <w:bookmarkStart w:id="64" w:name="ajuste-por-efecto-de-diseño"/>
+    <w:p>
+      <w:pPr>
+        <w:pStyle w:val="Heading3"/>
+      </w:pPr>
+      <w:r>
+        <w:rPr>
+          <w:rStyle w:val="SectionNumber"/>
+        </w:rPr>
+        <w:t xml:space="preserve">4.2.2</w:t>
+      </w:r>
+      <w:r>
+        <w:tab/>
+      </w:r>
+      <w:r>
+        <w:t xml:space="preserve">Ajuste por efecto de diseño</w:t>
+      </w:r>
+    </w:p>
+    <w:p>
+      <w:pPr>
+        <w:pStyle w:val="FirstParagraph"/>
+      </w:pPr>
+      <w:r>
+        <w:t xml:space="preserve">El tamaño de referencia se ajusta mediante un efecto de diseño (</w:t>
       </w:r>
       <m:oMath>
         <m:r>
@@ -9156,7 +9821,7 @@
         </m:r>
       </m:oMath>
       <w:r>
-        <w:t xml:space="preserve">), que representa la pérdida de eficiencia del diseño complejo frente a un muestreo aleatorio simple:</w:t>
+        <w:t xml:space="preserve">) de 1,5:</w:t>
       </w:r>
     </w:p>
     <w:p>
@@ -9231,6 +9896,12 @@
           <m:r>
             <m:t>F</m:t>
           </m:r>
+          <m:r>
+            <m:rPr>
+              <m:sty m:val="p"/>
+            </m:rPr>
+            <m:t>.</m:t>
+          </m:r>
         </m:oMath>
       </m:oMathPara>
     </w:p>
@@ -9239,21 +9910,125 @@
         <w:pStyle w:val="FirstParagraph"/>
       </w:pPr>
       <w:r>
-        <w:t xml:space="preserve">y se corrige por población finita cuando el tamaño del dominio</w:t>
-      </w:r>
-      <w:r>
-        <w:t xml:space="preserve"> </w:t>
-      </w:r>
-      <m:oMath>
-        <m:r>
-          <m:t>N</m:t>
-        </m:r>
-      </m:oMath>
-      <w:r>
-        <w:t xml:space="preserve"> </w:t>
-      </w:r>
-      <w:r>
-        <w:t xml:space="preserve">lo amerita:</w:t>
+        <w:t xml:space="preserve">El efecto de diseño expresa la relación entre la varianza de un estimador bajo un determinado esquema de diseño y la varianza que tendría bajo muestreo aleatorio simple con igual tamaño de muestra. Su utilización permite incorporar, de manera aproximada, pérdidas de eficiencia asociadas con la estructura del diseño.</w:t>
+      </w:r>
+    </w:p>
+    <w:p>
+      <w:pPr>
+        <w:pStyle w:val="BodyText"/>
+      </w:pPr>
+      <w:r>
+        <w:t xml:space="preserve">Para la ENUS 2026:</w:t>
+      </w:r>
+    </w:p>
+    <w:p>
+      <w:pPr>
+        <w:pStyle w:val="BodyText"/>
+      </w:pPr>
+      <m:oMathPara>
+        <m:oMathParaPr>
+          <m:jc m:val="center"/>
+        </m:oMathParaPr>
+        <m:oMath>
+          <m:sSub>
+            <m:e>
+              <m:r>
+                <m:t>n</m:t>
+              </m:r>
+            </m:e>
+            <m:sub>
+              <m:r>
+                <m:t>D</m:t>
+              </m:r>
+              <m:r>
+                <m:t>E</m:t>
+              </m:r>
+              <m:r>
+                <m:t>F</m:t>
+              </m:r>
+              <m:r>
+                <m:t>F</m:t>
+              </m:r>
+            </m:sub>
+          </m:sSub>
+          <m:r>
+            <m:rPr>
+              <m:sty m:val="p"/>
+            </m:rPr>
+            <m:t>=</m:t>
+          </m:r>
+          <m:r>
+            <m:t>625</m:t>
+          </m:r>
+          <m:r>
+            <m:rPr>
+              <m:sty m:val="p"/>
+            </m:rPr>
+            <m:t>×</m:t>
+          </m:r>
+          <m:r>
+            <m:t>1</m:t>
+          </m:r>
+          <m:r>
+            <m:rPr>
+              <m:sty m:val="p"/>
+            </m:rPr>
+            <m:t>,</m:t>
+          </m:r>
+          <m:r>
+            <m:t>5</m:t>
+          </m:r>
+          <m:r>
+            <m:rPr>
+              <m:sty m:val="p"/>
+            </m:rPr>
+            <m:t>≈</m:t>
+          </m:r>
+          <m:r>
+            <m:t>938</m:t>
+          </m:r>
+          <m:r>
+            <m:rPr>
+              <m:sty m:val="p"/>
+            </m:rPr>
+            <m:t>.</m:t>
+          </m:r>
+        </m:oMath>
+      </m:oMathPara>
+    </w:p>
+    <w:p>
+      <w:pPr>
+        <w:pStyle w:val="FirstParagraph"/>
+      </w:pPr>
+      <w:r>
+        <w:t xml:space="preserve">Este ajuste debe interpretarse como parte del procedimiento utilizado para establecer el tamaño objetivo y no como una estimación empírica de la varianza del diseño de la ENUS.</w:t>
+      </w:r>
+    </w:p>
+    <w:bookmarkEnd w:id="64"/>
+    <w:bookmarkStart w:id="65" w:name="corrección-por-población-finita"/>
+    <w:p>
+      <w:pPr>
+        <w:pStyle w:val="Heading3"/>
+      </w:pPr>
+      <w:r>
+        <w:rPr>
+          <w:rStyle w:val="SectionNumber"/>
+        </w:rPr>
+        <w:t xml:space="preserve">4.2.3</w:t>
+      </w:r>
+      <w:r>
+        <w:tab/>
+      </w:r>
+      <w:r>
+        <w:t xml:space="preserve">Corrección por población finita</w:t>
+      </w:r>
+    </w:p>
+    <w:p>
+      <w:pPr>
+        <w:pStyle w:val="FirstParagraph"/>
+      </w:pPr>
+      <w:r>
+        <w:t xml:space="preserve">Cuando el tamaño de la población del dominio no es suficientemente grande respecto del tamaño de muestra requerido, se incorpora la corrección por población finita:</w:t>
       </w:r>
     </w:p>
     <w:p>
@@ -9341,38 +10116,47 @@
                 </m:rPr>
                 <m:t>+</m:t>
               </m:r>
-              <m:sSub>
-                <m:e>
+              <m:f>
+                <m:fPr>
+                  <m:type m:val="bar"/>
+                </m:fPr>
+                <m:num>
+                  <m:sSub>
+                    <m:e>
+                      <m:r>
+                        <m:t>n</m:t>
+                      </m:r>
+                    </m:e>
+                    <m:sub>
+                      <m:r>
+                        <m:t>D</m:t>
+                      </m:r>
+                      <m:r>
+                        <m:t>E</m:t>
+                      </m:r>
+                      <m:r>
+                        <m:t>F</m:t>
+                      </m:r>
+                      <m:r>
+                        <m:t>F</m:t>
+                      </m:r>
+                    </m:sub>
+                  </m:sSub>
+                </m:num>
+                <m:den>
                   <m:r>
-                    <m:t>n</m:t>
+                    <m:t>N</m:t>
                   </m:r>
-                </m:e>
-                <m:sub>
-                  <m:r>
-                    <m:t>D</m:t>
-                  </m:r>
-                  <m:r>
-                    <m:t>E</m:t>
-                  </m:r>
-                  <m:r>
-                    <m:t>F</m:t>
-                  </m:r>
-                  <m:r>
-                    <m:t>F</m:t>
-                  </m:r>
-                </m:sub>
-              </m:sSub>
-              <m:r>
-                <m:rPr>
-                  <m:sty m:val="p"/>
-                </m:rPr>
-                <m:t>/</m:t>
-              </m:r>
-              <m:r>
-                <m:t>N</m:t>
-              </m:r>
+                </m:den>
+              </m:f>
             </m:den>
           </m:f>
+          <m:r>
+            <m:rPr>
+              <m:sty m:val="p"/>
+            </m:rPr>
+            <m:t>.</m:t>
+          </m:r>
         </m:oMath>
       </m:oMathPara>
     </w:p>
@@ -9381,7 +10165,88 @@
         <w:pStyle w:val="FirstParagraph"/>
       </w:pPr>
       <w:r>
-        <w:t xml:space="preserve">Finalmente, se aplica un factor operativo</w:t>
+        <w:t xml:space="preserve">La corrección por población finita reduce el tamaño requerido cuando la fracción de muestreo deja de ser despreciable. Para poblaciones grandes respecto del tamaño de muestra, su efecto es prácticamente nulo</w:t>
+      </w:r>
+      <w:r>
+        <w:t xml:space="preserve"> </w:t>
+      </w:r>
+      <w:r>
+        <w:t xml:space="preserve">(</w:t>
+      </w:r>
+      <w:hyperlink w:anchor="ref-Cochran1977">
+        <w:r>
+          <w:rPr>
+            <w:rStyle w:val="Hyperlink"/>
+          </w:rPr>
+          <w:t xml:space="preserve">Cochran 1977</w:t>
+        </w:r>
+      </w:hyperlink>
+      <w:r>
+        <w:t xml:space="preserve">)</w:t>
+      </w:r>
+      <w:r>
+        <w:t xml:space="preserve">.</w:t>
+      </w:r>
+    </w:p>
+    <w:p>
+      <w:pPr>
+        <w:pStyle w:val="BodyText"/>
+      </w:pPr>
+      <w:r>
+        <w:t xml:space="preserve">En la ENUS 2026, los dominios considerados presentan tamaños poblacionales suficientemente grandes para que esta corrección tenga un efecto reducido. Para el dominio de menor tamaño, correspondiente a Orinoquía-Amazonía del régimen contributivo, con</w:t>
+      </w:r>
+      <w:r>
+        <w:t xml:space="preserve"> </w:t>
+      </w:r>
+      <m:oMath>
+        <m:r>
+          <m:t>N</m:t>
+        </m:r>
+        <m:r>
+          <m:rPr>
+            <m:sty m:val="p"/>
+          </m:rPr>
+          <m:t>≈</m:t>
+        </m:r>
+        <m:r>
+          <m:t>331</m:t>
+        </m:r>
+        <m:r>
+          <m:t> </m:t>
+        </m:r>
+        <m:r>
+          <m:t>029</m:t>
+        </m:r>
+      </m:oMath>
+      <w:r>
+        <w:t xml:space="preserve">, el tamaño se reduce de aproximadamente 938 a 935.</w:t>
+      </w:r>
+    </w:p>
+    <w:bookmarkEnd w:id="65"/>
+    <w:bookmarkStart w:id="66" w:name="ajuste-operativo-y-meta-de-captación"/>
+    <w:p>
+      <w:pPr>
+        <w:pStyle w:val="Heading3"/>
+      </w:pPr>
+      <w:r>
+        <w:rPr>
+          <w:rStyle w:val="SectionNumber"/>
+        </w:rPr>
+        <w:t xml:space="preserve">4.2.4</w:t>
+      </w:r>
+      <w:r>
+        <w:tab/>
+      </w:r>
+      <w:r>
+        <w:t xml:space="preserve">Ajuste operativo y meta de captación</w:t>
+      </w:r>
+    </w:p>
+    <w:p>
+      <w:pPr>
+        <w:pStyle w:val="FirstParagraph"/>
+      </w:pPr>
+      <w:r>
+        <w:t xml:space="preserve">Finalmente, el tamaño ajustado se incrementa mediante un factor operativo</w:t>
       </w:r>
       <w:r>
         <w:t xml:space="preserve"> </w:t>
@@ -9390,12 +10255,27 @@
         <m:r>
           <m:t>f</m:t>
         </m:r>
+        <m:r>
+          <m:rPr>
+            <m:sty m:val="p"/>
+          </m:rPr>
+          <m:t>=</m:t>
+        </m:r>
+        <m:r>
+          <m:t>1</m:t>
+        </m:r>
+        <m:r>
+          <m:rPr>
+            <m:sty m:val="p"/>
+          </m:rPr>
+          <m:t>,</m:t>
+        </m:r>
+        <m:r>
+          <m:t>4</m:t>
+        </m:r>
       </m:oMath>
       <w:r>
-        <w:t xml:space="preserve"> </w:t>
-      </w:r>
-      <w:r>
-        <w:t xml:space="preserve">que ajusta anticipadamente por no respuesta, imposibilidad de contacto y registros inválidos, para obtener el tamaño de muestra efectivo —la meta de captación de la cuota—:</w:t>
+        <w:t xml:space="preserve">, destinado a compensar anticipadamente pérdidas asociadas con no respuesta, imposibilidad de contacto y registros que no superen los criterios de validación establecidos para la operación:</w:t>
       </w:r>
     </w:p>
     <w:p>
@@ -9415,28 +10295,16 @@
             </m:e>
             <m:sub>
               <m:r>
-                <m:t>e</m:t>
-              </m:r>
-              <m:r>
-                <m:t>f</m:t>
+                <m:t>m</m:t>
               </m:r>
               <m:r>
                 <m:t>e</m:t>
               </m:r>
               <m:r>
-                <m:t>c</m:t>
-              </m:r>
-              <m:r>
                 <m:t>t</m:t>
               </m:r>
               <m:r>
-                <m:t>i</m:t>
-              </m:r>
-              <m:r>
-                <m:t>v</m:t>
-              </m:r>
-              <m:r>
-                <m:t>o</m:t>
+                <m:t>a</m:t>
               </m:r>
             </m:sub>
           </m:sSub>
@@ -9488,11 +10356,59 @@
           <m:r>
             <m:t>f</m:t>
           </m:r>
+          <m:r>
+            <m:rPr>
+              <m:sty m:val="p"/>
+            </m:rPr>
+            <m:t>.</m:t>
+          </m:r>
         </m:oMath>
       </m:oMathPara>
     </w:p>
-    <w:bookmarkEnd w:id="60"/>
-    <w:bookmarkStart w:id="61" w:name="parámetros-de-diseño"/>
+    <w:p>
+      <w:pPr>
+        <w:pStyle w:val="FirstParagraph"/>
+      </w:pPr>
+      <w:r>
+        <w:t xml:space="preserve">Para los dominios considerados, este procedimiento conduce a una meta de captación del orden de</w:t>
+      </w:r>
+      <w:r>
+        <w:t xml:space="preserve"> </w:t>
+      </w:r>
+      <w:r>
+        <w:rPr>
+          <w:b/>
+          <w:bCs/>
+        </w:rPr>
+        <w:t xml:space="preserve">1 309 a 1 313 participaciones por dominio</w:t>
+      </w:r>
+      <w:r>
+        <w:t xml:space="preserve">.</w:t>
+      </w:r>
+    </w:p>
+    <w:p>
+      <w:pPr>
+        <w:pStyle w:val="BodyText"/>
+      </w:pPr>
+      <w:r>
+        <w:t xml:space="preserve">Este resultado debe leerse como el</w:t>
+      </w:r>
+      <w:r>
+        <w:t xml:space="preserve"> </w:t>
+      </w:r>
+      <w:r>
+        <w:rPr>
+          <w:i/>
+          <w:iCs/>
+        </w:rPr>
+        <w:t xml:space="preserve">tamaño objetivo (meta) de cada cuota</w:t>
+      </w:r>
+      <w:r>
+        <w:t xml:space="preserve">, y no como el resultado de un cálculo de precisión bajo selección aleatoria: la fórmula se utiliza para fijar una meta de captación con una precisión nominal deseada, no para certificar que esa precisión se alcanza mediante un mecanismo probabilístico.</w:t>
+      </w:r>
+    </w:p>
+    <w:bookmarkEnd w:id="66"/>
+    <w:bookmarkStart w:id="68" w:name="parámetros-adoptados"/>
     <w:p>
       <w:pPr>
         <w:pStyle w:val="Heading3"/>
@@ -9501,21 +10417,72 @@
         <w:rPr>
           <w:rStyle w:val="SectionNumber"/>
         </w:rPr>
-        <w:t xml:space="preserve">4.2.2</w:t>
+        <w:t xml:space="preserve">4.2.5</w:t>
       </w:r>
       <w:r>
         <w:tab/>
       </w:r>
       <w:r>
-        <w:t xml:space="preserve">Parámetros de diseño</w:t>
+        <w:t xml:space="preserve">Parámetros adoptados</w:t>
+      </w:r>
+    </w:p>
+    <w:p>
+      <w:pPr>
+        <w:pStyle w:val="FirstParagraph"/>
+      </w:pPr>
+      <w:r>
+        <w:t xml:space="preserve">El procedimiento descrito proporciona una</w:t>
+      </w:r>
+      <w:r>
+        <w:t xml:space="preserve"> </w:t>
+      </w:r>
+      <w:r>
+        <w:rPr>
+          <w:b/>
+          <w:bCs/>
+        </w:rPr>
+        <w:t xml:space="preserve">referencia cuantitativa para establecer las metas de participación</w:t>
+      </w:r>
+      <w:r>
+        <w:t xml:space="preserve">. Dado que la ENUS 2026 utiliza un diseño no probabilístico por cuotas, los valores obtenidos no deben interpretarse como tamaños que garanticen, bajo el diseño implementado, un margen de error probabilístico determinado. En las muestras no probabilísticas no se dispone de probabilidades de inclusión conocidas que permitan derivar directamente el error de muestreo mediante la teoría clásica del muestreo probabilístico</w:t>
+      </w:r>
+      <w:r>
+        <w:t xml:space="preserve"> </w:t>
+      </w:r>
+      <w:r>
+        <w:t xml:space="preserve">(</w:t>
+      </w:r>
+      <w:hyperlink w:anchor="ref-AAPOR2013">
+        <w:r>
+          <w:rPr>
+            <w:rStyle w:val="Hyperlink"/>
+          </w:rPr>
+          <w:t xml:space="preserve">Baker et al. 2013</w:t>
+        </w:r>
+      </w:hyperlink>
+      <w:r>
+        <w:t xml:space="preserve">)</w:t>
+      </w:r>
+      <w:r>
+        <w:t xml:space="preserve">.</w:t>
+      </w:r>
+    </w:p>
+    <w:p>
+      <w:pPr>
+        <w:pStyle w:val="TableCaption"/>
+      </w:pPr>
+      <w:bookmarkStart w:id="67" w:name="tab:parametros-tamano-muestra"/>
+      <w:bookmarkEnd w:id="67"/>
+      <w:r>
+        <w:t xml:space="preserve">Table 4.1: Parámetros adoptados para la determinación del tamaño de muestra objetivo, ENUS 2026.</w:t>
       </w:r>
     </w:p>
     <w:tbl>
       <w:tblPr>
         <w:tblStyle w:val="Table"/>
-        <w:tblW w:type="pct" w:w="5000"/>
-        <w:tblLayout w:type="fixed"/>
+        <w:tblW w:type="auto" w:w="0"/>
         <w:tblLook w:firstRow="1" w:lastRow="0" w:firstColumn="0" w:lastColumn="0" w:noHBand="0" w:noVBand="0" w:val="0020"/>
+        <w:tblCaption w:val="Table 4.1: Parámetros adoptados para la determinación del tamaño de muestra objetivo, ENUS 2026."/>
       </w:tblPr>
       <w:tblGrid>
         <w:gridCol w:w="2640"/>
@@ -9542,6 +10509,7 @@
           <w:p>
             <w:pPr>
               <w:pStyle w:val="Compact"/>
+              <w:jc w:val="right"/>
             </w:pPr>
             <w:r>
               <w:t xml:space="preserve">Símbolo</w:t>
@@ -9553,6 +10521,7 @@
           <w:p>
             <w:pPr>
               <w:pStyle w:val="Compact"/>
+              <w:jc w:val="right"/>
             </w:pPr>
             <w:r>
               <w:t xml:space="preserve">Valor</w:t>
@@ -9568,7 +10537,7 @@
               <w:pStyle w:val="Compact"/>
             </w:pPr>
             <w:r>
-              <w:t xml:space="preserve">Proporción de referencia (máxima varianza)</w:t>
+              <w:t xml:space="preserve">Proporción de referencia</w:t>
             </w:r>
           </w:p>
         </w:tc>
@@ -9577,6 +10546,7 @@
           <w:p>
             <w:pPr>
               <w:pStyle w:val="Compact"/>
+              <w:jc w:val="right"/>
             </w:pPr>
             <m:oMath>
               <m:r>
@@ -9590,6 +10560,7 @@
           <w:p>
             <w:pPr>
               <w:pStyle w:val="Compact"/>
+              <w:jc w:val="right"/>
             </w:pPr>
             <w:r>
               <w:t xml:space="preserve">0,50</w:t>
@@ -9614,6 +10585,7 @@
           <w:p>
             <w:pPr>
               <w:pStyle w:val="Compact"/>
+              <w:jc w:val="right"/>
             </w:pPr>
             <m:oMath>
               <m:r>
@@ -9636,6 +10608,7 @@
           <w:p>
             <w:pPr>
               <w:pStyle w:val="Compact"/>
+              <w:jc w:val="right"/>
             </w:pPr>
             <w:r>
               <w:t xml:space="preserve">95 %</w:t>
@@ -9651,7 +10624,7 @@
               <w:pStyle w:val="Compact"/>
             </w:pPr>
             <w:r>
-              <w:t xml:space="preserve">Longitud total del intervalo de confianza</w:t>
+              <w:t xml:space="preserve">Longitud total del intervalo</w:t>
             </w:r>
           </w:p>
         </w:tc>
@@ -9660,10 +10633,13 @@
           <w:p>
             <w:pPr>
               <w:pStyle w:val="Compact"/>
+              <w:jc w:val="right"/>
             </w:pPr>
-            <w:r>
-              <w:t xml:space="preserve">—</w:t>
-            </w:r>
+            <m:oMath>
+              <m:r>
+                <m:t>L</m:t>
+              </m:r>
+            </m:oMath>
           </w:p>
         </w:tc>
         <w:tc>
@@ -9671,6 +10647,7 @@
           <w:p>
             <w:pPr>
               <w:pStyle w:val="Compact"/>
+              <w:jc w:val="right"/>
             </w:pPr>
             <w:r>
               <w:t xml:space="preserve">0,04</w:t>
@@ -9695,6 +10672,7 @@
           <w:p>
             <w:pPr>
               <w:pStyle w:val="Compact"/>
+              <w:jc w:val="right"/>
             </w:pPr>
             <m:oMath>
               <m:r>
@@ -9702,76 +10680,6 @@
               </m:r>
               <m:r>
                 <m:t>E</m:t>
-              </m:r>
-              <m:r>
-                <m:rPr>
-                  <m:sty m:val="p"/>
-                </m:rPr>
-                <m:t>=</m:t>
-              </m:r>
-              <m:sSub>
-                <m:e>
-                  <m:r>
-                    <m:t>Z</m:t>
-                  </m:r>
-                </m:e>
-                <m:sub>
-                  <m:r>
-                    <m:t>1</m:t>
-                  </m:r>
-                  <m:r>
-                    <m:rPr>
-                      <m:sty m:val="p"/>
-                    </m:rPr>
-                    <m:t>−</m:t>
-                  </m:r>
-                  <m:r>
-                    <m:t>α</m:t>
-                  </m:r>
-                  <m:r>
-                    <m:rPr>
-                      <m:sty m:val="p"/>
-                    </m:rPr>
-                    <m:t>/</m:t>
-                  </m:r>
-                  <m:r>
-                    <m:t>2</m:t>
-                  </m:r>
-                </m:sub>
-              </m:sSub>
-              <m:r>
-                <m:rPr>
-                  <m:sty m:val="p"/>
-                </m:rPr>
-                <m:t>×</m:t>
-              </m:r>
-              <m:r>
-                <m:rPr>
-                  <m:sty m:val="p"/>
-                </m:rPr>
-                <m:t>(</m:t>
-              </m:r>
-              <m:r>
-                <m:rPr>
-                  <m:nor/>
-                  <m:sty m:val="p"/>
-                </m:rPr>
-                <m:t>longitud</m:t>
-              </m:r>
-              <m:r>
-                <m:rPr>
-                  <m:sty m:val="p"/>
-                </m:rPr>
-                <m:t>/</m:t>
-              </m:r>
-              <m:r>
-                <m:t>2</m:t>
-              </m:r>
-              <m:r>
-                <m:rPr>
-                  <m:sty m:val="p"/>
-                </m:rPr>
-                <m:t>)</m:t>
               </m:r>
             </m:oMath>
           </w:p>
@@ -9781,6 +10689,7 @@
           <w:p>
             <w:pPr>
               <w:pStyle w:val="Compact"/>
+              <w:jc w:val="right"/>
             </w:pPr>
             <w:r>
               <w:t xml:space="preserve">0,0392</w:t>
@@ -9805,6 +10714,7 @@
           <w:p>
             <w:pPr>
               <w:pStyle w:val="Compact"/>
+              <w:jc w:val="right"/>
             </w:pPr>
             <m:oMath>
               <m:r>
@@ -9816,27 +10726,6 @@
               <m:r>
                 <m:t>R</m:t>
               </m:r>
-              <m:r>
-                <m:rPr>
-                  <m:sty m:val="p"/>
-                </m:rPr>
-                <m:t>=</m:t>
-              </m:r>
-              <m:r>
-                <m:t>M</m:t>
-              </m:r>
-              <m:r>
-                <m:t>E</m:t>
-              </m:r>
-              <m:r>
-                <m:rPr>
-                  <m:sty m:val="p"/>
-                </m:rPr>
-                <m:t>/</m:t>
-              </m:r>
-              <m:r>
-                <m:t>P</m:t>
-              </m:r>
             </m:oMath>
           </w:p>
         </w:tc>
@@ -9845,6 +10734,7 @@
           <w:p>
             <w:pPr>
               <w:pStyle w:val="Compact"/>
+              <w:jc w:val="right"/>
             </w:pPr>
             <w:r>
               <w:t xml:space="preserve">7,84 %</w:t>
@@ -9860,7 +10750,7 @@
               <w:pStyle w:val="Compact"/>
             </w:pPr>
             <w:r>
-              <w:t xml:space="preserve">Efecto de diseño aplicado</w:t>
+              <w:t xml:space="preserve">Efecto de diseño</w:t>
             </w:r>
           </w:p>
         </w:tc>
@@ -9869,6 +10759,7 @@
           <w:p>
             <w:pPr>
               <w:pStyle w:val="Compact"/>
+              <w:jc w:val="right"/>
             </w:pPr>
             <m:oMath>
               <m:r>
@@ -9891,6 +10782,7 @@
           <w:p>
             <w:pPr>
               <w:pStyle w:val="Compact"/>
+              <w:jc w:val="right"/>
             </w:pPr>
             <w:r>
               <w:t xml:space="preserve">1,5</w:t>
@@ -9906,7 +10798,7 @@
               <w:pStyle w:val="Compact"/>
             </w:pPr>
             <w:r>
-              <w:t xml:space="preserve">Factor operativo (ajuste por no respuesta)</w:t>
+              <w:t xml:space="preserve">Factor operativo</w:t>
             </w:r>
           </w:p>
         </w:tc>
@@ -9915,6 +10807,7 @@
           <w:p>
             <w:pPr>
               <w:pStyle w:val="Compact"/>
+              <w:jc w:val="right"/>
             </w:pPr>
             <m:oMath>
               <m:r>
@@ -9928,6 +10821,7 @@
           <w:p>
             <w:pPr>
               <w:pStyle w:val="Compact"/>
+              <w:jc w:val="right"/>
             </w:pPr>
             <w:r>
               <w:t xml:space="preserve">1,4</w:t>
@@ -9941,315 +10835,11 @@
         <w:pStyle w:val="BodyText"/>
       </w:pPr>
       <w:r>
-        <w:t xml:space="preserve">Con estos parámetros,</w:t>
-      </w:r>
-      <w:r>
-        <w:t xml:space="preserve"> </w:t>
-      </w:r>
-      <m:oMath>
-        <m:sSub>
-          <m:e>
-            <m:r>
-              <m:t>n</m:t>
-            </m:r>
-          </m:e>
-          <m:sub>
-            <m:r>
-              <m:t>M</m:t>
-            </m:r>
-            <m:r>
-              <m:t>A</m:t>
-            </m:r>
-            <m:r>
-              <m:t>S</m:t>
-            </m:r>
-          </m:sub>
-        </m:sSub>
-        <m:r>
-          <m:rPr>
-            <m:sty m:val="p"/>
-          </m:rPr>
-          <m:t>≈</m:t>
-        </m:r>
-        <m:r>
-          <m:t>625</m:t>
-        </m:r>
-      </m:oMath>
-      <w:r>
-        <w:t xml:space="preserve"> </w:t>
-      </w:r>
-      <w:r>
-        <w:t xml:space="preserve">y</w:t>
-      </w:r>
-      <w:r>
-        <w:t xml:space="preserve"> </w:t>
-      </w:r>
-      <m:oMath>
-        <m:sSub>
-          <m:e>
-            <m:r>
-              <m:t>n</m:t>
-            </m:r>
-          </m:e>
-          <m:sub>
-            <m:r>
-              <m:t>D</m:t>
-            </m:r>
-            <m:r>
-              <m:t>E</m:t>
-            </m:r>
-            <m:r>
-              <m:t>F</m:t>
-            </m:r>
-            <m:r>
-              <m:t>F</m:t>
-            </m:r>
-          </m:sub>
-        </m:sSub>
-        <m:r>
-          <m:rPr>
-            <m:sty m:val="p"/>
-          </m:rPr>
-          <m:t>=</m:t>
-        </m:r>
-        <m:r>
-          <m:t>625</m:t>
-        </m:r>
-        <m:r>
-          <m:rPr>
-            <m:sty m:val="p"/>
-          </m:rPr>
-          <m:t>×</m:t>
-        </m:r>
-        <m:r>
-          <m:t>1</m:t>
-        </m:r>
-        <m:r>
-          <m:rPr>
-            <m:sty m:val="p"/>
-          </m:rPr>
-          <m:t>,</m:t>
-        </m:r>
-        <m:r>
-          <m:t>5</m:t>
-        </m:r>
-        <m:r>
-          <m:rPr>
-            <m:sty m:val="p"/>
-          </m:rPr>
-          <m:t>≈</m:t>
-        </m:r>
-        <m:r>
-          <m:t>938</m:t>
-        </m:r>
-      </m:oMath>
-      <w:r>
-        <w:t xml:space="preserve">. Para la generalidad de los dominios —cuyo tamaño poblacional es del orden de cientos de miles a decenas de millones— la corrección por población finita es despreciable y</w:t>
-      </w:r>
-      <w:r>
-        <w:t xml:space="preserve"> </w:t>
-      </w:r>
-      <m:oMath>
-        <m:sSub>
-          <m:e>
-            <m:r>
-              <m:t>n</m:t>
-            </m:r>
-          </m:e>
-          <m:sub>
-            <m:r>
-              <m:t>a</m:t>
-            </m:r>
-            <m:r>
-              <m:t>j</m:t>
-            </m:r>
-            <m:r>
-              <m:t>u</m:t>
-            </m:r>
-            <m:r>
-              <m:t>s</m:t>
-            </m:r>
-            <m:r>
-              <m:t>t</m:t>
-            </m:r>
-            <m:r>
-              <m:t>a</m:t>
-            </m:r>
-            <m:r>
-              <m:t>d</m:t>
-            </m:r>
-            <m:r>
-              <m:t>o</m:t>
-            </m:r>
-          </m:sub>
-        </m:sSub>
-        <m:r>
-          <m:rPr>
-            <m:sty m:val="p"/>
-          </m:rPr>
-          <m:t>≈</m:t>
-        </m:r>
-        <m:r>
-          <m:t>938</m:t>
-        </m:r>
-      </m:oMath>
-      <w:r>
-        <w:t xml:space="preserve">; solo en el dominio más pequeño (Orinoquía-Amazonía, régimen contributivo,</w:t>
-      </w:r>
-      <w:r>
-        <w:t xml:space="preserve"> </w:t>
-      </w:r>
-      <m:oMath>
-        <m:r>
-          <m:t>N</m:t>
-        </m:r>
-        <m:r>
-          <m:rPr>
-            <m:sty m:val="p"/>
-          </m:rPr>
-          <m:t>≈</m:t>
-        </m:r>
-        <m:r>
-          <m:t>331</m:t>
-        </m:r>
-        <m:r>
-          <m:t> </m:t>
-        </m:r>
-        <m:r>
-          <m:t>029</m:t>
-        </m:r>
-      </m:oMath>
-      <w:r>
-        <w:t xml:space="preserve">) la corrección reduce el resultado a 935. El tamaño efectivo por dominio es entonces</w:t>
-      </w:r>
-      <w:r>
-        <w:t xml:space="preserve"> </w:t>
-      </w:r>
-      <m:oMath>
-        <m:sSub>
-          <m:e>
-            <m:r>
-              <m:t>n</m:t>
-            </m:r>
-          </m:e>
-          <m:sub>
-            <m:r>
-              <m:t>e</m:t>
-            </m:r>
-            <m:r>
-              <m:t>f</m:t>
-            </m:r>
-            <m:r>
-              <m:t>e</m:t>
-            </m:r>
-            <m:r>
-              <m:t>c</m:t>
-            </m:r>
-            <m:r>
-              <m:t>t</m:t>
-            </m:r>
-            <m:r>
-              <m:t>i</m:t>
-            </m:r>
-            <m:r>
-              <m:t>v</m:t>
-            </m:r>
-            <m:r>
-              <m:t>o</m:t>
-            </m:r>
-          </m:sub>
-        </m:sSub>
-        <m:r>
-          <m:rPr>
-            <m:sty m:val="p"/>
-          </m:rPr>
-          <m:t>=</m:t>
-        </m:r>
-        <m:sSub>
-          <m:e>
-            <m:r>
-              <m:t>n</m:t>
-            </m:r>
-          </m:e>
-          <m:sub>
-            <m:r>
-              <m:t>a</m:t>
-            </m:r>
-            <m:r>
-              <m:t>j</m:t>
-            </m:r>
-            <m:r>
-              <m:t>u</m:t>
-            </m:r>
-            <m:r>
-              <m:t>s</m:t>
-            </m:r>
-            <m:r>
-              <m:t>t</m:t>
-            </m:r>
-            <m:r>
-              <m:t>a</m:t>
-            </m:r>
-            <m:r>
-              <m:t>d</m:t>
-            </m:r>
-            <m:r>
-              <m:t>o</m:t>
-            </m:r>
-          </m:sub>
-        </m:sSub>
-        <m:r>
-          <m:rPr>
-            <m:sty m:val="p"/>
-          </m:rPr>
-          <m:t>×</m:t>
-        </m:r>
-        <m:r>
-          <m:t>1</m:t>
-        </m:r>
-        <m:r>
-          <m:rPr>
-            <m:sty m:val="p"/>
-          </m:rPr>
-          <m:t>,</m:t>
-        </m:r>
-        <m:r>
-          <m:t>4</m:t>
-        </m:r>
-      </m:oMath>
-      <w:r>
-        <w:t xml:space="preserve">, es decir, del orden de 1 309 a 1 313 encuestas por dominio.</w:t>
-      </w:r>
-    </w:p>
-    <w:p>
-      <w:pPr>
-        <w:pStyle w:val="BodyText"/>
-      </w:pPr>
-      <w:r>
-        <w:t xml:space="preserve">Este resultado debe leerse como el</w:t>
-      </w:r>
-      <w:r>
-        <w:t xml:space="preserve"> </w:t>
-      </w:r>
-      <w:r>
-        <w:rPr>
-          <w:b/>
-          <w:bCs/>
-        </w:rPr>
-        <w:t xml:space="preserve">tamaño objetivo (meta) de cada cuota</w:t>
-      </w:r>
-      <w:r>
-        <w:t xml:space="preserve">, y no como el resultado de un cálculo de precisión bajo selección aleatoria: la fórmula se utiliza para fijar una meta de captación con una precisión nominal deseada, no para certificar que esa precisión se alcanza mediante un mecanismo probabilístico —lo cual sería inconsistente con la naturaleza del diseño (</w:t>
-      </w:r>
-      <w:r>
-        <w:t xml:space="preserve">4</w:t>
-      </w:r>
-      <w:r>
-        <w:t xml:space="preserve">).</w:t>
-      </w:r>
-    </w:p>
-    <w:bookmarkEnd w:id="61"/>
-    <w:bookmarkStart w:id="62" w:name="resultado-por-nivel-de-dominio"/>
+        <w:t xml:space="preserve">La evaluación de la composición alcanzada, así como los procedimientos de ponderación y calibración utilizados posteriormente, se desarrollan en las secciones correspondientes.</w:t>
+      </w:r>
+    </w:p>
+    <w:bookmarkEnd w:id="68"/>
+    <w:bookmarkStart w:id="70" w:name="tamaño-adoptado-asignación-por-región"/>
     <w:p>
       <w:pPr>
         <w:pStyle w:val="Heading3"/>
@@ -10258,13 +10848,13 @@
         <w:rPr>
           <w:rStyle w:val="SectionNumber"/>
         </w:rPr>
-        <w:t xml:space="preserve">4.2.3</w:t>
+        <w:t xml:space="preserve">4.2.6</w:t>
       </w:r>
       <w:r>
         <w:tab/>
       </w:r>
       <w:r>
-        <w:t xml:space="preserve">Resultado por nivel de dominio</w:t>
+        <w:t xml:space="preserve">Tamaño adoptado: asignación por región</w:t>
       </w:r>
     </w:p>
     <w:p>
@@ -10272,7 +10862,25 @@
         <w:pStyle w:val="FirstParagraph"/>
       </w:pPr>
       <w:r>
-        <w:t xml:space="preserve">La fórmula se evalúa, con los mismos parámetros, sobre cuatro niveles de dominio: nacional, región (6 categorías), régimen (2 categorías) y región × régimen (12 categorías). El resultado es prácticamente el mismo (≈1 313 encuestas) en todos los dominios, salvo en los de menor tamaño poblacional:</w:t>
+        <w:t xml:space="preserve">El tamaño objetivo se establece en función del nivel de desagregación territorial previsto para la producción de resultados. Dado que la ENUS 2026 contempla a las seis regiones como dominios de análisis, la meta de participación se determina de manera independiente para cada una de ellas. De esta forma, la precisión nominal utilizada como referencia para definir el tamaño no se concentra únicamente en el agregado nacional, sino que se establece para cada región.</w:t>
+      </w:r>
+    </w:p>
+    <w:p>
+      <w:pPr>
+        <w:pStyle w:val="BodyText"/>
+      </w:pPr>
+      <w:r>
+        <w:t xml:space="preserve">Las seis regiones siguen el esquema estándar de regionalización DANE/ENDS y agrupan los 32 departamentos del país junto con Bogotá D.C.:</w:t>
+      </w:r>
+    </w:p>
+    <w:p>
+      <w:pPr>
+        <w:pStyle w:val="TableCaption"/>
+      </w:pPr>
+      <w:bookmarkStart w:id="69" w:name="tab:regiones-departamentos"/>
+      <w:bookmarkEnd w:id="69"/>
+      <w:r>
+        <w:t xml:space="preserve">Table 4.2: Composición departamental de las seis regiones utilizadas como dominios de análisis, ENUS 2026.</w:t>
       </w:r>
     </w:p>
     <w:tbl>
@@ -10281,13 +10889,11 @@
         <w:tblW w:type="pct" w:w="5000"/>
         <w:tblLayout w:type="fixed"/>
         <w:tblLook w:firstRow="1" w:lastRow="0" w:firstColumn="0" w:lastColumn="0" w:noHBand="0" w:noVBand="0" w:val="0020"/>
+        <w:tblCaption w:val="Table 4.2: Composición departamental de las seis regiones utilizadas como dominios de análisis, ENUS 2026."/>
       </w:tblPr>
       <w:tblGrid>
-        <w:gridCol w:w="1320"/>
-        <w:gridCol w:w="1320"/>
-        <w:gridCol w:w="1760"/>
-        <w:gridCol w:w="1760"/>
-        <w:gridCol w:w="1760"/>
+        <w:gridCol w:w="3350"/>
+        <w:gridCol w:w="4569"/>
       </w:tblGrid>
       <w:tr>
         <w:trPr>
@@ -10300,7 +10906,7 @@
               <w:pStyle w:val="Compact"/>
             </w:pPr>
             <w:r>
-              <w:t xml:space="preserve">Dominio</w:t>
+              <w:t xml:space="preserve">Región</w:t>
             </w:r>
           </w:p>
         </w:tc>
@@ -10311,98 +10917,8 @@
               <w:pStyle w:val="Compact"/>
             </w:pPr>
             <w:r>
-              <w:t xml:space="preserve">Nivel</w:t>
-            </w:r>
-          </w:p>
-        </w:tc>
-        <w:tc>
-          <w:tcPr/>
-          <w:p>
-            <w:pPr>
-              <w:pStyle w:val="Compact"/>
-              <w:jc w:val="right"/>
-            </w:pPr>
-            <m:oMath>
-              <m:r>
-                <m:t>N</m:t>
-              </m:r>
-            </m:oMath>
-          </w:p>
-        </w:tc>
-        <w:tc>
-          <w:tcPr/>
-          <w:p>
-            <w:pPr>
-              <w:pStyle w:val="Compact"/>
-              <w:jc w:val="right"/>
-            </w:pPr>
-            <m:oMath>
-              <m:sSub>
-                <m:e>
-                  <m:r>
-                    <m:t>n</m:t>
-                  </m:r>
-                </m:e>
-                <m:sub>
-                  <m:r>
-                    <m:t>D</m:t>
-                  </m:r>
-                  <m:r>
-                    <m:t>E</m:t>
-                  </m:r>
-                  <m:r>
-                    <m:t>F</m:t>
-                  </m:r>
-                  <m:r>
-                    <m:t>F</m:t>
-                  </m:r>
-                </m:sub>
-              </m:sSub>
-            </m:oMath>
-          </w:p>
-        </w:tc>
-        <w:tc>
-          <w:tcPr/>
-          <w:p>
-            <w:pPr>
-              <w:pStyle w:val="Compact"/>
-              <w:jc w:val="right"/>
-            </w:pPr>
-            <m:oMath>
-              <m:sSub>
-                <m:e>
-                  <m:r>
-                    <m:t>n</m:t>
-                  </m:r>
-                </m:e>
-                <m:sub>
-                  <m:r>
-                    <m:t>e</m:t>
-                  </m:r>
-                  <m:r>
-                    <m:t>f</m:t>
-                  </m:r>
-                  <m:r>
-                    <m:t>e</m:t>
-                  </m:r>
-                  <m:r>
-                    <m:t>c</m:t>
-                  </m:r>
-                  <m:r>
-                    <m:t>t</m:t>
-                  </m:r>
-                  <m:r>
-                    <m:t>i</m:t>
-                  </m:r>
-                  <m:r>
-                    <m:t>v</m:t>
-                  </m:r>
-                  <m:r>
-                    <m:t>o</m:t>
-                  </m:r>
-                </m:sub>
-              </m:sSub>
-            </m:oMath>
+              <w:t xml:space="preserve">Departamentos que la conforman</w:t>
+            </w:r>
           </w:p>
         </w:tc>
       </w:tr>
@@ -10414,7 +10930,7 @@
               <w:pStyle w:val="Compact"/>
             </w:pPr>
             <w:r>
-              <w:t xml:space="preserve">Nacional</w:t>
+              <w:t xml:space="preserve">Bogotá</w:t>
             </w:r>
           </w:p>
         </w:tc>
@@ -10425,43 +10941,7 @@
               <w:pStyle w:val="Compact"/>
             </w:pPr>
             <w:r>
-              <w:t xml:space="preserve">Nacional</w:t>
-            </w:r>
-          </w:p>
-        </w:tc>
-        <w:tc>
-          <w:tcPr/>
-          <w:p>
-            <w:pPr>
-              <w:pStyle w:val="Compact"/>
-              <w:jc w:val="right"/>
-            </w:pPr>
-            <w:r>
-              <w:t xml:space="preserve">50 168 746</w:t>
-            </w:r>
-          </w:p>
-        </w:tc>
-        <w:tc>
-          <w:tcPr/>
-          <w:p>
-            <w:pPr>
-              <w:pStyle w:val="Compact"/>
-              <w:jc w:val="right"/>
-            </w:pPr>
-            <w:r>
-              <w:t xml:space="preserve">938</w:t>
-            </w:r>
-          </w:p>
-        </w:tc>
-        <w:tc>
-          <w:tcPr/>
-          <w:p>
-            <w:pPr>
-              <w:pStyle w:val="Compact"/>
-              <w:jc w:val="right"/>
-            </w:pPr>
-            <w:r>
-              <w:t xml:space="preserve">1 313,2</w:t>
+              <w:t xml:space="preserve">Bogotá D.C.</w:t>
             </w:r>
           </w:p>
         </w:tc>
@@ -10474,7 +10954,7 @@
               <w:pStyle w:val="Compact"/>
             </w:pPr>
             <w:r>
-              <w:t xml:space="preserve">Bogotá</w:t>
+              <w:t xml:space="preserve">Central</w:t>
             </w:r>
           </w:p>
         </w:tc>
@@ -10485,43 +10965,7 @@
               <w:pStyle w:val="Compact"/>
             </w:pPr>
             <w:r>
-              <w:t xml:space="preserve">Región</w:t>
-            </w:r>
-          </w:p>
-        </w:tc>
-        <w:tc>
-          <w:tcPr/>
-          <w:p>
-            <w:pPr>
-              <w:pStyle w:val="Compact"/>
-              <w:jc w:val="right"/>
-            </w:pPr>
-            <w:r>
-              <w:t xml:space="preserve">7 780 253</w:t>
-            </w:r>
-          </w:p>
-        </w:tc>
-        <w:tc>
-          <w:tcPr/>
-          <w:p>
-            <w:pPr>
-              <w:pStyle w:val="Compact"/>
-              <w:jc w:val="right"/>
-            </w:pPr>
-            <w:r>
-              <w:t xml:space="preserve">938</w:t>
-            </w:r>
-          </w:p>
-        </w:tc>
-        <w:tc>
-          <w:tcPr/>
-          <w:p>
-            <w:pPr>
-              <w:pStyle w:val="Compact"/>
-              <w:jc w:val="right"/>
-            </w:pPr>
-            <w:r>
-              <w:t xml:space="preserve">1 313,2</w:t>
+              <w:t xml:space="preserve">Antioquia, Caldas, Risaralda, Quindío, Tolima, Huila, Caquetá</w:t>
             </w:r>
           </w:p>
         </w:tc>
@@ -10534,7 +10978,7 @@
               <w:pStyle w:val="Compact"/>
             </w:pPr>
             <w:r>
-              <w:t xml:space="preserve">Caribe</w:t>
+              <w:t xml:space="preserve">Oriental</w:t>
             </w:r>
           </w:p>
         </w:tc>
@@ -10545,43 +10989,7 @@
               <w:pStyle w:val="Compact"/>
             </w:pPr>
             <w:r>
-              <w:t xml:space="preserve">Región</w:t>
-            </w:r>
-          </w:p>
-        </w:tc>
-        <w:tc>
-          <w:tcPr/>
-          <w:p>
-            <w:pPr>
-              <w:pStyle w:val="Compact"/>
-              <w:jc w:val="right"/>
-            </w:pPr>
-            <w:r>
-              <w:t xml:space="preserve">11 666 255</w:t>
-            </w:r>
-          </w:p>
-        </w:tc>
-        <w:tc>
-          <w:tcPr/>
-          <w:p>
-            <w:pPr>
-              <w:pStyle w:val="Compact"/>
-              <w:jc w:val="right"/>
-            </w:pPr>
-            <w:r>
-              <w:t xml:space="preserve">938</w:t>
-            </w:r>
-          </w:p>
-        </w:tc>
-        <w:tc>
-          <w:tcPr/>
-          <w:p>
-            <w:pPr>
-              <w:pStyle w:val="Compact"/>
-              <w:jc w:val="right"/>
-            </w:pPr>
-            <w:r>
-              <w:t xml:space="preserve">1 313,2</w:t>
+              <w:t xml:space="preserve">Norte de Santander, Santander, Boyacá, Cundinamarca, Meta</w:t>
             </w:r>
           </w:p>
         </w:tc>
@@ -10594,7 +11002,7 @@
               <w:pStyle w:val="Compact"/>
             </w:pPr>
             <w:r>
-              <w:t xml:space="preserve">Central</w:t>
+              <w:t xml:space="preserve">Caribe</w:t>
             </w:r>
           </w:p>
         </w:tc>
@@ -10605,43 +11013,7 @@
               <w:pStyle w:val="Compact"/>
             </w:pPr>
             <w:r>
-              <w:t xml:space="preserve">Región</w:t>
-            </w:r>
-          </w:p>
-        </w:tc>
-        <w:tc>
-          <w:tcPr/>
-          <w:p>
-            <w:pPr>
-              <w:pStyle w:val="Compact"/>
-              <w:jc w:val="right"/>
-            </w:pPr>
-            <w:r>
-              <w:t xml:space="preserve">12 414 228</w:t>
-            </w:r>
-          </w:p>
-        </w:tc>
-        <w:tc>
-          <w:tcPr/>
-          <w:p>
-            <w:pPr>
-              <w:pStyle w:val="Compact"/>
-              <w:jc w:val="right"/>
-            </w:pPr>
-            <w:r>
-              <w:t xml:space="preserve">938</w:t>
-            </w:r>
-          </w:p>
-        </w:tc>
-        <w:tc>
-          <w:tcPr/>
-          <w:p>
-            <w:pPr>
-              <w:pStyle w:val="Compact"/>
-              <w:jc w:val="right"/>
-            </w:pPr>
-            <w:r>
-              <w:t xml:space="preserve">1 313,2</w:t>
+              <w:t xml:space="preserve">Atlántico, Bolívar, Cesar, Córdoba, La Guajira, Magdalena, Sucre, San Andrés</w:t>
             </w:r>
           </w:p>
         </w:tc>
@@ -10654,7 +11026,7 @@
               <w:pStyle w:val="Compact"/>
             </w:pPr>
             <w:r>
-              <w:t xml:space="preserve">Oriental</w:t>
+              <w:t xml:space="preserve">Pacífica</w:t>
             </w:r>
           </w:p>
         </w:tc>
@@ -10665,43 +11037,7 @@
               <w:pStyle w:val="Compact"/>
             </w:pPr>
             <w:r>
-              <w:t xml:space="preserve">Región</w:t>
-            </w:r>
-          </w:p>
-        </w:tc>
-        <w:tc>
-          <w:tcPr/>
-          <w:p>
-            <w:pPr>
-              <w:pStyle w:val="Compact"/>
-              <w:jc w:val="right"/>
-            </w:pPr>
-            <w:r>
-              <w:t xml:space="preserve">9 033 646</w:t>
-            </w:r>
-          </w:p>
-        </w:tc>
-        <w:tc>
-          <w:tcPr/>
-          <w:p>
-            <w:pPr>
-              <w:pStyle w:val="Compact"/>
-              <w:jc w:val="right"/>
-            </w:pPr>
-            <w:r>
-              <w:t xml:space="preserve">938</w:t>
-            </w:r>
-          </w:p>
-        </w:tc>
-        <w:tc>
-          <w:tcPr/>
-          <w:p>
-            <w:pPr>
-              <w:pStyle w:val="Compact"/>
-              <w:jc w:val="right"/>
-            </w:pPr>
-            <w:r>
-              <w:t xml:space="preserve">1 313,2</w:t>
+              <w:t xml:space="preserve">Cauca, Chocó, Nariño, Valle</w:t>
             </w:r>
           </w:p>
         </w:tc>
@@ -10714,7 +11050,7 @@
               <w:pStyle w:val="Compact"/>
             </w:pPr>
             <w:r>
-              <w:t xml:space="preserve">Pacífica</w:t>
+              <w:t xml:space="preserve">Orinoquía-Amazonía</w:t>
             </w:r>
           </w:p>
         </w:tc>
@@ -10725,1021 +11061,26 @@
               <w:pStyle w:val="Compact"/>
             </w:pPr>
             <w:r>
-              <w:t xml:space="preserve">Región</w:t>
-            </w:r>
-          </w:p>
-        </w:tc>
-        <w:tc>
-          <w:tcPr/>
-          <w:p>
-            <w:pPr>
-              <w:pStyle w:val="Compact"/>
-              <w:jc w:val="right"/>
-            </w:pPr>
-            <w:r>
-              <w:t xml:space="preserve">7 846 342</w:t>
-            </w:r>
-          </w:p>
-        </w:tc>
-        <w:tc>
-          <w:tcPr/>
-          <w:p>
-            <w:pPr>
-              <w:pStyle w:val="Compact"/>
-              <w:jc w:val="right"/>
-            </w:pPr>
-            <w:r>
-              <w:t xml:space="preserve">938</w:t>
-            </w:r>
-          </w:p>
-        </w:tc>
-        <w:tc>
-          <w:tcPr/>
-          <w:p>
-            <w:pPr>
-              <w:pStyle w:val="Compact"/>
-              <w:jc w:val="right"/>
-            </w:pPr>
-            <w:r>
-              <w:t xml:space="preserve">1 313,2</w:t>
-            </w:r>
-          </w:p>
-        </w:tc>
-      </w:tr>
-      <w:tr>
-        <w:tc>
-          <w:tcPr/>
-          <w:p>
-            <w:pPr>
-              <w:pStyle w:val="Compact"/>
-            </w:pPr>
-            <w:r>
-              <w:t xml:space="preserve">Orinoquía-Amazonía</w:t>
-            </w:r>
-          </w:p>
-        </w:tc>
-        <w:tc>
-          <w:tcPr/>
-          <w:p>
-            <w:pPr>
-              <w:pStyle w:val="Compact"/>
-            </w:pPr>
-            <w:r>
-              <w:t xml:space="preserve">Región</w:t>
-            </w:r>
-          </w:p>
-        </w:tc>
-        <w:tc>
-          <w:tcPr/>
-          <w:p>
-            <w:pPr>
-              <w:pStyle w:val="Compact"/>
-              <w:jc w:val="right"/>
-            </w:pPr>
-            <w:r>
-              <w:t xml:space="preserve">1 428 022</w:t>
-            </w:r>
-          </w:p>
-        </w:tc>
-        <w:tc>
-          <w:tcPr/>
-          <w:p>
-            <w:pPr>
-              <w:pStyle w:val="Compact"/>
-              <w:jc w:val="right"/>
-            </w:pPr>
-            <w:r>
-              <w:t xml:space="preserve">937</w:t>
-            </w:r>
-          </w:p>
-        </w:tc>
-        <w:tc>
-          <w:tcPr/>
-          <w:p>
-            <w:pPr>
-              <w:pStyle w:val="Compact"/>
-              <w:jc w:val="right"/>
-            </w:pPr>
-            <w:r>
-              <w:t xml:space="preserve">1 311,8</w:t>
-            </w:r>
-          </w:p>
-        </w:tc>
-      </w:tr>
-      <w:tr>
-        <w:tc>
-          <w:tcPr/>
-          <w:p>
-            <w:pPr>
-              <w:pStyle w:val="Compact"/>
-            </w:pPr>
-            <w:r>
-              <w:t xml:space="preserve">Contributivo</w:t>
-            </w:r>
-          </w:p>
-        </w:tc>
-        <w:tc>
-          <w:tcPr/>
-          <w:p>
-            <w:pPr>
-              <w:pStyle w:val="Compact"/>
-            </w:pPr>
-            <w:r>
-              <w:t xml:space="preserve">Régimen</w:t>
-            </w:r>
-          </w:p>
-        </w:tc>
-        <w:tc>
-          <w:tcPr/>
-          <w:p>
-            <w:pPr>
-              <w:pStyle w:val="Compact"/>
-              <w:jc w:val="right"/>
-            </w:pPr>
-            <w:r>
-              <w:t xml:space="preserve">23 224 623</w:t>
-            </w:r>
-          </w:p>
-        </w:tc>
-        <w:tc>
-          <w:tcPr/>
-          <w:p>
-            <w:pPr>
-              <w:pStyle w:val="Compact"/>
-              <w:jc w:val="right"/>
-            </w:pPr>
-            <w:r>
-              <w:t xml:space="preserve">938</w:t>
-            </w:r>
-          </w:p>
-        </w:tc>
-        <w:tc>
-          <w:tcPr/>
-          <w:p>
-            <w:pPr>
-              <w:pStyle w:val="Compact"/>
-              <w:jc w:val="right"/>
-            </w:pPr>
-            <w:r>
-              <w:t xml:space="preserve">1 313,2</w:t>
-            </w:r>
-          </w:p>
-        </w:tc>
-      </w:tr>
-      <w:tr>
-        <w:tc>
-          <w:tcPr/>
-          <w:p>
-            <w:pPr>
-              <w:pStyle w:val="Compact"/>
-            </w:pPr>
-            <w:r>
-              <w:t xml:space="preserve">Subsidiado</w:t>
-            </w:r>
-          </w:p>
-        </w:tc>
-        <w:tc>
-          <w:tcPr/>
-          <w:p>
-            <w:pPr>
-              <w:pStyle w:val="Compact"/>
-            </w:pPr>
-            <w:r>
-              <w:t xml:space="preserve">Régimen</w:t>
-            </w:r>
-          </w:p>
-        </w:tc>
-        <w:tc>
-          <w:tcPr/>
-          <w:p>
-            <w:pPr>
-              <w:pStyle w:val="Compact"/>
-              <w:jc w:val="right"/>
-            </w:pPr>
-            <w:r>
-              <w:t xml:space="preserve">26 944 123</w:t>
-            </w:r>
-          </w:p>
-        </w:tc>
-        <w:tc>
-          <w:tcPr/>
-          <w:p>
-            <w:pPr>
-              <w:pStyle w:val="Compact"/>
-              <w:jc w:val="right"/>
-            </w:pPr>
-            <w:r>
-              <w:t xml:space="preserve">938</w:t>
-            </w:r>
-          </w:p>
-        </w:tc>
-        <w:tc>
-          <w:tcPr/>
-          <w:p>
-            <w:pPr>
-              <w:pStyle w:val="Compact"/>
-              <w:jc w:val="right"/>
-            </w:pPr>
-            <w:r>
-              <w:t xml:space="preserve">1 313,2</w:t>
-            </w:r>
-          </w:p>
-        </w:tc>
-      </w:tr>
-      <w:tr>
-        <w:tc>
-          <w:tcPr/>
-          <w:p>
-            <w:pPr>
-              <w:pStyle w:val="Compact"/>
-            </w:pPr>
-            <w:r>
-              <w:t xml:space="preserve">Bogotá × Contributivo</w:t>
-            </w:r>
-          </w:p>
-        </w:tc>
-        <w:tc>
-          <w:tcPr/>
-          <w:p>
-            <w:pPr>
-              <w:pStyle w:val="Compact"/>
-            </w:pPr>
-            <w:r>
-              <w:t xml:space="preserve">Región × Régimen</w:t>
-            </w:r>
-          </w:p>
-        </w:tc>
-        <w:tc>
-          <w:tcPr/>
-          <w:p>
-            <w:pPr>
-              <w:pStyle w:val="Compact"/>
-              <w:jc w:val="right"/>
-            </w:pPr>
-            <w:r>
-              <w:t xml:space="preserve">5 969 975</w:t>
-            </w:r>
-          </w:p>
-        </w:tc>
-        <w:tc>
-          <w:tcPr/>
-          <w:p>
-            <w:pPr>
-              <w:pStyle w:val="Compact"/>
-              <w:jc w:val="right"/>
-            </w:pPr>
-            <w:r>
-              <w:t xml:space="preserve">938</w:t>
-            </w:r>
-          </w:p>
-        </w:tc>
-        <w:tc>
-          <w:tcPr/>
-          <w:p>
-            <w:pPr>
-              <w:pStyle w:val="Compact"/>
-              <w:jc w:val="right"/>
-            </w:pPr>
-            <w:r>
-              <w:t xml:space="preserve">1 313,2</w:t>
-            </w:r>
-          </w:p>
-        </w:tc>
-      </w:tr>
-      <w:tr>
-        <w:tc>
-          <w:tcPr/>
-          <w:p>
-            <w:pPr>
-              <w:pStyle w:val="Compact"/>
-            </w:pPr>
-            <w:r>
-              <w:t xml:space="preserve">Bogotá × Subsidiado</w:t>
-            </w:r>
-          </w:p>
-        </w:tc>
-        <w:tc>
-          <w:tcPr/>
-          <w:p>
-            <w:pPr>
-              <w:pStyle w:val="Compact"/>
-            </w:pPr>
-            <w:r>
-              <w:t xml:space="preserve">Región × Régimen</w:t>
-            </w:r>
-          </w:p>
-        </w:tc>
-        <w:tc>
-          <w:tcPr/>
-          <w:p>
-            <w:pPr>
-              <w:pStyle w:val="Compact"/>
-              <w:jc w:val="right"/>
-            </w:pPr>
-            <w:r>
-              <w:t xml:space="preserve">1 810 278</w:t>
-            </w:r>
-          </w:p>
-        </w:tc>
-        <w:tc>
-          <w:tcPr/>
-          <w:p>
-            <w:pPr>
-              <w:pStyle w:val="Compact"/>
-              <w:jc w:val="right"/>
-            </w:pPr>
-            <w:r>
-              <w:t xml:space="preserve">938</w:t>
-            </w:r>
-          </w:p>
-        </w:tc>
-        <w:tc>
-          <w:tcPr/>
-          <w:p>
-            <w:pPr>
-              <w:pStyle w:val="Compact"/>
-              <w:jc w:val="right"/>
-            </w:pPr>
-            <w:r>
-              <w:t xml:space="preserve">1 313,2</w:t>
-            </w:r>
-          </w:p>
-        </w:tc>
-      </w:tr>
-      <w:tr>
-        <w:tc>
-          <w:tcPr/>
-          <w:p>
-            <w:pPr>
-              <w:pStyle w:val="Compact"/>
-            </w:pPr>
-            <w:r>
-              <w:t xml:space="preserve">Caribe × Contributivo</w:t>
-            </w:r>
-          </w:p>
-        </w:tc>
-        <w:tc>
-          <w:tcPr/>
-          <w:p>
-            <w:pPr>
-              <w:pStyle w:val="Compact"/>
-            </w:pPr>
-            <w:r>
-              <w:t xml:space="preserve">Región × Régimen</w:t>
-            </w:r>
-          </w:p>
-        </w:tc>
-        <w:tc>
-          <w:tcPr/>
-          <w:p>
-            <w:pPr>
-              <w:pStyle w:val="Compact"/>
-              <w:jc w:val="right"/>
-            </w:pPr>
-            <w:r>
-              <w:t xml:space="preserve">3 319 849</w:t>
-            </w:r>
-          </w:p>
-        </w:tc>
-        <w:tc>
-          <w:tcPr/>
-          <w:p>
-            <w:pPr>
-              <w:pStyle w:val="Compact"/>
-              <w:jc w:val="right"/>
-            </w:pPr>
-            <w:r>
-              <w:t xml:space="preserve">938</w:t>
-            </w:r>
-          </w:p>
-        </w:tc>
-        <w:tc>
-          <w:tcPr/>
-          <w:p>
-            <w:pPr>
-              <w:pStyle w:val="Compact"/>
-              <w:jc w:val="right"/>
-            </w:pPr>
-            <w:r>
-              <w:t xml:space="preserve">1 313,2</w:t>
-            </w:r>
-          </w:p>
-        </w:tc>
-      </w:tr>
-      <w:tr>
-        <w:tc>
-          <w:tcPr/>
-          <w:p>
-            <w:pPr>
-              <w:pStyle w:val="Compact"/>
-            </w:pPr>
-            <w:r>
-              <w:t xml:space="preserve">Caribe × Subsidiado</w:t>
-            </w:r>
-          </w:p>
-        </w:tc>
-        <w:tc>
-          <w:tcPr/>
-          <w:p>
-            <w:pPr>
-              <w:pStyle w:val="Compact"/>
-            </w:pPr>
-            <w:r>
-              <w:t xml:space="preserve">Región × Régimen</w:t>
-            </w:r>
-          </w:p>
-        </w:tc>
-        <w:tc>
-          <w:tcPr/>
-          <w:p>
-            <w:pPr>
-              <w:pStyle w:val="Compact"/>
-              <w:jc w:val="right"/>
-            </w:pPr>
-            <w:r>
-              <w:t xml:space="preserve">8 346 406</w:t>
-            </w:r>
-          </w:p>
-        </w:tc>
-        <w:tc>
-          <w:tcPr/>
-          <w:p>
-            <w:pPr>
-              <w:pStyle w:val="Compact"/>
-              <w:jc w:val="right"/>
-            </w:pPr>
-            <w:r>
-              <w:t xml:space="preserve">938</w:t>
-            </w:r>
-          </w:p>
-        </w:tc>
-        <w:tc>
-          <w:tcPr/>
-          <w:p>
-            <w:pPr>
-              <w:pStyle w:val="Compact"/>
-              <w:jc w:val="right"/>
-            </w:pPr>
-            <w:r>
-              <w:t xml:space="preserve">1 313,2</w:t>
-            </w:r>
-          </w:p>
-        </w:tc>
-      </w:tr>
-      <w:tr>
-        <w:tc>
-          <w:tcPr/>
-          <w:p>
-            <w:pPr>
-              <w:pStyle w:val="Compact"/>
-            </w:pPr>
-            <w:r>
-              <w:t xml:space="preserve">Central × Contributivo</w:t>
-            </w:r>
-          </w:p>
-        </w:tc>
-        <w:tc>
-          <w:tcPr/>
-          <w:p>
-            <w:pPr>
-              <w:pStyle w:val="Compact"/>
-            </w:pPr>
-            <w:r>
-              <w:t xml:space="preserve">Región × Régimen</w:t>
-            </w:r>
-          </w:p>
-        </w:tc>
-        <w:tc>
-          <w:tcPr/>
-          <w:p>
-            <w:pPr>
-              <w:pStyle w:val="Compact"/>
-              <w:jc w:val="right"/>
-            </w:pPr>
-            <w:r>
-              <w:t xml:space="preserve">6 354 613</w:t>
-            </w:r>
-          </w:p>
-        </w:tc>
-        <w:tc>
-          <w:tcPr/>
-          <w:p>
-            <w:pPr>
-              <w:pStyle w:val="Compact"/>
-              <w:jc w:val="right"/>
-            </w:pPr>
-            <w:r>
-              <w:t xml:space="preserve">938</w:t>
-            </w:r>
-          </w:p>
-        </w:tc>
-        <w:tc>
-          <w:tcPr/>
-          <w:p>
-            <w:pPr>
-              <w:pStyle w:val="Compact"/>
-              <w:jc w:val="right"/>
-            </w:pPr>
-            <w:r>
-              <w:t xml:space="preserve">1 313,2</w:t>
-            </w:r>
-          </w:p>
-        </w:tc>
-      </w:tr>
-      <w:tr>
-        <w:tc>
-          <w:tcPr/>
-          <w:p>
-            <w:pPr>
-              <w:pStyle w:val="Compact"/>
-            </w:pPr>
-            <w:r>
-              <w:t xml:space="preserve">Central × Subsidiado</w:t>
-            </w:r>
-          </w:p>
-        </w:tc>
-        <w:tc>
-          <w:tcPr/>
-          <w:p>
-            <w:pPr>
-              <w:pStyle w:val="Compact"/>
-            </w:pPr>
-            <w:r>
-              <w:t xml:space="preserve">Región × Régimen</w:t>
-            </w:r>
-          </w:p>
-        </w:tc>
-        <w:tc>
-          <w:tcPr/>
-          <w:p>
-            <w:pPr>
-              <w:pStyle w:val="Compact"/>
-              <w:jc w:val="right"/>
-            </w:pPr>
-            <w:r>
-              <w:t xml:space="preserve">6 059 615</w:t>
-            </w:r>
-          </w:p>
-        </w:tc>
-        <w:tc>
-          <w:tcPr/>
-          <w:p>
-            <w:pPr>
-              <w:pStyle w:val="Compact"/>
-              <w:jc w:val="right"/>
-            </w:pPr>
-            <w:r>
-              <w:t xml:space="preserve">938</w:t>
-            </w:r>
-          </w:p>
-        </w:tc>
-        <w:tc>
-          <w:tcPr/>
-          <w:p>
-            <w:pPr>
-              <w:pStyle w:val="Compact"/>
-              <w:jc w:val="right"/>
-            </w:pPr>
-            <w:r>
-              <w:t xml:space="preserve">1 313,2</w:t>
-            </w:r>
-          </w:p>
-        </w:tc>
-      </w:tr>
-      <w:tr>
-        <w:tc>
-          <w:tcPr/>
-          <w:p>
-            <w:pPr>
-              <w:pStyle w:val="Compact"/>
-            </w:pPr>
-            <w:r>
-              <w:t xml:space="preserve">Oriental × Contributivo</w:t>
-            </w:r>
-          </w:p>
-        </w:tc>
-        <w:tc>
-          <w:tcPr/>
-          <w:p>
-            <w:pPr>
-              <w:pStyle w:val="Compact"/>
-            </w:pPr>
-            <w:r>
-              <w:t xml:space="preserve">Región × Régimen</w:t>
-            </w:r>
-          </w:p>
-        </w:tc>
-        <w:tc>
-          <w:tcPr/>
-          <w:p>
-            <w:pPr>
-              <w:pStyle w:val="Compact"/>
-              <w:jc w:val="right"/>
-            </w:pPr>
-            <w:r>
-              <w:t xml:space="preserve">4 174 548</w:t>
-            </w:r>
-          </w:p>
-        </w:tc>
-        <w:tc>
-          <w:tcPr/>
-          <w:p>
-            <w:pPr>
-              <w:pStyle w:val="Compact"/>
-              <w:jc w:val="right"/>
-            </w:pPr>
-            <w:r>
-              <w:t xml:space="preserve">938</w:t>
-            </w:r>
-          </w:p>
-        </w:tc>
-        <w:tc>
-          <w:tcPr/>
-          <w:p>
-            <w:pPr>
-              <w:pStyle w:val="Compact"/>
-              <w:jc w:val="right"/>
-            </w:pPr>
-            <w:r>
-              <w:t xml:space="preserve">1 313,2</w:t>
-            </w:r>
-          </w:p>
-        </w:tc>
-      </w:tr>
-      <w:tr>
-        <w:tc>
-          <w:tcPr/>
-          <w:p>
-            <w:pPr>
-              <w:pStyle w:val="Compact"/>
-            </w:pPr>
-            <w:r>
-              <w:t xml:space="preserve">Oriental × Subsidiado</w:t>
-            </w:r>
-          </w:p>
-        </w:tc>
-        <w:tc>
-          <w:tcPr/>
-          <w:p>
-            <w:pPr>
-              <w:pStyle w:val="Compact"/>
-            </w:pPr>
-            <w:r>
-              <w:t xml:space="preserve">Región × Régimen</w:t>
-            </w:r>
-          </w:p>
-        </w:tc>
-        <w:tc>
-          <w:tcPr/>
-          <w:p>
-            <w:pPr>
-              <w:pStyle w:val="Compact"/>
-              <w:jc w:val="right"/>
-            </w:pPr>
-            <w:r>
-              <w:t xml:space="preserve">4 859 098</w:t>
-            </w:r>
-          </w:p>
-        </w:tc>
-        <w:tc>
-          <w:tcPr/>
-          <w:p>
-            <w:pPr>
-              <w:pStyle w:val="Compact"/>
-              <w:jc w:val="right"/>
-            </w:pPr>
-            <w:r>
-              <w:t xml:space="preserve">938</w:t>
-            </w:r>
-          </w:p>
-        </w:tc>
-        <w:tc>
-          <w:tcPr/>
-          <w:p>
-            <w:pPr>
-              <w:pStyle w:val="Compact"/>
-              <w:jc w:val="right"/>
-            </w:pPr>
-            <w:r>
-              <w:t xml:space="preserve">1 313,2</w:t>
-            </w:r>
-          </w:p>
-        </w:tc>
-      </w:tr>
-      <w:tr>
-        <w:tc>
-          <w:tcPr/>
-          <w:p>
-            <w:pPr>
-              <w:pStyle w:val="Compact"/>
-            </w:pPr>
-            <w:r>
-              <w:t xml:space="preserve">Orinoquía-Amazonía × Contributivo</w:t>
-            </w:r>
-          </w:p>
-        </w:tc>
-        <w:tc>
-          <w:tcPr/>
-          <w:p>
-            <w:pPr>
-              <w:pStyle w:val="Compact"/>
-            </w:pPr>
-            <w:r>
-              <w:t xml:space="preserve">Región × Régimen</w:t>
-            </w:r>
-          </w:p>
-        </w:tc>
-        <w:tc>
-          <w:tcPr/>
-          <w:p>
-            <w:pPr>
-              <w:pStyle w:val="Compact"/>
-              <w:jc w:val="right"/>
-            </w:pPr>
-            <w:r>
-              <w:t xml:space="preserve">331 029</w:t>
-            </w:r>
-          </w:p>
-        </w:tc>
-        <w:tc>
-          <w:tcPr/>
-          <w:p>
-            <w:pPr>
-              <w:pStyle w:val="Compact"/>
-              <w:jc w:val="right"/>
-            </w:pPr>
-            <w:r>
-              <w:t xml:space="preserve">935</w:t>
-            </w:r>
-          </w:p>
-        </w:tc>
-        <w:tc>
-          <w:tcPr/>
-          <w:p>
-            <w:pPr>
-              <w:pStyle w:val="Compact"/>
-              <w:jc w:val="right"/>
-            </w:pPr>
-            <w:r>
-              <w:t xml:space="preserve">1 309,0</w:t>
-            </w:r>
-          </w:p>
-        </w:tc>
-      </w:tr>
-      <w:tr>
-        <w:tc>
-          <w:tcPr/>
-          <w:p>
-            <w:pPr>
-              <w:pStyle w:val="Compact"/>
-            </w:pPr>
-            <w:r>
-              <w:t xml:space="preserve">Orinoquía-Amazonía × Subsidiado</w:t>
-            </w:r>
-          </w:p>
-        </w:tc>
-        <w:tc>
-          <w:tcPr/>
-          <w:p>
-            <w:pPr>
-              <w:pStyle w:val="Compact"/>
-            </w:pPr>
-            <w:r>
-              <w:t xml:space="preserve">Región × Régimen</w:t>
-            </w:r>
-          </w:p>
-        </w:tc>
-        <w:tc>
-          <w:tcPr/>
-          <w:p>
-            <w:pPr>
-              <w:pStyle w:val="Compact"/>
-              <w:jc w:val="right"/>
-            </w:pPr>
-            <w:r>
-              <w:t xml:space="preserve">1 096 993</w:t>
-            </w:r>
-          </w:p>
-        </w:tc>
-        <w:tc>
-          <w:tcPr/>
-          <w:p>
-            <w:pPr>
-              <w:pStyle w:val="Compact"/>
-              <w:jc w:val="right"/>
-            </w:pPr>
-            <w:r>
-              <w:t xml:space="preserve">937</w:t>
-            </w:r>
-          </w:p>
-        </w:tc>
-        <w:tc>
-          <w:tcPr/>
-          <w:p>
-            <w:pPr>
-              <w:pStyle w:val="Compact"/>
-              <w:jc w:val="right"/>
-            </w:pPr>
-            <w:r>
-              <w:t xml:space="preserve">1 311,8</w:t>
-            </w:r>
-          </w:p>
-        </w:tc>
-      </w:tr>
-      <w:tr>
-        <w:tc>
-          <w:tcPr/>
-          <w:p>
-            <w:pPr>
-              <w:pStyle w:val="Compact"/>
-            </w:pPr>
-            <w:r>
-              <w:t xml:space="preserve">Pacífica × Contributivo</w:t>
-            </w:r>
-          </w:p>
-        </w:tc>
-        <w:tc>
-          <w:tcPr/>
-          <w:p>
-            <w:pPr>
-              <w:pStyle w:val="Compact"/>
-            </w:pPr>
-            <w:r>
-              <w:t xml:space="preserve">Región × Régimen</w:t>
-            </w:r>
-          </w:p>
-        </w:tc>
-        <w:tc>
-          <w:tcPr/>
-          <w:p>
-            <w:pPr>
-              <w:pStyle w:val="Compact"/>
-              <w:jc w:val="right"/>
-            </w:pPr>
-            <w:r>
-              <w:t xml:space="preserve">3 074 609</w:t>
-            </w:r>
-          </w:p>
-        </w:tc>
-        <w:tc>
-          <w:tcPr/>
-          <w:p>
-            <w:pPr>
-              <w:pStyle w:val="Compact"/>
-              <w:jc w:val="right"/>
-            </w:pPr>
-            <w:r>
-              <w:t xml:space="preserve">938</w:t>
-            </w:r>
-          </w:p>
-        </w:tc>
-        <w:tc>
-          <w:tcPr/>
-          <w:p>
-            <w:pPr>
-              <w:pStyle w:val="Compact"/>
-              <w:jc w:val="right"/>
-            </w:pPr>
-            <w:r>
-              <w:t xml:space="preserve">1 313,2</w:t>
-            </w:r>
-          </w:p>
-        </w:tc>
-      </w:tr>
-      <w:tr>
-        <w:tc>
-          <w:tcPr/>
-          <w:p>
-            <w:pPr>
-              <w:pStyle w:val="Compact"/>
-            </w:pPr>
-            <w:r>
-              <w:t xml:space="preserve">Pacífica × Subsidiado</w:t>
-            </w:r>
-          </w:p>
-        </w:tc>
-        <w:tc>
-          <w:tcPr/>
-          <w:p>
-            <w:pPr>
-              <w:pStyle w:val="Compact"/>
-            </w:pPr>
-            <w:r>
-              <w:t xml:space="preserve">Región × Régimen</w:t>
-            </w:r>
-          </w:p>
-        </w:tc>
-        <w:tc>
-          <w:tcPr/>
-          <w:p>
-            <w:pPr>
-              <w:pStyle w:val="Compact"/>
-              <w:jc w:val="right"/>
-            </w:pPr>
-            <w:r>
-              <w:t xml:space="preserve">4 771 733</w:t>
-            </w:r>
-          </w:p>
-        </w:tc>
-        <w:tc>
-          <w:tcPr/>
-          <w:p>
-            <w:pPr>
-              <w:pStyle w:val="Compact"/>
-              <w:jc w:val="right"/>
-            </w:pPr>
-            <w:r>
-              <w:t xml:space="preserve">938</w:t>
-            </w:r>
-          </w:p>
-        </w:tc>
-        <w:tc>
-          <w:tcPr/>
-          <w:p>
-            <w:pPr>
-              <w:pStyle w:val="Compact"/>
-              <w:jc w:val="right"/>
-            </w:pPr>
-            <w:r>
-              <w:t xml:space="preserve">1 313,2</w:t>
+              <w:t xml:space="preserve">Arauca, Casanare, Vichada, Amazonas, Guainía, Guaviare, Putumayo, Vaupés</w:t>
             </w:r>
           </w:p>
         </w:tc>
       </w:tr>
     </w:tbl>
-    <w:bookmarkEnd w:id="62"/>
-    <w:bookmarkStart w:id="63" w:name="X823e265342f637b97a1105eff9c7f3bc84c6b21"/>
-    <w:p>
-      <w:pPr>
-        <w:pStyle w:val="Heading3"/>
-      </w:pPr>
-      <w:r>
-        <w:rPr>
-          <w:rStyle w:val="SectionNumber"/>
-        </w:rPr>
-        <w:t xml:space="preserve">4.2.4</w:t>
-      </w:r>
-      <w:r>
-        <w:tab/>
-      </w:r>
-      <w:r>
-        <w:t xml:space="preserve">Tamaño adoptado: por qué la suma regional y no el cálculo nacional ni el cruce región × régimen</w:t>
-      </w:r>
-    </w:p>
-    <w:p>
-      <w:pPr>
-        <w:pStyle w:val="FirstParagraph"/>
-      </w:pPr>
-      <w:r>
-        <w:t xml:space="preserve">El resultado a nivel</w:t>
-      </w:r>
-      <w:r>
-        <w:t xml:space="preserve"> </w:t>
-      </w:r>
-      <w:r>
-        <w:rPr>
-          <w:b/>
-          <w:bCs/>
-        </w:rPr>
-        <w:t xml:space="preserve">nacional</w:t>
-      </w:r>
-      <w:r>
-        <w:t xml:space="preserve"> </w:t>
-      </w:r>
-      <w:r>
-        <w:t xml:space="preserve">de la tabla anterior (1 313 encuestas) no es el tamaño adoptado para la operación: ese valor solo garantizaría la precisión nominal para una estimación agregada del país completo, sin desagregación. El objetivo de generar información con desagregación regional (</w:t>
-      </w:r>
-      <w:r>
-        <w:t xml:space="preserve">3</w:t>
-      </w:r>
-      <w:r>
-        <w:t xml:space="preserve">) exige que</w:t>
-      </w:r>
-      <w:r>
-        <w:t xml:space="preserve"> </w:t>
-      </w:r>
-      <w:r>
-        <w:rPr>
-          <w:b/>
-          <w:bCs/>
-        </w:rPr>
-        <w:t xml:space="preserve">cada una de las seis regiones</w:t>
-      </w:r>
-      <w:r>
-        <w:t xml:space="preserve">, individualmente, alcance esa misma precisión. Por ello, el tamaño de muestra adoptado es la</w:t>
-      </w:r>
-      <w:r>
-        <w:t xml:space="preserve"> </w:t>
-      </w:r>
-      <w:r>
-        <w:rPr>
-          <w:b/>
-          <w:bCs/>
-        </w:rPr>
-        <w:t xml:space="preserve">suma de los seis tamaños regionales</w:t>
-      </w:r>
-      <w:r>
-        <w:t xml:space="preserve">, asignados en cantidad igual e independiente:</w:t>
+    <w:p>
+      <w:pPr>
+        <w:pStyle w:val="BodyText"/>
+      </w:pPr>
+      <w:r>
+        <w:t xml:space="preserve">El cálculo realizado para el total nacional constituye únicamente una referencia para una estimación agregada del país. Si se utilizara exclusivamente ese valor, la muestra sería suficiente para establecer una meta de participación nacional, pero no para reproducir ese mismo criterio de tamaño en cada uno de los seis dominios regionales.</w:t>
+      </w:r>
+    </w:p>
+    <w:p>
+      <w:pPr>
+        <w:pStyle w:val="BodyText"/>
+      </w:pPr>
+      <w:r>
+        <w:t xml:space="preserve">Por esta razón, el tamaño objetivo nacional se obtiene mediante la suma de las metas regionales:</w:t>
       </w:r>
     </w:p>
     <w:p>
@@ -11759,28 +11100,11 @@
             </m:e>
             <m:sub>
               <m:r>
-                <m:t>n</m:t>
-              </m:r>
-              <m:r>
-                <m:t>a</m:t>
-              </m:r>
-              <m:r>
-                <m:t>c</m:t>
-              </m:r>
-              <m:r>
-                <m:t>i</m:t>
-              </m:r>
-              <m:r>
-                <m:t>o</m:t>
-              </m:r>
-              <m:r>
-                <m:t>n</m:t>
-              </m:r>
-              <m:r>
-                <m:t>a</m:t>
-              </m:r>
-              <m:r>
-                <m:t>l</m:t>
+                <m:rPr>
+                  <m:nor/>
+                  <m:sty m:val="p"/>
+                </m:rPr>
+                <m:t>nacional</m:t>
               </m:r>
             </m:sub>
           </m:sSub>
@@ -11825,28 +11149,7 @@
                 </m:e>
                 <m:sub>
                   <m:r>
-                    <m:t>e</m:t>
-                  </m:r>
-                  <m:r>
-                    <m:t>f</m:t>
-                  </m:r>
-                  <m:r>
-                    <m:t>e</m:t>
-                  </m:r>
-                  <m:r>
-                    <m:t>c</m:t>
-                  </m:r>
-                  <m:r>
-                    <m:t>t</m:t>
-                  </m:r>
-                  <m:r>
-                    <m:t>i</m:t>
-                  </m:r>
-                  <m:r>
-                    <m:t>v</m:t>
-                  </m:r>
-                  <m:r>
-                    <m:t>o</m:t>
+                    <m:t>r</m:t>
                   </m:r>
                 </m:sub>
               </m:sSub>
@@ -11856,62 +11159,7 @@
             <m:rPr>
               <m:sty m:val="p"/>
             </m:rPr>
-            <m:t>(</m:t>
-          </m:r>
-          <m:r>
-            <m:t>r</m:t>
-          </m:r>
-          <m:r>
-            <m:rPr>
-              <m:sty m:val="p"/>
-            </m:rPr>
-            <m:t>)</m:t>
-          </m:r>
-          <m:r>
-            <m:rPr>
-              <m:sty m:val="p"/>
-            </m:rPr>
-            <m:t>≈</m:t>
-          </m:r>
-          <m:r>
-            <m:t>6</m:t>
-          </m:r>
-          <m:r>
-            <m:rPr>
-              <m:sty m:val="p"/>
-            </m:rPr>
-            <m:t>×</m:t>
-          </m:r>
-          <m:r>
-            <m:t>1</m:t>
-          </m:r>
-          <m:r>
-            <m:t> </m:t>
-          </m:r>
-          <m:r>
-            <m:t>313</m:t>
-          </m:r>
-          <m:r>
-            <m:rPr>
-              <m:sty m:val="p"/>
-            </m:rPr>
-            <m:t>≈</m:t>
-          </m:r>
-          <m:r>
-            <m:t>7</m:t>
-          </m:r>
-          <m:r>
-            <m:t> </m:t>
-          </m:r>
-          <m:r>
-            <m:t>876</m:t>
-          </m:r>
-          <m:r>
-            <m:rPr>
-              <m:nor/>
-              <m:sty m:val="p"/>
-            </m:rPr>
-            <m:t> encuestas</m:t>
+            <m:t>.</m:t>
           </m:r>
         </m:oMath>
       </m:oMathPara>
@@ -11921,7 +11169,7 @@
         <w:pStyle w:val="FirstParagraph"/>
       </w:pPr>
       <w:r>
-        <w:t xml:space="preserve">Esta suma —no el valor nacional agregado ni el cruce región × régimen— es el tamaño de muestra que se asigna operativamente. El cruce región × régimen, por su parte, tampoco se adopta como nivel de meta independiente: si cada una de las 12 celdas de región × régimen se fijara con su propia meta de ≈1 313 encuestas, el tamaño total requerido casi se duplicaría (≈15 750 encuestas). En lugar de ello, el régimen se distribuye proporcionalmente</w:t>
+        <w:t xml:space="preserve">Con los tamaños adoptados para las seis regiones, se obtiene una meta nacional de</w:t>
       </w:r>
       <w:r>
         <w:t xml:space="preserve"> </w:t>
@@ -11931,56 +11179,26 @@
           <w:b/>
           <w:bCs/>
         </w:rPr>
-        <w:t xml:space="preserve">dentro</w:t>
-      </w:r>
-      <w:r>
-        <w:t xml:space="preserve"> </w:t>
-      </w:r>
-      <w:r>
-        <w:t xml:space="preserve">del presupuesto ya fijado por región (ver</w:t>
-      </w:r>
-      <w:r>
-        <w:t xml:space="preserve"> </w:t>
-      </w:r>
-      <w:r>
-        <w:t xml:space="preserve">4</w:t>
-      </w:r>
-      <w:r>
-        <w:t xml:space="preserve">), lo que preserva la precisión regional objetivo sin duplicar el tamaño total, a costa de que las combinaciones región × régimen menos pobladas (por ejemplo, Bogotá × Subsidiado o Orinoquía-Amazonía × Contributivo) queden con una precisión nominal menor a la de la tabla anterior.</w:t>
-      </w:r>
-    </w:p>
-    <w:bookmarkEnd w:id="63"/>
-    <w:bookmarkEnd w:id="64"/>
-    <w:bookmarkStart w:id="68" w:name="Xbbedcf0996d08a6d3657c7eb24877b60e594678"/>
-    <w:p>
-      <w:pPr>
-        <w:pStyle w:val="Heading2"/>
-      </w:pPr>
-      <w:r>
-        <w:rPr>
-          <w:rStyle w:val="SectionNumber"/>
-        </w:rPr>
-        <w:t xml:space="preserve">4.3</w:t>
-      </w:r>
-      <w:r>
-        <w:tab/>
-      </w:r>
-      <w:r>
-        <w:t xml:space="preserve">Asignación del tamaño de muestra por cuotas</w:t>
-      </w:r>
-    </w:p>
-    <w:p>
-      <w:pPr>
-        <w:pStyle w:val="FirstParagraph"/>
-      </w:pPr>
-      <w:r>
-        <w:t xml:space="preserve">El tamaño ya fijado por región (</w:t>
-      </w:r>
-      <w:r>
-        <w:t xml:space="preserve">4</w:t>
-      </w:r>
-      <w:r>
-        <w:t xml:space="preserve">) se reparte en un único paso entre las celdas formadas por régimen de afiliación (2 categorías), sexo (2 categorías), grupo de edad en rangos de 10 años (7 categorías: 00-09, 10-19, 20-29, 30-39, 40-49, 50-59, 60 o más) y zona (urbano/rural) —56 celdas por región, 336 en total—, de forma proporcional al peso poblacional de cada celda en la BDUA de marzo de 2026, con un</w:t>
+        <w:t xml:space="preserve">7.876 participaciones</w:t>
+      </w:r>
+      <w:r>
+        <w:t xml:space="preserve">. La diferencia entre los tamaños regionales responde al proceso de redondeo y ajuste requerido para que las metas regionales sean compatibles con la distribución posterior de las cuotas.</w:t>
+      </w:r>
+    </w:p>
+    <w:p>
+      <w:pPr>
+        <w:pStyle w:val="BodyText"/>
+      </w:pPr>
+      <w:r>
+        <w:t xml:space="preserve">El régimen de afiliación no se utiliza como un nivel adicional e independiente para determinar el tamaño total. En consecuencia, no se asigna una meta de 1.313 participaciones a cada combinación región × régimen. Hacerlo implicaría establecer 12 metas independientes y elevaría sustancialmente el tamaño total de la operación.</w:t>
+      </w:r>
+    </w:p>
+    <w:p>
+      <w:pPr>
+        <w:pStyle w:val="BodyText"/>
+      </w:pPr>
+      <w:r>
+        <w:t xml:space="preserve">En su lugar, el tamaño correspondiente a cada región constituye un presupuesto fijo de participación que posteriormente se distribuye entre los dos regímenes de afiliación de acuerdo con su participación poblacional en la BDUA. El régimen, por tanto, interviene en la</w:t>
       </w:r>
       <w:r>
         <w:t xml:space="preserve"> </w:t>
@@ -11990,10 +11208,138 @@
           <w:b/>
           <w:bCs/>
         </w:rPr>
-        <w:t xml:space="preserve">mínimo garantizado de 10 encuestas por celda</w:t>
-      </w:r>
-      <w:r>
-        <w:t xml:space="preserve">:</w:t>
+        <w:t xml:space="preserve">composición de la cuota regional</w:t>
+      </w:r>
+      <w:r>
+        <w:t xml:space="preserve">, pero no genera un tamaño adicional que deba sumarse al tamaño regional.</w:t>
+      </w:r>
+    </w:p>
+    <w:p>
+      <w:pPr>
+        <w:pStyle w:val="BodyText"/>
+      </w:pPr>
+      <w:r>
+        <w:t xml:space="preserve">Esta decisión permite mantener el objetivo de participación establecido para cada región y, simultáneamente, reproducir dentro de cada una de ellas la estructura poblacional de los regímenes de afiliación. Las metas obtenidas para las combinaciones región × régimen constituyen, por tanto, componentes del tamaño regional y no dominios independientes de tamaño.</w:t>
+      </w:r>
+    </w:p>
+    <w:bookmarkEnd w:id="70"/>
+    <w:bookmarkStart w:id="71" w:name="Xbbedcf0996d08a6d3657c7eb24877b60e594678"/>
+    <w:p>
+      <w:pPr>
+        <w:pStyle w:val="Heading3"/>
+      </w:pPr>
+      <w:r>
+        <w:rPr>
+          <w:rStyle w:val="SectionNumber"/>
+        </w:rPr>
+        <w:t xml:space="preserve">4.2.7</w:t>
+      </w:r>
+      <w:r>
+        <w:tab/>
+      </w:r>
+      <w:r>
+        <w:t xml:space="preserve">Asignación del tamaño de muestra por cuotas</w:t>
+      </w:r>
+    </w:p>
+    <w:p>
+      <w:pPr>
+        <w:pStyle w:val="FirstParagraph"/>
+      </w:pPr>
+      <w:r>
+        <w:t xml:space="preserve">Una vez definidos los tamaños objetivo regionales, cada región se desagrega en las celdas que conforman la estructura de cuotas. Las celdas resultan del cruce de cuatro variables:</w:t>
+      </w:r>
+    </w:p>
+    <w:p>
+      <w:pPr>
+        <w:pStyle w:val="Compact"/>
+        <w:numPr>
+          <w:ilvl w:val="0"/>
+          <w:numId w:val="1008"/>
+        </w:numPr>
+      </w:pPr>
+      <w:r>
+        <w:t xml:space="preserve">régimen de afiliación: contributivo y subsidiado;</w:t>
+      </w:r>
+    </w:p>
+    <w:p>
+      <w:pPr>
+        <w:pStyle w:val="Compact"/>
+        <w:numPr>
+          <w:ilvl w:val="0"/>
+          <w:numId w:val="1008"/>
+        </w:numPr>
+      </w:pPr>
+      <w:r>
+        <w:t xml:space="preserve">sexo: femenino y masculino;</w:t>
+      </w:r>
+    </w:p>
+    <w:p>
+      <w:pPr>
+        <w:pStyle w:val="Compact"/>
+        <w:numPr>
+          <w:ilvl w:val="0"/>
+          <w:numId w:val="1008"/>
+        </w:numPr>
+      </w:pPr>
+      <w:r>
+        <w:t xml:space="preserve">grupo de edad: 00–09, 10–19, 20–29, 30–39, 40–49, 50–59 y 60 años o más;</w:t>
+      </w:r>
+    </w:p>
+    <w:p>
+      <w:pPr>
+        <w:pStyle w:val="Compact"/>
+        <w:numPr>
+          <w:ilvl w:val="0"/>
+          <w:numId w:val="1008"/>
+        </w:numPr>
+      </w:pPr>
+      <w:r>
+        <w:t xml:space="preserve">zona: urbana y rural.</w:t>
+      </w:r>
+    </w:p>
+    <w:p>
+      <w:pPr>
+        <w:pStyle w:val="FirstParagraph"/>
+      </w:pPr>
+      <w:r>
+        <w:t xml:space="preserve">Esta estructura genera</w:t>
+      </w:r>
+      <w:r>
+        <w:t xml:space="preserve"> </w:t>
+      </w:r>
+      <w:r>
+        <w:rPr>
+          <w:b/>
+          <w:bCs/>
+        </w:rPr>
+        <w:t xml:space="preserve">56 celdas por región</w:t>
+      </w:r>
+      <w:r>
+        <w:t xml:space="preserve"> </w:t>
+      </w:r>
+      <w:r>
+        <w:t xml:space="preserve">y</w:t>
+      </w:r>
+      <w:r>
+        <w:t xml:space="preserve"> </w:t>
+      </w:r>
+      <w:r>
+        <w:rPr>
+          <w:b/>
+          <w:bCs/>
+        </w:rPr>
+        <w:t xml:space="preserve">336 celdas para el conjunto nacional</w:t>
+      </w:r>
+      <w:r>
+        <w:t xml:space="preserve">.</w:t>
+      </w:r>
+    </w:p>
+    <w:p>
+      <w:pPr>
+        <w:pStyle w:val="BodyText"/>
+      </w:pPr>
+      <w:r>
+        <w:t xml:space="preserve">La asignación inicial de cada celda se realiza de manera proporcional a su peso poblacional dentro de la región, utilizando como referencia la distribución observada en la BDUA con corte a marzo de 2026:</w:t>
       </w:r>
     </w:p>
     <w:p>
@@ -12015,20 +11361,229 @@
               <m:r>
                 <m:t>c</m:t>
               </m:r>
+            </m:sub>
+          </m:sSub>
+          <m:r>
+            <m:rPr>
+              <m:sty m:val="p"/>
+            </m:rPr>
+            <m:t>=</m:t>
+          </m:r>
+          <m:sSub>
+            <m:e>
               <m:r>
-                <m:t>e</m:t>
+                <m:t>n</m:t>
               </m:r>
+            </m:e>
+            <m:sub>
               <m:r>
-                <m:t>l</m:t>
-              </m:r>
-              <m:r>
-                <m:t>d</m:t>
-              </m:r>
-              <m:r>
-                <m:t>a</m:t>
+                <m:t>r</m:t>
               </m:r>
             </m:sub>
           </m:sSub>
+          <m:f>
+            <m:fPr>
+              <m:type m:val="bar"/>
+            </m:fPr>
+            <m:num>
+              <m:sSub>
+                <m:e>
+                  <m:r>
+                    <m:t>N</m:t>
+                  </m:r>
+                </m:e>
+                <m:sub>
+                  <m:r>
+                    <m:t>c</m:t>
+                  </m:r>
+                </m:sub>
+              </m:sSub>
+            </m:num>
+            <m:den>
+              <m:sSub>
+                <m:e>
+                  <m:r>
+                    <m:t>N</m:t>
+                  </m:r>
+                </m:e>
+                <m:sub>
+                  <m:r>
+                    <m:t>r</m:t>
+                  </m:r>
+                </m:sub>
+              </m:sSub>
+            </m:den>
+          </m:f>
+          <m:r>
+            <m:rPr>
+              <m:sty m:val="p"/>
+            </m:rPr>
+            <m:t>,</m:t>
+          </m:r>
+        </m:oMath>
+      </m:oMathPara>
+    </w:p>
+    <w:p>
+      <w:pPr>
+        <w:pStyle w:val="FirstParagraph"/>
+      </w:pPr>
+      <w:r>
+        <w:t xml:space="preserve">donde</w:t>
+      </w:r>
+      <w:r>
+        <w:t xml:space="preserve"> </w:t>
+      </w:r>
+      <m:oMath>
+        <m:sSub>
+          <m:e>
+            <m:r>
+              <m:t>n</m:t>
+            </m:r>
+          </m:e>
+          <m:sub>
+            <m:r>
+              <m:t>c</m:t>
+            </m:r>
+          </m:sub>
+        </m:sSub>
+      </m:oMath>
+      <w:r>
+        <w:t xml:space="preserve"> </w:t>
+      </w:r>
+      <w:r>
+        <w:t xml:space="preserve">corresponde al tamaño inicial de la celda</w:t>
+      </w:r>
+      <w:r>
+        <w:t xml:space="preserve"> </w:t>
+      </w:r>
+      <m:oMath>
+        <m:r>
+          <m:t>c</m:t>
+        </m:r>
+      </m:oMath>
+      <w:r>
+        <w:t xml:space="preserve">,</w:t>
+      </w:r>
+      <w:r>
+        <w:t xml:space="preserve"> </w:t>
+      </w:r>
+      <m:oMath>
+        <m:sSub>
+          <m:e>
+            <m:r>
+              <m:t>n</m:t>
+            </m:r>
+          </m:e>
+          <m:sub>
+            <m:r>
+              <m:t>r</m:t>
+            </m:r>
+          </m:sub>
+        </m:sSub>
+      </m:oMath>
+      <w:r>
+        <w:t xml:space="preserve"> </w:t>
+      </w:r>
+      <w:r>
+        <w:t xml:space="preserve">al tamaño objetivo de la región a la que pertenece,</w:t>
+      </w:r>
+      <w:r>
+        <w:t xml:space="preserve"> </w:t>
+      </w:r>
+      <m:oMath>
+        <m:sSub>
+          <m:e>
+            <m:r>
+              <m:t>N</m:t>
+            </m:r>
+          </m:e>
+          <m:sub>
+            <m:r>
+              <m:t>c</m:t>
+            </m:r>
+          </m:sub>
+        </m:sSub>
+      </m:oMath>
+      <w:r>
+        <w:t xml:space="preserve"> </w:t>
+      </w:r>
+      <w:r>
+        <w:t xml:space="preserve">al número de personas de la celda en la BDUA y</w:t>
+      </w:r>
+      <w:r>
+        <w:t xml:space="preserve"> </w:t>
+      </w:r>
+      <m:oMath>
+        <m:sSub>
+          <m:e>
+            <m:r>
+              <m:t>N</m:t>
+            </m:r>
+          </m:e>
+          <m:sub>
+            <m:r>
+              <m:t>r</m:t>
+            </m:r>
+          </m:sub>
+        </m:sSub>
+      </m:oMath>
+      <w:r>
+        <w:t xml:space="preserve"> </w:t>
+      </w:r>
+      <w:r>
+        <w:t xml:space="preserve">al total de personas de la región.</w:t>
+      </w:r>
+    </w:p>
+    <w:p>
+      <w:pPr>
+        <w:pStyle w:val="BodyText"/>
+      </w:pPr>
+      <w:r>
+        <w:t xml:space="preserve">Sobre esta asignación proporcional se establece un</w:t>
+      </w:r>
+      <w:r>
+        <w:t xml:space="preserve"> </w:t>
+      </w:r>
+      <w:r>
+        <w:rPr>
+          <w:b/>
+          <w:bCs/>
+        </w:rPr>
+        <w:t xml:space="preserve">mínimo de 10 participaciones por celda</w:t>
+      </w:r>
+      <w:r>
+        <w:t xml:space="preserve">, con el propósito de evitar que las categorías de menor tamaño poblacional queden excluidas de la estructura de cuotas:</w:t>
+      </w:r>
+    </w:p>
+    <w:p>
+      <w:pPr>
+        <w:pStyle w:val="BodyText"/>
+      </w:pPr>
+      <m:oMathPara>
+        <m:oMathParaPr>
+          <m:jc m:val="center"/>
+        </m:oMathParaPr>
+        <m:oMath>
+          <m:sSubSup>
+            <m:e>
+              <m:r>
+                <m:t>n</m:t>
+              </m:r>
+            </m:e>
+            <m:sub>
+              <m:r>
+                <m:t>c</m:t>
+              </m:r>
+            </m:sub>
+            <m:sup>
+              <m:r>
+                <m:rPr>
+                  <m:sty m:val="p"/>
+                </m:rPr>
+                <m:t>*</m:t>
+              </m:r>
+            </m:sup>
+          </m:sSubSup>
           <m:r>
             <m:rPr>
               <m:sty m:val="p"/>
@@ -12059,29 +11614,8 @@
                   <m:r>
                     <m:t>r</m:t>
                   </m:r>
-                  <m:r>
-                    <m:t>e</m:t>
-                  </m:r>
-                  <m:r>
-                    <m:t>g</m:t>
-                  </m:r>
-                  <m:r>
-                    <m:t>i</m:t>
-                  </m:r>
-                  <m:r>
-                    <m:t>ó</m:t>
-                  </m:r>
-                  <m:r>
-                    <m:t>n</m:t>
-                  </m:r>
                 </m:sub>
               </m:sSub>
-              <m:r>
-                <m:rPr>
-                  <m:sty m:val="p"/>
-                </m:rPr>
-                <m:t>×</m:t>
-              </m:r>
               <m:f>
                 <m:fPr>
                   <m:type m:val="bar"/>
@@ -12097,18 +11631,6 @@
                       <m:r>
                         <m:t>c</m:t>
                       </m:r>
-                      <m:r>
-                        <m:t>e</m:t>
-                      </m:r>
-                      <m:r>
-                        <m:t>l</m:t>
-                      </m:r>
-                      <m:r>
-                        <m:t>d</m:t>
-                      </m:r>
-                      <m:r>
-                        <m:t>a</m:t>
-                      </m:r>
                     </m:sub>
                   </m:sSub>
                 </m:num>
@@ -12123,33 +11645,15 @@
                       <m:r>
                         <m:t>r</m:t>
                       </m:r>
-                      <m:r>
-                        <m:t>e</m:t>
-                      </m:r>
-                      <m:r>
-                        <m:t>g</m:t>
-                      </m:r>
-                      <m:r>
-                        <m:t>i</m:t>
-                      </m:r>
-                      <m:r>
-                        <m:t>ó</m:t>
-                      </m:r>
-                      <m:r>
-                        <m:t>n</m:t>
-                      </m:r>
                     </m:sub>
                   </m:sSub>
                 </m:den>
               </m:f>
               <m:r>
-                <m:t> </m:t>
-              </m:r>
-              <m:r>
                 <m:rPr>
                   <m:sty m:val="p"/>
                 </m:rPr>
-                <m:t>;</m:t>
+                <m:t>,</m:t>
               </m:r>
               <m:r>
                 <m:t> </m:t>
@@ -12159,6 +11663,12 @@
               </m:r>
             </m:e>
           </m:d>
+          <m:r>
+            <m:rPr>
+              <m:sty m:val="p"/>
+            </m:rPr>
+            <m:t>.</m:t>
+          </m:r>
         </m:oMath>
       </m:oMathPara>
     </w:p>
@@ -12167,7 +11677,7 @@
         <w:pStyle w:val="FirstParagraph"/>
       </w:pPr>
       <w:r>
-        <w:t xml:space="preserve">Cuando la suma de los mínimos garantizados dentro de una región excede el tamaño regional disponible, se aplica un reajuste proporcional entre las celdas restantes. El cuadre exacto entre la suma de las 56 celdas y el tamaño ya asignado a la región se garantiza mediante el método del resto mayor: el remanente entero, tras asignar la parte base de cada celda, se reparte una unidad a la vez a las celdas con mayor parte fraccionaria pendiente, hasta agotar el tamaño regional.</w:t>
+        <w:t xml:space="preserve">La aplicación del mínimo puede generar una suma superior o inferior al tamaño regional inicialmente distribuido. Por esta razón, la asignación definitiva incorpora un procedimiento de ajuste que conserva el tamaño total establecido para cada región y mantiene, en la medida permitida por las restricciones de mínimo, la relación proporcional derivada de la estructura poblacional.</w:t>
       </w:r>
     </w:p>
     <w:p>
@@ -12175,10 +11685,32 @@
         <w:pStyle w:val="BodyText"/>
       </w:pPr>
       <w:r>
-        <w:t xml:space="preserve">De las 336 celdas resultantes a nivel nacional, 17 quedan fijadas exactamente en el mínimo garantizado de 10 encuestas (las combinaciones menos pobladas, típicamente zona rural en grupos de edad extremos), mientras que la celda de mayor tamaño alcanza 72 encuestas. Un umbral mínimo por celda es, en sí mismo, una sobrerrepresentación deliberada de los subgrupos demográficos menos numerosos respecto a su peso poblacional real, adoptada para preservar la posibilidad de análisis desagregado; su efecto sobre los pesos analíticos se corrige en la etapa de calibración (ver capítulo de ponderación y calibración).</w:t>
-      </w:r>
-    </w:p>
-    <w:bookmarkStart w:id="65" w:name="resultado-agregado-por-región-y-régimen"/>
+        <w:t xml:space="preserve">Una vez obtenidas las asignaciones enteras, el ajuste final se realiza mediante el</w:t>
+      </w:r>
+      <w:r>
+        <w:t xml:space="preserve"> </w:t>
+      </w:r>
+      <w:r>
+        <w:rPr>
+          <w:b/>
+          <w:bCs/>
+        </w:rPr>
+        <w:t xml:space="preserve">método del resto mayor</w:t>
+      </w:r>
+      <w:r>
+        <w:t xml:space="preserve">. Para ello, se asigna inicialmente la parte entera de cada cuota y las unidades restantes se distribuyen entre las celdas con las mayores partes fraccionarias, hasta completar exactamente el tamaño regional establecido.</w:t>
+      </w:r>
+    </w:p>
+    <w:p>
+      <w:pPr>
+        <w:pStyle w:val="BodyText"/>
+      </w:pPr>
+      <w:r>
+        <w:t xml:space="preserve">El procedimiento produce una estructura nacional de 336 cuotas. De ellas, 17 corresponden al mínimo de 10 participaciones, mientras que la cuota de mayor tamaño alcanza 72 participaciones. El establecimiento de un mínimo implica una sobrerrepresentación deliberada de las celdas demográficamente menos numerosas respecto de su peso poblacional. Esta decisión responde a la necesidad operativa de conservar participación en los grupos de menor tamaño y será considerada posteriormente en la construcción y calibración de los pesos analíticos.</w:t>
+      </w:r>
+    </w:p>
+    <w:bookmarkEnd w:id="71"/>
+    <w:bookmarkStart w:id="73" w:name="resultado-agregado-por-región-y-régimen"/>
     <w:p>
       <w:pPr>
         <w:pStyle w:val="Heading3"/>
@@ -12187,7 +11719,7 @@
         <w:rPr>
           <w:rStyle w:val="SectionNumber"/>
         </w:rPr>
-        <w:t xml:space="preserve">4.3.1</w:t>
+        <w:t xml:space="preserve">4.2.8</w:t>
       </w:r>
       <w:r>
         <w:tab/>
@@ -12201,7 +11733,17 @@
         <w:pStyle w:val="FirstParagraph"/>
       </w:pPr>
       <w:r>
-        <w:t xml:space="preserve">La agregación de las 56 celdas de cada región por régimen produce la siguiente meta de cuota, consistente con el tamaño regional ya fijado y con el peso poblacional de cada régimen dentro de cada región:</w:t>
+        <w:t xml:space="preserve">La agregación de las 56 celdas correspondientes a cada región permite obtener la distribución de la meta regional entre los dos regímenes de afiliación:</w:t>
+      </w:r>
+    </w:p>
+    <w:p>
+      <w:pPr>
+        <w:pStyle w:val="TableCaption"/>
+      </w:pPr>
+      <w:bookmarkStart w:id="72" w:name="tab:cuota-region-regimen"/>
+      <w:bookmarkEnd w:id="72"/>
+      <w:r>
+        <w:t xml:space="preserve">Table 4.3: Distribución de la meta de cuota por región y régimen de afiliación, ENUS 2026.</w:t>
       </w:r>
     </w:p>
     <w:tbl>
@@ -12209,6 +11751,7 @@
         <w:tblStyle w:val="Table"/>
         <w:tblW w:type="auto" w:w="0"/>
         <w:tblLook w:firstRow="1" w:lastRow="0" w:firstColumn="0" w:lastColumn="0" w:noHBand="0" w:noVBand="0" w:val="0020"/>
+        <w:tblCaption w:val="Table 4.3: Distribución de la meta de cuota por región y régimen de afiliación, ENUS 2026."/>
       </w:tblPr>
       <w:tblGrid>
         <w:gridCol w:w="1980"/>
@@ -12312,7 +11855,7 @@
               <w:jc w:val="right"/>
             </w:pPr>
             <w:r>
-              <w:t xml:space="preserve">1 313</w:t>
+              <w:t xml:space="preserve">1.313</w:t>
             </w:r>
           </w:p>
         </w:tc>
@@ -12361,7 +11904,7 @@
               <w:jc w:val="right"/>
             </w:pPr>
             <w:r>
-              <w:t xml:space="preserve">1 313</w:t>
+              <w:t xml:space="preserve">1.313</w:t>
             </w:r>
           </w:p>
         </w:tc>
@@ -12410,7 +11953,7 @@
               <w:jc w:val="right"/>
             </w:pPr>
             <w:r>
-              <w:t xml:space="preserve">1 313</w:t>
+              <w:t xml:space="preserve">1.313</w:t>
             </w:r>
           </w:p>
         </w:tc>
@@ -12459,7 +12002,7 @@
               <w:jc w:val="right"/>
             </w:pPr>
             <w:r>
-              <w:t xml:space="preserve">1 313</w:t>
+              <w:t xml:space="preserve">1.313</w:t>
             </w:r>
           </w:p>
         </w:tc>
@@ -12508,7 +12051,7 @@
               <w:jc w:val="right"/>
             </w:pPr>
             <w:r>
-              <w:t xml:space="preserve">1 311</w:t>
+              <w:t xml:space="preserve">1.311</w:t>
             </w:r>
           </w:p>
         </w:tc>
@@ -12557,7 +12100,7 @@
               <w:jc w:val="right"/>
             </w:pPr>
             <w:r>
-              <w:t xml:space="preserve">1 313</w:t>
+              <w:t xml:space="preserve">1.313</w:t>
             </w:r>
           </w:p>
         </w:tc>
@@ -12590,7 +12133,7 @@
                 <w:b/>
                 <w:bCs/>
               </w:rPr>
-              <w:t xml:space="preserve">3 669</w:t>
+              <w:t xml:space="preserve">3.669</w:t>
             </w:r>
           </w:p>
         </w:tc>
@@ -12606,7 +12149,7 @@
                 <w:b/>
                 <w:bCs/>
               </w:rPr>
-              <w:t xml:space="preserve">4 207</w:t>
+              <w:t xml:space="preserve">4.207</w:t>
             </w:r>
           </w:p>
         </w:tc>
@@ -12622,14 +12165,22 @@
                 <w:b/>
                 <w:bCs/>
               </w:rPr>
-              <w:t xml:space="preserve">7 876</w:t>
+              <w:t xml:space="preserve">7.876</w:t>
             </w:r>
           </w:p>
         </w:tc>
       </w:tr>
     </w:tbl>
-    <w:bookmarkEnd w:id="65"/>
-    <w:bookmarkStart w:id="66" w:name="Xe90ea22e3cb015c0052d92fd35c2988f1b6e5c2"/>
+    <w:p>
+      <w:pPr>
+        <w:pStyle w:val="BodyText"/>
+      </w:pPr>
+      <w:r>
+        <w:t xml:space="preserve">La distribución muestra que la composición por régimen varía entre regiones de acuerdo con la estructura poblacional de referencia. No obstante, las metas de ambos regímenes se encuentran contenidas dentro del tamaño total definido para cada región.</w:t>
+      </w:r>
+    </w:p>
+    <w:bookmarkEnd w:id="73"/>
+    <w:bookmarkStart w:id="77" w:name="composición-agregada-de-las-cuotas"/>
     <w:p>
       <w:pPr>
         <w:pStyle w:val="Heading3"/>
@@ -12638,13 +12189,31 @@
         <w:rPr>
           <w:rStyle w:val="SectionNumber"/>
         </w:rPr>
-        <w:t xml:space="preserve">4.3.2</w:t>
+        <w:t xml:space="preserve">4.2.9</w:t>
       </w:r>
       <w:r>
         <w:tab/>
       </w:r>
       <w:r>
-        <w:t xml:space="preserve">Resultado agregado por sexo, grupo de edad y zona</w:t>
+        <w:t xml:space="preserve">Composición agregada de las cuotas</w:t>
+      </w:r>
+    </w:p>
+    <w:p>
+      <w:pPr>
+        <w:pStyle w:val="FirstParagraph"/>
+      </w:pPr>
+      <w:r>
+        <w:t xml:space="preserve">La agregación de las cuotas a nivel nacional produce la siguiente composición según sexo:</w:t>
+      </w:r>
+    </w:p>
+    <w:p>
+      <w:pPr>
+        <w:pStyle w:val="TableCaption"/>
+      </w:pPr>
+      <w:bookmarkStart w:id="74" w:name="tab:cuota-sexo"/>
+      <w:bookmarkEnd w:id="74"/>
+      <w:r>
+        <w:t xml:space="preserve">Table 4.4: Composición agregada de la cuota nacional por sexo, ENUS 2026.</w:t>
       </w:r>
     </w:p>
     <w:tbl>
@@ -12652,6 +12221,7 @@
         <w:tblStyle w:val="Table"/>
         <w:tblW w:type="auto" w:w="0"/>
         <w:tblLook w:firstRow="1" w:lastRow="0" w:firstColumn="0" w:lastColumn="0" w:noHBand="0" w:noVBand="0" w:val="0020"/>
+        <w:tblCaption w:val="Table 4.4: Composición agregada de la cuota nacional por sexo, ENUS 2026."/>
       </w:tblPr>
       <w:tblGrid>
         <w:gridCol w:w="2640"/>
@@ -12720,7 +12290,7 @@
               <w:jc w:val="right"/>
             </w:pPr>
             <w:r>
-              <w:t xml:space="preserve">3 993</w:t>
+              <w:t xml:space="preserve">3.993</w:t>
             </w:r>
           </w:p>
         </w:tc>
@@ -12757,7 +12327,7 @@
               <w:jc w:val="right"/>
             </w:pPr>
             <w:r>
-              <w:t xml:space="preserve">3 883</w:t>
+              <w:t xml:space="preserve">3.883</w:t>
             </w:r>
           </w:p>
         </w:tc>
@@ -12775,12 +12345,30 @@
         </w:tc>
       </w:tr>
     </w:tbl>
-    <w:p/>
+    <w:p>
+      <w:pPr>
+        <w:pStyle w:val="BodyText"/>
+      </w:pPr>
+      <w:r>
+        <w:t xml:space="preserve">Por grupo de edad:</w:t>
+      </w:r>
+    </w:p>
+    <w:p>
+      <w:pPr>
+        <w:pStyle w:val="TableCaption"/>
+      </w:pPr>
+      <w:bookmarkStart w:id="75" w:name="tab:cuota-edad"/>
+      <w:bookmarkEnd w:id="75"/>
+      <w:r>
+        <w:t xml:space="preserve">Table 4.5: Composición agregada de la cuota nacional por grupo de edad, ENUS 2026.</w:t>
+      </w:r>
+    </w:p>
     <w:tbl>
       <w:tblPr>
         <w:tblStyle w:val="Table"/>
         <w:tblW w:type="auto" w:w="0"/>
         <w:tblLook w:firstRow="1" w:lastRow="0" w:firstColumn="0" w:lastColumn="0" w:noHBand="0" w:noVBand="0" w:val="0020"/>
+        <w:tblCaption w:val="Table 4.5: Composición agregada de la cuota nacional por grupo de edad, ENUS 2026."/>
       </w:tblPr>
       <w:tblGrid>
         <w:gridCol w:w="2640"/>
@@ -12837,7 +12425,7 @@
               <w:pStyle w:val="Compact"/>
             </w:pPr>
             <w:r>
-              <w:t xml:space="preserve">00-09</w:t>
+              <w:t xml:space="preserve">00–09</w:t>
             </w:r>
           </w:p>
         </w:tc>
@@ -12849,7 +12437,7 @@
               <w:jc w:val="right"/>
             </w:pPr>
             <w:r>
-              <w:t xml:space="preserve">1 014</w:t>
+              <w:t xml:space="preserve">1.014</w:t>
             </w:r>
           </w:p>
         </w:tc>
@@ -12874,7 +12462,7 @@
               <w:pStyle w:val="Compact"/>
             </w:pPr>
             <w:r>
-              <w:t xml:space="preserve">10-19</w:t>
+              <w:t xml:space="preserve">10–19</w:t>
             </w:r>
           </w:p>
         </w:tc>
@@ -12886,7 +12474,7 @@
               <w:jc w:val="right"/>
             </w:pPr>
             <w:r>
-              <w:t xml:space="preserve">1 163</w:t>
+              <w:t xml:space="preserve">1.163</w:t>
             </w:r>
           </w:p>
         </w:tc>
@@ -12911,7 +12499,7 @@
               <w:pStyle w:val="Compact"/>
             </w:pPr>
             <w:r>
-              <w:t xml:space="preserve">20-29</w:t>
+              <w:t xml:space="preserve">20–29</w:t>
             </w:r>
           </w:p>
         </w:tc>
@@ -12923,7 +12511,7 @@
               <w:jc w:val="right"/>
             </w:pPr>
             <w:r>
-              <w:t xml:space="preserve">1 203</w:t>
+              <w:t xml:space="preserve">1.203</w:t>
             </w:r>
           </w:p>
         </w:tc>
@@ -12948,7 +12536,7 @@
               <w:pStyle w:val="Compact"/>
             </w:pPr>
             <w:r>
-              <w:t xml:space="preserve">30-39</w:t>
+              <w:t xml:space="preserve">30–39</w:t>
             </w:r>
           </w:p>
         </w:tc>
@@ -12960,7 +12548,7 @@
               <w:jc w:val="right"/>
             </w:pPr>
             <w:r>
-              <w:t xml:space="preserve">1 203</w:t>
+              <w:t xml:space="preserve">1.203</w:t>
             </w:r>
           </w:p>
         </w:tc>
@@ -12985,7 +12573,7 @@
               <w:pStyle w:val="Compact"/>
             </w:pPr>
             <w:r>
-              <w:t xml:space="preserve">40-49</w:t>
+              <w:t xml:space="preserve">40–49</w:t>
             </w:r>
           </w:p>
         </w:tc>
@@ -12997,7 +12585,7 @@
               <w:jc w:val="right"/>
             </w:pPr>
             <w:r>
-              <w:t xml:space="preserve">1 086</w:t>
+              <w:t xml:space="preserve">1.086</w:t>
             </w:r>
           </w:p>
         </w:tc>
@@ -13022,7 +12610,7 @@
               <w:pStyle w:val="Compact"/>
             </w:pPr>
             <w:r>
-              <w:t xml:space="preserve">50-59</w:t>
+              <w:t xml:space="preserve">50–59</w:t>
             </w:r>
           </w:p>
         </w:tc>
@@ -13071,7 +12659,7 @@
               <w:jc w:val="right"/>
             </w:pPr>
             <w:r>
-              <w:t xml:space="preserve">1 232</w:t>
+              <w:t xml:space="preserve">1.232</w:t>
             </w:r>
           </w:p>
         </w:tc>
@@ -13089,12 +12677,30 @@
         </w:tc>
       </w:tr>
     </w:tbl>
-    <w:p/>
+    <w:p>
+      <w:pPr>
+        <w:pStyle w:val="BodyText"/>
+      </w:pPr>
+      <w:r>
+        <w:t xml:space="preserve">Y por zona:</w:t>
+      </w:r>
+    </w:p>
+    <w:p>
+      <w:pPr>
+        <w:pStyle w:val="TableCaption"/>
+      </w:pPr>
+      <w:bookmarkStart w:id="76" w:name="tab:cuota-zona"/>
+      <w:bookmarkEnd w:id="76"/>
+      <w:r>
+        <w:t xml:space="preserve">Table 4.6: Composición agregada de la cuota nacional por zona, ENUS 2026.</w:t>
+      </w:r>
+    </w:p>
     <w:tbl>
       <w:tblPr>
         <w:tblStyle w:val="Table"/>
         <w:tblW w:type="auto" w:w="0"/>
         <w:tblLook w:firstRow="1" w:lastRow="0" w:firstColumn="0" w:lastColumn="0" w:noHBand="0" w:noVBand="0" w:val="0020"/>
+        <w:tblCaption w:val="Table 4.6: Composición agregada de la cuota nacional por zona, ENUS 2026."/>
       </w:tblPr>
       <w:tblGrid>
         <w:gridCol w:w="2640"/>
@@ -13151,7 +12757,7 @@
               <w:pStyle w:val="Compact"/>
             </w:pPr>
             <w:r>
-              <w:t xml:space="preserve">Urbano</w:t>
+              <w:t xml:space="preserve">Urbana</w:t>
             </w:r>
           </w:p>
         </w:tc>
@@ -13163,7 +12769,7 @@
               <w:jc w:val="right"/>
             </w:pPr>
             <w:r>
-              <w:t xml:space="preserve">5 147</w:t>
+              <w:t xml:space="preserve">5.147</w:t>
             </w:r>
           </w:p>
         </w:tc>
@@ -13200,7 +12806,7 @@
               <w:jc w:val="right"/>
             </w:pPr>
             <w:r>
-              <w:t xml:space="preserve">2 729</w:t>
+              <w:t xml:space="preserve">2.729</w:t>
             </w:r>
           </w:p>
         </w:tc>
@@ -13223,116 +12829,193 @@
         <w:pStyle w:val="BodyText"/>
       </w:pPr>
       <w:r>
-        <w:t xml:space="preserve">La matriz completa de las 336 celdas (región × régimen × sexo × grupo de edad × zona), con su meta y mínimo garantizado, se entrega como anexo externo al documento (Anexo E — Matriz de cuotas), dividido en una hoja por cada una de las seis regiones.</w:t>
-      </w:r>
-    </w:p>
-    <w:bookmarkEnd w:id="66"/>
-    <w:bookmarkStart w:id="67" w:name="Xe714db1e952947ba46d7d4408b18ba60afd08d4"/>
-    <w:p>
-      <w:pPr>
-        <w:pStyle w:val="Heading3"/>
-      </w:pPr>
-      <w:r>
-        <w:rPr>
-          <w:rStyle w:val="SectionNumber"/>
-        </w:rPr>
-        <w:t xml:space="preserve">4.3.3</w:t>
-      </w:r>
-      <w:r>
-        <w:tab/>
-      </w:r>
-      <w:r>
-        <w:t xml:space="preserve">Bloques de gestión institucional y módulo final: sin cuota de asignación previa</w:t>
-      </w:r>
-    </w:p>
-    <w:p>
-      <w:pPr>
-        <w:pStyle w:val="FirstParagraph"/>
-      </w:pPr>
-      <w:r>
-        <w:t xml:space="preserve">Las cajas de entidad prestadora (EPS/IPS/gestor) y de tipo de servicio recibido —que determinan el módulo final del cuestionario (</w:t>
-      </w:r>
-      <w:r>
-        <w:t xml:space="preserve">??</w:t>
-      </w:r>
-      <w:r>
-        <w:t xml:space="preserve">)— no reciben una cuota de asignación definida a priori. Las nueve rutas posibles del árbol de decisión se nutren del mismo universo de 7 876 encuestas ya asignado por región, régimen, sexo, edad y zona; el número de casos que finalmente recae en cada ruta depende de la regla con la que se asigna el módulo a cada usuario —regla que, según se documenta en el capítulo de reconciliación de estructuras (</w:t>
-      </w:r>
-      <w:r>
-        <w:t xml:space="preserve">??</w:t>
-      </w:r>
-      <w:r>
-        <w:t xml:space="preserve">), se resuelve antes del diligenciamiento del cuestionario y cuyo criterio operativo exacto no está documentado en los insumos técnicos disponibles—, no de una meta de cuota fijada por módulo. La correspondencia completa entre esta asignación y las cuotas demográficas se desarrolla en el capítulo de relación entre cuestionario y cuotas.</w:t>
-      </w:r>
-    </w:p>
-    <w:bookmarkEnd w:id="67"/>
-    <w:bookmarkEnd w:id="68"/>
-    <w:bookmarkStart w:id="69" w:name="X7e6d607937ffb6faa7ffbca055dfc617974917d"/>
-    <w:p>
-      <w:pPr>
-        <w:pStyle w:val="Heading2"/>
-      </w:pPr>
-      <w:r>
-        <w:rPr>
-          <w:rStyle w:val="SectionNumber"/>
-        </w:rPr>
-        <w:t xml:space="preserve">4.4</w:t>
-      </w:r>
-      <w:r>
-        <w:tab/>
-      </w:r>
-      <w:r>
-        <w:t xml:space="preserve">Diferenciación conceptual: cuota ≠ estrato ≠ dominio ≠ variable de calibración</w:t>
-      </w:r>
-    </w:p>
-    <w:p>
-      <w:pPr>
-        <w:pStyle w:val="Compact"/>
-        <w:numPr>
-          <w:ilvl w:val="0"/>
-          <w:numId w:val="1008"/>
-        </w:numPr>
-      </w:pPr>
+        <w:t xml:space="preserve">La matriz completa de cuotas, correspondiente a las 336 combinaciones de región, régimen, sexo, grupo de edad y zona, se presenta como anexo externo al documento en el</w:t>
+      </w:r>
+      <w:r>
+        <w:t xml:space="preserve"> </w:t>
+      </w:r>
       <w:r>
         <w:rPr>
           <w:b/>
           <w:bCs/>
         </w:rPr>
-        <w:t xml:space="preserve">Cuota.</w:t>
-      </w:r>
-      <w:r>
-        <w:t xml:space="preserve"> </w:t>
-      </w:r>
-      <w:r>
-        <w:t xml:space="preserve">Meta de composición de la muestra, fijada ex ante para cada celda de región × régimen × sexo × grupo de edad × zona (</w:t>
-      </w:r>
-      <w:r>
-        <w:t xml:space="preserve">4</w:t>
-      </w:r>
-      <w:r>
-        <w:t xml:space="preserve">), sin mecanismo aleatorio de selección dentro de la celda. Su función es controlar la composición demográfica de la captación, no producir una estimación insesgada por sí misma.</w:t>
-      </w:r>
-    </w:p>
-    <w:p>
-      <w:pPr>
-        <w:pStyle w:val="Compact"/>
-        <w:numPr>
-          <w:ilvl w:val="0"/>
-          <w:numId w:val="1008"/>
-        </w:numPr>
-      </w:pPr>
+        <w:t xml:space="preserve">Anexo E — Matriz de cuotas</w:t>
+      </w:r>
+      <w:r>
+        <w:t xml:space="preserve">, organizado en una hoja independiente para cada región.</w:t>
+      </w:r>
+    </w:p>
+    <w:bookmarkEnd w:id="77"/>
+    <w:bookmarkStart w:id="78" w:name="X320bda01316bb7325d3cd38a11b3d062b89c4c9"/>
+    <w:p>
+      <w:pPr>
+        <w:pStyle w:val="Heading3"/>
+      </w:pPr>
+      <w:r>
+        <w:rPr>
+          <w:rStyle w:val="SectionNumber"/>
+        </w:rPr>
+        <w:t xml:space="preserve">4.2.10</w:t>
+      </w:r>
+      <w:r>
+        <w:tab/>
+      </w:r>
+      <w:r>
+        <w:t xml:space="preserve">Papel de las EPS, IPS y gestores en la captación</w:t>
+      </w:r>
+    </w:p>
+    <w:p>
+      <w:pPr>
+        <w:pStyle w:val="FirstParagraph"/>
+      </w:pPr>
+      <w:r>
+        <w:t xml:space="preserve">La participación de las EPS, IPS y gestores farmacéuticos constituye un componente relevante de la estrategia de captación de la ENUS 2026. Aunque estas entidades no reciben una cuota de participación asignada de manera independiente, su participación en la operación puede facilitar el acceso de los usuarios al cuestionario y contribuir al cumplimiento de las metas definidas para las cuotas demográficas.</w:t>
+      </w:r>
+    </w:p>
+    <w:p>
+      <w:pPr>
+        <w:pStyle w:val="BodyText"/>
+      </w:pPr>
+      <w:r>
+        <w:t xml:space="preserve">La necesidad de este apoyo responde a una condición operativa relevante:</w:t>
+      </w:r>
+      <w:r>
+        <w:t xml:space="preserve"> </w:t>
+      </w:r>
       <w:r>
         <w:rPr>
           <w:b/>
           <w:bCs/>
         </w:rPr>
+        <w:t xml:space="preserve">no todas las personas de la población objetivo disponen de teléfono inteligente, conexión a Internet, computador u otros medios digitales que les permitan diligenciar directamente el cuestionario</w:t>
+      </w:r>
+      <w:r>
+        <w:t xml:space="preserve">. Por esta razón, la operación debe contemplar mecanismos que permitan que los usuarios puedan acceder al instrumento y completar su diligenciamiento con el apoyo de las instituciones que participan en la atención en salud.</w:t>
+      </w:r>
+    </w:p>
+    <w:p>
+      <w:pPr>
+        <w:pStyle w:val="BodyText"/>
+      </w:pPr>
+      <w:r>
+        <w:t xml:space="preserve">En este contexto, las EPS, IPS y gestores pueden desempeñar un papel de facilitación, orientando a los usuarios elegibles hacia el mecanismo de participación y, cuando sea necesario, proporcionando apoyo para el diligenciamiento del cuestionario. Este apoyo no implica que las entidades constituyan unidades de selección ni que se establezcan cuotas institucionales; su función corresponde al componente operativo de acceso y captación.</w:t>
+      </w:r>
+    </w:p>
+    <w:p>
+      <w:pPr>
+        <w:pStyle w:val="BodyText"/>
+      </w:pPr>
+      <w:r>
+        <w:t xml:space="preserve">La participación institucional debe desarrollarse de manera que el usuario conserve la autonomía para decidir si participa en la encuesta y que las respuestas sean registradas directamente por el usuario o con su consentimiento y acompañamiento, según el mecanismo operativo definido para la recolección.</w:t>
+      </w:r>
+    </w:p>
+    <w:p>
+      <w:pPr>
+        <w:pStyle w:val="BodyText"/>
+      </w:pPr>
+      <w:r>
+        <w:t xml:space="preserve">En consecuencia, la cantidad de participantes provenientes de cada EPS, IPS o gestor no constituye una meta de cuota predeterminada. Su distribución dependerá de la participación efectiva de los usuarios y de los mecanismos de acceso y apoyo disponibles durante la operación. La estructura institucional observada en la muestra será, por tanto, un resultado de la captación y no una dimensión controlada mediante cuotas.</w:t>
+      </w:r>
+    </w:p>
+    <w:bookmarkEnd w:id="78"/>
+    <w:bookmarkStart w:id="80" w:name="X2f02a6dacbbbc387b1f772a4c81ad3c3f0aa13a"/>
+    <w:p>
+      <w:pPr>
+        <w:pStyle w:val="Heading3"/>
+      </w:pPr>
+      <w:r>
+        <w:rPr>
+          <w:rStyle w:val="SectionNumber"/>
+        </w:rPr>
+        <w:t xml:space="preserve">4.2.11</w:t>
+      </w:r>
+      <w:r>
+        <w:tab/>
+      </w:r>
+      <w:r>
+        <w:t xml:space="preserve">Diferenciación conceptual para el análisis</w:t>
+      </w:r>
+    </w:p>
+    <w:p>
+      <w:pPr>
+        <w:pStyle w:val="FirstParagraph"/>
+      </w:pPr>
+      <w:r>
+        <w:t xml:space="preserve">Para la interpretación de los resultados es necesario distinguir entre los conceptos utilizados para organizar la captación y aquellos utilizados posteriormente para producir y analizar los resultados. Aunque una misma variable puede intervenir en más de una de estas funciones, su propósito estadístico es diferente.</w:t>
+      </w:r>
+    </w:p>
+    <w:p>
+      <w:pPr>
+        <w:numPr>
+          <w:ilvl w:val="0"/>
+          <w:numId w:val="1009"/>
+        </w:numPr>
+      </w:pPr>
+      <w:r>
+        <w:rPr>
+          <w:i/>
+          <w:iCs/>
+        </w:rPr>
+        <w:t xml:space="preserve">Cuota.</w:t>
+      </w:r>
+      <w:r>
+        <w:t xml:space="preserve"> </w:t>
+      </w:r>
+      <w:r>
+        <w:t xml:space="preserve">Corresponde a una meta de composición establecida previamente para orientar la captación. En la ENUS 2026, las cuotas se definen mediante el cruce de región, régimen, sexo, grupo de edad y zona. Su función es controlar la composición de la muestra durante la operación.</w:t>
+      </w:r>
+    </w:p>
+    <w:p>
+      <w:pPr>
+        <w:numPr>
+          <w:ilvl w:val="0"/>
+          <w:numId w:val="1000"/>
+        </w:numPr>
+      </w:pPr>
+      <w:r>
+        <w:t xml:space="preserve">Por ejemplo, una cuota podría corresponder a Caribe – régimen subsidiado – femenino – 30 a 39 años – urbano, con una meta determinada de participaciones. Si durante la captación ya se alcanzó la meta de esta celda, nuevas personas con esas mismas características no incrementan esa cuota y la operación debe orientar la captación hacia otras celdas que aún tengan participación disponible.</w:t>
+      </w:r>
+    </w:p>
+    <w:p>
+      <w:pPr>
+        <w:numPr>
+          <w:ilvl w:val="0"/>
+          <w:numId w:val="1000"/>
+        </w:numPr>
+      </w:pPr>
+      <w:r>
+        <w:t xml:space="preserve">La cuota, por tanto, responde a la pregunta:</w:t>
+      </w:r>
+      <w:r>
+        <w:t xml:space="preserve"> </w:t>
+      </w:r>
+      <w:r>
+        <w:rPr>
+          <w:i/>
+          <w:iCs/>
+        </w:rPr>
+        <w:t xml:space="preserve">¿cuántas personas se espera captar con determinadas características?</w:t>
+      </w:r>
+    </w:p>
+    <w:p>
+      <w:pPr>
+        <w:numPr>
+          <w:ilvl w:val="0"/>
+          <w:numId w:val="1009"/>
+        </w:numPr>
+      </w:pPr>
+      <w:r>
+        <w:rPr>
+          <w:i/>
+          <w:iCs/>
+        </w:rPr>
         <w:t xml:space="preserve">Estrato.</w:t>
       </w:r>
       <w:r>
         <w:t xml:space="preserve"> </w:t>
       </w:r>
       <w:r>
-        <w:t xml:space="preserve">En el sentido probabilístico clásico, un estrato implica una partición de la población con selección aleatoria y probabilidad de inclusión conocida dentro de cada parte</w:t>
+        <w:t xml:space="preserve">En el muestreo probabilístico, un estrato corresponde a una partición de la población dentro de la cual se realiza la selección de unidades mediante un mecanismo de muestreo definido. Las celdas utilizadas para las cuotas de la ENUS 2026 no deben interpretarse automáticamente como estratos probabilísticos, dado que la captación dentro de ellas no se realiza mediante selección aleatoria con probabilidades de inclusión conocidas</w:t>
       </w:r>
       <w:r>
         <w:t xml:space="preserve"> </w:t>
@@ -13366,76 +13049,449 @@
         <w:t xml:space="preserve">)</w:t>
       </w:r>
       <w:r>
-        <w:t xml:space="preserve">. ENUS 2026 no tiene estratos en ese sentido formal: las celdas de cuota organizan la captación, pero no hay selección aleatoria dentro de ellas (</w:t>
-      </w:r>
-      <w:r>
-        <w:t xml:space="preserve">4</w:t>
-      </w:r>
-      <w:r>
-        <w:t xml:space="preserve">).</w:t>
-      </w:r>
-    </w:p>
-    <w:p>
-      <w:pPr>
-        <w:pStyle w:val="Compact"/>
+        <w:t xml:space="preserve">.</w:t>
+      </w:r>
+    </w:p>
+    <w:p>
+      <w:pPr>
         <w:numPr>
           <w:ilvl w:val="0"/>
-          <w:numId w:val="1008"/>
+          <w:numId w:val="1000"/>
         </w:numPr>
       </w:pPr>
+      <w:r>
+        <w:t xml:space="preserve">Por ejemplo, la celda Caribe – subsidiado – femenino – 30 a 39 años – urbano puede ser una cuota de captación, pero no constituye por sí misma un estrato probabilístico. Para que existiera un estrato en el sentido clásico, debería existir una población definida dentro de ese grupo y un mecanismo de selección probabilística de las unidades que lo conforman.</w:t>
+      </w:r>
+    </w:p>
+    <w:p>
+      <w:pPr>
+        <w:numPr>
+          <w:ilvl w:val="0"/>
+          <w:numId w:val="1000"/>
+        </w:numPr>
+      </w:pPr>
+      <w:r>
+        <w:t xml:space="preserve">El estrato, por tanto, responde a una pregunta diferente:</w:t>
+      </w:r>
+      <w:r>
+        <w:t xml:space="preserve"> </w:t>
+      </w:r>
+      <w:r>
+        <w:rPr>
+          <w:i/>
+          <w:iCs/>
+        </w:rPr>
+        <w:t xml:space="preserve">¿dentro de qué partición de la población se realiza la selección probabilística?</w:t>
+      </w:r>
+    </w:p>
+    <w:p>
+      <w:pPr>
+        <w:numPr>
+          <w:ilvl w:val="0"/>
+          <w:numId w:val="1009"/>
+        </w:numPr>
+      </w:pPr>
+      <w:r>
+        <w:rPr>
+          <w:i/>
+          <w:iCs/>
+        </w:rPr>
+        <w:t xml:space="preserve">Dominio de análisis.</w:t>
+      </w:r>
+      <w:r>
+        <w:t xml:space="preserve"> </w:t>
+      </w:r>
+      <w:r>
+        <w:t xml:space="preserve">Es un grupo de personas para el cual se desea producir un resultado específico. A diferencia de la cuota, el dominio se define por la necesidad de análisis y no necesariamente corresponde a una categoría con una meta de captación.</w:t>
+      </w:r>
+    </w:p>
+    <w:p>
+      <w:pPr>
+        <w:numPr>
+          <w:ilvl w:val="0"/>
+          <w:numId w:val="1000"/>
+        </w:numPr>
+      </w:pPr>
+      <w:r>
+        <w:t xml:space="preserve">Por ejemplo, la cuota puede definirse para Caribe × Subsidiado × Femenino × 30–39 × Urbano, mientras que posteriormente puede analizarse el resultado para todo el régimen subsidiado, agrupando personas de todas las regiones, edades, sexos y zonas. En este caso, “régimen subsidiado” es un dominio, pero no una cuota independiente.</w:t>
+      </w:r>
+    </w:p>
+    <w:p>
+      <w:pPr>
+        <w:numPr>
+          <w:ilvl w:val="0"/>
+          <w:numId w:val="1000"/>
+        </w:numPr>
+      </w:pPr>
+      <w:r>
+        <w:t xml:space="preserve">También pueden analizarse dominios que no hacen parte de la estructura de cuotas, como</w:t>
+      </w:r>
+      <w:r>
+        <w:t xml:space="preserve"> </w:t>
+      </w:r>
+      <w:r>
+        <w:rPr>
+          <w:i/>
+          <w:iCs/>
+        </w:rPr>
+        <w:t xml:space="preserve">EPS, IPS o tipo de servicio recibido</w:t>
+      </w:r>
+      <w:r>
+        <w:t xml:space="preserve">. En estos casos, el número de observaciones dependerá de la participación efectiva de los usuarios, por lo que no se garantiza un tamaño mínimo para cada categoría.</w:t>
+      </w:r>
+    </w:p>
+    <w:p>
+      <w:pPr>
+        <w:numPr>
+          <w:ilvl w:val="0"/>
+          <w:numId w:val="1000"/>
+        </w:numPr>
+      </w:pPr>
+      <w:r>
+        <w:t xml:space="preserve">En síntesis:</w:t>
+      </w:r>
+      <w:r>
+        <w:t xml:space="preserve"> </w:t>
+      </w:r>
+      <w:r>
+        <w:rPr>
+          <w:i/>
+          <w:iCs/>
+        </w:rPr>
+        <w:t xml:space="preserve">la cuota define cuánto se busca captar; el dominio define para quién se quiere producir un resultado.</w:t>
+      </w:r>
+    </w:p>
+    <w:p>
+      <w:pPr>
+        <w:numPr>
+          <w:ilvl w:val="0"/>
+          <w:numId w:val="1009"/>
+        </w:numPr>
+      </w:pPr>
+      <w:r>
+        <w:rPr>
+          <w:i/>
+          <w:iCs/>
+        </w:rPr>
+        <w:t xml:space="preserve">Variable de calibración.</w:t>
+      </w:r>
+      <w:r>
+        <w:t xml:space="preserve"> </w:t>
+      </w:r>
+      <w:r>
+        <w:t xml:space="preserve">Corresponde a una variable auxiliar utilizada en el ajuste posterior de los pesos para aproximar la composición de la muestra a totales poblacionales de referencia. Una misma variable puede intervenir tanto en la definición de cuotas como en la calibración, pero cumple una función diferente en cada etapa.</w:t>
+      </w:r>
+    </w:p>
+    <w:p>
+      <w:pPr>
+        <w:numPr>
+          <w:ilvl w:val="0"/>
+          <w:numId w:val="1000"/>
+        </w:numPr>
+      </w:pPr>
+      <w:r>
+        <w:t xml:space="preserve">Por ejemplo, sexo puede utilizarse durante la captación para establecer cuotas de participación y posteriormente utilizarse como variable de calibración para ajustar los pesos de la muestra a la distribución poblacional de referencia. En el primer caso, la variable contribuye a determinar cuántas personas se busca captar; en el segundo, contribuye a determinar cómo se ajustan los pesos de las personas que finalmente participaron.</w:t>
+      </w:r>
+    </w:p>
+    <w:p>
+      <w:pPr>
+        <w:numPr>
+          <w:ilvl w:val="0"/>
+          <w:numId w:val="1000"/>
+        </w:numPr>
+      </w:pPr>
+      <w:r>
+        <w:t xml:space="preserve">De manera similar, región, régimen, grupo de edad o zona pueden formar parte de la estructura de cuotas y, posteriormente, incorporarse al procedimiento de calibración, de acuerdo con los totales poblacionales disponibles y la estrategia de ajuste definida.</w:t>
+      </w:r>
+    </w:p>
+    <w:p>
+      <w:pPr>
+        <w:numPr>
+          <w:ilvl w:val="0"/>
+          <w:numId w:val="1000"/>
+        </w:numPr>
+      </w:pPr>
+      <w:r>
+        <w:t xml:space="preserve">La variable de calibración, por tanto, responde a la pregunta:</w:t>
+      </w:r>
+      <w:r>
+        <w:t xml:space="preserve"> </w:t>
+      </w:r>
+      <w:r>
+        <w:rPr>
+          <w:i/>
+          <w:iCs/>
+        </w:rPr>
+        <w:t xml:space="preserve">¿contra qué información poblacional se ajustan posteriormente los pesos de las personas que participaron?</w:t>
+      </w:r>
+    </w:p>
+    <w:p>
+      <w:pPr>
+        <w:pStyle w:val="FirstParagraph"/>
+      </w:pPr>
+      <w:r>
+        <w:t xml:space="preserve">En síntesis, las cuatro nociones cumplen funciones diferentes:</w:t>
+      </w:r>
+    </w:p>
+    <w:p>
+      <w:pPr>
+        <w:pStyle w:val="TableCaption"/>
+      </w:pPr>
+      <w:bookmarkStart w:id="79" w:name="tab:concepto-y-uso"/>
+      <w:bookmarkEnd w:id="79"/>
+      <w:r>
+        <w:t xml:space="preserve">Table 4.7: Diferenciación conceptual entre cuota, estrato, dominio y variable de calibración, ENUS 2026.</w:t>
+      </w:r>
+    </w:p>
+    <w:tbl>
+      <w:tblPr>
+        <w:tblStyle w:val="Table"/>
+        <w:tblW w:type="pct" w:w="5000"/>
+        <w:tblLayout w:type="fixed"/>
+        <w:tblLook w:firstRow="1" w:lastRow="0" w:firstColumn="0" w:lastColumn="0" w:noHBand="0" w:noVBand="0" w:val="0020"/>
+        <w:tblCaption w:val="Table 4.7: Diferenciación conceptual entre cuota, estrato, dominio y variable de calibración, ENUS 2026."/>
+      </w:tblPr>
+      <w:tblGrid>
+        <w:gridCol w:w="1320"/>
+        <w:gridCol w:w="3813"/>
+        <w:gridCol w:w="2786"/>
+      </w:tblGrid>
+      <w:tr>
+        <w:trPr>
+          <w:tblHeader w:val="on"/>
+        </w:trPr>
+        <w:tc>
+          <w:tcPr/>
+          <w:p>
+            <w:pPr>
+              <w:pStyle w:val="Compact"/>
+            </w:pPr>
+            <w:r>
+              <w:t xml:space="preserve">Concepto</w:t>
+            </w:r>
+          </w:p>
+        </w:tc>
+        <w:tc>
+          <w:tcPr/>
+          <w:p>
+            <w:pPr>
+              <w:pStyle w:val="Compact"/>
+            </w:pPr>
+            <w:r>
+              <w:t xml:space="preserve">Función principal</w:t>
+            </w:r>
+          </w:p>
+        </w:tc>
+        <w:tc>
+          <w:tcPr/>
+          <w:p>
+            <w:pPr>
+              <w:pStyle w:val="Compact"/>
+            </w:pPr>
+            <w:r>
+              <w:t xml:space="preserve">Ejemplo en ENUS 2026</w:t>
+            </w:r>
+          </w:p>
+        </w:tc>
+      </w:tr>
+      <w:tr>
+        <w:tc>
+          <w:tcPr/>
+          <w:p>
+            <w:pPr>
+              <w:pStyle w:val="Compact"/>
+            </w:pPr>
+            <w:r>
+              <w:rPr>
+                <w:b/>
+                <w:bCs/>
+              </w:rPr>
+              <w:t xml:space="preserve">Cuota</w:t>
+            </w:r>
+          </w:p>
+        </w:tc>
+        <w:tc>
+          <w:tcPr/>
+          <w:p>
+            <w:pPr>
+              <w:pStyle w:val="Compact"/>
+            </w:pPr>
+            <w:r>
+              <w:t xml:space="preserve">Controlar la composición de la captación</w:t>
+            </w:r>
+          </w:p>
+        </w:tc>
+        <w:tc>
+          <w:tcPr/>
+          <w:p>
+            <w:pPr>
+              <w:pStyle w:val="Compact"/>
+            </w:pPr>
+            <w:r>
+              <w:t xml:space="preserve">Meta para Caribe × Subsidiado × Femenino × 30–39 × Urbano</w:t>
+            </w:r>
+          </w:p>
+        </w:tc>
+      </w:tr>
+      <w:tr>
+        <w:tc>
+          <w:tcPr/>
+          <w:p>
+            <w:pPr>
+              <w:pStyle w:val="Compact"/>
+            </w:pPr>
+            <w:r>
+              <w:rPr>
+                <w:b/>
+                <w:bCs/>
+              </w:rPr>
+              <w:t xml:space="preserve">Estrato</w:t>
+            </w:r>
+          </w:p>
+        </w:tc>
+        <w:tc>
+          <w:tcPr/>
+          <w:p>
+            <w:pPr>
+              <w:pStyle w:val="Compact"/>
+            </w:pPr>
+            <w:r>
+              <w:t xml:space="preserve">Organizar una selección probabilística dentro de una partición de la población</w:t>
+            </w:r>
+          </w:p>
+        </w:tc>
+        <w:tc>
+          <w:tcPr/>
+          <w:p>
+            <w:pPr>
+              <w:pStyle w:val="Compact"/>
+            </w:pPr>
+            <w:r>
+              <w:t xml:space="preserve">No corresponde a las celdas de cuota de ENUS 2026</w:t>
+            </w:r>
+          </w:p>
+        </w:tc>
+      </w:tr>
+      <w:tr>
+        <w:tc>
+          <w:tcPr/>
+          <w:p>
+            <w:pPr>
+              <w:pStyle w:val="Compact"/>
+            </w:pPr>
+            <w:r>
+              <w:rPr>
+                <w:b/>
+                <w:bCs/>
+              </w:rPr>
+              <w:t xml:space="preserve">Dominio</w:t>
+            </w:r>
+          </w:p>
+        </w:tc>
+        <w:tc>
+          <w:tcPr/>
+          <w:p>
+            <w:pPr>
+              <w:pStyle w:val="Compact"/>
+            </w:pPr>
+            <w:r>
+              <w:t xml:space="preserve">Definir un grupo para producir o analizar resultados</w:t>
+            </w:r>
+          </w:p>
+        </w:tc>
+        <w:tc>
+          <w:tcPr/>
+          <w:p>
+            <w:pPr>
+              <w:pStyle w:val="Compact"/>
+            </w:pPr>
+            <w:r>
+              <w:t xml:space="preserve">Régimen subsidiado, una región o una EPS</w:t>
+            </w:r>
+          </w:p>
+        </w:tc>
+      </w:tr>
+      <w:tr>
+        <w:tc>
+          <w:tcPr/>
+          <w:p>
+            <w:pPr>
+              <w:pStyle w:val="Compact"/>
+            </w:pPr>
+            <w:r>
+              <w:rPr>
+                <w:b/>
+                <w:bCs/>
+              </w:rPr>
+              <w:t xml:space="preserve">Variable de calibración</w:t>
+            </w:r>
+          </w:p>
+        </w:tc>
+        <w:tc>
+          <w:tcPr/>
+          <w:p>
+            <w:pPr>
+              <w:pStyle w:val="Compact"/>
+            </w:pPr>
+            <w:r>
+              <w:t xml:space="preserve">Ajustar los pesos respecto de totales poblacionales conocidos</w:t>
+            </w:r>
+          </w:p>
+        </w:tc>
+        <w:tc>
+          <w:tcPr/>
+          <w:p>
+            <w:pPr>
+              <w:pStyle w:val="Compact"/>
+            </w:pPr>
+            <w:r>
+              <w:t xml:space="preserve">Sexo, edad, régimen, región o zona</w:t>
+            </w:r>
+          </w:p>
+        </w:tc>
+      </w:tr>
+    </w:tbl>
+    <w:p>
+      <w:pPr>
+        <w:pStyle w:val="BodyText"/>
+      </w:pPr>
+      <w:r>
+        <w:t xml:space="preserve">Esta diferenciación es particularmente importante en la ENUS 2026 porque una misma variable puede aparecer en varias etapas del proceso sin que ello signifique que desempeña la misma función. Por ejemplo,</w:t>
+      </w:r>
+      <w:r>
+        <w:t xml:space="preserve"> </w:t>
+      </w:r>
       <w:r>
         <w:rPr>
           <w:b/>
           <w:bCs/>
         </w:rPr>
-        <w:t xml:space="preserve">Dominio.</w:t>
-      </w:r>
-      <w:r>
-        <w:t xml:space="preserve"> </w:t>
-      </w:r>
-      <w:r>
-        <w:t xml:space="preserve">Agregación utilizada para la producción y publicación de resultados (nacional, regional, por régimen, por sexo, etc.). Puede coincidir en las variables que definen la cuota, pero cumple una función de reporte y estimación, no de control de la captación.</w:t>
-      </w:r>
-    </w:p>
-    <w:p>
-      <w:pPr>
-        <w:pStyle w:val="Compact"/>
-        <w:numPr>
-          <w:ilvl w:val="0"/>
-          <w:numId w:val="1008"/>
-        </w:numPr>
-      </w:pPr>
-      <w:r>
-        <w:rPr>
-          <w:b/>
-          <w:bCs/>
-        </w:rPr>
-        <w:t xml:space="preserve">Variable de calibración.</w:t>
-      </w:r>
-      <w:r>
-        <w:t xml:space="preserve"> </w:t>
-      </w:r>
-      <w:r>
-        <w:t xml:space="preserve">Variable auxiliar utilizada en el ajuste posterior de los pesos contra los totales de referencia de la BDUA (capítulo de ponderación y calibración). Puede compartir las mismas variables que la cuota (sexo, edad, régimen, zona, región), pero cumple una función distinta: corrige desbalances remanentes en la muestra ya captada, mientras que la cuota controla la composición de la captación misma.</w:t>
-      </w:r>
-    </w:p>
-    <w:bookmarkEnd w:id="69"/>
-    <w:bookmarkStart w:id="70" w:name="papel-de-las-eps-e-ips-en-la-captación"/>
-    <w:p>
-      <w:pPr>
-        <w:pStyle w:val="Heading2"/>
+        <w:t xml:space="preserve">región</w:t>
+      </w:r>
+      <w:r>
+        <w:t xml:space="preserve"> </w:t>
+      </w:r>
+      <w:r>
+        <w:t xml:space="preserve">puede utilizarse para establecer una cuota, definir un dominio de análisis y participar posteriormente en la calibración de los pesos. Lo que cambia no es la variable, sino la función que cumple en cada etapa del diseño y del análisis.</w:t>
+      </w:r>
+    </w:p>
+    <w:bookmarkEnd w:id="80"/>
+    <w:bookmarkStart w:id="81" w:name="X36983bec4e3cb69bb6c1993ef9162c20cea9e56"/>
+    <w:p>
+      <w:pPr>
+        <w:pStyle w:val="Heading3"/>
       </w:pPr>
       <w:r>
         <w:rPr>
           <w:rStyle w:val="SectionNumber"/>
         </w:rPr>
-        <w:t xml:space="preserve">4.5</w:t>
+        <w:t xml:space="preserve">4.2.12</w:t>
       </w:r>
       <w:r>
         <w:tab/>
       </w:r>
       <w:r>
-        <w:t xml:space="preserve">Papel de las EPS e IPS en la captación</w:t>
+        <w:t xml:space="preserve">Alcance de los análisis por dominio y estructura de la participación</w:t>
       </w:r>
     </w:p>
     <w:p>
@@ -13443,68 +13499,39 @@
         <w:pStyle w:val="FirstParagraph"/>
       </w:pPr>
       <w:r>
-        <w:t xml:space="preserve">El papel de las EPS, IPS y gestores farmacéuticos dentro de la operación —como dato de identificación del usuario y como variable de clasificación del módulo del cuestionario, sin selección institucional ni evidencia de un canal activo de reclutamiento— se documenta de forma completa en</w:t>
-      </w:r>
-      <w:r>
-        <w:t xml:space="preserve"> </w:t>
-      </w:r>
-      <w:r>
-        <w:t xml:space="preserve">??</w:t>
-      </w:r>
-      <w:r>
-        <w:t xml:space="preserve"> </w:t>
-      </w:r>
-      <w:r>
-        <w:t xml:space="preserve">y no se repite aquí.</w:t>
-      </w:r>
-    </w:p>
-    <w:bookmarkEnd w:id="70"/>
-    <w:bookmarkStart w:id="71" w:name="X86ea88ad69d9d484b2f5351ff8ff787dd8bdd7f"/>
-    <w:p>
-      <w:pPr>
-        <w:pStyle w:val="Heading2"/>
-      </w:pPr>
-      <w:r>
-        <w:rPr>
-          <w:rStyle w:val="SectionNumber"/>
-        </w:rPr>
-        <w:t xml:space="preserve">4.6</w:t>
-      </w:r>
-      <w:r>
-        <w:tab/>
-      </w:r>
-      <w:r>
-        <w:t xml:space="preserve">Alcance inferencial y limitaciones generales</w:t>
-      </w:r>
-    </w:p>
-    <w:p>
-      <w:pPr>
-        <w:pStyle w:val="FirstParagraph"/>
-      </w:pPr>
-      <w:r>
-        <w:t xml:space="preserve">Dado que no existe un mecanismo aleatorio de inclusión a nivel de usuario, la probabilidad efectiva de que un usuario elegible (</w:t>
-      </w:r>
-      <w:r>
-        <w:t xml:space="preserve">3.2</w:t>
-      </w:r>
-      <w:r>
-        <w:t xml:space="preserve">) quede incluido en la muestra no es observable ni controlada por un mecanismo formal: depende de su decisión de acceder a</w:t>
-      </w:r>
-      <w:r>
-        <w:t xml:space="preserve"> </w:t>
-      </w:r>
-      <w:r>
-        <w:rPr>
-          <w:i/>
-          <w:iCs/>
-        </w:rPr>
-        <w:t xml:space="preserve">ClicSalud</w:t>
-      </w:r>
-      <w:r>
-        <w:t xml:space="preserve"> </w:t>
-      </w:r>
-      <w:r>
-        <w:t xml:space="preserve">y completar el cuestionario dentro de una celda de cuota aún abierta. El esquema de cuotas reduce el desequilibrio marginal en las variables demográficas utilizadas para su construcción, pero no elimina por sí mismo el sesgo de autoselección en variables no observadas</w:t>
+        <w:t xml:space="preserve">La posibilidad de producir resultados para un dominio determinado dependerá de la participación efectiva de los usuarios que pertenecen a dicho dominio. En consecuencia, la definición de una categoría como dominio potencial de análisis no implica que necesariamente se disponga de un número suficiente de observaciones para producir estimaciones con la precisión o estabilidad requerida.</w:t>
+      </w:r>
+    </w:p>
+    <w:p>
+      <w:pPr>
+        <w:pStyle w:val="BodyText"/>
+      </w:pPr>
+      <w:r>
+        <w:t xml:space="preserve">Esta consideración es particularmente relevante para variables que no hacen parte de las cuotas principales de captación, entre ellas las relacionadas con la EPS, IPS, gestor, tipo de servicio recibido u otras características institucionales. La distribución de participantes en estas categorías dependerá de la participación efectiva de los usuarios y, por tanto, no puede garantizarse mediante el tamaño total de la muestra.</w:t>
+      </w:r>
+    </w:p>
+    <w:p>
+      <w:pPr>
+        <w:pStyle w:val="BodyText"/>
+      </w:pPr>
+      <w:r>
+        <w:t xml:space="preserve">De igual manera, las celdas de cuota no deben interpretarse como garantía de suficiencia analítica para todos los cruces posibles entre variables. A medida que aumenta el nivel de desagregación, el número de observaciones disponibles en cada subgrupo puede disminuir y afectar la estabilidad de los resultados.</w:t>
+      </w:r>
+    </w:p>
+    <w:p>
+      <w:pPr>
+        <w:pStyle w:val="BodyText"/>
+      </w:pPr>
+      <w:r>
+        <w:t xml:space="preserve">Por esta razón, la producción de resultados desagregados deberá considerar, para cada dominio, el número efectivo de observaciones, la distribución de los pesos, la variabilidad de los estimadores y los criterios de calidad estadística definidos para la ENUS 2026. Los resultados correspondientes a dominios con baja participación deberán ser identificados y, cuando corresponda, limitarse a análisis descriptivos o presentarse con las advertencias metodológicas pertinentes.</w:t>
+      </w:r>
+    </w:p>
+    <w:p>
+      <w:pPr>
+        <w:pStyle w:val="BodyText"/>
+      </w:pPr>
+      <w:r>
+        <w:t xml:space="preserve">La interpretación de los resultados también deberá considerar el posible efecto de la autoselección. El sistema de cuotas permite controlar la composición de la muestra respecto de las variables utilizadas para su construcción, pero no elimina necesariamente diferencias entre las personas que participan y aquellas que, aun perteneciendo a la población objetivo, no participan. Estas diferencias pueden presentarse en variables observadas y no observadas y afectar la representatividad de los resultados</w:t>
       </w:r>
       <w:r>
         <w:t xml:space="preserve"> </w:t>
@@ -13552,12 +13579,21 @@
         <w:t xml:space="preserve">)</w:t>
       </w:r>
       <w:r>
-        <w:t xml:space="preserve">. El desarrollo completo de esta limitación, y de las demás limitaciones propias del muestreo por cuotas, se documenta en el capítulo de limitaciones del muestreo por cuotas; el mecanismo de selección dentro de cada celda de cuota se desarrolla en el capítulo de mecanismo de selección; y la matriz completa de variables, categorías y metas de cuota se desarrolla en el capítulo de muestreo por cuotas.</w:t>
-      </w:r>
-    </w:p>
-    <w:bookmarkEnd w:id="71"/>
-    <w:bookmarkEnd w:id="72"/>
-    <w:bookmarkStart w:id="117" w:name="referencias"/>
+        <w:t xml:space="preserve">.</w:t>
+      </w:r>
+    </w:p>
+    <w:p>
+      <w:pPr>
+        <w:pStyle w:val="BodyText"/>
+      </w:pPr>
+      <w:r>
+        <w:t xml:space="preserve">En consecuencia, la estructura de cuotas debe entenderse como un mecanismo de control de la composición de la captación y no como una garantía de representatividad para cualquier nivel de desagregación. El alcance final de los análisis estará condicionado por la participación efectiva de los usuarios, la composición alcanzada de la muestra y los resultados de los procedimientos posteriores de ponderación y calibración.</w:t>
+      </w:r>
+    </w:p>
+    <w:bookmarkEnd w:id="81"/>
+    <w:bookmarkEnd w:id="82"/>
+    <w:bookmarkEnd w:id="83"/>
+    <w:bookmarkStart w:id="130" w:name="referencias"/>
     <w:p>
       <w:pPr>
         <w:pStyle w:val="Heading1"/>
@@ -13566,8 +13602,8 @@
         <w:t xml:space="preserve">Referencias</w:t>
       </w:r>
     </w:p>
-    <w:bookmarkStart w:id="116" w:name="refs"/>
-    <w:bookmarkStart w:id="74" w:name="ref-AHRQ_CAHPS"/>
+    <w:bookmarkStart w:id="129" w:name="refs"/>
+    <w:bookmarkStart w:id="85" w:name="ref-AHRQ_CAHPS"/>
     <w:p>
       <w:pPr>
         <w:pStyle w:val="Bibliography"/>
@@ -13605,7 +13641,7 @@
       <w:r>
         <w:t xml:space="preserve"> </w:t>
       </w:r>
-      <w:hyperlink r:id="rId73">
+      <w:hyperlink r:id="rId84">
         <w:r>
           <w:rPr>
             <w:rStyle w:val="Hyperlink"/>
@@ -13617,8 +13653,8 @@
         <w:t xml:space="preserve">.</w:t>
       </w:r>
     </w:p>
-    <w:bookmarkEnd w:id="74"/>
-    <w:bookmarkStart w:id="76" w:name="ref-AHRQ_CAHPS_Measures"/>
+    <w:bookmarkEnd w:id="85"/>
+    <w:bookmarkStart w:id="87" w:name="ref-AHRQ_CAHPS_Measures"/>
     <w:p>
       <w:pPr>
         <w:pStyle w:val="Bibliography"/>
@@ -13638,7 +13674,7 @@
       <w:r>
         <w:t xml:space="preserve"> </w:t>
       </w:r>
-      <w:hyperlink r:id="rId75">
+      <w:hyperlink r:id="rId86">
         <w:r>
           <w:rPr>
             <w:rStyle w:val="Hyperlink"/>
@@ -13650,8 +13686,55 @@
         <w:t xml:space="preserve">.</w:t>
       </w:r>
     </w:p>
-    <w:bookmarkEnd w:id="76"/>
-    <w:bookmarkStart w:id="77" w:name="ref-Cochran1977"/>
+    <w:bookmarkEnd w:id="87"/>
+    <w:bookmarkStart w:id="88" w:name="ref-AAPOR2013"/>
+    <w:p>
+      <w:pPr>
+        <w:pStyle w:val="Bibliography"/>
+      </w:pPr>
+      <w:r>
+        <w:t xml:space="preserve">Baker, Reg, J. Michael Brick, Nancy A. Bates, et al. 2013.</w:t>
+      </w:r>
+      <w:r>
+        <w:t xml:space="preserve"> </w:t>
+      </w:r>
+      <w:r>
+        <w:t xml:space="preserve">«Summary Report of the</w:t>
+      </w:r>
+      <w:r>
+        <w:t xml:space="preserve"> </w:t>
+      </w:r>
+      <w:r>
+        <w:t xml:space="preserve">AAPOR</w:t>
+      </w:r>
+      <w:r>
+        <w:t xml:space="preserve"> </w:t>
+      </w:r>
+      <w:r>
+        <w:t xml:space="preserve">Task Force on Non-probability Sampling»</w:t>
+      </w:r>
+      <w:r>
+        <w:t xml:space="preserve">.</w:t>
+      </w:r>
+      <w:r>
+        <w:t xml:space="preserve"> </w:t>
+      </w:r>
+      <w:r>
+        <w:rPr>
+          <w:i/>
+          <w:iCs/>
+        </w:rPr>
+        <w:t xml:space="preserve">Journal of Survey Statistics and Methodology</w:t>
+      </w:r>
+      <w:r>
+        <w:t xml:space="preserve"> </w:t>
+      </w:r>
+      <w:r>
+        <w:t xml:space="preserve">1 (2): 90-143.</w:t>
+      </w:r>
+    </w:p>
+    <w:bookmarkEnd w:id="88"/>
+    <w:bookmarkStart w:id="89" w:name="ref-Cochran1977"/>
     <w:p>
       <w:pPr>
         <w:pStyle w:val="Bibliography"/>
@@ -13673,8 +13756,8 @@
         <w:t xml:space="preserve">. 3.ª ed. Wiley.</w:t>
       </w:r>
     </w:p>
-    <w:bookmarkEnd w:id="77"/>
-    <w:bookmarkStart w:id="79" w:name="ref-MSPS2014_2015"/>
+    <w:bookmarkEnd w:id="89"/>
+    <w:bookmarkStart w:id="91" w:name="ref-MSPS2014_2015"/>
     <w:p>
       <w:pPr>
         <w:pStyle w:val="Bibliography"/>
@@ -13698,7 +13781,7 @@
       <w:r>
         <w:t xml:space="preserve"> </w:t>
       </w:r>
-      <w:hyperlink r:id="rId78">
+      <w:hyperlink r:id="rId90">
         <w:r>
           <w:rPr>
             <w:rStyle w:val="Hyperlink"/>
@@ -13710,8 +13793,8 @@
         <w:t xml:space="preserve">.</w:t>
       </w:r>
     </w:p>
-    <w:bookmarkEnd w:id="79"/>
-    <w:bookmarkStart w:id="80" w:name="ref-CressieRead1984"/>
+    <w:bookmarkEnd w:id="91"/>
+    <w:bookmarkStart w:id="92" w:name="ref-CressieRead1984"/>
     <w:p>
       <w:pPr>
         <w:pStyle w:val="Bibliography"/>
@@ -13745,8 +13828,8 @@
         <w:t xml:space="preserve">46 (3): 440-64.</w:t>
       </w:r>
     </w:p>
-    <w:bookmarkEnd w:id="80"/>
-    <w:bookmarkStart w:id="81" w:name="ref-DefensoriaPueblo2009"/>
+    <w:bookmarkEnd w:id="92"/>
+    <w:bookmarkStart w:id="93" w:name="ref-DefensoriaPueblo2009"/>
     <w:p>
       <w:pPr>
         <w:pStyle w:val="Bibliography"/>
@@ -13782,8 +13865,8 @@
         <w:t xml:space="preserve">. Defensoría del Pueblo de Colombia.</w:t>
       </w:r>
     </w:p>
-    <w:bookmarkEnd w:id="81"/>
-    <w:bookmarkStart w:id="82" w:name="ref-DevilleSarndal1992"/>
+    <w:bookmarkEnd w:id="93"/>
+    <w:bookmarkStart w:id="94" w:name="ref-DevilleSarndal1992"/>
     <w:p>
       <w:pPr>
         <w:pStyle w:val="Bibliography"/>
@@ -13817,8 +13900,8 @@
         <w:t xml:space="preserve">87 (418): 376-82.</w:t>
       </w:r>
     </w:p>
-    <w:bookmarkEnd w:id="82"/>
-    <w:bookmarkStart w:id="83" w:name="ref-EfronTibshirani1993"/>
+    <w:bookmarkEnd w:id="94"/>
+    <w:bookmarkStart w:id="95" w:name="ref-EfronTibshirani1993"/>
     <w:p>
       <w:pPr>
         <w:pStyle w:val="Bibliography"/>
@@ -13840,8 +13923,8 @@
         <w:t xml:space="preserve">. Chapman &amp; Hall/CRC.</w:t>
       </w:r>
     </w:p>
-    <w:bookmarkEnd w:id="83"/>
-    <w:bookmarkStart w:id="84" w:name="ref-ElliottValliant2017"/>
+    <w:bookmarkEnd w:id="95"/>
+    <w:bookmarkStart w:id="96" w:name="ref-ElliottValliant2017"/>
     <w:p>
       <w:pPr>
         <w:pStyle w:val="Bibliography"/>
@@ -13875,8 +13958,8 @@
         <w:t xml:space="preserve">32 (2): 249-64.</w:t>
       </w:r>
     </w:p>
-    <w:bookmarkEnd w:id="84"/>
-    <w:bookmarkStart w:id="85" w:name="ref-Kish1965"/>
+    <w:bookmarkEnd w:id="96"/>
+    <w:bookmarkStart w:id="97" w:name="ref-Kish1965"/>
     <w:p>
       <w:pPr>
         <w:pStyle w:val="Bibliography"/>
@@ -13898,8 +13981,8 @@
         <w:t xml:space="preserve">. Wiley.</w:t>
       </w:r>
     </w:p>
-    <w:bookmarkEnd w:id="85"/>
-    <w:bookmarkStart w:id="86" w:name="ref-LeeValliant2006"/>
+    <w:bookmarkEnd w:id="97"/>
+    <w:bookmarkStart w:id="98" w:name="ref-LeeValliant2006"/>
     <w:p>
       <w:pPr>
         <w:pStyle w:val="Bibliography"/>
@@ -13921,8 +14004,31 @@
         <w:t xml:space="preserve">. RTI Press.</w:t>
       </w:r>
     </w:p>
-    <w:bookmarkEnd w:id="86"/>
-    <w:bookmarkStart w:id="88" w:name="ref-MSPS2018"/>
+    <w:bookmarkEnd w:id="98"/>
+    <w:bookmarkStart w:id="99" w:name="ref-Lohr2021"/>
+    <w:p>
+      <w:pPr>
+        <w:pStyle w:val="Bibliography"/>
+      </w:pPr>
+      <w:r>
+        <w:t xml:space="preserve">Lohr, Sharon L. 2021.</w:t>
+      </w:r>
+      <w:r>
+        <w:t xml:space="preserve"> </w:t>
+      </w:r>
+      <w:r>
+        <w:rPr>
+          <w:i/>
+          <w:iCs/>
+        </w:rPr>
+        <w:t xml:space="preserve">Sampling: Design and Analysis</w:t>
+      </w:r>
+      <w:r>
+        <w:t xml:space="preserve">. 3.ª ed. CRC Press.</w:t>
+      </w:r>
+    </w:p>
+    <w:bookmarkEnd w:id="99"/>
+    <w:bookmarkStart w:id="101" w:name="ref-MSPS2018"/>
     <w:p>
       <w:pPr>
         <w:pStyle w:val="Bibliography"/>
@@ -13974,7 +14080,7 @@
       <w:r>
         <w:t xml:space="preserve"> </w:t>
       </w:r>
-      <w:hyperlink r:id="rId87">
+      <w:hyperlink r:id="rId100">
         <w:r>
           <w:rPr>
             <w:rStyle w:val="Hyperlink"/>
@@ -13986,8 +14092,8 @@
         <w:t xml:space="preserve">.</w:t>
       </w:r>
     </w:p>
-    <w:bookmarkEnd w:id="88"/>
-    <w:bookmarkStart w:id="90" w:name="ref-Decreto1011_2006"/>
+    <w:bookmarkEnd w:id="101"/>
+    <w:bookmarkStart w:id="103" w:name="ref-Decreto1011_2006"/>
     <w:p>
       <w:pPr>
         <w:pStyle w:val="Bibliography"/>
@@ -14011,7 +14117,7 @@
       <w:r>
         <w:t xml:space="preserve"> </w:t>
       </w:r>
-      <w:hyperlink r:id="rId89">
+      <w:hyperlink r:id="rId102">
         <w:r>
           <w:rPr>
             <w:rStyle w:val="Hyperlink"/>
@@ -14023,8 +14129,8 @@
         <w:t xml:space="preserve">.</w:t>
       </w:r>
     </w:p>
-    <w:bookmarkEnd w:id="90"/>
-    <w:bookmarkStart w:id="91" w:name="ref-PECASUSS2008"/>
+    <w:bookmarkEnd w:id="103"/>
+    <w:bookmarkStart w:id="104" w:name="ref-PECASUSS2008"/>
     <w:p>
       <w:pPr>
         <w:pStyle w:val="Bibliography"/>
@@ -14053,8 +14159,8 @@
         <w:t xml:space="preserve">. Ministerio de la Protección Social.</w:t>
       </w:r>
     </w:p>
-    <w:bookmarkEnd w:id="91"/>
-    <w:bookmarkStart w:id="93" w:name="ref-Decreto780_2016"/>
+    <w:bookmarkEnd w:id="104"/>
+    <w:bookmarkStart w:id="106" w:name="ref-Decreto780_2016"/>
     <w:p>
       <w:pPr>
         <w:pStyle w:val="Bibliography"/>
@@ -14078,7 +14184,7 @@
       <w:r>
         <w:t xml:space="preserve"> </w:t>
       </w:r>
-      <w:hyperlink r:id="rId92">
+      <w:hyperlink r:id="rId105">
         <w:r>
           <w:rPr>
             <w:rStyle w:val="Hyperlink"/>
@@ -14090,8 +14196,8 @@
         <w:t xml:space="preserve">.</w:t>
       </w:r>
     </w:p>
-    <w:bookmarkEnd w:id="93"/>
-    <w:bookmarkStart w:id="95" w:name="ref-MSPS2016"/>
+    <w:bookmarkEnd w:id="106"/>
+    <w:bookmarkStart w:id="108" w:name="ref-MSPS2016"/>
     <w:p>
       <w:pPr>
         <w:pStyle w:val="Bibliography"/>
@@ -14115,7 +14221,7 @@
       <w:r>
         <w:t xml:space="preserve"> </w:t>
       </w:r>
-      <w:hyperlink r:id="rId94">
+      <w:hyperlink r:id="rId107">
         <w:r>
           <w:rPr>
             <w:rStyle w:val="Hyperlink"/>
@@ -14127,8 +14233,8 @@
         <w:t xml:space="preserve">.</w:t>
       </w:r>
     </w:p>
-    <w:bookmarkEnd w:id="95"/>
-    <w:bookmarkStart w:id="97" w:name="ref-Resolucion256_2016"/>
+    <w:bookmarkEnd w:id="108"/>
+    <w:bookmarkStart w:id="110" w:name="ref-Resolucion256_2016"/>
     <w:p>
       <w:pPr>
         <w:pStyle w:val="Bibliography"/>
@@ -14152,7 +14258,7 @@
       <w:r>
         <w:t xml:space="preserve"> </w:t>
       </w:r>
-      <w:hyperlink r:id="rId96">
+      <w:hyperlink r:id="rId109">
         <w:r>
           <w:rPr>
             <w:rStyle w:val="Hyperlink"/>
@@ -14164,8 +14270,8 @@
         <w:t xml:space="preserve">.</w:t>
       </w:r>
     </w:p>
-    <w:bookmarkEnd w:id="97"/>
-    <w:bookmarkStart w:id="99" w:name="ref-MSPS2017"/>
+    <w:bookmarkEnd w:id="110"/>
+    <w:bookmarkStart w:id="112" w:name="ref-MSPS2017"/>
     <w:p>
       <w:pPr>
         <w:pStyle w:val="Bibliography"/>
@@ -14210,7 +14316,7 @@
       <w:r>
         <w:t xml:space="preserve"> </w:t>
       </w:r>
-      <w:hyperlink r:id="rId98">
+      <w:hyperlink r:id="rId111">
         <w:r>
           <w:rPr>
             <w:rStyle w:val="Hyperlink"/>
@@ -14222,8 +14328,8 @@
         <w:t xml:space="preserve">.</w:t>
       </w:r>
     </w:p>
-    <w:bookmarkEnd w:id="99"/>
-    <w:bookmarkStart w:id="101" w:name="ref-MSPS2020"/>
+    <w:bookmarkEnd w:id="112"/>
+    <w:bookmarkStart w:id="114" w:name="ref-MSPS2020"/>
     <w:p>
       <w:pPr>
         <w:pStyle w:val="Bibliography"/>
@@ -14275,7 +14381,7 @@
       <w:r>
         <w:t xml:space="preserve"> </w:t>
       </w:r>
-      <w:hyperlink r:id="rId100">
+      <w:hyperlink r:id="rId113">
         <w:r>
           <w:rPr>
             <w:rStyle w:val="Hyperlink"/>
@@ -14287,8 +14393,8 @@
         <w:t xml:space="preserve">.</w:t>
       </w:r>
     </w:p>
-    <w:bookmarkEnd w:id="101"/>
-    <w:bookmarkStart w:id="103" w:name="ref-MSPS2022"/>
+    <w:bookmarkEnd w:id="114"/>
+    <w:bookmarkStart w:id="116" w:name="ref-MSPS2022"/>
     <w:p>
       <w:pPr>
         <w:pStyle w:val="Bibliography"/>
@@ -14340,7 +14446,7 @@
       <w:r>
         <w:t xml:space="preserve"> </w:t>
       </w:r>
-      <w:hyperlink r:id="rId102">
+      <w:hyperlink r:id="rId115">
         <w:r>
           <w:rPr>
             <w:rStyle w:val="Hyperlink"/>
@@ -14352,8 +14458,8 @@
         <w:t xml:space="preserve">.</w:t>
       </w:r>
     </w:p>
-    <w:bookmarkEnd w:id="103"/>
-    <w:bookmarkStart w:id="105" w:name="ref-MSPS2023"/>
+    <w:bookmarkEnd w:id="116"/>
+    <w:bookmarkStart w:id="118" w:name="ref-MSPS2023"/>
     <w:p>
       <w:pPr>
         <w:pStyle w:val="Bibliography"/>
@@ -14377,7 +14483,7 @@
       <w:r>
         <w:t xml:space="preserve"> </w:t>
       </w:r>
-      <w:hyperlink r:id="rId104">
+      <w:hyperlink r:id="rId117">
         <w:r>
           <w:rPr>
             <w:rStyle w:val="Hyperlink"/>
@@ -14389,8 +14495,8 @@
         <w:t xml:space="preserve">.</w:t>
       </w:r>
     </w:p>
-    <w:bookmarkEnd w:id="105"/>
-    <w:bookmarkStart w:id="107" w:name="ref-MSPS2024"/>
+    <w:bookmarkEnd w:id="118"/>
+    <w:bookmarkStart w:id="120" w:name="ref-MSPS2024"/>
     <w:p>
       <w:pPr>
         <w:pStyle w:val="Bibliography"/>
@@ -14414,7 +14520,7 @@
       <w:r>
         <w:t xml:space="preserve"> </w:t>
       </w:r>
-      <w:hyperlink r:id="rId106">
+      <w:hyperlink r:id="rId119">
         <w:r>
           <w:rPr>
             <w:rStyle w:val="Hyperlink"/>
@@ -14426,8 +14532,8 @@
         <w:t xml:space="preserve">.</w:t>
       </w:r>
     </w:p>
-    <w:bookmarkEnd w:id="107"/>
-    <w:bookmarkStart w:id="109" w:name="ref-MSPS2025"/>
+    <w:bookmarkEnd w:id="120"/>
+    <w:bookmarkStart w:id="122" w:name="ref-MSPS2025"/>
     <w:p>
       <w:pPr>
         <w:pStyle w:val="Bibliography"/>
@@ -14451,7 +14557,7 @@
       <w:r>
         <w:t xml:space="preserve"> </w:t>
       </w:r>
-      <w:hyperlink r:id="rId108">
+      <w:hyperlink r:id="rId121">
         <w:r>
           <w:rPr>
             <w:rStyle w:val="Hyperlink"/>
@@ -14463,8 +14569,8 @@
         <w:t xml:space="preserve">.</w:t>
       </w:r>
     </w:p>
-    <w:bookmarkEnd w:id="109"/>
-    <w:bookmarkStart w:id="110" w:name="ref-Resolucion1642_2026"/>
+    <w:bookmarkEnd w:id="122"/>
+    <w:bookmarkStart w:id="123" w:name="ref-Resolucion1642_2026"/>
     <w:p>
       <w:pPr>
         <w:pStyle w:val="Bibliography"/>
@@ -14500,8 +14606,8 @@
         <w:t xml:space="preserve">. Ministerio de Salud y Protección Social.</w:t>
       </w:r>
     </w:p>
-    <w:bookmarkEnd w:id="110"/>
-    <w:bookmarkStart w:id="112" w:name="ref-OECD2025PaRIS"/>
+    <w:bookmarkEnd w:id="123"/>
+    <w:bookmarkStart w:id="125" w:name="ref-OECD2025PaRIS"/>
     <w:p>
       <w:pPr>
         <w:pStyle w:val="Bibliography"/>
@@ -14539,7 +14645,7 @@
       <w:r>
         <w:t xml:space="preserve"> </w:t>
       </w:r>
-      <w:hyperlink r:id="rId111">
+      <w:hyperlink r:id="rId124">
         <w:r>
           <w:rPr>
             <w:rStyle w:val="Hyperlink"/>
@@ -14551,8 +14657,8 @@
         <w:t xml:space="preserve">.</w:t>
       </w:r>
     </w:p>
-    <w:bookmarkEnd w:id="112"/>
-    <w:bookmarkStart w:id="113" w:name="ref-RaoWu1988"/>
+    <w:bookmarkEnd w:id="125"/>
+    <w:bookmarkStart w:id="126" w:name="ref-RaoWu1988"/>
     <w:p>
       <w:pPr>
         <w:pStyle w:val="Bibliography"/>
@@ -14586,8 +14692,8 @@
         <w:t xml:space="preserve">83 (401): 231-41.</w:t>
       </w:r>
     </w:p>
-    <w:bookmarkEnd w:id="113"/>
-    <w:bookmarkStart w:id="114" w:name="ref-WangValliant2015"/>
+    <w:bookmarkEnd w:id="126"/>
+    <w:bookmarkStart w:id="127" w:name="ref-WangValliant2015"/>
     <w:p>
       <w:pPr>
         <w:pStyle w:val="Bibliography"/>
@@ -14621,8 +14727,8 @@
         <w:t xml:space="preserve">3 (2): 147-70.</w:t>
       </w:r>
     </w:p>
-    <w:bookmarkEnd w:id="114"/>
-    <w:bookmarkStart w:id="115" w:name="ref-WHO2000Responsiveness"/>
+    <w:bookmarkEnd w:id="127"/>
+    <w:bookmarkStart w:id="128" w:name="ref-WHO2000Responsiveness"/>
     <w:p>
       <w:pPr>
         <w:pStyle w:val="Bibliography"/>
@@ -14644,9 +14750,9 @@
         <w:t xml:space="preserve">. World Health Organization.</w:t>
       </w:r>
     </w:p>
-    <w:bookmarkEnd w:id="115"/>
-    <w:bookmarkEnd w:id="116"/>
-    <w:bookmarkEnd w:id="117"/>
+    <w:bookmarkEnd w:id="128"/>
+    <w:bookmarkEnd w:id="129"/>
+    <w:bookmarkEnd w:id="130"/>
     <w:sectPr>
       <w:headerReference r:id="rId9" w:type="default"/>
       <w:footerReference r:id="rId10" w:type="default"/>
@@ -15352,6 +15458,9 @@
     </w:lvlOverride>
   </w:num>
   <w:num w:numId="1008">
+    <w:abstractNumId w:val="991"/>
+  </w:num>
+  <w:num w:numId="1009">
     <w:abstractNumId w:val="991"/>
   </w:num>
 </w:numbering>
